--- a/9-交付管理/流程制度规范类文件/090101-运维服务交付规范.docx
+++ b/9-交付管理/流程制度规范类文件/090101-运维服务交付规范.docx
@@ -1,11 +1,10 @@
 
 <file path=word/document.xml><?xml version="1.0" encoding="utf-8"?>
-<w:document xmlns:wpc="http://schemas.microsoft.com/office/word/2010/wordprocessingCanvas" xmlns:mc="http://schemas.openxmlformats.org/markup-compatibility/2006" xmlns:o="urn:schemas-microsoft-com:office:office" xmlns:r="http://schemas.openxmlformats.org/officeDocument/2006/relationships" xmlns:m="http://schemas.openxmlformats.org/officeDocument/2006/math" xmlns:v="urn:schemas-microsoft-com:vml" xmlns:wp14="http://schemas.microsoft.com/office/word/2010/wordprocessingDrawing" xmlns:wp="http://schemas.openxmlformats.org/drawingml/2006/wordprocessingDrawing" xmlns:w10="urn:schemas-microsoft-com:office:word" xmlns:w="http://schemas.openxmlformats.org/wordprocessingml/2006/main" xmlns:w14="http://schemas.microsoft.com/office/word/2010/wordml" xmlns:w15="http://schemas.microsoft.com/office/word/2012/wordml" xmlns:wne="http://schemas.microsoft.com/office/word/2006/wordml" xmlns:wpg="http://schemas.microsoft.com/office/word/2010/wordprocessingGroup" xmlns:wpi="http://schemas.microsoft.com/office/word/2010/wordprocessingInk" xmlns:wps="http://schemas.microsoft.com/office/word/2010/wordprocessingShape" mc:Ignorable="w14 w15 wp14">
-  <!-- Generated by Aspose.Words for .NET 13.3.0.1 -->
+<w:document xmlns:wpc="http://schemas.microsoft.com/office/word/2010/wordprocessingCanvas" xmlns:mc="http://schemas.openxmlformats.org/markup-compatibility/2006" xmlns:o="urn:schemas-microsoft-com:office:office" xmlns:r="http://schemas.openxmlformats.org/officeDocument/2006/relationships" xmlns:m="http://schemas.openxmlformats.org/officeDocument/2006/math" xmlns:v="urn:schemas-microsoft-com:vml" xmlns:wp14="http://schemas.microsoft.com/office/word/2010/wordprocessingDrawing" xmlns:wp="http://schemas.openxmlformats.org/drawingml/2006/wordprocessingDrawing" xmlns:w="http://schemas.openxmlformats.org/wordprocessingml/2006/main" xmlns:w14="http://schemas.microsoft.com/office/word/2010/wordml" xmlns:w10="urn:schemas-microsoft-com:office:word" xmlns:w15="http://schemas.microsoft.com/office/word/2012/wordml" xmlns:wpg="http://schemas.microsoft.com/office/word/2010/wordprocessingGroup" xmlns:wpi="http://schemas.microsoft.com/office/word/2010/wordprocessingInk" xmlns:wne="http://schemas.microsoft.com/office/word/2006/wordml" xmlns:wps="http://schemas.microsoft.com/office/word/2010/wordprocessingShape" xmlns:wpsCustomData="http://www.wps.cn/officeDocument/2013/wpsCustomData" mc:Ignorable="w14 w15 wp14">
   <w:body>
     <w:p>
       <w:pPr>
-        <w:pStyle w:val="a1"/>
+        <w:pStyle w:val="31"/>
         <w:keepNext w:val="0"/>
         <w:keepLines w:val="0"/>
         <w:pageBreakBefore w:val="0"/>
@@ -24,7 +23,7 @@
     </w:p>
     <w:p>
       <w:pPr>
-        <w:pStyle w:val="a1"/>
+        <w:pStyle w:val="31"/>
         <w:keepNext w:val="0"/>
         <w:keepLines w:val="0"/>
         <w:pageBreakBefore w:val="0"/>
@@ -48,7 +47,7 @@
     </w:p>
     <w:p>
       <w:pPr>
-        <w:pStyle w:val="a2"/>
+        <w:pStyle w:val="32"/>
         <w:keepNext w:val="0"/>
         <w:keepLines w:val="0"/>
         <w:pageBreakBefore w:val="0"/>
@@ -88,7 +87,7 @@
         <w:spacing w:line="219" w:lineRule="auto"/>
         <w:textAlignment w:val="baseline"/>
         <w:rPr>
-          <w:rFonts w:ascii="宋体" w:eastAsia="宋体" w:hAnsi="宋体" w:cs="宋体"/>
+          <w:rFonts w:ascii="宋体" w:hAnsi="宋体" w:eastAsia="宋体" w:cs="宋体"/>
           <w:sz w:val="30"/>
           <w:szCs w:val="30"/>
         </w:rPr>
@@ -110,25 +109,25 @@
         <w:adjustRightInd w:val="0"/>
         <w:snapToGrid w:val="0"/>
         <w:spacing w:line="219" w:lineRule="auto"/>
-        <w:ind w:left="0" w:right="0" w:firstLine="0" w:leftChars="0" w:rightChars="0" w:firstLineChars="0"/>
+        <w:ind w:left="0" w:leftChars="0" w:right="0" w:rightChars="0" w:firstLine="0" w:firstLineChars="0"/>
         <w:jc w:val="center"/>
         <w:textAlignment w:val="baseline"/>
         <w:rPr>
-          <w:rFonts w:ascii="宋体" w:eastAsia="宋体" w:hAnsi="宋体" w:cs="宋体" w:hint="default"/>
+          <w:rFonts w:hint="default" w:ascii="宋体" w:hAnsi="宋体" w:eastAsia="宋体" w:cs="宋体"/>
           <w:sz w:val="30"/>
           <w:szCs w:val="30"/>
           <w:lang w:val="en-US" w:eastAsia="zh-CN"/>
         </w:rPr>
         <w:sectPr>
-          <w:footerReference w:type="default" r:id="rId4"/>
+          <w:footerReference r:id="rId5" w:type="default"/>
           <w:pgSz w:w="11906" w:h="16839"/>
           <w:pgMar w:top="1431" w:right="1785" w:bottom="1152" w:left="1785" w:header="0" w:footer="992" w:gutter="0"/>
-          <w:cols w:num="1" w:space="720"/>
+          <w:cols w:space="720" w:num="1"/>
         </w:sectPr>
       </w:pPr>
       <w:r>
         <w:rPr>
-          <w:rFonts w:ascii="宋体" w:eastAsia="宋体" w:hAnsi="宋体" w:cs="宋体" w:hint="eastAsia"/>
+          <w:rFonts w:hint="eastAsia" w:ascii="宋体" w:hAnsi="宋体" w:eastAsia="宋体" w:cs="宋体"/>
           <w:sz w:val="30"/>
           <w:szCs w:val="30"/>
           <w:lang w:val="en-US" w:eastAsia="zh-CN"/>
@@ -156,7 +155,7 @@
         <w:textAlignment w:val="baseline"/>
         <w:outlineLvl w:val="1"/>
         <w:rPr>
-          <w:rFonts w:ascii="宋体" w:eastAsia="宋体" w:hAnsi="宋体" w:cs="宋体"/>
+          <w:rFonts w:ascii="宋体" w:hAnsi="宋体" w:eastAsia="宋体" w:cs="宋体"/>
           <w:sz w:val="28"/>
           <w:szCs w:val="28"/>
         </w:rPr>
@@ -164,7 +163,7 @@
       <w:bookmarkStart w:id="2" w:name="_Toc25995"/>
       <w:r>
         <w:rPr>
-          <w:rFonts w:ascii="宋体" w:eastAsia="宋体" w:hAnsi="宋体" w:cs="宋体"/>
+          <w:rFonts w:ascii="宋体" w:hAnsi="宋体" w:eastAsia="宋体" w:cs="宋体"/>
           <w:spacing w:val="-3"/>
           <w:sz w:val="28"/>
           <w:szCs w:val="28"/>
@@ -175,16 +174,16 @@
     </w:p>
     <w:tbl>
       <w:tblPr>
-        <w:tblStyle w:val="TableNormal0"/>
+        <w:tblStyle w:val="24"/>
         <w:tblW w:w="9071" w:type="dxa"/>
-        <w:tblInd w:w="127" w:type="dxa"/>
+        <w:tblInd w:w="125" w:type="dxa"/>
         <w:tblBorders>
-          <w:top w:val="single" w:sz="4" w:space="0" w:color="000000"/>
-          <w:left w:val="single" w:sz="4" w:space="0" w:color="000000"/>
-          <w:bottom w:val="single" w:sz="4" w:space="0" w:color="000000"/>
-          <w:right w:val="single" w:sz="4" w:space="0" w:color="000000"/>
-          <w:insideH w:val="single" w:sz="4" w:space="0" w:color="000000"/>
-          <w:insideV w:val="single" w:sz="4" w:space="0" w:color="000000"/>
+          <w:top w:val="single" w:color="000000" w:sz="4" w:space="0"/>
+          <w:left w:val="single" w:color="000000" w:sz="4" w:space="0"/>
+          <w:bottom w:val="single" w:color="000000" w:sz="4" w:space="0"/>
+          <w:right w:val="single" w:color="000000" w:sz="4" w:space="0"/>
+          <w:insideH w:val="single" w:color="000000" w:sz="4" w:space="0"/>
+          <w:insideV w:val="single" w:color="000000" w:sz="4" w:space="0"/>
         </w:tblBorders>
         <w:tblLayout w:type="fixed"/>
         <w:tblCellMar>
@@ -203,17 +202,14 @@
       </w:tblGrid>
       <w:tr>
         <w:tblPrEx>
-          <w:tblW w:w="9071" w:type="dxa"/>
-          <w:tblInd w:w="127" w:type="dxa"/>
           <w:tblBorders>
-            <w:top w:val="single" w:sz="4" w:space="0" w:color="000000"/>
-            <w:left w:val="single" w:sz="4" w:space="0" w:color="000000"/>
-            <w:bottom w:val="single" w:sz="4" w:space="0" w:color="000000"/>
-            <w:right w:val="single" w:sz="4" w:space="0" w:color="000000"/>
-            <w:insideH w:val="single" w:sz="4" w:space="0" w:color="000000"/>
-            <w:insideV w:val="single" w:sz="4" w:space="0" w:color="000000"/>
+            <w:top w:val="single" w:color="000000" w:sz="4" w:space="0"/>
+            <w:left w:val="single" w:color="000000" w:sz="4" w:space="0"/>
+            <w:bottom w:val="single" w:color="000000" w:sz="4" w:space="0"/>
+            <w:right w:val="single" w:color="000000" w:sz="4" w:space="0"/>
+            <w:insideH w:val="single" w:color="000000" w:sz="4" w:space="0"/>
+            <w:insideV w:val="single" w:color="000000" w:sz="4" w:space="0"/>
           </w:tblBorders>
-          <w:tblLayout w:type="fixed"/>
           <w:tblCellMar>
             <w:top w:w="0" w:type="dxa"/>
             <w:left w:w="0" w:type="dxa"/>
@@ -222,7 +218,7 @@
           </w:tblCellMar>
         </w:tblPrEx>
         <w:trPr>
-          <w:trHeight w:val="611"/>
+          <w:trHeight w:val="611" w:hRule="atLeast"/>
         </w:trPr>
         <w:tc>
           <w:tcPr>
@@ -230,7 +226,7 @@
           </w:tcPr>
           <w:p>
             <w:pPr>
-              <w:pStyle w:val="TableText"/>
+              <w:pStyle w:val="25"/>
               <w:keepNext w:val="0"/>
               <w:keepLines w:val="0"/>
               <w:pageBreakBefore w:val="0"/>
@@ -263,7 +259,7 @@
           </w:tcPr>
           <w:p>
             <w:pPr>
-              <w:pStyle w:val="TableText"/>
+              <w:pStyle w:val="25"/>
               <w:keepNext w:val="0"/>
               <w:keepLines w:val="0"/>
               <w:pageBreakBefore w:val="0"/>
@@ -292,9 +288,14 @@
       </w:tr>
       <w:tr>
         <w:tblPrEx>
-          <w:tblW w:w="9071" w:type="dxa"/>
-          <w:tblInd w:w="127" w:type="dxa"/>
-          <w:tblLayout w:type="fixed"/>
+          <w:tblBorders>
+            <w:top w:val="single" w:color="000000" w:sz="4" w:space="0"/>
+            <w:left w:val="single" w:color="000000" w:sz="4" w:space="0"/>
+            <w:bottom w:val="single" w:color="000000" w:sz="4" w:space="0"/>
+            <w:right w:val="single" w:color="000000" w:sz="4" w:space="0"/>
+            <w:insideH w:val="single" w:color="000000" w:sz="4" w:space="0"/>
+            <w:insideV w:val="single" w:color="000000" w:sz="4" w:space="0"/>
+          </w:tblBorders>
           <w:tblCellMar>
             <w:top w:w="0" w:type="dxa"/>
             <w:left w:w="0" w:type="dxa"/>
@@ -303,7 +304,7 @@
           </w:tblCellMar>
         </w:tblPrEx>
         <w:trPr>
-          <w:trHeight w:val="606"/>
+          <w:trHeight w:val="606" w:hRule="atLeast"/>
         </w:trPr>
         <w:tc>
           <w:tcPr>
@@ -311,7 +312,7 @@
           </w:tcPr>
           <w:p>
             <w:pPr>
-              <w:pStyle w:val="TableText"/>
+              <w:pStyle w:val="25"/>
               <w:keepNext w:val="0"/>
               <w:keepLines w:val="0"/>
               <w:pageBreakBefore w:val="0"/>
@@ -344,7 +345,7 @@
           </w:tcPr>
           <w:p>
             <w:pPr>
-              <w:pStyle w:val="TableText"/>
+              <w:pStyle w:val="25"/>
               <w:keepNext w:val="0"/>
               <w:keepLines w:val="0"/>
               <w:pageBreakBefore w:val="0"/>
@@ -373,9 +374,14 @@
       </w:tr>
       <w:tr>
         <w:tblPrEx>
-          <w:tblW w:w="9071" w:type="dxa"/>
-          <w:tblInd w:w="127" w:type="dxa"/>
-          <w:tblLayout w:type="fixed"/>
+          <w:tblBorders>
+            <w:top w:val="single" w:color="000000" w:sz="4" w:space="0"/>
+            <w:left w:val="single" w:color="000000" w:sz="4" w:space="0"/>
+            <w:bottom w:val="single" w:color="000000" w:sz="4" w:space="0"/>
+            <w:right w:val="single" w:color="000000" w:sz="4" w:space="0"/>
+            <w:insideH w:val="single" w:color="000000" w:sz="4" w:space="0"/>
+            <w:insideV w:val="single" w:color="000000" w:sz="4" w:space="0"/>
+          </w:tblBorders>
           <w:tblCellMar>
             <w:top w:w="0" w:type="dxa"/>
             <w:left w:w="0" w:type="dxa"/>
@@ -384,7 +390,7 @@
           </w:tblCellMar>
         </w:tblPrEx>
         <w:trPr>
-          <w:trHeight w:val="606"/>
+          <w:trHeight w:val="606" w:hRule="atLeast"/>
         </w:trPr>
         <w:tc>
           <w:tcPr>
@@ -392,7 +398,7 @@
           </w:tcPr>
           <w:p>
             <w:pPr>
-              <w:pStyle w:val="TableText"/>
+              <w:pStyle w:val="25"/>
               <w:keepNext w:val="0"/>
               <w:keepLines w:val="0"/>
               <w:pageBreakBefore w:val="0"/>
@@ -424,7 +430,7 @@
           </w:tcPr>
           <w:p>
             <w:pPr>
-              <w:pStyle w:val="TableText"/>
+              <w:pStyle w:val="25"/>
               <w:keepNext w:val="0"/>
               <w:keepLines w:val="0"/>
               <w:pageBreakBefore w:val="0"/>
@@ -456,7 +462,7 @@
           </w:tcPr>
           <w:p>
             <w:pPr>
-              <w:pStyle w:val="TableText"/>
+              <w:pStyle w:val="25"/>
               <w:keepNext w:val="0"/>
               <w:keepLines w:val="0"/>
               <w:pageBreakBefore w:val="0"/>
@@ -488,7 +494,7 @@
           </w:tcPr>
           <w:p>
             <w:pPr>
-              <w:pStyle w:val="TableText"/>
+              <w:pStyle w:val="25"/>
               <w:keepNext w:val="0"/>
               <w:keepLines w:val="0"/>
               <w:pageBreakBefore w:val="0"/>
@@ -520,7 +526,7 @@
           </w:tcPr>
           <w:p>
             <w:pPr>
-              <w:pStyle w:val="TableText"/>
+              <w:pStyle w:val="25"/>
               <w:keepNext w:val="0"/>
               <w:keepLines w:val="0"/>
               <w:pageBreakBefore w:val="0"/>
@@ -549,9 +555,14 @@
       </w:tr>
       <w:tr>
         <w:tblPrEx>
-          <w:tblW w:w="9071" w:type="dxa"/>
-          <w:tblInd w:w="127" w:type="dxa"/>
-          <w:tblLayout w:type="fixed"/>
+          <w:tblBorders>
+            <w:top w:val="single" w:color="000000" w:sz="4" w:space="0"/>
+            <w:left w:val="single" w:color="000000" w:sz="4" w:space="0"/>
+            <w:bottom w:val="single" w:color="000000" w:sz="4" w:space="0"/>
+            <w:right w:val="single" w:color="000000" w:sz="4" w:space="0"/>
+            <w:insideH w:val="single" w:color="000000" w:sz="4" w:space="0"/>
+            <w:insideV w:val="single" w:color="000000" w:sz="4" w:space="0"/>
+          </w:tblBorders>
           <w:tblCellMar>
             <w:top w:w="0" w:type="dxa"/>
             <w:left w:w="0" w:type="dxa"/>
@@ -560,7 +571,7 @@
           </w:tblCellMar>
         </w:tblPrEx>
         <w:trPr>
-          <w:trHeight w:val="474"/>
+          <w:trHeight w:val="476" w:hRule="atLeast"/>
         </w:trPr>
         <w:tc>
           <w:tcPr>
@@ -568,7 +579,7 @@
           </w:tcPr>
           <w:p>
             <w:pPr>
-              <w:pStyle w:val="TableText"/>
+              <w:pStyle w:val="25"/>
               <w:keepNext w:val="0"/>
               <w:keepLines w:val="0"/>
               <w:pageBreakBefore w:val="0"/>
@@ -600,7 +611,7 @@
           </w:tcPr>
           <w:p>
             <w:pPr>
-              <w:pStyle w:val="TableText"/>
+              <w:pStyle w:val="25"/>
               <w:keepNext w:val="0"/>
               <w:keepLines w:val="0"/>
               <w:pageBreakBefore w:val="0"/>
@@ -643,10 +654,11 @@
         <w:tc>
           <w:tcPr>
             <w:tcW w:w="2302" w:type="dxa"/>
+            <w:vAlign w:val="center"/>
           </w:tcPr>
           <w:p>
             <w:pPr>
-              <w:pStyle w:val="TableText"/>
+              <w:pStyle w:val="25"/>
               <w:keepNext w:val="0"/>
               <w:keepLines w:val="0"/>
               <w:pageBreakBefore w:val="0"/>
@@ -664,21 +676,24 @@
               <w:ind w:left="738"/>
               <w:textAlignment w:val="baseline"/>
             </w:pPr>
+            <w:bookmarkStart w:id="51" w:name="_GoBack"/>
             <w:r>
               <w:rPr>
                 <w:spacing w:val="-3"/>
               </w:rPr>
               <w:t>发布版本</w:t>
             </w:r>
+            <w:bookmarkEnd w:id="51"/>
           </w:p>
         </w:tc>
         <w:tc>
           <w:tcPr>
             <w:tcW w:w="1557" w:type="dxa"/>
+            <w:vAlign w:val="center"/>
           </w:tcPr>
           <w:p>
             <w:pPr>
-              <w:pStyle w:val="TableText"/>
+              <w:pStyle w:val="25"/>
               <w:keepNext w:val="0"/>
               <w:keepLines w:val="0"/>
               <w:pageBreakBefore w:val="0"/>
@@ -696,7 +711,7 @@
               <w:ind w:left="480"/>
               <w:textAlignment w:val="baseline"/>
               <w:rPr>
-                <w:rFonts w:eastAsia="宋体" w:hint="eastAsia"/>
+                <w:rFonts w:hint="eastAsia" w:eastAsia="宋体"/>
                 <w:lang w:val="en-US" w:eastAsia="zh-CN"/>
               </w:rPr>
             </w:pPr>
@@ -715,7 +730,7 @@
           </w:tcPr>
           <w:p>
             <w:pPr>
-              <w:pStyle w:val="TableText"/>
+              <w:pStyle w:val="25"/>
               <w:keepNext w:val="0"/>
               <w:keepLines w:val="0"/>
               <w:pageBreakBefore w:val="0"/>
@@ -744,9 +759,14 @@
       </w:tr>
       <w:tr>
         <w:tblPrEx>
-          <w:tblW w:w="9071" w:type="dxa"/>
-          <w:tblInd w:w="127" w:type="dxa"/>
-          <w:tblLayout w:type="fixed"/>
+          <w:tblBorders>
+            <w:top w:val="single" w:color="000000" w:sz="4" w:space="0"/>
+            <w:left w:val="single" w:color="000000" w:sz="4" w:space="0"/>
+            <w:bottom w:val="single" w:color="000000" w:sz="4" w:space="0"/>
+            <w:right w:val="single" w:color="000000" w:sz="4" w:space="0"/>
+            <w:insideH w:val="single" w:color="000000" w:sz="4" w:space="0"/>
+            <w:insideV w:val="single" w:color="000000" w:sz="4" w:space="0"/>
+          </w:tblBorders>
           <w:tblCellMar>
             <w:top w:w="0" w:type="dxa"/>
             <w:left w:w="0" w:type="dxa"/>
@@ -755,7 +775,7 @@
           </w:tblCellMar>
         </w:tblPrEx>
         <w:trPr>
-          <w:trHeight w:val="528"/>
+          <w:trHeight w:val="528" w:hRule="atLeast"/>
         </w:trPr>
         <w:tc>
           <w:tcPr>
@@ -763,7 +783,7 @@
           </w:tcPr>
           <w:p>
             <w:pPr>
-              <w:pStyle w:val="TableText"/>
+              <w:pStyle w:val="25"/>
               <w:keepNext w:val="0"/>
               <w:keepLines w:val="0"/>
               <w:pageBreakBefore w:val="0"/>
@@ -789,7 +809,7 @@
           </w:tcPr>
           <w:p>
             <w:pPr>
-              <w:pStyle w:val="TableText"/>
+              <w:pStyle w:val="25"/>
               <w:keepNext w:val="0"/>
               <w:keepLines w:val="0"/>
               <w:pageBreakBefore w:val="0"/>
@@ -815,7 +835,7 @@
           </w:tcPr>
           <w:p>
             <w:pPr>
-              <w:pStyle w:val="TableText"/>
+              <w:pStyle w:val="25"/>
               <w:keepNext w:val="0"/>
               <w:keepLines w:val="0"/>
               <w:pageBreakBefore w:val="0"/>
@@ -841,7 +861,7 @@
           </w:tcPr>
           <w:p>
             <w:pPr>
-              <w:pStyle w:val="TableText"/>
+              <w:pStyle w:val="25"/>
               <w:keepNext w:val="0"/>
               <w:keepLines w:val="0"/>
               <w:pageBreakBefore w:val="0"/>
@@ -867,7 +887,7 @@
           </w:tcPr>
           <w:p>
             <w:pPr>
-              <w:pStyle w:val="TableText"/>
+              <w:pStyle w:val="25"/>
               <w:keepNext w:val="0"/>
               <w:keepLines w:val="0"/>
               <w:pageBreakBefore w:val="0"/>
@@ -890,9 +910,14 @@
       </w:tr>
       <w:tr>
         <w:tblPrEx>
-          <w:tblW w:w="9071" w:type="dxa"/>
-          <w:tblInd w:w="127" w:type="dxa"/>
-          <w:tblLayout w:type="fixed"/>
+          <w:tblBorders>
+            <w:top w:val="single" w:color="000000" w:sz="4" w:space="0"/>
+            <w:left w:val="single" w:color="000000" w:sz="4" w:space="0"/>
+            <w:bottom w:val="single" w:color="000000" w:sz="4" w:space="0"/>
+            <w:right w:val="single" w:color="000000" w:sz="4" w:space="0"/>
+            <w:insideH w:val="single" w:color="000000" w:sz="4" w:space="0"/>
+            <w:insideV w:val="single" w:color="000000" w:sz="4" w:space="0"/>
+          </w:tblBorders>
           <w:tblCellMar>
             <w:top w:w="0" w:type="dxa"/>
             <w:left w:w="0" w:type="dxa"/>
@@ -901,7 +926,7 @@
           </w:tblCellMar>
         </w:tblPrEx>
         <w:trPr>
-          <w:trHeight w:val="588"/>
+          <w:trHeight w:val="588" w:hRule="atLeast"/>
         </w:trPr>
         <w:tc>
           <w:tcPr>
@@ -1042,7 +1067,7 @@
     </w:tbl>
     <w:p>
       <w:pPr>
-        <w:pStyle w:val="BodyText"/>
+        <w:pStyle w:val="12"/>
         <w:keepNext w:val="0"/>
         <w:keepLines w:val="0"/>
         <w:pageBreakBefore w:val="0"/>
@@ -1076,17 +1101,17 @@
         <w:snapToGrid w:val="0"/>
         <w:textAlignment w:val="baseline"/>
         <w:sectPr>
-          <w:footerReference w:type="default" r:id="rId5"/>
+          <w:footerReference r:id="rId6" w:type="default"/>
           <w:pgSz w:w="11906" w:h="16839"/>
           <w:pgMar w:top="1431" w:right="915" w:bottom="1152" w:left="1785" w:header="0" w:footer="992" w:gutter="0"/>
-          <w:cols w:num="1" w:space="720"/>
+          <w:cols w:space="720" w:num="1"/>
         </w:sectPr>
       </w:pPr>
     </w:p>
     <w:sdt>
       <w:sdtPr>
         <w:rPr>
-          <w:rFonts w:ascii="宋体" w:eastAsia="宋体" w:hAnsi="宋体" w:cs="Arial"/>
+          <w:rFonts w:ascii="宋体" w:hAnsi="宋体" w:eastAsia="宋体" w:cs="Arial"/>
           <w:snapToGrid w:val="0"/>
           <w:color w:val="000000"/>
           <w:kern w:val="0"/>
@@ -1102,7 +1127,7 @@
       </w:sdtPr>
       <w:sdtEndPr>
         <w:rPr>
-          <w:rFonts w:ascii="Times New Roman" w:eastAsia="Times New Roman" w:hAnsi="Times New Roman" w:cs="Times New Roman"/>
+          <w:rFonts w:ascii="Times New Roman" w:hAnsi="Times New Roman" w:eastAsia="Times New Roman" w:cs="Times New Roman"/>
           <w:snapToGrid w:val="0"/>
           <w:color w:val="000000"/>
           <w:kern w:val="0"/>
@@ -1128,18 +1153,18 @@
             <w:adjustRightInd w:val="0"/>
             <w:snapToGrid w:val="0"/>
             <w:spacing w:before="0" w:beforeLines="0" w:after="0" w:afterLines="0" w:line="240" w:lineRule="auto"/>
-            <w:ind w:left="0" w:right="0" w:firstLine="0" w:leftChars="0" w:rightChars="0" w:firstLineChars="0"/>
+            <w:ind w:left="0" w:leftChars="0" w:right="0" w:rightChars="0" w:firstLine="0" w:firstLineChars="0"/>
             <w:jc w:val="center"/>
             <w:textAlignment w:val="baseline"/>
             <w:rPr>
-              <w:rFonts w:ascii="Microsoft JhengHei" w:eastAsia="Microsoft JhengHei" w:hAnsi="Microsoft JhengHei" w:cs="Microsoft JhengHei" w:hint="eastAsia"/>
+              <w:rFonts w:hint="eastAsia" w:ascii="Microsoft JhengHei" w:hAnsi="Microsoft JhengHei" w:eastAsia="Microsoft JhengHei" w:cs="Microsoft JhengHei"/>
               <w:sz w:val="24"/>
               <w:szCs w:val="24"/>
             </w:rPr>
           </w:pPr>
           <w:r>
             <w:rPr>
-              <w:rFonts w:ascii="Microsoft JhengHei" w:eastAsia="Microsoft JhengHei" w:hAnsi="Microsoft JhengHei" w:cs="Microsoft JhengHei" w:hint="eastAsia"/>
+              <w:rFonts w:hint="eastAsia" w:ascii="Microsoft JhengHei" w:hAnsi="Microsoft JhengHei" w:eastAsia="Microsoft JhengHei" w:cs="Microsoft JhengHei"/>
               <w:sz w:val="24"/>
               <w:szCs w:val="24"/>
             </w:rPr>
@@ -1148,14 +1173,14 @@
         </w:p>
         <w:p>
           <w:pPr>
-            <w:pStyle w:val="TOC1"/>
+            <w:pStyle w:val="16"/>
             <w:tabs>
               <w:tab w:val="right" w:leader="dot" w:pos="8336"/>
             </w:tabs>
           </w:pPr>
           <w:r>
             <w:rPr>
-              <w:rFonts w:ascii="Microsoft JhengHei" w:eastAsia="Microsoft JhengHei" w:hAnsi="Microsoft JhengHei" w:cs="Microsoft JhengHei" w:hint="eastAsia"/>
+              <w:rFonts w:hint="eastAsia" w:ascii="Microsoft JhengHei" w:hAnsi="Microsoft JhengHei" w:eastAsia="Microsoft JhengHei" w:cs="Microsoft JhengHei"/>
               <w:sz w:val="24"/>
               <w:szCs w:val="24"/>
             </w:rPr>
@@ -1163,7 +1188,7 @@
           </w:r>
           <w:r>
             <w:rPr>
-              <w:rFonts w:ascii="Microsoft JhengHei" w:eastAsia="Microsoft JhengHei" w:hAnsi="Microsoft JhengHei" w:cs="Microsoft JhengHei" w:hint="eastAsia"/>
+              <w:rFonts w:hint="eastAsia" w:ascii="Microsoft JhengHei" w:hAnsi="Microsoft JhengHei" w:eastAsia="Microsoft JhengHei" w:cs="Microsoft JhengHei"/>
               <w:sz w:val="24"/>
               <w:szCs w:val="24"/>
             </w:rPr>
@@ -1171,7 +1196,7 @@
           </w:r>
           <w:r>
             <w:rPr>
-              <w:rFonts w:ascii="Microsoft JhengHei" w:eastAsia="Microsoft JhengHei" w:hAnsi="Microsoft JhengHei" w:cs="Microsoft JhengHei" w:hint="eastAsia"/>
+              <w:rFonts w:hint="eastAsia" w:ascii="Microsoft JhengHei" w:hAnsi="Microsoft JhengHei" w:eastAsia="Microsoft JhengHei" w:cs="Microsoft JhengHei"/>
               <w:sz w:val="24"/>
               <w:szCs w:val="24"/>
             </w:rPr>
@@ -1179,21 +1204,21 @@
           </w:r>
           <w:r>
             <w:rPr>
-              <w:rFonts w:ascii="Microsoft JhengHei" w:eastAsia="Microsoft JhengHei" w:hAnsi="Microsoft JhengHei" w:cs="Microsoft JhengHei" w:hint="eastAsia"/>
+              <w:rFonts w:hint="eastAsia" w:ascii="Microsoft JhengHei" w:hAnsi="Microsoft JhengHei" w:eastAsia="Microsoft JhengHei" w:cs="Microsoft JhengHei"/>
               <w:szCs w:val="24"/>
             </w:rPr>
             <w:fldChar w:fldCharType="begin"/>
           </w:r>
           <w:r>
             <w:rPr>
-              <w:rFonts w:ascii="Microsoft JhengHei" w:eastAsia="Microsoft JhengHei" w:hAnsi="Microsoft JhengHei" w:cs="Microsoft JhengHei" w:hint="eastAsia"/>
+              <w:rFonts w:hint="eastAsia" w:ascii="Microsoft JhengHei" w:hAnsi="Microsoft JhengHei" w:eastAsia="Microsoft JhengHei" w:cs="Microsoft JhengHei"/>
               <w:szCs w:val="24"/>
             </w:rPr>
             <w:instrText xml:space="preserve"> HYPERLINK \l _Toc8027 </w:instrText>
           </w:r>
           <w:r>
             <w:rPr>
-              <w:rFonts w:ascii="Microsoft JhengHei" w:eastAsia="Microsoft JhengHei" w:hAnsi="Microsoft JhengHei" w:cs="Microsoft JhengHei" w:hint="eastAsia"/>
+              <w:rFonts w:hint="eastAsia" w:ascii="Microsoft JhengHei" w:hAnsi="Microsoft JhengHei" w:eastAsia="Microsoft JhengHei" w:cs="Microsoft JhengHei"/>
               <w:szCs w:val="24"/>
             </w:rPr>
             <w:fldChar w:fldCharType="separate"/>
@@ -1221,7 +1246,7 @@
           </w:r>
           <w:r>
             <w:rPr>
-              <w:rFonts w:ascii="Microsoft JhengHei" w:eastAsia="Microsoft JhengHei" w:hAnsi="Microsoft JhengHei" w:cs="Microsoft JhengHei" w:hint="eastAsia"/>
+              <w:rFonts w:hint="eastAsia" w:ascii="Microsoft JhengHei" w:hAnsi="Microsoft JhengHei" w:eastAsia="Microsoft JhengHei" w:cs="Microsoft JhengHei"/>
               <w:szCs w:val="24"/>
             </w:rPr>
             <w:fldChar w:fldCharType="end"/>
@@ -1229,28 +1254,28 @@
         </w:p>
         <w:p>
           <w:pPr>
-            <w:pStyle w:val="TOC1"/>
+            <w:pStyle w:val="16"/>
             <w:tabs>
               <w:tab w:val="right" w:leader="dot" w:pos="8336"/>
             </w:tabs>
           </w:pPr>
           <w:r>
             <w:rPr>
-              <w:rFonts w:ascii="Microsoft JhengHei" w:eastAsia="Microsoft JhengHei" w:hAnsi="Microsoft JhengHei" w:cs="Microsoft JhengHei" w:hint="eastAsia"/>
+              <w:rFonts w:hint="eastAsia" w:ascii="Microsoft JhengHei" w:hAnsi="Microsoft JhengHei" w:eastAsia="Microsoft JhengHei" w:cs="Microsoft JhengHei"/>
               <w:szCs w:val="24"/>
             </w:rPr>
             <w:fldChar w:fldCharType="begin"/>
           </w:r>
           <w:r>
             <w:rPr>
-              <w:rFonts w:ascii="Microsoft JhengHei" w:eastAsia="Microsoft JhengHei" w:hAnsi="Microsoft JhengHei" w:cs="Microsoft JhengHei" w:hint="eastAsia"/>
+              <w:rFonts w:hint="eastAsia" w:ascii="Microsoft JhengHei" w:hAnsi="Microsoft JhengHei" w:eastAsia="Microsoft JhengHei" w:cs="Microsoft JhengHei"/>
               <w:szCs w:val="24"/>
             </w:rPr>
             <w:instrText xml:space="preserve"> HYPERLINK \l _Toc9409 </w:instrText>
           </w:r>
           <w:r>
             <w:rPr>
-              <w:rFonts w:ascii="Microsoft JhengHei" w:eastAsia="Microsoft JhengHei" w:hAnsi="Microsoft JhengHei" w:cs="Microsoft JhengHei" w:hint="eastAsia"/>
+              <w:rFonts w:hint="eastAsia" w:ascii="Microsoft JhengHei" w:hAnsi="Microsoft JhengHei" w:eastAsia="Microsoft JhengHei" w:cs="Microsoft JhengHei"/>
               <w:szCs w:val="24"/>
             </w:rPr>
             <w:fldChar w:fldCharType="separate"/>
@@ -1278,7 +1303,7 @@
           </w:r>
           <w:r>
             <w:rPr>
-              <w:rFonts w:ascii="Microsoft JhengHei" w:eastAsia="Microsoft JhengHei" w:hAnsi="Microsoft JhengHei" w:cs="Microsoft JhengHei" w:hint="eastAsia"/>
+              <w:rFonts w:hint="eastAsia" w:ascii="Microsoft JhengHei" w:hAnsi="Microsoft JhengHei" w:eastAsia="Microsoft JhengHei" w:cs="Microsoft JhengHei"/>
               <w:szCs w:val="24"/>
             </w:rPr>
             <w:fldChar w:fldCharType="end"/>
@@ -1286,35 +1311,35 @@
         </w:p>
         <w:p>
           <w:pPr>
-            <w:pStyle w:val="TOC2"/>
+            <w:pStyle w:val="17"/>
             <w:tabs>
               <w:tab w:val="right" w:leader="dot" w:pos="8336"/>
             </w:tabs>
           </w:pPr>
           <w:r>
             <w:rPr>
-              <w:rFonts w:ascii="Microsoft JhengHei" w:eastAsia="Microsoft JhengHei" w:hAnsi="Microsoft JhengHei" w:cs="Microsoft JhengHei" w:hint="eastAsia"/>
+              <w:rFonts w:hint="eastAsia" w:ascii="Microsoft JhengHei" w:hAnsi="Microsoft JhengHei" w:eastAsia="Microsoft JhengHei" w:cs="Microsoft JhengHei"/>
               <w:szCs w:val="24"/>
             </w:rPr>
             <w:fldChar w:fldCharType="begin"/>
           </w:r>
           <w:r>
             <w:rPr>
-              <w:rFonts w:ascii="Microsoft JhengHei" w:eastAsia="Microsoft JhengHei" w:hAnsi="Microsoft JhengHei" w:cs="Microsoft JhengHei" w:hint="eastAsia"/>
+              <w:rFonts w:hint="eastAsia" w:ascii="Microsoft JhengHei" w:hAnsi="Microsoft JhengHei" w:eastAsia="Microsoft JhengHei" w:cs="Microsoft JhengHei"/>
               <w:szCs w:val="24"/>
             </w:rPr>
             <w:instrText xml:space="preserve"> HYPERLINK \l _Toc25995 </w:instrText>
           </w:r>
           <w:r>
             <w:rPr>
-              <w:rFonts w:ascii="Microsoft JhengHei" w:eastAsia="Microsoft JhengHei" w:hAnsi="Microsoft JhengHei" w:cs="Microsoft JhengHei" w:hint="eastAsia"/>
+              <w:rFonts w:hint="eastAsia" w:ascii="Microsoft JhengHei" w:hAnsi="Microsoft JhengHei" w:eastAsia="Microsoft JhengHei" w:cs="Microsoft JhengHei"/>
               <w:szCs w:val="24"/>
             </w:rPr>
             <w:fldChar w:fldCharType="separate"/>
           </w:r>
           <w:r>
             <w:rPr>
-              <w:rFonts w:ascii="宋体" w:eastAsia="宋体" w:hAnsi="宋体" w:cs="宋体"/>
+              <w:rFonts w:ascii="宋体" w:hAnsi="宋体" w:eastAsia="宋体" w:cs="宋体"/>
               <w:spacing w:val="-3"/>
               <w:szCs w:val="28"/>
             </w:rPr>
@@ -1340,7 +1365,7 @@
           </w:r>
           <w:r>
             <w:rPr>
-              <w:rFonts w:ascii="Microsoft JhengHei" w:eastAsia="Microsoft JhengHei" w:hAnsi="Microsoft JhengHei" w:cs="Microsoft JhengHei" w:hint="eastAsia"/>
+              <w:rFonts w:hint="eastAsia" w:ascii="Microsoft JhengHei" w:hAnsi="Microsoft JhengHei" w:eastAsia="Microsoft JhengHei" w:cs="Microsoft JhengHei"/>
               <w:szCs w:val="24"/>
             </w:rPr>
             <w:fldChar w:fldCharType="end"/>
@@ -1348,28 +1373,28 @@
         </w:p>
         <w:p>
           <w:pPr>
-            <w:pStyle w:val="TOC1"/>
+            <w:pStyle w:val="16"/>
             <w:tabs>
               <w:tab w:val="right" w:leader="dot" w:pos="8336"/>
             </w:tabs>
           </w:pPr>
           <w:r>
             <w:rPr>
-              <w:rFonts w:ascii="Microsoft JhengHei" w:eastAsia="Microsoft JhengHei" w:hAnsi="Microsoft JhengHei" w:cs="Microsoft JhengHei" w:hint="eastAsia"/>
+              <w:rFonts w:hint="eastAsia" w:ascii="Microsoft JhengHei" w:hAnsi="Microsoft JhengHei" w:eastAsia="Microsoft JhengHei" w:cs="Microsoft JhengHei"/>
               <w:szCs w:val="24"/>
             </w:rPr>
             <w:fldChar w:fldCharType="begin"/>
           </w:r>
           <w:r>
             <w:rPr>
-              <w:rFonts w:ascii="Microsoft JhengHei" w:eastAsia="Microsoft JhengHei" w:hAnsi="Microsoft JhengHei" w:cs="Microsoft JhengHei" w:hint="eastAsia"/>
+              <w:rFonts w:hint="eastAsia" w:ascii="Microsoft JhengHei" w:hAnsi="Microsoft JhengHei" w:eastAsia="Microsoft JhengHei" w:cs="Microsoft JhengHei"/>
               <w:szCs w:val="24"/>
             </w:rPr>
             <w:instrText xml:space="preserve"> HYPERLINK \l _Toc9580 </w:instrText>
           </w:r>
           <w:r>
             <w:rPr>
-              <w:rFonts w:ascii="Microsoft JhengHei" w:eastAsia="Microsoft JhengHei" w:hAnsi="Microsoft JhengHei" w:cs="Microsoft JhengHei" w:hint="eastAsia"/>
+              <w:rFonts w:hint="eastAsia" w:ascii="Microsoft JhengHei" w:hAnsi="Microsoft JhengHei" w:eastAsia="Microsoft JhengHei" w:cs="Microsoft JhengHei"/>
               <w:szCs w:val="24"/>
             </w:rPr>
             <w:fldChar w:fldCharType="separate"/>
@@ -1406,7 +1431,7 @@
           </w:r>
           <w:r>
             <w:rPr>
-              <w:rFonts w:ascii="Microsoft JhengHei" w:eastAsia="Microsoft JhengHei" w:hAnsi="Microsoft JhengHei" w:cs="Microsoft JhengHei" w:hint="eastAsia"/>
+              <w:rFonts w:hint="eastAsia" w:ascii="Microsoft JhengHei" w:hAnsi="Microsoft JhengHei" w:eastAsia="Microsoft JhengHei" w:cs="Microsoft JhengHei"/>
               <w:szCs w:val="24"/>
             </w:rPr>
             <w:fldChar w:fldCharType="end"/>
@@ -1414,28 +1439,28 @@
         </w:p>
         <w:p>
           <w:pPr>
-            <w:pStyle w:val="TOC1"/>
+            <w:pStyle w:val="16"/>
             <w:tabs>
               <w:tab w:val="right" w:leader="dot" w:pos="8336"/>
             </w:tabs>
           </w:pPr>
           <w:r>
             <w:rPr>
-              <w:rFonts w:ascii="Microsoft JhengHei" w:eastAsia="Microsoft JhengHei" w:hAnsi="Microsoft JhengHei" w:cs="Microsoft JhengHei" w:hint="eastAsia"/>
+              <w:rFonts w:hint="eastAsia" w:ascii="Microsoft JhengHei" w:hAnsi="Microsoft JhengHei" w:eastAsia="Microsoft JhengHei" w:cs="Microsoft JhengHei"/>
               <w:szCs w:val="24"/>
             </w:rPr>
             <w:fldChar w:fldCharType="begin"/>
           </w:r>
           <w:r>
             <w:rPr>
-              <w:rFonts w:ascii="Microsoft JhengHei" w:eastAsia="Microsoft JhengHei" w:hAnsi="Microsoft JhengHei" w:cs="Microsoft JhengHei" w:hint="eastAsia"/>
+              <w:rFonts w:hint="eastAsia" w:ascii="Microsoft JhengHei" w:hAnsi="Microsoft JhengHei" w:eastAsia="Microsoft JhengHei" w:cs="Microsoft JhengHei"/>
               <w:szCs w:val="24"/>
             </w:rPr>
             <w:instrText xml:space="preserve"> HYPERLINK \l _Toc16256 </w:instrText>
           </w:r>
           <w:r>
             <w:rPr>
-              <w:rFonts w:ascii="Microsoft JhengHei" w:eastAsia="Microsoft JhengHei" w:hAnsi="Microsoft JhengHei" w:cs="Microsoft JhengHei" w:hint="eastAsia"/>
+              <w:rFonts w:hint="eastAsia" w:ascii="Microsoft JhengHei" w:hAnsi="Microsoft JhengHei" w:eastAsia="Microsoft JhengHei" w:cs="Microsoft JhengHei"/>
               <w:szCs w:val="24"/>
             </w:rPr>
             <w:fldChar w:fldCharType="separate"/>
@@ -1472,7 +1497,7 @@
           </w:r>
           <w:r>
             <w:rPr>
-              <w:rFonts w:ascii="Microsoft JhengHei" w:eastAsia="Microsoft JhengHei" w:hAnsi="Microsoft JhengHei" w:cs="Microsoft JhengHei" w:hint="eastAsia"/>
+              <w:rFonts w:hint="eastAsia" w:ascii="Microsoft JhengHei" w:hAnsi="Microsoft JhengHei" w:eastAsia="Microsoft JhengHei" w:cs="Microsoft JhengHei"/>
               <w:szCs w:val="24"/>
             </w:rPr>
             <w:fldChar w:fldCharType="end"/>
@@ -1480,28 +1505,28 @@
         </w:p>
         <w:p>
           <w:pPr>
-            <w:pStyle w:val="TOC1"/>
+            <w:pStyle w:val="16"/>
             <w:tabs>
               <w:tab w:val="right" w:leader="dot" w:pos="8336"/>
             </w:tabs>
           </w:pPr>
           <w:r>
             <w:rPr>
-              <w:rFonts w:ascii="Microsoft JhengHei" w:eastAsia="Microsoft JhengHei" w:hAnsi="Microsoft JhengHei" w:cs="Microsoft JhengHei" w:hint="eastAsia"/>
+              <w:rFonts w:hint="eastAsia" w:ascii="Microsoft JhengHei" w:hAnsi="Microsoft JhengHei" w:eastAsia="Microsoft JhengHei" w:cs="Microsoft JhengHei"/>
               <w:szCs w:val="24"/>
             </w:rPr>
             <w:fldChar w:fldCharType="begin"/>
           </w:r>
           <w:r>
             <w:rPr>
-              <w:rFonts w:ascii="Microsoft JhengHei" w:eastAsia="Microsoft JhengHei" w:hAnsi="Microsoft JhengHei" w:cs="Microsoft JhengHei" w:hint="eastAsia"/>
+              <w:rFonts w:hint="eastAsia" w:ascii="Microsoft JhengHei" w:hAnsi="Microsoft JhengHei" w:eastAsia="Microsoft JhengHei" w:cs="Microsoft JhengHei"/>
               <w:szCs w:val="24"/>
             </w:rPr>
             <w:instrText xml:space="preserve"> HYPERLINK \l _Toc716 </w:instrText>
           </w:r>
           <w:r>
             <w:rPr>
-              <w:rFonts w:ascii="Microsoft JhengHei" w:eastAsia="Microsoft JhengHei" w:hAnsi="Microsoft JhengHei" w:cs="Microsoft JhengHei" w:hint="eastAsia"/>
+              <w:rFonts w:hint="eastAsia" w:ascii="Microsoft JhengHei" w:hAnsi="Microsoft JhengHei" w:eastAsia="Microsoft JhengHei" w:cs="Microsoft JhengHei"/>
               <w:szCs w:val="24"/>
             </w:rPr>
             <w:fldChar w:fldCharType="separate"/>
@@ -1538,7 +1563,7 @@
           </w:r>
           <w:r>
             <w:rPr>
-              <w:rFonts w:ascii="Microsoft JhengHei" w:eastAsia="Microsoft JhengHei" w:hAnsi="Microsoft JhengHei" w:cs="Microsoft JhengHei" w:hint="eastAsia"/>
+              <w:rFonts w:hint="eastAsia" w:ascii="Microsoft JhengHei" w:hAnsi="Microsoft JhengHei" w:eastAsia="Microsoft JhengHei" w:cs="Microsoft JhengHei"/>
               <w:szCs w:val="24"/>
             </w:rPr>
             <w:fldChar w:fldCharType="end"/>
@@ -1546,28 +1571,28 @@
         </w:p>
         <w:p>
           <w:pPr>
-            <w:pStyle w:val="TOC2"/>
+            <w:pStyle w:val="17"/>
             <w:tabs>
               <w:tab w:val="right" w:leader="dot" w:pos="8336"/>
             </w:tabs>
           </w:pPr>
           <w:r>
             <w:rPr>
-              <w:rFonts w:ascii="Microsoft JhengHei" w:eastAsia="Microsoft JhengHei" w:hAnsi="Microsoft JhengHei" w:cs="Microsoft JhengHei" w:hint="eastAsia"/>
+              <w:rFonts w:hint="eastAsia" w:ascii="Microsoft JhengHei" w:hAnsi="Microsoft JhengHei" w:eastAsia="Microsoft JhengHei" w:cs="Microsoft JhengHei"/>
               <w:szCs w:val="24"/>
             </w:rPr>
             <w:fldChar w:fldCharType="begin"/>
           </w:r>
           <w:r>
             <w:rPr>
-              <w:rFonts w:ascii="Microsoft JhengHei" w:eastAsia="Microsoft JhengHei" w:hAnsi="Microsoft JhengHei" w:cs="Microsoft JhengHei" w:hint="eastAsia"/>
+              <w:rFonts w:hint="eastAsia" w:ascii="Microsoft JhengHei" w:hAnsi="Microsoft JhengHei" w:eastAsia="Microsoft JhengHei" w:cs="Microsoft JhengHei"/>
               <w:szCs w:val="24"/>
             </w:rPr>
             <w:instrText xml:space="preserve"> HYPERLINK \l _Toc26686 </w:instrText>
           </w:r>
           <w:r>
             <w:rPr>
-              <w:rFonts w:ascii="Microsoft JhengHei" w:eastAsia="Microsoft JhengHei" w:hAnsi="Microsoft JhengHei" w:cs="Microsoft JhengHei" w:hint="eastAsia"/>
+              <w:rFonts w:hint="eastAsia" w:ascii="Microsoft JhengHei" w:hAnsi="Microsoft JhengHei" w:eastAsia="Microsoft JhengHei" w:cs="Microsoft JhengHei"/>
               <w:szCs w:val="24"/>
             </w:rPr>
             <w:fldChar w:fldCharType="separate"/>
@@ -1611,7 +1636,7 @@
           </w:r>
           <w:r>
             <w:rPr>
-              <w:rFonts w:ascii="Microsoft JhengHei" w:eastAsia="Microsoft JhengHei" w:hAnsi="Microsoft JhengHei" w:cs="Microsoft JhengHei" w:hint="eastAsia"/>
+              <w:rFonts w:hint="eastAsia" w:ascii="Microsoft JhengHei" w:hAnsi="Microsoft JhengHei" w:eastAsia="Microsoft JhengHei" w:cs="Microsoft JhengHei"/>
               <w:szCs w:val="24"/>
             </w:rPr>
             <w:fldChar w:fldCharType="end"/>
@@ -1619,28 +1644,28 @@
         </w:p>
         <w:p>
           <w:pPr>
-            <w:pStyle w:val="TOC2"/>
+            <w:pStyle w:val="17"/>
             <w:tabs>
               <w:tab w:val="right" w:leader="dot" w:pos="8336"/>
             </w:tabs>
           </w:pPr>
           <w:r>
             <w:rPr>
-              <w:rFonts w:ascii="Microsoft JhengHei" w:eastAsia="Microsoft JhengHei" w:hAnsi="Microsoft JhengHei" w:cs="Microsoft JhengHei" w:hint="eastAsia"/>
+              <w:rFonts w:hint="eastAsia" w:ascii="Microsoft JhengHei" w:hAnsi="Microsoft JhengHei" w:eastAsia="Microsoft JhengHei" w:cs="Microsoft JhengHei"/>
               <w:szCs w:val="24"/>
             </w:rPr>
             <w:fldChar w:fldCharType="begin"/>
           </w:r>
           <w:r>
             <w:rPr>
-              <w:rFonts w:ascii="Microsoft JhengHei" w:eastAsia="Microsoft JhengHei" w:hAnsi="Microsoft JhengHei" w:cs="Microsoft JhengHei" w:hint="eastAsia"/>
+              <w:rFonts w:hint="eastAsia" w:ascii="Microsoft JhengHei" w:hAnsi="Microsoft JhengHei" w:eastAsia="Microsoft JhengHei" w:cs="Microsoft JhengHei"/>
               <w:szCs w:val="24"/>
             </w:rPr>
             <w:instrText xml:space="preserve"> HYPERLINK \l _Toc15891 </w:instrText>
           </w:r>
           <w:r>
             <w:rPr>
-              <w:rFonts w:ascii="Microsoft JhengHei" w:eastAsia="Microsoft JhengHei" w:hAnsi="Microsoft JhengHei" w:cs="Microsoft JhengHei" w:hint="eastAsia"/>
+              <w:rFonts w:hint="eastAsia" w:ascii="Microsoft JhengHei" w:hAnsi="Microsoft JhengHei" w:eastAsia="Microsoft JhengHei" w:cs="Microsoft JhengHei"/>
               <w:szCs w:val="24"/>
             </w:rPr>
             <w:fldChar w:fldCharType="separate"/>
@@ -1677,7 +1702,7 @@
           </w:r>
           <w:r>
             <w:rPr>
-              <w:rFonts w:ascii="Microsoft JhengHei" w:eastAsia="Microsoft JhengHei" w:hAnsi="Microsoft JhengHei" w:cs="Microsoft JhengHei" w:hint="eastAsia"/>
+              <w:rFonts w:hint="eastAsia" w:ascii="Microsoft JhengHei" w:hAnsi="Microsoft JhengHei" w:eastAsia="Microsoft JhengHei" w:cs="Microsoft JhengHei"/>
               <w:szCs w:val="24"/>
             </w:rPr>
             <w:fldChar w:fldCharType="end"/>
@@ -1685,28 +1710,28 @@
         </w:p>
         <w:p>
           <w:pPr>
-            <w:pStyle w:val="TOC2"/>
+            <w:pStyle w:val="17"/>
             <w:tabs>
               <w:tab w:val="right" w:leader="dot" w:pos="8336"/>
             </w:tabs>
           </w:pPr>
           <w:r>
             <w:rPr>
-              <w:rFonts w:ascii="Microsoft JhengHei" w:eastAsia="Microsoft JhengHei" w:hAnsi="Microsoft JhengHei" w:cs="Microsoft JhengHei" w:hint="eastAsia"/>
+              <w:rFonts w:hint="eastAsia" w:ascii="Microsoft JhengHei" w:hAnsi="Microsoft JhengHei" w:eastAsia="Microsoft JhengHei" w:cs="Microsoft JhengHei"/>
               <w:szCs w:val="24"/>
             </w:rPr>
             <w:fldChar w:fldCharType="begin"/>
           </w:r>
           <w:r>
             <w:rPr>
-              <w:rFonts w:ascii="Microsoft JhengHei" w:eastAsia="Microsoft JhengHei" w:hAnsi="Microsoft JhengHei" w:cs="Microsoft JhengHei" w:hint="eastAsia"/>
+              <w:rFonts w:hint="eastAsia" w:ascii="Microsoft JhengHei" w:hAnsi="Microsoft JhengHei" w:eastAsia="Microsoft JhengHei" w:cs="Microsoft JhengHei"/>
               <w:szCs w:val="24"/>
             </w:rPr>
             <w:instrText xml:space="preserve"> HYPERLINK \l _Toc11655 </w:instrText>
           </w:r>
           <w:r>
             <w:rPr>
-              <w:rFonts w:ascii="Microsoft JhengHei" w:eastAsia="Microsoft JhengHei" w:hAnsi="Microsoft JhengHei" w:cs="Microsoft JhengHei" w:hint="eastAsia"/>
+              <w:rFonts w:hint="eastAsia" w:ascii="Microsoft JhengHei" w:hAnsi="Microsoft JhengHei" w:eastAsia="Microsoft JhengHei" w:cs="Microsoft JhengHei"/>
               <w:szCs w:val="24"/>
             </w:rPr>
             <w:fldChar w:fldCharType="separate"/>
@@ -1743,7 +1768,7 @@
           </w:r>
           <w:r>
             <w:rPr>
-              <w:rFonts w:ascii="Microsoft JhengHei" w:eastAsia="Microsoft JhengHei" w:hAnsi="Microsoft JhengHei" w:cs="Microsoft JhengHei" w:hint="eastAsia"/>
+              <w:rFonts w:hint="eastAsia" w:ascii="Microsoft JhengHei" w:hAnsi="Microsoft JhengHei" w:eastAsia="Microsoft JhengHei" w:cs="Microsoft JhengHei"/>
               <w:szCs w:val="24"/>
             </w:rPr>
             <w:fldChar w:fldCharType="end"/>
@@ -1751,28 +1776,28 @@
         </w:p>
         <w:p>
           <w:pPr>
-            <w:pStyle w:val="TOC1"/>
+            <w:pStyle w:val="16"/>
             <w:tabs>
               <w:tab w:val="right" w:leader="dot" w:pos="8336"/>
             </w:tabs>
           </w:pPr>
           <w:r>
             <w:rPr>
-              <w:rFonts w:ascii="Microsoft JhengHei" w:eastAsia="Microsoft JhengHei" w:hAnsi="Microsoft JhengHei" w:cs="Microsoft JhengHei" w:hint="eastAsia"/>
+              <w:rFonts w:hint="eastAsia" w:ascii="Microsoft JhengHei" w:hAnsi="Microsoft JhengHei" w:eastAsia="Microsoft JhengHei" w:cs="Microsoft JhengHei"/>
               <w:szCs w:val="24"/>
             </w:rPr>
             <w:fldChar w:fldCharType="begin"/>
           </w:r>
           <w:r>
             <w:rPr>
-              <w:rFonts w:ascii="Microsoft JhengHei" w:eastAsia="Microsoft JhengHei" w:hAnsi="Microsoft JhengHei" w:cs="Microsoft JhengHei" w:hint="eastAsia"/>
+              <w:rFonts w:hint="eastAsia" w:ascii="Microsoft JhengHei" w:hAnsi="Microsoft JhengHei" w:eastAsia="Microsoft JhengHei" w:cs="Microsoft JhengHei"/>
               <w:szCs w:val="24"/>
             </w:rPr>
             <w:instrText xml:space="preserve"> HYPERLINK \l _Toc16900 </w:instrText>
           </w:r>
           <w:r>
             <w:rPr>
-              <w:rFonts w:ascii="Microsoft JhengHei" w:eastAsia="Microsoft JhengHei" w:hAnsi="Microsoft JhengHei" w:cs="Microsoft JhengHei" w:hint="eastAsia"/>
+              <w:rFonts w:hint="eastAsia" w:ascii="Microsoft JhengHei" w:hAnsi="Microsoft JhengHei" w:eastAsia="Microsoft JhengHei" w:cs="Microsoft JhengHei"/>
               <w:szCs w:val="24"/>
             </w:rPr>
             <w:fldChar w:fldCharType="separate"/>
@@ -1809,7 +1834,7 @@
           </w:r>
           <w:r>
             <w:rPr>
-              <w:rFonts w:ascii="Microsoft JhengHei" w:eastAsia="Microsoft JhengHei" w:hAnsi="Microsoft JhengHei" w:cs="Microsoft JhengHei" w:hint="eastAsia"/>
+              <w:rFonts w:hint="eastAsia" w:ascii="Microsoft JhengHei" w:hAnsi="Microsoft JhengHei" w:eastAsia="Microsoft JhengHei" w:cs="Microsoft JhengHei"/>
               <w:szCs w:val="24"/>
             </w:rPr>
             <w:fldChar w:fldCharType="end"/>
@@ -1817,28 +1842,28 @@
         </w:p>
         <w:p>
           <w:pPr>
-            <w:pStyle w:val="TOC2"/>
+            <w:pStyle w:val="17"/>
             <w:tabs>
               <w:tab w:val="right" w:leader="dot" w:pos="8336"/>
             </w:tabs>
           </w:pPr>
           <w:r>
             <w:rPr>
-              <w:rFonts w:ascii="Microsoft JhengHei" w:eastAsia="Microsoft JhengHei" w:hAnsi="Microsoft JhengHei" w:cs="Microsoft JhengHei" w:hint="eastAsia"/>
+              <w:rFonts w:hint="eastAsia" w:ascii="Microsoft JhengHei" w:hAnsi="Microsoft JhengHei" w:eastAsia="Microsoft JhengHei" w:cs="Microsoft JhengHei"/>
               <w:szCs w:val="24"/>
             </w:rPr>
             <w:fldChar w:fldCharType="begin"/>
           </w:r>
           <w:r>
             <w:rPr>
-              <w:rFonts w:ascii="Microsoft JhengHei" w:eastAsia="Microsoft JhengHei" w:hAnsi="Microsoft JhengHei" w:cs="Microsoft JhengHei" w:hint="eastAsia"/>
+              <w:rFonts w:hint="eastAsia" w:ascii="Microsoft JhengHei" w:hAnsi="Microsoft JhengHei" w:eastAsia="Microsoft JhengHei" w:cs="Microsoft JhengHei"/>
               <w:szCs w:val="24"/>
             </w:rPr>
             <w:instrText xml:space="preserve"> HYPERLINK \l _Toc31468 </w:instrText>
           </w:r>
           <w:r>
             <w:rPr>
-              <w:rFonts w:ascii="Microsoft JhengHei" w:eastAsia="Microsoft JhengHei" w:hAnsi="Microsoft JhengHei" w:cs="Microsoft JhengHei" w:hint="eastAsia"/>
+              <w:rFonts w:hint="eastAsia" w:ascii="Microsoft JhengHei" w:hAnsi="Microsoft JhengHei" w:eastAsia="Microsoft JhengHei" w:cs="Microsoft JhengHei"/>
               <w:szCs w:val="24"/>
             </w:rPr>
             <w:fldChar w:fldCharType="separate"/>
@@ -1875,7 +1900,7 @@
           </w:r>
           <w:r>
             <w:rPr>
-              <w:rFonts w:ascii="Microsoft JhengHei" w:eastAsia="Microsoft JhengHei" w:hAnsi="Microsoft JhengHei" w:cs="Microsoft JhengHei" w:hint="eastAsia"/>
+              <w:rFonts w:hint="eastAsia" w:ascii="Microsoft JhengHei" w:hAnsi="Microsoft JhengHei" w:eastAsia="Microsoft JhengHei" w:cs="Microsoft JhengHei"/>
               <w:szCs w:val="24"/>
             </w:rPr>
             <w:fldChar w:fldCharType="end"/>
@@ -1883,28 +1908,28 @@
         </w:p>
         <w:p>
           <w:pPr>
-            <w:pStyle w:val="TOC2"/>
+            <w:pStyle w:val="17"/>
             <w:tabs>
               <w:tab w:val="right" w:leader="dot" w:pos="8336"/>
             </w:tabs>
           </w:pPr>
           <w:r>
             <w:rPr>
-              <w:rFonts w:ascii="Microsoft JhengHei" w:eastAsia="Microsoft JhengHei" w:hAnsi="Microsoft JhengHei" w:cs="Microsoft JhengHei" w:hint="eastAsia"/>
+              <w:rFonts w:hint="eastAsia" w:ascii="Microsoft JhengHei" w:hAnsi="Microsoft JhengHei" w:eastAsia="Microsoft JhengHei" w:cs="Microsoft JhengHei"/>
               <w:szCs w:val="24"/>
             </w:rPr>
             <w:fldChar w:fldCharType="begin"/>
           </w:r>
           <w:r>
             <w:rPr>
-              <w:rFonts w:ascii="Microsoft JhengHei" w:eastAsia="Microsoft JhengHei" w:hAnsi="Microsoft JhengHei" w:cs="Microsoft JhengHei" w:hint="eastAsia"/>
+              <w:rFonts w:hint="eastAsia" w:ascii="Microsoft JhengHei" w:hAnsi="Microsoft JhengHei" w:eastAsia="Microsoft JhengHei" w:cs="Microsoft JhengHei"/>
               <w:szCs w:val="24"/>
             </w:rPr>
             <w:instrText xml:space="preserve"> HYPERLINK \l _Toc20552 </w:instrText>
           </w:r>
           <w:r>
             <w:rPr>
-              <w:rFonts w:ascii="Microsoft JhengHei" w:eastAsia="Microsoft JhengHei" w:hAnsi="Microsoft JhengHei" w:cs="Microsoft JhengHei" w:hint="eastAsia"/>
+              <w:rFonts w:hint="eastAsia" w:ascii="Microsoft JhengHei" w:hAnsi="Microsoft JhengHei" w:eastAsia="Microsoft JhengHei" w:cs="Microsoft JhengHei"/>
               <w:szCs w:val="24"/>
             </w:rPr>
             <w:fldChar w:fldCharType="separate"/>
@@ -1941,7 +1966,7 @@
           </w:r>
           <w:r>
             <w:rPr>
-              <w:rFonts w:ascii="Microsoft JhengHei" w:eastAsia="Microsoft JhengHei" w:hAnsi="Microsoft JhengHei" w:cs="Microsoft JhengHei" w:hint="eastAsia"/>
+              <w:rFonts w:hint="eastAsia" w:ascii="Microsoft JhengHei" w:hAnsi="Microsoft JhengHei" w:eastAsia="Microsoft JhengHei" w:cs="Microsoft JhengHei"/>
               <w:szCs w:val="24"/>
             </w:rPr>
             <w:fldChar w:fldCharType="end"/>
@@ -1949,28 +1974,28 @@
         </w:p>
         <w:p>
           <w:pPr>
-            <w:pStyle w:val="TOC1"/>
+            <w:pStyle w:val="16"/>
             <w:tabs>
               <w:tab w:val="right" w:leader="dot" w:pos="8336"/>
             </w:tabs>
           </w:pPr>
           <w:r>
             <w:rPr>
-              <w:rFonts w:ascii="Microsoft JhengHei" w:eastAsia="Microsoft JhengHei" w:hAnsi="Microsoft JhengHei" w:cs="Microsoft JhengHei" w:hint="eastAsia"/>
+              <w:rFonts w:hint="eastAsia" w:ascii="Microsoft JhengHei" w:hAnsi="Microsoft JhengHei" w:eastAsia="Microsoft JhengHei" w:cs="Microsoft JhengHei"/>
               <w:szCs w:val="24"/>
             </w:rPr>
             <w:fldChar w:fldCharType="begin"/>
           </w:r>
           <w:r>
             <w:rPr>
-              <w:rFonts w:ascii="Microsoft JhengHei" w:eastAsia="Microsoft JhengHei" w:hAnsi="Microsoft JhengHei" w:cs="Microsoft JhengHei" w:hint="eastAsia"/>
+              <w:rFonts w:hint="eastAsia" w:ascii="Microsoft JhengHei" w:hAnsi="Microsoft JhengHei" w:eastAsia="Microsoft JhengHei" w:cs="Microsoft JhengHei"/>
               <w:szCs w:val="24"/>
             </w:rPr>
             <w:instrText xml:space="preserve"> HYPERLINK \l _Toc26221 </w:instrText>
           </w:r>
           <w:r>
             <w:rPr>
-              <w:rFonts w:ascii="Microsoft JhengHei" w:eastAsia="Microsoft JhengHei" w:hAnsi="Microsoft JhengHei" w:cs="Microsoft JhengHei" w:hint="eastAsia"/>
+              <w:rFonts w:hint="eastAsia" w:ascii="Microsoft JhengHei" w:hAnsi="Microsoft JhengHei" w:eastAsia="Microsoft JhengHei" w:cs="Microsoft JhengHei"/>
               <w:szCs w:val="24"/>
             </w:rPr>
             <w:fldChar w:fldCharType="separate"/>
@@ -2007,7 +2032,7 @@
           </w:r>
           <w:r>
             <w:rPr>
-              <w:rFonts w:ascii="Microsoft JhengHei" w:eastAsia="Microsoft JhengHei" w:hAnsi="Microsoft JhengHei" w:cs="Microsoft JhengHei" w:hint="eastAsia"/>
+              <w:rFonts w:hint="eastAsia" w:ascii="Microsoft JhengHei" w:hAnsi="Microsoft JhengHei" w:eastAsia="Microsoft JhengHei" w:cs="Microsoft JhengHei"/>
               <w:szCs w:val="24"/>
             </w:rPr>
             <w:fldChar w:fldCharType="end"/>
@@ -2015,28 +2040,28 @@
         </w:p>
         <w:p>
           <w:pPr>
-            <w:pStyle w:val="TOC2"/>
+            <w:pStyle w:val="17"/>
             <w:tabs>
               <w:tab w:val="right" w:leader="dot" w:pos="8336"/>
             </w:tabs>
           </w:pPr>
           <w:r>
             <w:rPr>
-              <w:rFonts w:ascii="Microsoft JhengHei" w:eastAsia="Microsoft JhengHei" w:hAnsi="Microsoft JhengHei" w:cs="Microsoft JhengHei" w:hint="eastAsia"/>
+              <w:rFonts w:hint="eastAsia" w:ascii="Microsoft JhengHei" w:hAnsi="Microsoft JhengHei" w:eastAsia="Microsoft JhengHei" w:cs="Microsoft JhengHei"/>
               <w:szCs w:val="24"/>
             </w:rPr>
             <w:fldChar w:fldCharType="begin"/>
           </w:r>
           <w:r>
             <w:rPr>
-              <w:rFonts w:ascii="Microsoft JhengHei" w:eastAsia="Microsoft JhengHei" w:hAnsi="Microsoft JhengHei" w:cs="Microsoft JhengHei" w:hint="eastAsia"/>
+              <w:rFonts w:hint="eastAsia" w:ascii="Microsoft JhengHei" w:hAnsi="Microsoft JhengHei" w:eastAsia="Microsoft JhengHei" w:cs="Microsoft JhengHei"/>
               <w:szCs w:val="24"/>
             </w:rPr>
             <w:instrText xml:space="preserve"> HYPERLINK \l _Toc24071 </w:instrText>
           </w:r>
           <w:r>
             <w:rPr>
-              <w:rFonts w:ascii="Microsoft JhengHei" w:eastAsia="Microsoft JhengHei" w:hAnsi="Microsoft JhengHei" w:cs="Microsoft JhengHei" w:hint="eastAsia"/>
+              <w:rFonts w:hint="eastAsia" w:ascii="Microsoft JhengHei" w:hAnsi="Microsoft JhengHei" w:eastAsia="Microsoft JhengHei" w:cs="Microsoft JhengHei"/>
               <w:szCs w:val="24"/>
             </w:rPr>
             <w:fldChar w:fldCharType="separate"/>
@@ -2073,7 +2098,7 @@
           </w:r>
           <w:r>
             <w:rPr>
-              <w:rFonts w:ascii="Microsoft JhengHei" w:eastAsia="Microsoft JhengHei" w:hAnsi="Microsoft JhengHei" w:cs="Microsoft JhengHei" w:hint="eastAsia"/>
+              <w:rFonts w:hint="eastAsia" w:ascii="Microsoft JhengHei" w:hAnsi="Microsoft JhengHei" w:eastAsia="Microsoft JhengHei" w:cs="Microsoft JhengHei"/>
               <w:szCs w:val="24"/>
             </w:rPr>
             <w:fldChar w:fldCharType="end"/>
@@ -2081,28 +2106,28 @@
         </w:p>
         <w:p>
           <w:pPr>
-            <w:pStyle w:val="TOC2"/>
+            <w:pStyle w:val="17"/>
             <w:tabs>
               <w:tab w:val="right" w:leader="dot" w:pos="8336"/>
             </w:tabs>
           </w:pPr>
           <w:r>
             <w:rPr>
-              <w:rFonts w:ascii="Microsoft JhengHei" w:eastAsia="Microsoft JhengHei" w:hAnsi="Microsoft JhengHei" w:cs="Microsoft JhengHei" w:hint="eastAsia"/>
+              <w:rFonts w:hint="eastAsia" w:ascii="Microsoft JhengHei" w:hAnsi="Microsoft JhengHei" w:eastAsia="Microsoft JhengHei" w:cs="Microsoft JhengHei"/>
               <w:szCs w:val="24"/>
             </w:rPr>
             <w:fldChar w:fldCharType="begin"/>
           </w:r>
           <w:r>
             <w:rPr>
-              <w:rFonts w:ascii="Microsoft JhengHei" w:eastAsia="Microsoft JhengHei" w:hAnsi="Microsoft JhengHei" w:cs="Microsoft JhengHei" w:hint="eastAsia"/>
+              <w:rFonts w:hint="eastAsia" w:ascii="Microsoft JhengHei" w:hAnsi="Microsoft JhengHei" w:eastAsia="Microsoft JhengHei" w:cs="Microsoft JhengHei"/>
               <w:szCs w:val="24"/>
             </w:rPr>
             <w:instrText xml:space="preserve"> HYPERLINK \l _Toc4875 </w:instrText>
           </w:r>
           <w:r>
             <w:rPr>
-              <w:rFonts w:ascii="Microsoft JhengHei" w:eastAsia="Microsoft JhengHei" w:hAnsi="Microsoft JhengHei" w:cs="Microsoft JhengHei" w:hint="eastAsia"/>
+              <w:rFonts w:hint="eastAsia" w:ascii="Microsoft JhengHei" w:hAnsi="Microsoft JhengHei" w:eastAsia="Microsoft JhengHei" w:cs="Microsoft JhengHei"/>
               <w:szCs w:val="24"/>
             </w:rPr>
             <w:fldChar w:fldCharType="separate"/>
@@ -2139,7 +2164,7 @@
           </w:r>
           <w:r>
             <w:rPr>
-              <w:rFonts w:ascii="Microsoft JhengHei" w:eastAsia="Microsoft JhengHei" w:hAnsi="Microsoft JhengHei" w:cs="Microsoft JhengHei" w:hint="eastAsia"/>
+              <w:rFonts w:hint="eastAsia" w:ascii="Microsoft JhengHei" w:hAnsi="Microsoft JhengHei" w:eastAsia="Microsoft JhengHei" w:cs="Microsoft JhengHei"/>
               <w:szCs w:val="24"/>
             </w:rPr>
             <w:fldChar w:fldCharType="end"/>
@@ -2147,28 +2172,28 @@
         </w:p>
         <w:p>
           <w:pPr>
-            <w:pStyle w:val="TOC2"/>
+            <w:pStyle w:val="17"/>
             <w:tabs>
               <w:tab w:val="right" w:leader="dot" w:pos="8336"/>
             </w:tabs>
           </w:pPr>
           <w:r>
             <w:rPr>
-              <w:rFonts w:ascii="Microsoft JhengHei" w:eastAsia="Microsoft JhengHei" w:hAnsi="Microsoft JhengHei" w:cs="Microsoft JhengHei" w:hint="eastAsia"/>
+              <w:rFonts w:hint="eastAsia" w:ascii="Microsoft JhengHei" w:hAnsi="Microsoft JhengHei" w:eastAsia="Microsoft JhengHei" w:cs="Microsoft JhengHei"/>
               <w:szCs w:val="24"/>
             </w:rPr>
             <w:fldChar w:fldCharType="begin"/>
           </w:r>
           <w:r>
             <w:rPr>
-              <w:rFonts w:ascii="Microsoft JhengHei" w:eastAsia="Microsoft JhengHei" w:hAnsi="Microsoft JhengHei" w:cs="Microsoft JhengHei" w:hint="eastAsia"/>
+              <w:rFonts w:hint="eastAsia" w:ascii="Microsoft JhengHei" w:hAnsi="Microsoft JhengHei" w:eastAsia="Microsoft JhengHei" w:cs="Microsoft JhengHei"/>
               <w:szCs w:val="24"/>
             </w:rPr>
             <w:instrText xml:space="preserve"> HYPERLINK \l _Toc695 </w:instrText>
           </w:r>
           <w:r>
             <w:rPr>
-              <w:rFonts w:ascii="Microsoft JhengHei" w:eastAsia="Microsoft JhengHei" w:hAnsi="Microsoft JhengHei" w:cs="Microsoft JhengHei" w:hint="eastAsia"/>
+              <w:rFonts w:hint="eastAsia" w:ascii="Microsoft JhengHei" w:hAnsi="Microsoft JhengHei" w:eastAsia="Microsoft JhengHei" w:cs="Microsoft JhengHei"/>
               <w:szCs w:val="24"/>
             </w:rPr>
             <w:fldChar w:fldCharType="separate"/>
@@ -2205,7 +2230,7 @@
           </w:r>
           <w:r>
             <w:rPr>
-              <w:rFonts w:ascii="Microsoft JhengHei" w:eastAsia="Microsoft JhengHei" w:hAnsi="Microsoft JhengHei" w:cs="Microsoft JhengHei" w:hint="eastAsia"/>
+              <w:rFonts w:hint="eastAsia" w:ascii="Microsoft JhengHei" w:hAnsi="Microsoft JhengHei" w:eastAsia="Microsoft JhengHei" w:cs="Microsoft JhengHei"/>
               <w:szCs w:val="24"/>
             </w:rPr>
             <w:fldChar w:fldCharType="end"/>
@@ -2213,28 +2238,28 @@
         </w:p>
         <w:p>
           <w:pPr>
-            <w:pStyle w:val="TOC3"/>
+            <w:pStyle w:val="13"/>
             <w:tabs>
               <w:tab w:val="right" w:leader="dot" w:pos="8336"/>
             </w:tabs>
           </w:pPr>
           <w:r>
             <w:rPr>
-              <w:rFonts w:ascii="Microsoft JhengHei" w:eastAsia="Microsoft JhengHei" w:hAnsi="Microsoft JhengHei" w:cs="Microsoft JhengHei" w:hint="eastAsia"/>
+              <w:rFonts w:hint="eastAsia" w:ascii="Microsoft JhengHei" w:hAnsi="Microsoft JhengHei" w:eastAsia="Microsoft JhengHei" w:cs="Microsoft JhengHei"/>
               <w:szCs w:val="24"/>
             </w:rPr>
             <w:fldChar w:fldCharType="begin"/>
           </w:r>
           <w:r>
             <w:rPr>
-              <w:rFonts w:ascii="Microsoft JhengHei" w:eastAsia="Microsoft JhengHei" w:hAnsi="Microsoft JhengHei" w:cs="Microsoft JhengHei" w:hint="eastAsia"/>
+              <w:rFonts w:hint="eastAsia" w:ascii="Microsoft JhengHei" w:hAnsi="Microsoft JhengHei" w:eastAsia="Microsoft JhengHei" w:cs="Microsoft JhengHei"/>
               <w:szCs w:val="24"/>
             </w:rPr>
             <w:instrText xml:space="preserve"> HYPERLINK \l _Toc8443 </w:instrText>
           </w:r>
           <w:r>
             <w:rPr>
-              <w:rFonts w:ascii="Microsoft JhengHei" w:eastAsia="Microsoft JhengHei" w:hAnsi="Microsoft JhengHei" w:cs="Microsoft JhengHei" w:hint="eastAsia"/>
+              <w:rFonts w:hint="eastAsia" w:ascii="Microsoft JhengHei" w:hAnsi="Microsoft JhengHei" w:eastAsia="Microsoft JhengHei" w:cs="Microsoft JhengHei"/>
               <w:szCs w:val="24"/>
             </w:rPr>
             <w:fldChar w:fldCharType="separate"/>
@@ -2271,7 +2296,7 @@
           </w:r>
           <w:r>
             <w:rPr>
-              <w:rFonts w:ascii="Microsoft JhengHei" w:eastAsia="Microsoft JhengHei" w:hAnsi="Microsoft JhengHei" w:cs="Microsoft JhengHei" w:hint="eastAsia"/>
+              <w:rFonts w:hint="eastAsia" w:ascii="Microsoft JhengHei" w:hAnsi="Microsoft JhengHei" w:eastAsia="Microsoft JhengHei" w:cs="Microsoft JhengHei"/>
               <w:szCs w:val="24"/>
             </w:rPr>
             <w:fldChar w:fldCharType="end"/>
@@ -2279,28 +2304,28 @@
         </w:p>
         <w:p>
           <w:pPr>
-            <w:pStyle w:val="TOC3"/>
+            <w:pStyle w:val="13"/>
             <w:tabs>
               <w:tab w:val="right" w:leader="dot" w:pos="8336"/>
             </w:tabs>
           </w:pPr>
           <w:r>
             <w:rPr>
-              <w:rFonts w:ascii="Microsoft JhengHei" w:eastAsia="Microsoft JhengHei" w:hAnsi="Microsoft JhengHei" w:cs="Microsoft JhengHei" w:hint="eastAsia"/>
+              <w:rFonts w:hint="eastAsia" w:ascii="Microsoft JhengHei" w:hAnsi="Microsoft JhengHei" w:eastAsia="Microsoft JhengHei" w:cs="Microsoft JhengHei"/>
               <w:szCs w:val="24"/>
             </w:rPr>
             <w:fldChar w:fldCharType="begin"/>
           </w:r>
           <w:r>
             <w:rPr>
-              <w:rFonts w:ascii="Microsoft JhengHei" w:eastAsia="Microsoft JhengHei" w:hAnsi="Microsoft JhengHei" w:cs="Microsoft JhengHei" w:hint="eastAsia"/>
+              <w:rFonts w:hint="eastAsia" w:ascii="Microsoft JhengHei" w:hAnsi="Microsoft JhengHei" w:eastAsia="Microsoft JhengHei" w:cs="Microsoft JhengHei"/>
               <w:szCs w:val="24"/>
             </w:rPr>
             <w:instrText xml:space="preserve"> HYPERLINK \l _Toc29189 </w:instrText>
           </w:r>
           <w:r>
             <w:rPr>
-              <w:rFonts w:ascii="Microsoft JhengHei" w:eastAsia="Microsoft JhengHei" w:hAnsi="Microsoft JhengHei" w:cs="Microsoft JhengHei" w:hint="eastAsia"/>
+              <w:rFonts w:hint="eastAsia" w:ascii="Microsoft JhengHei" w:hAnsi="Microsoft JhengHei" w:eastAsia="Microsoft JhengHei" w:cs="Microsoft JhengHei"/>
               <w:szCs w:val="24"/>
             </w:rPr>
             <w:fldChar w:fldCharType="separate"/>
@@ -2337,7 +2362,7 @@
           </w:r>
           <w:r>
             <w:rPr>
-              <w:rFonts w:ascii="Microsoft JhengHei" w:eastAsia="Microsoft JhengHei" w:hAnsi="Microsoft JhengHei" w:cs="Microsoft JhengHei" w:hint="eastAsia"/>
+              <w:rFonts w:hint="eastAsia" w:ascii="Microsoft JhengHei" w:hAnsi="Microsoft JhengHei" w:eastAsia="Microsoft JhengHei" w:cs="Microsoft JhengHei"/>
               <w:szCs w:val="24"/>
             </w:rPr>
             <w:fldChar w:fldCharType="end"/>
@@ -2345,28 +2370,28 @@
         </w:p>
         <w:p>
           <w:pPr>
-            <w:pStyle w:val="TOC3"/>
+            <w:pStyle w:val="13"/>
             <w:tabs>
               <w:tab w:val="right" w:leader="dot" w:pos="8336"/>
             </w:tabs>
           </w:pPr>
           <w:r>
             <w:rPr>
-              <w:rFonts w:ascii="Microsoft JhengHei" w:eastAsia="Microsoft JhengHei" w:hAnsi="Microsoft JhengHei" w:cs="Microsoft JhengHei" w:hint="eastAsia"/>
+              <w:rFonts w:hint="eastAsia" w:ascii="Microsoft JhengHei" w:hAnsi="Microsoft JhengHei" w:eastAsia="Microsoft JhengHei" w:cs="Microsoft JhengHei"/>
               <w:szCs w:val="24"/>
             </w:rPr>
             <w:fldChar w:fldCharType="begin"/>
           </w:r>
           <w:r>
             <w:rPr>
-              <w:rFonts w:ascii="Microsoft JhengHei" w:eastAsia="Microsoft JhengHei" w:hAnsi="Microsoft JhengHei" w:cs="Microsoft JhengHei" w:hint="eastAsia"/>
+              <w:rFonts w:hint="eastAsia" w:ascii="Microsoft JhengHei" w:hAnsi="Microsoft JhengHei" w:eastAsia="Microsoft JhengHei" w:cs="Microsoft JhengHei"/>
               <w:szCs w:val="24"/>
             </w:rPr>
             <w:instrText xml:space="preserve"> HYPERLINK \l _Toc24666 </w:instrText>
           </w:r>
           <w:r>
             <w:rPr>
-              <w:rFonts w:ascii="Microsoft JhengHei" w:eastAsia="Microsoft JhengHei" w:hAnsi="Microsoft JhengHei" w:cs="Microsoft JhengHei" w:hint="eastAsia"/>
+              <w:rFonts w:hint="eastAsia" w:ascii="Microsoft JhengHei" w:hAnsi="Microsoft JhengHei" w:eastAsia="Microsoft JhengHei" w:cs="Microsoft JhengHei"/>
               <w:szCs w:val="24"/>
             </w:rPr>
             <w:fldChar w:fldCharType="separate"/>
@@ -2403,7 +2428,7 @@
           </w:r>
           <w:r>
             <w:rPr>
-              <w:rFonts w:ascii="Microsoft JhengHei" w:eastAsia="Microsoft JhengHei" w:hAnsi="Microsoft JhengHei" w:cs="Microsoft JhengHei" w:hint="eastAsia"/>
+              <w:rFonts w:hint="eastAsia" w:ascii="Microsoft JhengHei" w:hAnsi="Microsoft JhengHei" w:eastAsia="Microsoft JhengHei" w:cs="Microsoft JhengHei"/>
               <w:szCs w:val="24"/>
             </w:rPr>
             <w:fldChar w:fldCharType="end"/>
@@ -2411,28 +2436,28 @@
         </w:p>
         <w:p>
           <w:pPr>
-            <w:pStyle w:val="TOC3"/>
+            <w:pStyle w:val="13"/>
             <w:tabs>
               <w:tab w:val="right" w:leader="dot" w:pos="8336"/>
             </w:tabs>
           </w:pPr>
           <w:r>
             <w:rPr>
-              <w:rFonts w:ascii="Microsoft JhengHei" w:eastAsia="Microsoft JhengHei" w:hAnsi="Microsoft JhengHei" w:cs="Microsoft JhengHei" w:hint="eastAsia"/>
+              <w:rFonts w:hint="eastAsia" w:ascii="Microsoft JhengHei" w:hAnsi="Microsoft JhengHei" w:eastAsia="Microsoft JhengHei" w:cs="Microsoft JhengHei"/>
               <w:szCs w:val="24"/>
             </w:rPr>
             <w:fldChar w:fldCharType="begin"/>
           </w:r>
           <w:r>
             <w:rPr>
-              <w:rFonts w:ascii="Microsoft JhengHei" w:eastAsia="Microsoft JhengHei" w:hAnsi="Microsoft JhengHei" w:cs="Microsoft JhengHei" w:hint="eastAsia"/>
+              <w:rFonts w:hint="eastAsia" w:ascii="Microsoft JhengHei" w:hAnsi="Microsoft JhengHei" w:eastAsia="Microsoft JhengHei" w:cs="Microsoft JhengHei"/>
               <w:szCs w:val="24"/>
             </w:rPr>
             <w:instrText xml:space="preserve"> HYPERLINK \l _Toc562 </w:instrText>
           </w:r>
           <w:r>
             <w:rPr>
-              <w:rFonts w:ascii="Microsoft JhengHei" w:eastAsia="Microsoft JhengHei" w:hAnsi="Microsoft JhengHei" w:cs="Microsoft JhengHei" w:hint="eastAsia"/>
+              <w:rFonts w:hint="eastAsia" w:ascii="Microsoft JhengHei" w:hAnsi="Microsoft JhengHei" w:eastAsia="Microsoft JhengHei" w:cs="Microsoft JhengHei"/>
               <w:szCs w:val="24"/>
             </w:rPr>
             <w:fldChar w:fldCharType="separate"/>
@@ -2469,7 +2494,7 @@
           </w:r>
           <w:r>
             <w:rPr>
-              <w:rFonts w:ascii="Microsoft JhengHei" w:eastAsia="Microsoft JhengHei" w:hAnsi="Microsoft JhengHei" w:cs="Microsoft JhengHei" w:hint="eastAsia"/>
+              <w:rFonts w:hint="eastAsia" w:ascii="Microsoft JhengHei" w:hAnsi="Microsoft JhengHei" w:eastAsia="Microsoft JhengHei" w:cs="Microsoft JhengHei"/>
               <w:szCs w:val="24"/>
             </w:rPr>
             <w:fldChar w:fldCharType="end"/>
@@ -2477,28 +2502,28 @@
         </w:p>
         <w:p>
           <w:pPr>
-            <w:pStyle w:val="TOC2"/>
+            <w:pStyle w:val="17"/>
             <w:tabs>
               <w:tab w:val="right" w:leader="dot" w:pos="8336"/>
             </w:tabs>
           </w:pPr>
           <w:r>
             <w:rPr>
-              <w:rFonts w:ascii="Microsoft JhengHei" w:eastAsia="Microsoft JhengHei" w:hAnsi="Microsoft JhengHei" w:cs="Microsoft JhengHei" w:hint="eastAsia"/>
+              <w:rFonts w:hint="eastAsia" w:ascii="Microsoft JhengHei" w:hAnsi="Microsoft JhengHei" w:eastAsia="Microsoft JhengHei" w:cs="Microsoft JhengHei"/>
               <w:szCs w:val="24"/>
             </w:rPr>
             <w:fldChar w:fldCharType="begin"/>
           </w:r>
           <w:r>
             <w:rPr>
-              <w:rFonts w:ascii="Microsoft JhengHei" w:eastAsia="Microsoft JhengHei" w:hAnsi="Microsoft JhengHei" w:cs="Microsoft JhengHei" w:hint="eastAsia"/>
+              <w:rFonts w:hint="eastAsia" w:ascii="Microsoft JhengHei" w:hAnsi="Microsoft JhengHei" w:eastAsia="Microsoft JhengHei" w:cs="Microsoft JhengHei"/>
               <w:szCs w:val="24"/>
             </w:rPr>
             <w:instrText xml:space="preserve"> HYPERLINK \l _Toc25232 </w:instrText>
           </w:r>
           <w:r>
             <w:rPr>
-              <w:rFonts w:ascii="Microsoft JhengHei" w:eastAsia="Microsoft JhengHei" w:hAnsi="Microsoft JhengHei" w:cs="Microsoft JhengHei" w:hint="eastAsia"/>
+              <w:rFonts w:hint="eastAsia" w:ascii="Microsoft JhengHei" w:hAnsi="Microsoft JhengHei" w:eastAsia="Microsoft JhengHei" w:cs="Microsoft JhengHei"/>
               <w:szCs w:val="24"/>
             </w:rPr>
             <w:fldChar w:fldCharType="separate"/>
@@ -2535,7 +2560,7 @@
           </w:r>
           <w:r>
             <w:rPr>
-              <w:rFonts w:ascii="Microsoft JhengHei" w:eastAsia="Microsoft JhengHei" w:hAnsi="Microsoft JhengHei" w:cs="Microsoft JhengHei" w:hint="eastAsia"/>
+              <w:rFonts w:hint="eastAsia" w:ascii="Microsoft JhengHei" w:hAnsi="Microsoft JhengHei" w:eastAsia="Microsoft JhengHei" w:cs="Microsoft JhengHei"/>
               <w:szCs w:val="24"/>
             </w:rPr>
             <w:fldChar w:fldCharType="end"/>
@@ -2543,28 +2568,28 @@
         </w:p>
         <w:p>
           <w:pPr>
-            <w:pStyle w:val="TOC3"/>
+            <w:pStyle w:val="13"/>
             <w:tabs>
               <w:tab w:val="right" w:leader="dot" w:pos="8336"/>
             </w:tabs>
           </w:pPr>
           <w:r>
             <w:rPr>
-              <w:rFonts w:ascii="Microsoft JhengHei" w:eastAsia="Microsoft JhengHei" w:hAnsi="Microsoft JhengHei" w:cs="Microsoft JhengHei" w:hint="eastAsia"/>
+              <w:rFonts w:hint="eastAsia" w:ascii="Microsoft JhengHei" w:hAnsi="Microsoft JhengHei" w:eastAsia="Microsoft JhengHei" w:cs="Microsoft JhengHei"/>
               <w:szCs w:val="24"/>
             </w:rPr>
             <w:fldChar w:fldCharType="begin"/>
           </w:r>
           <w:r>
             <w:rPr>
-              <w:rFonts w:ascii="Microsoft JhengHei" w:eastAsia="Microsoft JhengHei" w:hAnsi="Microsoft JhengHei" w:cs="Microsoft JhengHei" w:hint="eastAsia"/>
+              <w:rFonts w:hint="eastAsia" w:ascii="Microsoft JhengHei" w:hAnsi="Microsoft JhengHei" w:eastAsia="Microsoft JhengHei" w:cs="Microsoft JhengHei"/>
               <w:szCs w:val="24"/>
             </w:rPr>
             <w:instrText xml:space="preserve"> HYPERLINK \l _Toc2675 </w:instrText>
           </w:r>
           <w:r>
             <w:rPr>
-              <w:rFonts w:ascii="Microsoft JhengHei" w:eastAsia="Microsoft JhengHei" w:hAnsi="Microsoft JhengHei" w:cs="Microsoft JhengHei" w:hint="eastAsia"/>
+              <w:rFonts w:hint="eastAsia" w:ascii="Microsoft JhengHei" w:hAnsi="Microsoft JhengHei" w:eastAsia="Microsoft JhengHei" w:cs="Microsoft JhengHei"/>
               <w:szCs w:val="24"/>
             </w:rPr>
             <w:fldChar w:fldCharType="separate"/>
@@ -2601,7 +2626,7 @@
           </w:r>
           <w:r>
             <w:rPr>
-              <w:rFonts w:ascii="Microsoft JhengHei" w:eastAsia="Microsoft JhengHei" w:hAnsi="Microsoft JhengHei" w:cs="Microsoft JhengHei" w:hint="eastAsia"/>
+              <w:rFonts w:hint="eastAsia" w:ascii="Microsoft JhengHei" w:hAnsi="Microsoft JhengHei" w:eastAsia="Microsoft JhengHei" w:cs="Microsoft JhengHei"/>
               <w:szCs w:val="24"/>
             </w:rPr>
             <w:fldChar w:fldCharType="end"/>
@@ -2609,28 +2634,28 @@
         </w:p>
         <w:p>
           <w:pPr>
-            <w:pStyle w:val="TOC3"/>
+            <w:pStyle w:val="13"/>
             <w:tabs>
               <w:tab w:val="right" w:leader="dot" w:pos="8336"/>
             </w:tabs>
           </w:pPr>
           <w:r>
             <w:rPr>
-              <w:rFonts w:ascii="Microsoft JhengHei" w:eastAsia="Microsoft JhengHei" w:hAnsi="Microsoft JhengHei" w:cs="Microsoft JhengHei" w:hint="eastAsia"/>
+              <w:rFonts w:hint="eastAsia" w:ascii="Microsoft JhengHei" w:hAnsi="Microsoft JhengHei" w:eastAsia="Microsoft JhengHei" w:cs="Microsoft JhengHei"/>
               <w:szCs w:val="24"/>
             </w:rPr>
             <w:fldChar w:fldCharType="begin"/>
           </w:r>
           <w:r>
             <w:rPr>
-              <w:rFonts w:ascii="Microsoft JhengHei" w:eastAsia="Microsoft JhengHei" w:hAnsi="Microsoft JhengHei" w:cs="Microsoft JhengHei" w:hint="eastAsia"/>
+              <w:rFonts w:hint="eastAsia" w:ascii="Microsoft JhengHei" w:hAnsi="Microsoft JhengHei" w:eastAsia="Microsoft JhengHei" w:cs="Microsoft JhengHei"/>
               <w:szCs w:val="24"/>
             </w:rPr>
             <w:instrText xml:space="preserve"> HYPERLINK \l _Toc10183 </w:instrText>
           </w:r>
           <w:r>
             <w:rPr>
-              <w:rFonts w:ascii="Microsoft JhengHei" w:eastAsia="Microsoft JhengHei" w:hAnsi="Microsoft JhengHei" w:cs="Microsoft JhengHei" w:hint="eastAsia"/>
+              <w:rFonts w:hint="eastAsia" w:ascii="Microsoft JhengHei" w:hAnsi="Microsoft JhengHei" w:eastAsia="Microsoft JhengHei" w:cs="Microsoft JhengHei"/>
               <w:szCs w:val="24"/>
             </w:rPr>
             <w:fldChar w:fldCharType="separate"/>
@@ -2667,7 +2692,7 @@
           </w:r>
           <w:r>
             <w:rPr>
-              <w:rFonts w:ascii="Microsoft JhengHei" w:eastAsia="Microsoft JhengHei" w:hAnsi="Microsoft JhengHei" w:cs="Microsoft JhengHei" w:hint="eastAsia"/>
+              <w:rFonts w:hint="eastAsia" w:ascii="Microsoft JhengHei" w:hAnsi="Microsoft JhengHei" w:eastAsia="Microsoft JhengHei" w:cs="Microsoft JhengHei"/>
               <w:szCs w:val="24"/>
             </w:rPr>
             <w:fldChar w:fldCharType="end"/>
@@ -2675,28 +2700,28 @@
         </w:p>
         <w:p>
           <w:pPr>
-            <w:pStyle w:val="TOC3"/>
+            <w:pStyle w:val="13"/>
             <w:tabs>
               <w:tab w:val="right" w:leader="dot" w:pos="8336"/>
             </w:tabs>
           </w:pPr>
           <w:r>
             <w:rPr>
-              <w:rFonts w:ascii="Microsoft JhengHei" w:eastAsia="Microsoft JhengHei" w:hAnsi="Microsoft JhengHei" w:cs="Microsoft JhengHei" w:hint="eastAsia"/>
+              <w:rFonts w:hint="eastAsia" w:ascii="Microsoft JhengHei" w:hAnsi="Microsoft JhengHei" w:eastAsia="Microsoft JhengHei" w:cs="Microsoft JhengHei"/>
               <w:szCs w:val="24"/>
             </w:rPr>
             <w:fldChar w:fldCharType="begin"/>
           </w:r>
           <w:r>
             <w:rPr>
-              <w:rFonts w:ascii="Microsoft JhengHei" w:eastAsia="Microsoft JhengHei" w:hAnsi="Microsoft JhengHei" w:cs="Microsoft JhengHei" w:hint="eastAsia"/>
+              <w:rFonts w:hint="eastAsia" w:ascii="Microsoft JhengHei" w:hAnsi="Microsoft JhengHei" w:eastAsia="Microsoft JhengHei" w:cs="Microsoft JhengHei"/>
               <w:szCs w:val="24"/>
             </w:rPr>
             <w:instrText xml:space="preserve"> HYPERLINK \l _Toc258 </w:instrText>
           </w:r>
           <w:r>
             <w:rPr>
-              <w:rFonts w:ascii="Microsoft JhengHei" w:eastAsia="Microsoft JhengHei" w:hAnsi="Microsoft JhengHei" w:cs="Microsoft JhengHei" w:hint="eastAsia"/>
+              <w:rFonts w:hint="eastAsia" w:ascii="Microsoft JhengHei" w:hAnsi="Microsoft JhengHei" w:eastAsia="Microsoft JhengHei" w:cs="Microsoft JhengHei"/>
               <w:szCs w:val="24"/>
             </w:rPr>
             <w:fldChar w:fldCharType="separate"/>
@@ -2733,7 +2758,7 @@
           </w:r>
           <w:r>
             <w:rPr>
-              <w:rFonts w:ascii="Microsoft JhengHei" w:eastAsia="Microsoft JhengHei" w:hAnsi="Microsoft JhengHei" w:cs="Microsoft JhengHei" w:hint="eastAsia"/>
+              <w:rFonts w:hint="eastAsia" w:ascii="Microsoft JhengHei" w:hAnsi="Microsoft JhengHei" w:eastAsia="Microsoft JhengHei" w:cs="Microsoft JhengHei"/>
               <w:szCs w:val="24"/>
             </w:rPr>
             <w:fldChar w:fldCharType="end"/>
@@ -2741,28 +2766,28 @@
         </w:p>
         <w:p>
           <w:pPr>
-            <w:pStyle w:val="TOC2"/>
+            <w:pStyle w:val="17"/>
             <w:tabs>
               <w:tab w:val="right" w:leader="dot" w:pos="8336"/>
             </w:tabs>
           </w:pPr>
           <w:r>
             <w:rPr>
-              <w:rFonts w:ascii="Microsoft JhengHei" w:eastAsia="Microsoft JhengHei" w:hAnsi="Microsoft JhengHei" w:cs="Microsoft JhengHei" w:hint="eastAsia"/>
+              <w:rFonts w:hint="eastAsia" w:ascii="Microsoft JhengHei" w:hAnsi="Microsoft JhengHei" w:eastAsia="Microsoft JhengHei" w:cs="Microsoft JhengHei"/>
               <w:szCs w:val="24"/>
             </w:rPr>
             <w:fldChar w:fldCharType="begin"/>
           </w:r>
           <w:r>
             <w:rPr>
-              <w:rFonts w:ascii="Microsoft JhengHei" w:eastAsia="Microsoft JhengHei" w:hAnsi="Microsoft JhengHei" w:cs="Microsoft JhengHei" w:hint="eastAsia"/>
+              <w:rFonts w:hint="eastAsia" w:ascii="Microsoft JhengHei" w:hAnsi="Microsoft JhengHei" w:eastAsia="Microsoft JhengHei" w:cs="Microsoft JhengHei"/>
               <w:szCs w:val="24"/>
             </w:rPr>
             <w:instrText xml:space="preserve"> HYPERLINK \l _Toc20768 </w:instrText>
           </w:r>
           <w:r>
             <w:rPr>
-              <w:rFonts w:ascii="Microsoft JhengHei" w:eastAsia="Microsoft JhengHei" w:hAnsi="Microsoft JhengHei" w:cs="Microsoft JhengHei" w:hint="eastAsia"/>
+              <w:rFonts w:hint="eastAsia" w:ascii="Microsoft JhengHei" w:hAnsi="Microsoft JhengHei" w:eastAsia="Microsoft JhengHei" w:cs="Microsoft JhengHei"/>
               <w:szCs w:val="24"/>
             </w:rPr>
             <w:fldChar w:fldCharType="separate"/>
@@ -2799,7 +2824,7 @@
           </w:r>
           <w:r>
             <w:rPr>
-              <w:rFonts w:ascii="Microsoft JhengHei" w:eastAsia="Microsoft JhengHei" w:hAnsi="Microsoft JhengHei" w:cs="Microsoft JhengHei" w:hint="eastAsia"/>
+              <w:rFonts w:hint="eastAsia" w:ascii="Microsoft JhengHei" w:hAnsi="Microsoft JhengHei" w:eastAsia="Microsoft JhengHei" w:cs="Microsoft JhengHei"/>
               <w:szCs w:val="24"/>
             </w:rPr>
             <w:fldChar w:fldCharType="end"/>
@@ -2807,28 +2832,28 @@
         </w:p>
         <w:p>
           <w:pPr>
-            <w:pStyle w:val="TOC1"/>
+            <w:pStyle w:val="16"/>
             <w:tabs>
               <w:tab w:val="right" w:leader="dot" w:pos="8336"/>
             </w:tabs>
           </w:pPr>
           <w:r>
             <w:rPr>
-              <w:rFonts w:ascii="Microsoft JhengHei" w:eastAsia="Microsoft JhengHei" w:hAnsi="Microsoft JhengHei" w:cs="Microsoft JhengHei" w:hint="eastAsia"/>
+              <w:rFonts w:hint="eastAsia" w:ascii="Microsoft JhengHei" w:hAnsi="Microsoft JhengHei" w:eastAsia="Microsoft JhengHei" w:cs="Microsoft JhengHei"/>
               <w:szCs w:val="24"/>
             </w:rPr>
             <w:fldChar w:fldCharType="begin"/>
           </w:r>
           <w:r>
             <w:rPr>
-              <w:rFonts w:ascii="Microsoft JhengHei" w:eastAsia="Microsoft JhengHei" w:hAnsi="Microsoft JhengHei" w:cs="Microsoft JhengHei" w:hint="eastAsia"/>
+              <w:rFonts w:hint="eastAsia" w:ascii="Microsoft JhengHei" w:hAnsi="Microsoft JhengHei" w:eastAsia="Microsoft JhengHei" w:cs="Microsoft JhengHei"/>
               <w:szCs w:val="24"/>
             </w:rPr>
             <w:instrText xml:space="preserve"> HYPERLINK \l _Toc16132 </w:instrText>
           </w:r>
           <w:r>
             <w:rPr>
-              <w:rFonts w:ascii="Microsoft JhengHei" w:eastAsia="Microsoft JhengHei" w:hAnsi="Microsoft JhengHei" w:cs="Microsoft JhengHei" w:hint="eastAsia"/>
+              <w:rFonts w:hint="eastAsia" w:ascii="Microsoft JhengHei" w:hAnsi="Microsoft JhengHei" w:eastAsia="Microsoft JhengHei" w:cs="Microsoft JhengHei"/>
               <w:szCs w:val="24"/>
             </w:rPr>
             <w:fldChar w:fldCharType="separate"/>
@@ -2865,7 +2890,7 @@
           </w:r>
           <w:r>
             <w:rPr>
-              <w:rFonts w:ascii="Microsoft JhengHei" w:eastAsia="Microsoft JhengHei" w:hAnsi="Microsoft JhengHei" w:cs="Microsoft JhengHei" w:hint="eastAsia"/>
+              <w:rFonts w:hint="eastAsia" w:ascii="Microsoft JhengHei" w:hAnsi="Microsoft JhengHei" w:eastAsia="Microsoft JhengHei" w:cs="Microsoft JhengHei"/>
               <w:szCs w:val="24"/>
             </w:rPr>
             <w:fldChar w:fldCharType="end"/>
@@ -2873,28 +2898,28 @@
         </w:p>
         <w:p>
           <w:pPr>
-            <w:pStyle w:val="TOC2"/>
+            <w:pStyle w:val="17"/>
             <w:tabs>
               <w:tab w:val="right" w:leader="dot" w:pos="8336"/>
             </w:tabs>
           </w:pPr>
           <w:r>
             <w:rPr>
-              <w:rFonts w:ascii="Microsoft JhengHei" w:eastAsia="Microsoft JhengHei" w:hAnsi="Microsoft JhengHei" w:cs="Microsoft JhengHei" w:hint="eastAsia"/>
+              <w:rFonts w:hint="eastAsia" w:ascii="Microsoft JhengHei" w:hAnsi="Microsoft JhengHei" w:eastAsia="Microsoft JhengHei" w:cs="Microsoft JhengHei"/>
               <w:szCs w:val="24"/>
             </w:rPr>
             <w:fldChar w:fldCharType="begin"/>
           </w:r>
           <w:r>
             <w:rPr>
-              <w:rFonts w:ascii="Microsoft JhengHei" w:eastAsia="Microsoft JhengHei" w:hAnsi="Microsoft JhengHei" w:cs="Microsoft JhengHei" w:hint="eastAsia"/>
+              <w:rFonts w:hint="eastAsia" w:ascii="Microsoft JhengHei" w:hAnsi="Microsoft JhengHei" w:eastAsia="Microsoft JhengHei" w:cs="Microsoft JhengHei"/>
               <w:szCs w:val="24"/>
             </w:rPr>
             <w:instrText xml:space="preserve"> HYPERLINK \l _Toc17807 </w:instrText>
           </w:r>
           <w:r>
             <w:rPr>
-              <w:rFonts w:ascii="Microsoft JhengHei" w:eastAsia="Microsoft JhengHei" w:hAnsi="Microsoft JhengHei" w:cs="Microsoft JhengHei" w:hint="eastAsia"/>
+              <w:rFonts w:hint="eastAsia" w:ascii="Microsoft JhengHei" w:hAnsi="Microsoft JhengHei" w:eastAsia="Microsoft JhengHei" w:cs="Microsoft JhengHei"/>
               <w:szCs w:val="24"/>
             </w:rPr>
             <w:fldChar w:fldCharType="separate"/>
@@ -2931,7 +2956,7 @@
           </w:r>
           <w:r>
             <w:rPr>
-              <w:rFonts w:ascii="Microsoft JhengHei" w:eastAsia="Microsoft JhengHei" w:hAnsi="Microsoft JhengHei" w:cs="Microsoft JhengHei" w:hint="eastAsia"/>
+              <w:rFonts w:hint="eastAsia" w:ascii="Microsoft JhengHei" w:hAnsi="Microsoft JhengHei" w:eastAsia="Microsoft JhengHei" w:cs="Microsoft JhengHei"/>
               <w:szCs w:val="24"/>
             </w:rPr>
             <w:fldChar w:fldCharType="end"/>
@@ -2939,28 +2964,28 @@
         </w:p>
         <w:p>
           <w:pPr>
-            <w:pStyle w:val="TOC2"/>
+            <w:pStyle w:val="17"/>
             <w:tabs>
               <w:tab w:val="right" w:leader="dot" w:pos="8336"/>
             </w:tabs>
           </w:pPr>
           <w:r>
             <w:rPr>
-              <w:rFonts w:ascii="Microsoft JhengHei" w:eastAsia="Microsoft JhengHei" w:hAnsi="Microsoft JhengHei" w:cs="Microsoft JhengHei" w:hint="eastAsia"/>
+              <w:rFonts w:hint="eastAsia" w:ascii="Microsoft JhengHei" w:hAnsi="Microsoft JhengHei" w:eastAsia="Microsoft JhengHei" w:cs="Microsoft JhengHei"/>
               <w:szCs w:val="24"/>
             </w:rPr>
             <w:fldChar w:fldCharType="begin"/>
           </w:r>
           <w:r>
             <w:rPr>
-              <w:rFonts w:ascii="Microsoft JhengHei" w:eastAsia="Microsoft JhengHei" w:hAnsi="Microsoft JhengHei" w:cs="Microsoft JhengHei" w:hint="eastAsia"/>
+              <w:rFonts w:hint="eastAsia" w:ascii="Microsoft JhengHei" w:hAnsi="Microsoft JhengHei" w:eastAsia="Microsoft JhengHei" w:cs="Microsoft JhengHei"/>
               <w:szCs w:val="24"/>
             </w:rPr>
             <w:instrText xml:space="preserve"> HYPERLINK \l _Toc16507 </w:instrText>
           </w:r>
           <w:r>
             <w:rPr>
-              <w:rFonts w:ascii="Microsoft JhengHei" w:eastAsia="Microsoft JhengHei" w:hAnsi="Microsoft JhengHei" w:cs="Microsoft JhengHei" w:hint="eastAsia"/>
+              <w:rFonts w:hint="eastAsia" w:ascii="Microsoft JhengHei" w:hAnsi="Microsoft JhengHei" w:eastAsia="Microsoft JhengHei" w:cs="Microsoft JhengHei"/>
               <w:szCs w:val="24"/>
             </w:rPr>
             <w:fldChar w:fldCharType="separate"/>
@@ -2997,7 +3022,7 @@
           </w:r>
           <w:r>
             <w:rPr>
-              <w:rFonts w:ascii="Microsoft JhengHei" w:eastAsia="Microsoft JhengHei" w:hAnsi="Microsoft JhengHei" w:cs="Microsoft JhengHei" w:hint="eastAsia"/>
+              <w:rFonts w:hint="eastAsia" w:ascii="Microsoft JhengHei" w:hAnsi="Microsoft JhengHei" w:eastAsia="Microsoft JhengHei" w:cs="Microsoft JhengHei"/>
               <w:szCs w:val="24"/>
             </w:rPr>
             <w:fldChar w:fldCharType="end"/>
@@ -3005,28 +3030,28 @@
         </w:p>
         <w:p>
           <w:pPr>
-            <w:pStyle w:val="TOC3"/>
+            <w:pStyle w:val="13"/>
             <w:tabs>
               <w:tab w:val="right" w:leader="dot" w:pos="8336"/>
             </w:tabs>
           </w:pPr>
           <w:r>
             <w:rPr>
-              <w:rFonts w:ascii="Microsoft JhengHei" w:eastAsia="Microsoft JhengHei" w:hAnsi="Microsoft JhengHei" w:cs="Microsoft JhengHei" w:hint="eastAsia"/>
+              <w:rFonts w:hint="eastAsia" w:ascii="Microsoft JhengHei" w:hAnsi="Microsoft JhengHei" w:eastAsia="Microsoft JhengHei" w:cs="Microsoft JhengHei"/>
               <w:szCs w:val="24"/>
             </w:rPr>
             <w:fldChar w:fldCharType="begin"/>
           </w:r>
           <w:r>
             <w:rPr>
-              <w:rFonts w:ascii="Microsoft JhengHei" w:eastAsia="Microsoft JhengHei" w:hAnsi="Microsoft JhengHei" w:cs="Microsoft JhengHei" w:hint="eastAsia"/>
+              <w:rFonts w:hint="eastAsia" w:ascii="Microsoft JhengHei" w:hAnsi="Microsoft JhengHei" w:eastAsia="Microsoft JhengHei" w:cs="Microsoft JhengHei"/>
               <w:szCs w:val="24"/>
             </w:rPr>
             <w:instrText xml:space="preserve"> HYPERLINK \l _Toc26237 </w:instrText>
           </w:r>
           <w:r>
             <w:rPr>
-              <w:rFonts w:ascii="Microsoft JhengHei" w:eastAsia="Microsoft JhengHei" w:hAnsi="Microsoft JhengHei" w:cs="Microsoft JhengHei" w:hint="eastAsia"/>
+              <w:rFonts w:hint="eastAsia" w:ascii="Microsoft JhengHei" w:hAnsi="Microsoft JhengHei" w:eastAsia="Microsoft JhengHei" w:cs="Microsoft JhengHei"/>
               <w:szCs w:val="24"/>
             </w:rPr>
             <w:fldChar w:fldCharType="separate"/>
@@ -3063,7 +3088,7 @@
           </w:r>
           <w:r>
             <w:rPr>
-              <w:rFonts w:ascii="Microsoft JhengHei" w:eastAsia="Microsoft JhengHei" w:hAnsi="Microsoft JhengHei" w:cs="Microsoft JhengHei" w:hint="eastAsia"/>
+              <w:rFonts w:hint="eastAsia" w:ascii="Microsoft JhengHei" w:hAnsi="Microsoft JhengHei" w:eastAsia="Microsoft JhengHei" w:cs="Microsoft JhengHei"/>
               <w:szCs w:val="24"/>
             </w:rPr>
             <w:fldChar w:fldCharType="end"/>
@@ -3071,28 +3096,28 @@
         </w:p>
         <w:p>
           <w:pPr>
-            <w:pStyle w:val="TOC3"/>
+            <w:pStyle w:val="13"/>
             <w:tabs>
               <w:tab w:val="right" w:leader="dot" w:pos="8336"/>
             </w:tabs>
           </w:pPr>
           <w:r>
             <w:rPr>
-              <w:rFonts w:ascii="Microsoft JhengHei" w:eastAsia="Microsoft JhengHei" w:hAnsi="Microsoft JhengHei" w:cs="Microsoft JhengHei" w:hint="eastAsia"/>
+              <w:rFonts w:hint="eastAsia" w:ascii="Microsoft JhengHei" w:hAnsi="Microsoft JhengHei" w:eastAsia="Microsoft JhengHei" w:cs="Microsoft JhengHei"/>
               <w:szCs w:val="24"/>
             </w:rPr>
             <w:fldChar w:fldCharType="begin"/>
           </w:r>
           <w:r>
             <w:rPr>
-              <w:rFonts w:ascii="Microsoft JhengHei" w:eastAsia="Microsoft JhengHei" w:hAnsi="Microsoft JhengHei" w:cs="Microsoft JhengHei" w:hint="eastAsia"/>
+              <w:rFonts w:hint="eastAsia" w:ascii="Microsoft JhengHei" w:hAnsi="Microsoft JhengHei" w:eastAsia="Microsoft JhengHei" w:cs="Microsoft JhengHei"/>
               <w:szCs w:val="24"/>
             </w:rPr>
             <w:instrText xml:space="preserve"> HYPERLINK \l _Toc10453 </w:instrText>
           </w:r>
           <w:r>
             <w:rPr>
-              <w:rFonts w:ascii="Microsoft JhengHei" w:eastAsia="Microsoft JhengHei" w:hAnsi="Microsoft JhengHei" w:cs="Microsoft JhengHei" w:hint="eastAsia"/>
+              <w:rFonts w:hint="eastAsia" w:ascii="Microsoft JhengHei" w:hAnsi="Microsoft JhengHei" w:eastAsia="Microsoft JhengHei" w:cs="Microsoft JhengHei"/>
               <w:szCs w:val="24"/>
             </w:rPr>
             <w:fldChar w:fldCharType="separate"/>
@@ -3129,7 +3154,7 @@
           </w:r>
           <w:r>
             <w:rPr>
-              <w:rFonts w:ascii="Microsoft JhengHei" w:eastAsia="Microsoft JhengHei" w:hAnsi="Microsoft JhengHei" w:cs="Microsoft JhengHei" w:hint="eastAsia"/>
+              <w:rFonts w:hint="eastAsia" w:ascii="Microsoft JhengHei" w:hAnsi="Microsoft JhengHei" w:eastAsia="Microsoft JhengHei" w:cs="Microsoft JhengHei"/>
               <w:szCs w:val="24"/>
             </w:rPr>
             <w:fldChar w:fldCharType="end"/>
@@ -3137,28 +3162,28 @@
         </w:p>
         <w:p>
           <w:pPr>
-            <w:pStyle w:val="TOC3"/>
+            <w:pStyle w:val="13"/>
             <w:tabs>
               <w:tab w:val="right" w:leader="dot" w:pos="8336"/>
             </w:tabs>
           </w:pPr>
           <w:r>
             <w:rPr>
-              <w:rFonts w:ascii="Microsoft JhengHei" w:eastAsia="Microsoft JhengHei" w:hAnsi="Microsoft JhengHei" w:cs="Microsoft JhengHei" w:hint="eastAsia"/>
+              <w:rFonts w:hint="eastAsia" w:ascii="Microsoft JhengHei" w:hAnsi="Microsoft JhengHei" w:eastAsia="Microsoft JhengHei" w:cs="Microsoft JhengHei"/>
               <w:szCs w:val="24"/>
             </w:rPr>
             <w:fldChar w:fldCharType="begin"/>
           </w:r>
           <w:r>
             <w:rPr>
-              <w:rFonts w:ascii="Microsoft JhengHei" w:eastAsia="Microsoft JhengHei" w:hAnsi="Microsoft JhengHei" w:cs="Microsoft JhengHei" w:hint="eastAsia"/>
+              <w:rFonts w:hint="eastAsia" w:ascii="Microsoft JhengHei" w:hAnsi="Microsoft JhengHei" w:eastAsia="Microsoft JhengHei" w:cs="Microsoft JhengHei"/>
               <w:szCs w:val="24"/>
             </w:rPr>
             <w:instrText xml:space="preserve"> HYPERLINK \l _Toc6823 </w:instrText>
           </w:r>
           <w:r>
             <w:rPr>
-              <w:rFonts w:ascii="Microsoft JhengHei" w:eastAsia="Microsoft JhengHei" w:hAnsi="Microsoft JhengHei" w:cs="Microsoft JhengHei" w:hint="eastAsia"/>
+              <w:rFonts w:hint="eastAsia" w:ascii="Microsoft JhengHei" w:hAnsi="Microsoft JhengHei" w:eastAsia="Microsoft JhengHei" w:cs="Microsoft JhengHei"/>
               <w:szCs w:val="24"/>
             </w:rPr>
             <w:fldChar w:fldCharType="separate"/>
@@ -3195,7 +3220,7 @@
           </w:r>
           <w:r>
             <w:rPr>
-              <w:rFonts w:ascii="Microsoft JhengHei" w:eastAsia="Microsoft JhengHei" w:hAnsi="Microsoft JhengHei" w:cs="Microsoft JhengHei" w:hint="eastAsia"/>
+              <w:rFonts w:hint="eastAsia" w:ascii="Microsoft JhengHei" w:hAnsi="Microsoft JhengHei" w:eastAsia="Microsoft JhengHei" w:cs="Microsoft JhengHei"/>
               <w:szCs w:val="24"/>
             </w:rPr>
             <w:fldChar w:fldCharType="end"/>
@@ -3203,28 +3228,28 @@
         </w:p>
         <w:p>
           <w:pPr>
-            <w:pStyle w:val="TOC3"/>
+            <w:pStyle w:val="13"/>
             <w:tabs>
               <w:tab w:val="right" w:leader="dot" w:pos="8336"/>
             </w:tabs>
           </w:pPr>
           <w:r>
             <w:rPr>
-              <w:rFonts w:ascii="Microsoft JhengHei" w:eastAsia="Microsoft JhengHei" w:hAnsi="Microsoft JhengHei" w:cs="Microsoft JhengHei" w:hint="eastAsia"/>
+              <w:rFonts w:hint="eastAsia" w:ascii="Microsoft JhengHei" w:hAnsi="Microsoft JhengHei" w:eastAsia="Microsoft JhengHei" w:cs="Microsoft JhengHei"/>
               <w:szCs w:val="24"/>
             </w:rPr>
             <w:fldChar w:fldCharType="begin"/>
           </w:r>
           <w:r>
             <w:rPr>
-              <w:rFonts w:ascii="Microsoft JhengHei" w:eastAsia="Microsoft JhengHei" w:hAnsi="Microsoft JhengHei" w:cs="Microsoft JhengHei" w:hint="eastAsia"/>
+              <w:rFonts w:hint="eastAsia" w:ascii="Microsoft JhengHei" w:hAnsi="Microsoft JhengHei" w:eastAsia="Microsoft JhengHei" w:cs="Microsoft JhengHei"/>
               <w:szCs w:val="24"/>
             </w:rPr>
             <w:instrText xml:space="preserve"> HYPERLINK \l _Toc22740 </w:instrText>
           </w:r>
           <w:r>
             <w:rPr>
-              <w:rFonts w:ascii="Microsoft JhengHei" w:eastAsia="Microsoft JhengHei" w:hAnsi="Microsoft JhengHei" w:cs="Microsoft JhengHei" w:hint="eastAsia"/>
+              <w:rFonts w:hint="eastAsia" w:ascii="Microsoft JhengHei" w:hAnsi="Microsoft JhengHei" w:eastAsia="Microsoft JhengHei" w:cs="Microsoft JhengHei"/>
               <w:szCs w:val="24"/>
             </w:rPr>
             <w:fldChar w:fldCharType="separate"/>
@@ -3261,7 +3286,7 @@
           </w:r>
           <w:r>
             <w:rPr>
-              <w:rFonts w:ascii="Microsoft JhengHei" w:eastAsia="Microsoft JhengHei" w:hAnsi="Microsoft JhengHei" w:cs="Microsoft JhengHei" w:hint="eastAsia"/>
+              <w:rFonts w:hint="eastAsia" w:ascii="Microsoft JhengHei" w:hAnsi="Microsoft JhengHei" w:eastAsia="Microsoft JhengHei" w:cs="Microsoft JhengHei"/>
               <w:szCs w:val="24"/>
             </w:rPr>
             <w:fldChar w:fldCharType="end"/>
@@ -3269,28 +3294,28 @@
         </w:p>
         <w:p>
           <w:pPr>
-            <w:pStyle w:val="TOC2"/>
+            <w:pStyle w:val="17"/>
             <w:tabs>
               <w:tab w:val="right" w:leader="dot" w:pos="8336"/>
             </w:tabs>
           </w:pPr>
           <w:r>
             <w:rPr>
-              <w:rFonts w:ascii="Microsoft JhengHei" w:eastAsia="Microsoft JhengHei" w:hAnsi="Microsoft JhengHei" w:cs="Microsoft JhengHei" w:hint="eastAsia"/>
+              <w:rFonts w:hint="eastAsia" w:ascii="Microsoft JhengHei" w:hAnsi="Microsoft JhengHei" w:eastAsia="Microsoft JhengHei" w:cs="Microsoft JhengHei"/>
               <w:szCs w:val="24"/>
             </w:rPr>
             <w:fldChar w:fldCharType="begin"/>
           </w:r>
           <w:r>
             <w:rPr>
-              <w:rFonts w:ascii="Microsoft JhengHei" w:eastAsia="Microsoft JhengHei" w:hAnsi="Microsoft JhengHei" w:cs="Microsoft JhengHei" w:hint="eastAsia"/>
+              <w:rFonts w:hint="eastAsia" w:ascii="Microsoft JhengHei" w:hAnsi="Microsoft JhengHei" w:eastAsia="Microsoft JhengHei" w:cs="Microsoft JhengHei"/>
               <w:szCs w:val="24"/>
             </w:rPr>
             <w:instrText xml:space="preserve"> HYPERLINK \l _Toc26837 </w:instrText>
           </w:r>
           <w:r>
             <w:rPr>
-              <w:rFonts w:ascii="Microsoft JhengHei" w:eastAsia="Microsoft JhengHei" w:hAnsi="Microsoft JhengHei" w:cs="Microsoft JhengHei" w:hint="eastAsia"/>
+              <w:rFonts w:hint="eastAsia" w:ascii="Microsoft JhengHei" w:hAnsi="Microsoft JhengHei" w:eastAsia="Microsoft JhengHei" w:cs="Microsoft JhengHei"/>
               <w:szCs w:val="24"/>
             </w:rPr>
             <w:fldChar w:fldCharType="separate"/>
@@ -3327,7 +3352,7 @@
           </w:r>
           <w:r>
             <w:rPr>
-              <w:rFonts w:ascii="Microsoft JhengHei" w:eastAsia="Microsoft JhengHei" w:hAnsi="Microsoft JhengHei" w:cs="Microsoft JhengHei" w:hint="eastAsia"/>
+              <w:rFonts w:hint="eastAsia" w:ascii="Microsoft JhengHei" w:hAnsi="Microsoft JhengHei" w:eastAsia="Microsoft JhengHei" w:cs="Microsoft JhengHei"/>
               <w:szCs w:val="24"/>
             </w:rPr>
             <w:fldChar w:fldCharType="end"/>
@@ -3335,28 +3360,28 @@
         </w:p>
         <w:p>
           <w:pPr>
-            <w:pStyle w:val="TOC3"/>
+            <w:pStyle w:val="13"/>
             <w:tabs>
               <w:tab w:val="right" w:leader="dot" w:pos="8336"/>
             </w:tabs>
           </w:pPr>
           <w:r>
             <w:rPr>
-              <w:rFonts w:ascii="Microsoft JhengHei" w:eastAsia="Microsoft JhengHei" w:hAnsi="Microsoft JhengHei" w:cs="Microsoft JhengHei" w:hint="eastAsia"/>
+              <w:rFonts w:hint="eastAsia" w:ascii="Microsoft JhengHei" w:hAnsi="Microsoft JhengHei" w:eastAsia="Microsoft JhengHei" w:cs="Microsoft JhengHei"/>
               <w:szCs w:val="24"/>
             </w:rPr>
             <w:fldChar w:fldCharType="begin"/>
           </w:r>
           <w:r>
             <w:rPr>
-              <w:rFonts w:ascii="Microsoft JhengHei" w:eastAsia="Microsoft JhengHei" w:hAnsi="Microsoft JhengHei" w:cs="Microsoft JhengHei" w:hint="eastAsia"/>
+              <w:rFonts w:hint="eastAsia" w:ascii="Microsoft JhengHei" w:hAnsi="Microsoft JhengHei" w:eastAsia="Microsoft JhengHei" w:cs="Microsoft JhengHei"/>
               <w:szCs w:val="24"/>
             </w:rPr>
             <w:instrText xml:space="preserve"> HYPERLINK \l _Toc2279 </w:instrText>
           </w:r>
           <w:r>
             <w:rPr>
-              <w:rFonts w:ascii="Microsoft JhengHei" w:eastAsia="Microsoft JhengHei" w:hAnsi="Microsoft JhengHei" w:cs="Microsoft JhengHei" w:hint="eastAsia"/>
+              <w:rFonts w:hint="eastAsia" w:ascii="Microsoft JhengHei" w:hAnsi="Microsoft JhengHei" w:eastAsia="Microsoft JhengHei" w:cs="Microsoft JhengHei"/>
               <w:szCs w:val="24"/>
             </w:rPr>
             <w:fldChar w:fldCharType="separate"/>
@@ -3393,7 +3418,7 @@
           </w:r>
           <w:r>
             <w:rPr>
-              <w:rFonts w:ascii="Microsoft JhengHei" w:eastAsia="Microsoft JhengHei" w:hAnsi="Microsoft JhengHei" w:cs="Microsoft JhengHei" w:hint="eastAsia"/>
+              <w:rFonts w:hint="eastAsia" w:ascii="Microsoft JhengHei" w:hAnsi="Microsoft JhengHei" w:eastAsia="Microsoft JhengHei" w:cs="Microsoft JhengHei"/>
               <w:szCs w:val="24"/>
             </w:rPr>
             <w:fldChar w:fldCharType="end"/>
@@ -3401,28 +3426,28 @@
         </w:p>
         <w:p>
           <w:pPr>
-            <w:pStyle w:val="TOC3"/>
+            <w:pStyle w:val="13"/>
             <w:tabs>
               <w:tab w:val="right" w:leader="dot" w:pos="8336"/>
             </w:tabs>
           </w:pPr>
           <w:r>
             <w:rPr>
-              <w:rFonts w:ascii="Microsoft JhengHei" w:eastAsia="Microsoft JhengHei" w:hAnsi="Microsoft JhengHei" w:cs="Microsoft JhengHei" w:hint="eastAsia"/>
+              <w:rFonts w:hint="eastAsia" w:ascii="Microsoft JhengHei" w:hAnsi="Microsoft JhengHei" w:eastAsia="Microsoft JhengHei" w:cs="Microsoft JhengHei"/>
               <w:szCs w:val="24"/>
             </w:rPr>
             <w:fldChar w:fldCharType="begin"/>
           </w:r>
           <w:r>
             <w:rPr>
-              <w:rFonts w:ascii="Microsoft JhengHei" w:eastAsia="Microsoft JhengHei" w:hAnsi="Microsoft JhengHei" w:cs="Microsoft JhengHei" w:hint="eastAsia"/>
+              <w:rFonts w:hint="eastAsia" w:ascii="Microsoft JhengHei" w:hAnsi="Microsoft JhengHei" w:eastAsia="Microsoft JhengHei" w:cs="Microsoft JhengHei"/>
               <w:szCs w:val="24"/>
             </w:rPr>
             <w:instrText xml:space="preserve"> HYPERLINK \l _Toc26971 </w:instrText>
           </w:r>
           <w:r>
             <w:rPr>
-              <w:rFonts w:ascii="Microsoft JhengHei" w:eastAsia="Microsoft JhengHei" w:hAnsi="Microsoft JhengHei" w:cs="Microsoft JhengHei" w:hint="eastAsia"/>
+              <w:rFonts w:hint="eastAsia" w:ascii="Microsoft JhengHei" w:hAnsi="Microsoft JhengHei" w:eastAsia="Microsoft JhengHei" w:cs="Microsoft JhengHei"/>
               <w:szCs w:val="24"/>
             </w:rPr>
             <w:fldChar w:fldCharType="separate"/>
@@ -3459,7 +3484,7 @@
           </w:r>
           <w:r>
             <w:rPr>
-              <w:rFonts w:ascii="Microsoft JhengHei" w:eastAsia="Microsoft JhengHei" w:hAnsi="Microsoft JhengHei" w:cs="Microsoft JhengHei" w:hint="eastAsia"/>
+              <w:rFonts w:hint="eastAsia" w:ascii="Microsoft JhengHei" w:hAnsi="Microsoft JhengHei" w:eastAsia="Microsoft JhengHei" w:cs="Microsoft JhengHei"/>
               <w:szCs w:val="24"/>
             </w:rPr>
             <w:fldChar w:fldCharType="end"/>
@@ -3467,28 +3492,28 @@
         </w:p>
         <w:p>
           <w:pPr>
-            <w:pStyle w:val="TOC3"/>
+            <w:pStyle w:val="13"/>
             <w:tabs>
               <w:tab w:val="right" w:leader="dot" w:pos="8336"/>
             </w:tabs>
           </w:pPr>
           <w:r>
             <w:rPr>
-              <w:rFonts w:ascii="Microsoft JhengHei" w:eastAsia="Microsoft JhengHei" w:hAnsi="Microsoft JhengHei" w:cs="Microsoft JhengHei" w:hint="eastAsia"/>
+              <w:rFonts w:hint="eastAsia" w:ascii="Microsoft JhengHei" w:hAnsi="Microsoft JhengHei" w:eastAsia="Microsoft JhengHei" w:cs="Microsoft JhengHei"/>
               <w:szCs w:val="24"/>
             </w:rPr>
             <w:fldChar w:fldCharType="begin"/>
           </w:r>
           <w:r>
             <w:rPr>
-              <w:rFonts w:ascii="Microsoft JhengHei" w:eastAsia="Microsoft JhengHei" w:hAnsi="Microsoft JhengHei" w:cs="Microsoft JhengHei" w:hint="eastAsia"/>
+              <w:rFonts w:hint="eastAsia" w:ascii="Microsoft JhengHei" w:hAnsi="Microsoft JhengHei" w:eastAsia="Microsoft JhengHei" w:cs="Microsoft JhengHei"/>
               <w:szCs w:val="24"/>
             </w:rPr>
             <w:instrText xml:space="preserve"> HYPERLINK \l _Toc13109 </w:instrText>
           </w:r>
           <w:r>
             <w:rPr>
-              <w:rFonts w:ascii="Microsoft JhengHei" w:eastAsia="Microsoft JhengHei" w:hAnsi="Microsoft JhengHei" w:cs="Microsoft JhengHei" w:hint="eastAsia"/>
+              <w:rFonts w:hint="eastAsia" w:ascii="Microsoft JhengHei" w:hAnsi="Microsoft JhengHei" w:eastAsia="Microsoft JhengHei" w:cs="Microsoft JhengHei"/>
               <w:szCs w:val="24"/>
             </w:rPr>
             <w:fldChar w:fldCharType="separate"/>
@@ -3525,7 +3550,7 @@
           </w:r>
           <w:r>
             <w:rPr>
-              <w:rFonts w:ascii="Microsoft JhengHei" w:eastAsia="Microsoft JhengHei" w:hAnsi="Microsoft JhengHei" w:cs="Microsoft JhengHei" w:hint="eastAsia"/>
+              <w:rFonts w:hint="eastAsia" w:ascii="Microsoft JhengHei" w:hAnsi="Microsoft JhengHei" w:eastAsia="Microsoft JhengHei" w:cs="Microsoft JhengHei"/>
               <w:szCs w:val="24"/>
             </w:rPr>
             <w:fldChar w:fldCharType="end"/>
@@ -3533,28 +3558,28 @@
         </w:p>
         <w:p>
           <w:pPr>
-            <w:pStyle w:val="TOC3"/>
+            <w:pStyle w:val="13"/>
             <w:tabs>
               <w:tab w:val="right" w:leader="dot" w:pos="8336"/>
             </w:tabs>
           </w:pPr>
           <w:r>
             <w:rPr>
-              <w:rFonts w:ascii="Microsoft JhengHei" w:eastAsia="Microsoft JhengHei" w:hAnsi="Microsoft JhengHei" w:cs="Microsoft JhengHei" w:hint="eastAsia"/>
+              <w:rFonts w:hint="eastAsia" w:ascii="Microsoft JhengHei" w:hAnsi="Microsoft JhengHei" w:eastAsia="Microsoft JhengHei" w:cs="Microsoft JhengHei"/>
               <w:szCs w:val="24"/>
             </w:rPr>
             <w:fldChar w:fldCharType="begin"/>
           </w:r>
           <w:r>
             <w:rPr>
-              <w:rFonts w:ascii="Microsoft JhengHei" w:eastAsia="Microsoft JhengHei" w:hAnsi="Microsoft JhengHei" w:cs="Microsoft JhengHei" w:hint="eastAsia"/>
+              <w:rFonts w:hint="eastAsia" w:ascii="Microsoft JhengHei" w:hAnsi="Microsoft JhengHei" w:eastAsia="Microsoft JhengHei" w:cs="Microsoft JhengHei"/>
               <w:szCs w:val="24"/>
             </w:rPr>
             <w:instrText xml:space="preserve"> HYPERLINK \l _Toc19580 </w:instrText>
           </w:r>
           <w:r>
             <w:rPr>
-              <w:rFonts w:ascii="Microsoft JhengHei" w:eastAsia="Microsoft JhengHei" w:hAnsi="Microsoft JhengHei" w:cs="Microsoft JhengHei" w:hint="eastAsia"/>
+              <w:rFonts w:hint="eastAsia" w:ascii="Microsoft JhengHei" w:hAnsi="Microsoft JhengHei" w:eastAsia="Microsoft JhengHei" w:cs="Microsoft JhengHei"/>
               <w:szCs w:val="24"/>
             </w:rPr>
             <w:fldChar w:fldCharType="separate"/>
@@ -3591,7 +3616,7 @@
           </w:r>
           <w:r>
             <w:rPr>
-              <w:rFonts w:ascii="Microsoft JhengHei" w:eastAsia="Microsoft JhengHei" w:hAnsi="Microsoft JhengHei" w:cs="Microsoft JhengHei" w:hint="eastAsia"/>
+              <w:rFonts w:hint="eastAsia" w:ascii="Microsoft JhengHei" w:hAnsi="Microsoft JhengHei" w:eastAsia="Microsoft JhengHei" w:cs="Microsoft JhengHei"/>
               <w:szCs w:val="24"/>
             </w:rPr>
             <w:fldChar w:fldCharType="end"/>
@@ -3599,28 +3624,28 @@
         </w:p>
         <w:p>
           <w:pPr>
-            <w:pStyle w:val="TOC2"/>
+            <w:pStyle w:val="17"/>
             <w:tabs>
               <w:tab w:val="right" w:leader="dot" w:pos="8336"/>
             </w:tabs>
           </w:pPr>
           <w:r>
             <w:rPr>
-              <w:rFonts w:ascii="Microsoft JhengHei" w:eastAsia="Microsoft JhengHei" w:hAnsi="Microsoft JhengHei" w:cs="Microsoft JhengHei" w:hint="eastAsia"/>
+              <w:rFonts w:hint="eastAsia" w:ascii="Microsoft JhengHei" w:hAnsi="Microsoft JhengHei" w:eastAsia="Microsoft JhengHei" w:cs="Microsoft JhengHei"/>
               <w:szCs w:val="24"/>
             </w:rPr>
             <w:fldChar w:fldCharType="begin"/>
           </w:r>
           <w:r>
             <w:rPr>
-              <w:rFonts w:ascii="Microsoft JhengHei" w:eastAsia="Microsoft JhengHei" w:hAnsi="Microsoft JhengHei" w:cs="Microsoft JhengHei" w:hint="eastAsia"/>
+              <w:rFonts w:hint="eastAsia" w:ascii="Microsoft JhengHei" w:hAnsi="Microsoft JhengHei" w:eastAsia="Microsoft JhengHei" w:cs="Microsoft JhengHei"/>
               <w:szCs w:val="24"/>
             </w:rPr>
             <w:instrText xml:space="preserve"> HYPERLINK \l _Toc13011 </w:instrText>
           </w:r>
           <w:r>
             <w:rPr>
-              <w:rFonts w:ascii="Microsoft JhengHei" w:eastAsia="Microsoft JhengHei" w:hAnsi="Microsoft JhengHei" w:cs="Microsoft JhengHei" w:hint="eastAsia"/>
+              <w:rFonts w:hint="eastAsia" w:ascii="Microsoft JhengHei" w:hAnsi="Microsoft JhengHei" w:eastAsia="Microsoft JhengHei" w:cs="Microsoft JhengHei"/>
               <w:szCs w:val="24"/>
             </w:rPr>
             <w:fldChar w:fldCharType="separate"/>
@@ -3659,7 +3684,7 @@
           </w:r>
           <w:r>
             <w:rPr>
-              <w:rFonts w:ascii="Microsoft JhengHei" w:eastAsia="Microsoft JhengHei" w:hAnsi="Microsoft JhengHei" w:cs="Microsoft JhengHei" w:hint="eastAsia"/>
+              <w:rFonts w:hint="eastAsia" w:ascii="Microsoft JhengHei" w:hAnsi="Microsoft JhengHei" w:eastAsia="Microsoft JhengHei" w:cs="Microsoft JhengHei"/>
               <w:szCs w:val="24"/>
             </w:rPr>
             <w:fldChar w:fldCharType="end"/>
@@ -3667,28 +3692,28 @@
         </w:p>
         <w:p>
           <w:pPr>
-            <w:pStyle w:val="TOC3"/>
+            <w:pStyle w:val="13"/>
             <w:tabs>
               <w:tab w:val="right" w:leader="dot" w:pos="8336"/>
             </w:tabs>
           </w:pPr>
           <w:r>
             <w:rPr>
-              <w:rFonts w:ascii="Microsoft JhengHei" w:eastAsia="Microsoft JhengHei" w:hAnsi="Microsoft JhengHei" w:cs="Microsoft JhengHei" w:hint="eastAsia"/>
+              <w:rFonts w:hint="eastAsia" w:ascii="Microsoft JhengHei" w:hAnsi="Microsoft JhengHei" w:eastAsia="Microsoft JhengHei" w:cs="Microsoft JhengHei"/>
               <w:szCs w:val="24"/>
             </w:rPr>
             <w:fldChar w:fldCharType="begin"/>
           </w:r>
           <w:r>
             <w:rPr>
-              <w:rFonts w:ascii="Microsoft JhengHei" w:eastAsia="Microsoft JhengHei" w:hAnsi="Microsoft JhengHei" w:cs="Microsoft JhengHei" w:hint="eastAsia"/>
+              <w:rFonts w:hint="eastAsia" w:ascii="Microsoft JhengHei" w:hAnsi="Microsoft JhengHei" w:eastAsia="Microsoft JhengHei" w:cs="Microsoft JhengHei"/>
               <w:szCs w:val="24"/>
             </w:rPr>
             <w:instrText xml:space="preserve"> HYPERLINK \l _Toc25909 </w:instrText>
           </w:r>
           <w:r>
             <w:rPr>
-              <w:rFonts w:ascii="Microsoft JhengHei" w:eastAsia="Microsoft JhengHei" w:hAnsi="Microsoft JhengHei" w:cs="Microsoft JhengHei" w:hint="eastAsia"/>
+              <w:rFonts w:hint="eastAsia" w:ascii="Microsoft JhengHei" w:hAnsi="Microsoft JhengHei" w:eastAsia="Microsoft JhengHei" w:cs="Microsoft JhengHei"/>
               <w:szCs w:val="24"/>
             </w:rPr>
             <w:fldChar w:fldCharType="separate"/>
@@ -3727,7 +3752,7 @@
           </w:r>
           <w:r>
             <w:rPr>
-              <w:rFonts w:ascii="Microsoft JhengHei" w:eastAsia="Microsoft JhengHei" w:hAnsi="Microsoft JhengHei" w:cs="Microsoft JhengHei" w:hint="eastAsia"/>
+              <w:rFonts w:hint="eastAsia" w:ascii="Microsoft JhengHei" w:hAnsi="Microsoft JhengHei" w:eastAsia="Microsoft JhengHei" w:cs="Microsoft JhengHei"/>
               <w:szCs w:val="24"/>
             </w:rPr>
             <w:fldChar w:fldCharType="end"/>
@@ -3735,28 +3760,28 @@
         </w:p>
         <w:p>
           <w:pPr>
-            <w:pStyle w:val="TOC3"/>
+            <w:pStyle w:val="13"/>
             <w:tabs>
               <w:tab w:val="right" w:leader="dot" w:pos="8336"/>
             </w:tabs>
           </w:pPr>
           <w:r>
             <w:rPr>
-              <w:rFonts w:ascii="Microsoft JhengHei" w:eastAsia="Microsoft JhengHei" w:hAnsi="Microsoft JhengHei" w:cs="Microsoft JhengHei" w:hint="eastAsia"/>
+              <w:rFonts w:hint="eastAsia" w:ascii="Microsoft JhengHei" w:hAnsi="Microsoft JhengHei" w:eastAsia="Microsoft JhengHei" w:cs="Microsoft JhengHei"/>
               <w:szCs w:val="24"/>
             </w:rPr>
             <w:fldChar w:fldCharType="begin"/>
           </w:r>
           <w:r>
             <w:rPr>
-              <w:rFonts w:ascii="Microsoft JhengHei" w:eastAsia="Microsoft JhengHei" w:hAnsi="Microsoft JhengHei" w:cs="Microsoft JhengHei" w:hint="eastAsia"/>
+              <w:rFonts w:hint="eastAsia" w:ascii="Microsoft JhengHei" w:hAnsi="Microsoft JhengHei" w:eastAsia="Microsoft JhengHei" w:cs="Microsoft JhengHei"/>
               <w:szCs w:val="24"/>
             </w:rPr>
             <w:instrText xml:space="preserve"> HYPERLINK \l _Toc27152 </w:instrText>
           </w:r>
           <w:r>
             <w:rPr>
-              <w:rFonts w:ascii="Microsoft JhengHei" w:eastAsia="Microsoft JhengHei" w:hAnsi="Microsoft JhengHei" w:cs="Microsoft JhengHei" w:hint="eastAsia"/>
+              <w:rFonts w:hint="eastAsia" w:ascii="Microsoft JhengHei" w:hAnsi="Microsoft JhengHei" w:eastAsia="Microsoft JhengHei" w:cs="Microsoft JhengHei"/>
               <w:szCs w:val="24"/>
             </w:rPr>
             <w:fldChar w:fldCharType="separate"/>
@@ -3794,7 +3819,7 @@
           </w:r>
           <w:r>
             <w:rPr>
-              <w:rFonts w:ascii="Microsoft JhengHei" w:eastAsia="Microsoft JhengHei" w:hAnsi="Microsoft JhengHei" w:cs="Microsoft JhengHei" w:hint="eastAsia"/>
+              <w:rFonts w:hint="eastAsia" w:ascii="Microsoft JhengHei" w:hAnsi="Microsoft JhengHei" w:eastAsia="Microsoft JhengHei" w:cs="Microsoft JhengHei"/>
               <w:szCs w:val="24"/>
             </w:rPr>
             <w:fldChar w:fldCharType="end"/>
@@ -3802,28 +3827,28 @@
         </w:p>
         <w:p>
           <w:pPr>
-            <w:pStyle w:val="TOC3"/>
+            <w:pStyle w:val="13"/>
             <w:tabs>
               <w:tab w:val="right" w:leader="dot" w:pos="8336"/>
             </w:tabs>
           </w:pPr>
           <w:r>
             <w:rPr>
-              <w:rFonts w:ascii="Microsoft JhengHei" w:eastAsia="Microsoft JhengHei" w:hAnsi="Microsoft JhengHei" w:cs="Microsoft JhengHei" w:hint="eastAsia"/>
+              <w:rFonts w:hint="eastAsia" w:ascii="Microsoft JhengHei" w:hAnsi="Microsoft JhengHei" w:eastAsia="Microsoft JhengHei" w:cs="Microsoft JhengHei"/>
               <w:szCs w:val="24"/>
             </w:rPr>
             <w:fldChar w:fldCharType="begin"/>
           </w:r>
           <w:r>
             <w:rPr>
-              <w:rFonts w:ascii="Microsoft JhengHei" w:eastAsia="Microsoft JhengHei" w:hAnsi="Microsoft JhengHei" w:cs="Microsoft JhengHei" w:hint="eastAsia"/>
+              <w:rFonts w:hint="eastAsia" w:ascii="Microsoft JhengHei" w:hAnsi="Microsoft JhengHei" w:eastAsia="Microsoft JhengHei" w:cs="Microsoft JhengHei"/>
               <w:szCs w:val="24"/>
             </w:rPr>
             <w:instrText xml:space="preserve"> HYPERLINK \l _Toc25324 </w:instrText>
           </w:r>
           <w:r>
             <w:rPr>
-              <w:rFonts w:ascii="Microsoft JhengHei" w:eastAsia="Microsoft JhengHei" w:hAnsi="Microsoft JhengHei" w:cs="Microsoft JhengHei" w:hint="eastAsia"/>
+              <w:rFonts w:hint="eastAsia" w:ascii="Microsoft JhengHei" w:hAnsi="Microsoft JhengHei" w:eastAsia="Microsoft JhengHei" w:cs="Microsoft JhengHei"/>
               <w:szCs w:val="24"/>
             </w:rPr>
             <w:fldChar w:fldCharType="separate"/>
@@ -3862,7 +3887,7 @@
           </w:r>
           <w:r>
             <w:rPr>
-              <w:rFonts w:ascii="Microsoft JhengHei" w:eastAsia="Microsoft JhengHei" w:hAnsi="Microsoft JhengHei" w:cs="Microsoft JhengHei" w:hint="eastAsia"/>
+              <w:rFonts w:hint="eastAsia" w:ascii="Microsoft JhengHei" w:hAnsi="Microsoft JhengHei" w:eastAsia="Microsoft JhengHei" w:cs="Microsoft JhengHei"/>
               <w:szCs w:val="24"/>
             </w:rPr>
             <w:fldChar w:fldCharType="end"/>
@@ -3870,28 +3895,28 @@
         </w:p>
         <w:p>
           <w:pPr>
-            <w:pStyle w:val="TOC1"/>
+            <w:pStyle w:val="16"/>
             <w:tabs>
               <w:tab w:val="right" w:leader="dot" w:pos="8336"/>
             </w:tabs>
           </w:pPr>
           <w:r>
             <w:rPr>
-              <w:rFonts w:ascii="Microsoft JhengHei" w:eastAsia="Microsoft JhengHei" w:hAnsi="Microsoft JhengHei" w:cs="Microsoft JhengHei" w:hint="eastAsia"/>
+              <w:rFonts w:hint="eastAsia" w:ascii="Microsoft JhengHei" w:hAnsi="Microsoft JhengHei" w:eastAsia="Microsoft JhengHei" w:cs="Microsoft JhengHei"/>
               <w:szCs w:val="24"/>
             </w:rPr>
             <w:fldChar w:fldCharType="begin"/>
           </w:r>
           <w:r>
             <w:rPr>
-              <w:rFonts w:ascii="Microsoft JhengHei" w:eastAsia="Microsoft JhengHei" w:hAnsi="Microsoft JhengHei" w:cs="Microsoft JhengHei" w:hint="eastAsia"/>
+              <w:rFonts w:hint="eastAsia" w:ascii="Microsoft JhengHei" w:hAnsi="Microsoft JhengHei" w:eastAsia="Microsoft JhengHei" w:cs="Microsoft JhengHei"/>
               <w:szCs w:val="24"/>
             </w:rPr>
             <w:instrText xml:space="preserve"> HYPERLINK \l _Toc4025 </w:instrText>
           </w:r>
           <w:r>
             <w:rPr>
-              <w:rFonts w:ascii="Microsoft JhengHei" w:eastAsia="Microsoft JhengHei" w:hAnsi="Microsoft JhengHei" w:cs="Microsoft JhengHei" w:hint="eastAsia"/>
+              <w:rFonts w:hint="eastAsia" w:ascii="Microsoft JhengHei" w:hAnsi="Microsoft JhengHei" w:eastAsia="Microsoft JhengHei" w:cs="Microsoft JhengHei"/>
               <w:szCs w:val="24"/>
             </w:rPr>
             <w:fldChar w:fldCharType="separate"/>
@@ -3928,7 +3953,7 @@
           </w:r>
           <w:r>
             <w:rPr>
-              <w:rFonts w:ascii="Microsoft JhengHei" w:eastAsia="Microsoft JhengHei" w:hAnsi="Microsoft JhengHei" w:cs="Microsoft JhengHei" w:hint="eastAsia"/>
+              <w:rFonts w:hint="eastAsia" w:ascii="Microsoft JhengHei" w:hAnsi="Microsoft JhengHei" w:eastAsia="Microsoft JhengHei" w:cs="Microsoft JhengHei"/>
               <w:szCs w:val="24"/>
             </w:rPr>
             <w:fldChar w:fldCharType="end"/>
@@ -3936,28 +3961,28 @@
         </w:p>
         <w:p>
           <w:pPr>
-            <w:pStyle w:val="TOC2"/>
+            <w:pStyle w:val="17"/>
             <w:tabs>
               <w:tab w:val="right" w:leader="dot" w:pos="8336"/>
             </w:tabs>
           </w:pPr>
           <w:r>
             <w:rPr>
-              <w:rFonts w:ascii="Microsoft JhengHei" w:eastAsia="Microsoft JhengHei" w:hAnsi="Microsoft JhengHei" w:cs="Microsoft JhengHei" w:hint="eastAsia"/>
+              <w:rFonts w:hint="eastAsia" w:ascii="Microsoft JhengHei" w:hAnsi="Microsoft JhengHei" w:eastAsia="Microsoft JhengHei" w:cs="Microsoft JhengHei"/>
               <w:szCs w:val="24"/>
             </w:rPr>
             <w:fldChar w:fldCharType="begin"/>
           </w:r>
           <w:r>
             <w:rPr>
-              <w:rFonts w:ascii="Microsoft JhengHei" w:eastAsia="Microsoft JhengHei" w:hAnsi="Microsoft JhengHei" w:cs="Microsoft JhengHei" w:hint="eastAsia"/>
+              <w:rFonts w:hint="eastAsia" w:ascii="Microsoft JhengHei" w:hAnsi="Microsoft JhengHei" w:eastAsia="Microsoft JhengHei" w:cs="Microsoft JhengHei"/>
               <w:szCs w:val="24"/>
             </w:rPr>
             <w:instrText xml:space="preserve"> HYPERLINK \l _Toc31264 </w:instrText>
           </w:r>
           <w:r>
             <w:rPr>
-              <w:rFonts w:ascii="Microsoft JhengHei" w:eastAsia="Microsoft JhengHei" w:hAnsi="Microsoft JhengHei" w:cs="Microsoft JhengHei" w:hint="eastAsia"/>
+              <w:rFonts w:hint="eastAsia" w:ascii="Microsoft JhengHei" w:hAnsi="Microsoft JhengHei" w:eastAsia="Microsoft JhengHei" w:cs="Microsoft JhengHei"/>
               <w:szCs w:val="24"/>
             </w:rPr>
             <w:fldChar w:fldCharType="separate"/>
@@ -3994,7 +4019,7 @@
           </w:r>
           <w:r>
             <w:rPr>
-              <w:rFonts w:ascii="Microsoft JhengHei" w:eastAsia="Microsoft JhengHei" w:hAnsi="Microsoft JhengHei" w:cs="Microsoft JhengHei" w:hint="eastAsia"/>
+              <w:rFonts w:hint="eastAsia" w:ascii="Microsoft JhengHei" w:hAnsi="Microsoft JhengHei" w:eastAsia="Microsoft JhengHei" w:cs="Microsoft JhengHei"/>
               <w:szCs w:val="24"/>
             </w:rPr>
             <w:fldChar w:fldCharType="end"/>
@@ -4002,28 +4027,28 @@
         </w:p>
         <w:p>
           <w:pPr>
-            <w:pStyle w:val="TOC2"/>
+            <w:pStyle w:val="17"/>
             <w:tabs>
               <w:tab w:val="right" w:leader="dot" w:pos="8336"/>
             </w:tabs>
           </w:pPr>
           <w:r>
             <w:rPr>
-              <w:rFonts w:ascii="Microsoft JhengHei" w:eastAsia="Microsoft JhengHei" w:hAnsi="Microsoft JhengHei" w:cs="Microsoft JhengHei" w:hint="eastAsia"/>
+              <w:rFonts w:hint="eastAsia" w:ascii="Microsoft JhengHei" w:hAnsi="Microsoft JhengHei" w:eastAsia="Microsoft JhengHei" w:cs="Microsoft JhengHei"/>
               <w:szCs w:val="24"/>
             </w:rPr>
             <w:fldChar w:fldCharType="begin"/>
           </w:r>
           <w:r>
             <w:rPr>
-              <w:rFonts w:ascii="Microsoft JhengHei" w:eastAsia="Microsoft JhengHei" w:hAnsi="Microsoft JhengHei" w:cs="Microsoft JhengHei" w:hint="eastAsia"/>
+              <w:rFonts w:hint="eastAsia" w:ascii="Microsoft JhengHei" w:hAnsi="Microsoft JhengHei" w:eastAsia="Microsoft JhengHei" w:cs="Microsoft JhengHei"/>
               <w:szCs w:val="24"/>
             </w:rPr>
             <w:instrText xml:space="preserve"> HYPERLINK \l _Toc949 </w:instrText>
           </w:r>
           <w:r>
             <w:rPr>
-              <w:rFonts w:ascii="Microsoft JhengHei" w:eastAsia="Microsoft JhengHei" w:hAnsi="Microsoft JhengHei" w:cs="Microsoft JhengHei" w:hint="eastAsia"/>
+              <w:rFonts w:hint="eastAsia" w:ascii="Microsoft JhengHei" w:hAnsi="Microsoft JhengHei" w:eastAsia="Microsoft JhengHei" w:cs="Microsoft JhengHei"/>
               <w:szCs w:val="24"/>
             </w:rPr>
             <w:fldChar w:fldCharType="separate"/>
@@ -4060,7 +4085,7 @@
           </w:r>
           <w:r>
             <w:rPr>
-              <w:rFonts w:ascii="Microsoft JhengHei" w:eastAsia="Microsoft JhengHei" w:hAnsi="Microsoft JhengHei" w:cs="Microsoft JhengHei" w:hint="eastAsia"/>
+              <w:rFonts w:hint="eastAsia" w:ascii="Microsoft JhengHei" w:hAnsi="Microsoft JhengHei" w:eastAsia="Microsoft JhengHei" w:cs="Microsoft JhengHei"/>
               <w:szCs w:val="24"/>
             </w:rPr>
             <w:fldChar w:fldCharType="end"/>
@@ -4068,28 +4093,28 @@
         </w:p>
         <w:p>
           <w:pPr>
-            <w:pStyle w:val="TOC3"/>
+            <w:pStyle w:val="13"/>
             <w:tabs>
               <w:tab w:val="right" w:leader="dot" w:pos="8336"/>
             </w:tabs>
           </w:pPr>
           <w:r>
             <w:rPr>
-              <w:rFonts w:ascii="Microsoft JhengHei" w:eastAsia="Microsoft JhengHei" w:hAnsi="Microsoft JhengHei" w:cs="Microsoft JhengHei" w:hint="eastAsia"/>
+              <w:rFonts w:hint="eastAsia" w:ascii="Microsoft JhengHei" w:hAnsi="Microsoft JhengHei" w:eastAsia="Microsoft JhengHei" w:cs="Microsoft JhengHei"/>
               <w:szCs w:val="24"/>
             </w:rPr>
             <w:fldChar w:fldCharType="begin"/>
           </w:r>
           <w:r>
             <w:rPr>
-              <w:rFonts w:ascii="Microsoft JhengHei" w:eastAsia="Microsoft JhengHei" w:hAnsi="Microsoft JhengHei" w:cs="Microsoft JhengHei" w:hint="eastAsia"/>
+              <w:rFonts w:hint="eastAsia" w:ascii="Microsoft JhengHei" w:hAnsi="Microsoft JhengHei" w:eastAsia="Microsoft JhengHei" w:cs="Microsoft JhengHei"/>
               <w:szCs w:val="24"/>
             </w:rPr>
             <w:instrText xml:space="preserve"> HYPERLINK \l _Toc31499 </w:instrText>
           </w:r>
           <w:r>
             <w:rPr>
-              <w:rFonts w:ascii="Microsoft JhengHei" w:eastAsia="Microsoft JhengHei" w:hAnsi="Microsoft JhengHei" w:cs="Microsoft JhengHei" w:hint="eastAsia"/>
+              <w:rFonts w:hint="eastAsia" w:ascii="Microsoft JhengHei" w:hAnsi="Microsoft JhengHei" w:eastAsia="Microsoft JhengHei" w:cs="Microsoft JhengHei"/>
               <w:szCs w:val="24"/>
             </w:rPr>
             <w:fldChar w:fldCharType="separate"/>
@@ -4126,7 +4151,7 @@
           </w:r>
           <w:r>
             <w:rPr>
-              <w:rFonts w:ascii="Microsoft JhengHei" w:eastAsia="Microsoft JhengHei" w:hAnsi="Microsoft JhengHei" w:cs="Microsoft JhengHei" w:hint="eastAsia"/>
+              <w:rFonts w:hint="eastAsia" w:ascii="Microsoft JhengHei" w:hAnsi="Microsoft JhengHei" w:eastAsia="Microsoft JhengHei" w:cs="Microsoft JhengHei"/>
               <w:szCs w:val="24"/>
             </w:rPr>
             <w:fldChar w:fldCharType="end"/>
@@ -4134,28 +4159,28 @@
         </w:p>
         <w:p>
           <w:pPr>
-            <w:pStyle w:val="TOC3"/>
+            <w:pStyle w:val="13"/>
             <w:tabs>
               <w:tab w:val="right" w:leader="dot" w:pos="8336"/>
             </w:tabs>
           </w:pPr>
           <w:r>
             <w:rPr>
-              <w:rFonts w:ascii="Microsoft JhengHei" w:eastAsia="Microsoft JhengHei" w:hAnsi="Microsoft JhengHei" w:cs="Microsoft JhengHei" w:hint="eastAsia"/>
+              <w:rFonts w:hint="eastAsia" w:ascii="Microsoft JhengHei" w:hAnsi="Microsoft JhengHei" w:eastAsia="Microsoft JhengHei" w:cs="Microsoft JhengHei"/>
               <w:szCs w:val="24"/>
             </w:rPr>
             <w:fldChar w:fldCharType="begin"/>
           </w:r>
           <w:r>
             <w:rPr>
-              <w:rFonts w:ascii="Microsoft JhengHei" w:eastAsia="Microsoft JhengHei" w:hAnsi="Microsoft JhengHei" w:cs="Microsoft JhengHei" w:hint="eastAsia"/>
+              <w:rFonts w:hint="eastAsia" w:ascii="Microsoft JhengHei" w:hAnsi="Microsoft JhengHei" w:eastAsia="Microsoft JhengHei" w:cs="Microsoft JhengHei"/>
               <w:szCs w:val="24"/>
             </w:rPr>
             <w:instrText xml:space="preserve"> HYPERLINK \l _Toc19834 </w:instrText>
           </w:r>
           <w:r>
             <w:rPr>
-              <w:rFonts w:ascii="Microsoft JhengHei" w:eastAsia="Microsoft JhengHei" w:hAnsi="Microsoft JhengHei" w:cs="Microsoft JhengHei" w:hint="eastAsia"/>
+              <w:rFonts w:hint="eastAsia" w:ascii="Microsoft JhengHei" w:hAnsi="Microsoft JhengHei" w:eastAsia="Microsoft JhengHei" w:cs="Microsoft JhengHei"/>
               <w:szCs w:val="24"/>
             </w:rPr>
             <w:fldChar w:fldCharType="separate"/>
@@ -4192,7 +4217,7 @@
           </w:r>
           <w:r>
             <w:rPr>
-              <w:rFonts w:ascii="Microsoft JhengHei" w:eastAsia="Microsoft JhengHei" w:hAnsi="Microsoft JhengHei" w:cs="Microsoft JhengHei" w:hint="eastAsia"/>
+              <w:rFonts w:hint="eastAsia" w:ascii="Microsoft JhengHei" w:hAnsi="Microsoft JhengHei" w:eastAsia="Microsoft JhengHei" w:cs="Microsoft JhengHei"/>
               <w:szCs w:val="24"/>
             </w:rPr>
             <w:fldChar w:fldCharType="end"/>
@@ -4200,28 +4225,28 @@
         </w:p>
         <w:p>
           <w:pPr>
-            <w:pStyle w:val="TOC3"/>
+            <w:pStyle w:val="13"/>
             <w:tabs>
               <w:tab w:val="right" w:leader="dot" w:pos="8336"/>
             </w:tabs>
           </w:pPr>
           <w:r>
             <w:rPr>
-              <w:rFonts w:ascii="Microsoft JhengHei" w:eastAsia="Microsoft JhengHei" w:hAnsi="Microsoft JhengHei" w:cs="Microsoft JhengHei" w:hint="eastAsia"/>
+              <w:rFonts w:hint="eastAsia" w:ascii="Microsoft JhengHei" w:hAnsi="Microsoft JhengHei" w:eastAsia="Microsoft JhengHei" w:cs="Microsoft JhengHei"/>
               <w:szCs w:val="24"/>
             </w:rPr>
             <w:fldChar w:fldCharType="begin"/>
           </w:r>
           <w:r>
             <w:rPr>
-              <w:rFonts w:ascii="Microsoft JhengHei" w:eastAsia="Microsoft JhengHei" w:hAnsi="Microsoft JhengHei" w:cs="Microsoft JhengHei" w:hint="eastAsia"/>
+              <w:rFonts w:hint="eastAsia" w:ascii="Microsoft JhengHei" w:hAnsi="Microsoft JhengHei" w:eastAsia="Microsoft JhengHei" w:cs="Microsoft JhengHei"/>
               <w:szCs w:val="24"/>
             </w:rPr>
             <w:instrText xml:space="preserve"> HYPERLINK \l _Toc3789 </w:instrText>
           </w:r>
           <w:r>
             <w:rPr>
-              <w:rFonts w:ascii="Microsoft JhengHei" w:eastAsia="Microsoft JhengHei" w:hAnsi="Microsoft JhengHei" w:cs="Microsoft JhengHei" w:hint="eastAsia"/>
+              <w:rFonts w:hint="eastAsia" w:ascii="Microsoft JhengHei" w:hAnsi="Microsoft JhengHei" w:eastAsia="Microsoft JhengHei" w:cs="Microsoft JhengHei"/>
               <w:szCs w:val="24"/>
             </w:rPr>
             <w:fldChar w:fldCharType="separate"/>
@@ -4258,7 +4283,7 @@
           </w:r>
           <w:r>
             <w:rPr>
-              <w:rFonts w:ascii="Microsoft JhengHei" w:eastAsia="Microsoft JhengHei" w:hAnsi="Microsoft JhengHei" w:cs="Microsoft JhengHei" w:hint="eastAsia"/>
+              <w:rFonts w:hint="eastAsia" w:ascii="Microsoft JhengHei" w:hAnsi="Microsoft JhengHei" w:eastAsia="Microsoft JhengHei" w:cs="Microsoft JhengHei"/>
               <w:szCs w:val="24"/>
             </w:rPr>
             <w:fldChar w:fldCharType="end"/>
@@ -4266,28 +4291,28 @@
         </w:p>
         <w:p>
           <w:pPr>
-            <w:pStyle w:val="TOC3"/>
+            <w:pStyle w:val="13"/>
             <w:tabs>
               <w:tab w:val="right" w:leader="dot" w:pos="8336"/>
             </w:tabs>
           </w:pPr>
           <w:r>
             <w:rPr>
-              <w:rFonts w:ascii="Microsoft JhengHei" w:eastAsia="Microsoft JhengHei" w:hAnsi="Microsoft JhengHei" w:cs="Microsoft JhengHei" w:hint="eastAsia"/>
+              <w:rFonts w:hint="eastAsia" w:ascii="Microsoft JhengHei" w:hAnsi="Microsoft JhengHei" w:eastAsia="Microsoft JhengHei" w:cs="Microsoft JhengHei"/>
               <w:szCs w:val="24"/>
             </w:rPr>
             <w:fldChar w:fldCharType="begin"/>
           </w:r>
           <w:r>
             <w:rPr>
-              <w:rFonts w:ascii="Microsoft JhengHei" w:eastAsia="Microsoft JhengHei" w:hAnsi="Microsoft JhengHei" w:cs="Microsoft JhengHei" w:hint="eastAsia"/>
+              <w:rFonts w:hint="eastAsia" w:ascii="Microsoft JhengHei" w:hAnsi="Microsoft JhengHei" w:eastAsia="Microsoft JhengHei" w:cs="Microsoft JhengHei"/>
               <w:szCs w:val="24"/>
             </w:rPr>
             <w:instrText xml:space="preserve"> HYPERLINK \l _Toc15137 </w:instrText>
           </w:r>
           <w:r>
             <w:rPr>
-              <w:rFonts w:ascii="Microsoft JhengHei" w:eastAsia="Microsoft JhengHei" w:hAnsi="Microsoft JhengHei" w:cs="Microsoft JhengHei" w:hint="eastAsia"/>
+              <w:rFonts w:hint="eastAsia" w:ascii="Microsoft JhengHei" w:hAnsi="Microsoft JhengHei" w:eastAsia="Microsoft JhengHei" w:cs="Microsoft JhengHei"/>
               <w:szCs w:val="24"/>
             </w:rPr>
             <w:fldChar w:fldCharType="separate"/>
@@ -4324,7 +4349,7 @@
           </w:r>
           <w:r>
             <w:rPr>
-              <w:rFonts w:ascii="Microsoft JhengHei" w:eastAsia="Microsoft JhengHei" w:hAnsi="Microsoft JhengHei" w:cs="Microsoft JhengHei" w:hint="eastAsia"/>
+              <w:rFonts w:hint="eastAsia" w:ascii="Microsoft JhengHei" w:hAnsi="Microsoft JhengHei" w:eastAsia="Microsoft JhengHei" w:cs="Microsoft JhengHei"/>
               <w:szCs w:val="24"/>
             </w:rPr>
             <w:fldChar w:fldCharType="end"/>
@@ -4332,28 +4357,28 @@
         </w:p>
         <w:p>
           <w:pPr>
-            <w:pStyle w:val="TOC3"/>
+            <w:pStyle w:val="13"/>
             <w:tabs>
               <w:tab w:val="right" w:leader="dot" w:pos="8336"/>
             </w:tabs>
           </w:pPr>
           <w:r>
             <w:rPr>
-              <w:rFonts w:ascii="Microsoft JhengHei" w:eastAsia="Microsoft JhengHei" w:hAnsi="Microsoft JhengHei" w:cs="Microsoft JhengHei" w:hint="eastAsia"/>
+              <w:rFonts w:hint="eastAsia" w:ascii="Microsoft JhengHei" w:hAnsi="Microsoft JhengHei" w:eastAsia="Microsoft JhengHei" w:cs="Microsoft JhengHei"/>
               <w:szCs w:val="24"/>
             </w:rPr>
             <w:fldChar w:fldCharType="begin"/>
           </w:r>
           <w:r>
             <w:rPr>
-              <w:rFonts w:ascii="Microsoft JhengHei" w:eastAsia="Microsoft JhengHei" w:hAnsi="Microsoft JhengHei" w:cs="Microsoft JhengHei" w:hint="eastAsia"/>
+              <w:rFonts w:hint="eastAsia" w:ascii="Microsoft JhengHei" w:hAnsi="Microsoft JhengHei" w:eastAsia="Microsoft JhengHei" w:cs="Microsoft JhengHei"/>
               <w:szCs w:val="24"/>
             </w:rPr>
             <w:instrText xml:space="preserve"> HYPERLINK \l _Toc22188 </w:instrText>
           </w:r>
           <w:r>
             <w:rPr>
-              <w:rFonts w:ascii="Microsoft JhengHei" w:eastAsia="Microsoft JhengHei" w:hAnsi="Microsoft JhengHei" w:cs="Microsoft JhengHei" w:hint="eastAsia"/>
+              <w:rFonts w:hint="eastAsia" w:ascii="Microsoft JhengHei" w:hAnsi="Microsoft JhengHei" w:eastAsia="Microsoft JhengHei" w:cs="Microsoft JhengHei"/>
               <w:szCs w:val="24"/>
             </w:rPr>
             <w:fldChar w:fldCharType="separate"/>
@@ -4390,7 +4415,7 @@
           </w:r>
           <w:r>
             <w:rPr>
-              <w:rFonts w:ascii="Microsoft JhengHei" w:eastAsia="Microsoft JhengHei" w:hAnsi="Microsoft JhengHei" w:cs="Microsoft JhengHei" w:hint="eastAsia"/>
+              <w:rFonts w:hint="eastAsia" w:ascii="Microsoft JhengHei" w:hAnsi="Microsoft JhengHei" w:eastAsia="Microsoft JhengHei" w:cs="Microsoft JhengHei"/>
               <w:szCs w:val="24"/>
             </w:rPr>
             <w:fldChar w:fldCharType="end"/>
@@ -4398,28 +4423,28 @@
         </w:p>
         <w:p>
           <w:pPr>
-            <w:pStyle w:val="TOC3"/>
+            <w:pStyle w:val="13"/>
             <w:tabs>
               <w:tab w:val="right" w:leader="dot" w:pos="8336"/>
             </w:tabs>
           </w:pPr>
           <w:r>
             <w:rPr>
-              <w:rFonts w:ascii="Microsoft JhengHei" w:eastAsia="Microsoft JhengHei" w:hAnsi="Microsoft JhengHei" w:cs="Microsoft JhengHei" w:hint="eastAsia"/>
+              <w:rFonts w:hint="eastAsia" w:ascii="Microsoft JhengHei" w:hAnsi="Microsoft JhengHei" w:eastAsia="Microsoft JhengHei" w:cs="Microsoft JhengHei"/>
               <w:szCs w:val="24"/>
             </w:rPr>
             <w:fldChar w:fldCharType="begin"/>
           </w:r>
           <w:r>
             <w:rPr>
-              <w:rFonts w:ascii="Microsoft JhengHei" w:eastAsia="Microsoft JhengHei" w:hAnsi="Microsoft JhengHei" w:cs="Microsoft JhengHei" w:hint="eastAsia"/>
+              <w:rFonts w:hint="eastAsia" w:ascii="Microsoft JhengHei" w:hAnsi="Microsoft JhengHei" w:eastAsia="Microsoft JhengHei" w:cs="Microsoft JhengHei"/>
               <w:szCs w:val="24"/>
             </w:rPr>
             <w:instrText xml:space="preserve"> HYPERLINK \l _Toc3623 </w:instrText>
           </w:r>
           <w:r>
             <w:rPr>
-              <w:rFonts w:ascii="Microsoft JhengHei" w:eastAsia="Microsoft JhengHei" w:hAnsi="Microsoft JhengHei" w:cs="Microsoft JhengHei" w:hint="eastAsia"/>
+              <w:rFonts w:hint="eastAsia" w:ascii="Microsoft JhengHei" w:hAnsi="Microsoft JhengHei" w:eastAsia="Microsoft JhengHei" w:cs="Microsoft JhengHei"/>
               <w:szCs w:val="24"/>
             </w:rPr>
             <w:fldChar w:fldCharType="separate"/>
@@ -4456,7 +4481,7 @@
           </w:r>
           <w:r>
             <w:rPr>
-              <w:rFonts w:ascii="Microsoft JhengHei" w:eastAsia="Microsoft JhengHei" w:hAnsi="Microsoft JhengHei" w:cs="Microsoft JhengHei" w:hint="eastAsia"/>
+              <w:rFonts w:hint="eastAsia" w:ascii="Microsoft JhengHei" w:hAnsi="Microsoft JhengHei" w:eastAsia="Microsoft JhengHei" w:cs="Microsoft JhengHei"/>
               <w:szCs w:val="24"/>
             </w:rPr>
             <w:fldChar w:fldCharType="end"/>
@@ -4464,28 +4489,28 @@
         </w:p>
         <w:p>
           <w:pPr>
-            <w:pStyle w:val="TOC1"/>
+            <w:pStyle w:val="16"/>
             <w:tabs>
               <w:tab w:val="right" w:leader="dot" w:pos="8336"/>
             </w:tabs>
           </w:pPr>
           <w:r>
             <w:rPr>
-              <w:rFonts w:ascii="Microsoft JhengHei" w:eastAsia="Microsoft JhengHei" w:hAnsi="Microsoft JhengHei" w:cs="Microsoft JhengHei" w:hint="eastAsia"/>
+              <w:rFonts w:hint="eastAsia" w:ascii="Microsoft JhengHei" w:hAnsi="Microsoft JhengHei" w:eastAsia="Microsoft JhengHei" w:cs="Microsoft JhengHei"/>
               <w:szCs w:val="24"/>
             </w:rPr>
             <w:fldChar w:fldCharType="begin"/>
           </w:r>
           <w:r>
             <w:rPr>
-              <w:rFonts w:ascii="Microsoft JhengHei" w:eastAsia="Microsoft JhengHei" w:hAnsi="Microsoft JhengHei" w:cs="Microsoft JhengHei" w:hint="eastAsia"/>
+              <w:rFonts w:hint="eastAsia" w:ascii="Microsoft JhengHei" w:hAnsi="Microsoft JhengHei" w:eastAsia="Microsoft JhengHei" w:cs="Microsoft JhengHei"/>
               <w:szCs w:val="24"/>
             </w:rPr>
             <w:instrText xml:space="preserve"> HYPERLINK \l _Toc18006 </w:instrText>
           </w:r>
           <w:r>
             <w:rPr>
-              <w:rFonts w:ascii="Microsoft JhengHei" w:eastAsia="Microsoft JhengHei" w:hAnsi="Microsoft JhengHei" w:cs="Microsoft JhengHei" w:hint="eastAsia"/>
+              <w:rFonts w:hint="eastAsia" w:ascii="Microsoft JhengHei" w:hAnsi="Microsoft JhengHei" w:eastAsia="Microsoft JhengHei" w:cs="Microsoft JhengHei"/>
               <w:szCs w:val="24"/>
             </w:rPr>
             <w:fldChar w:fldCharType="separate"/>
@@ -4522,7 +4547,7 @@
           </w:r>
           <w:r>
             <w:rPr>
-              <w:rFonts w:ascii="Microsoft JhengHei" w:eastAsia="Microsoft JhengHei" w:hAnsi="Microsoft JhengHei" w:cs="Microsoft JhengHei" w:hint="eastAsia"/>
+              <w:rFonts w:hint="eastAsia" w:ascii="Microsoft JhengHei" w:hAnsi="Microsoft JhengHei" w:eastAsia="Microsoft JhengHei" w:cs="Microsoft JhengHei"/>
               <w:szCs w:val="24"/>
             </w:rPr>
             <w:fldChar w:fldCharType="end"/>
@@ -4546,7 +4571,7 @@
             <w:spacing w:line="220" w:lineRule="auto"/>
             <w:textAlignment w:val="baseline"/>
             <w:rPr>
-              <w:rFonts w:ascii="Times New Roman" w:eastAsia="Times New Roman" w:hAnsi="Times New Roman" w:cs="Times New Roman"/>
+              <w:rFonts w:ascii="Times New Roman" w:hAnsi="Times New Roman" w:eastAsia="Times New Roman" w:cs="Times New Roman"/>
               <w:snapToGrid w:val="0"/>
               <w:color w:val="000000"/>
               <w:kern w:val="0"/>
@@ -4557,7 +4582,7 @@
           </w:pPr>
           <w:r>
             <w:rPr>
-              <w:rFonts w:ascii="Microsoft JhengHei" w:eastAsia="Microsoft JhengHei" w:hAnsi="Microsoft JhengHei" w:cs="Microsoft JhengHei" w:hint="eastAsia"/>
+              <w:rFonts w:hint="eastAsia" w:ascii="Microsoft JhengHei" w:hAnsi="Microsoft JhengHei" w:eastAsia="Microsoft JhengHei" w:cs="Microsoft JhengHei"/>
               <w:szCs w:val="24"/>
             </w:rPr>
             <w:fldChar w:fldCharType="end"/>
@@ -4583,7 +4608,7 @@
         <w:spacing w:line="220" w:lineRule="auto"/>
         <w:textAlignment w:val="baseline"/>
         <w:rPr>
-          <w:rFonts w:ascii="Times New Roman" w:eastAsia="Times New Roman" w:hAnsi="Times New Roman" w:cs="Times New Roman"/>
+          <w:rFonts w:ascii="Times New Roman" w:hAnsi="Times New Roman" w:eastAsia="Times New Roman" w:cs="Times New Roman"/>
           <w:snapToGrid w:val="0"/>
           <w:color w:val="000000"/>
           <w:kern w:val="0"/>
@@ -4592,16 +4617,16 @@
           <w:lang w:val="en-US" w:eastAsia="en-US" w:bidi="ar-SA"/>
         </w:rPr>
         <w:sectPr>
-          <w:footerReference w:type="default" r:id="rId6"/>
+          <w:footerReference r:id="rId7" w:type="default"/>
           <w:pgSz w:w="11906" w:h="16839"/>
           <w:pgMar w:top="1431" w:right="1785" w:bottom="1152" w:left="1785" w:header="0" w:footer="992" w:gutter="0"/>
-          <w:cols w:num="1" w:space="720"/>
+          <w:cols w:space="720" w:num="1"/>
         </w:sectPr>
       </w:pPr>
     </w:p>
     <w:p>
       <w:pPr>
-        <w:pStyle w:val="1"/>
+        <w:pStyle w:val="26"/>
         <w:keepNext w:val="0"/>
         <w:keepLines w:val="0"/>
         <w:pageBreakBefore w:val="0"/>
@@ -4631,7 +4656,7 @@
     </w:p>
     <w:p>
       <w:pPr>
-        <w:pStyle w:val="a"/>
+        <w:pStyle w:val="27"/>
         <w:keepNext w:val="0"/>
         <w:keepLines w:val="0"/>
         <w:pageBreakBefore w:val="0"/>
@@ -4659,7 +4684,7 @@
     </w:p>
     <w:p>
       <w:pPr>
-        <w:pStyle w:val="1"/>
+        <w:pStyle w:val="26"/>
         <w:keepNext w:val="0"/>
         <w:keepLines w:val="0"/>
         <w:pageBreakBefore w:val="0"/>
@@ -4689,7 +4714,7 @@
     </w:p>
     <w:p>
       <w:pPr>
-        <w:pStyle w:val="a"/>
+        <w:pStyle w:val="27"/>
         <w:keepNext w:val="0"/>
         <w:keepLines w:val="0"/>
         <w:pageBreakBefore w:val="0"/>
@@ -4717,7 +4742,7 @@
     </w:p>
     <w:p>
       <w:pPr>
-        <w:pStyle w:val="1"/>
+        <w:pStyle w:val="26"/>
         <w:keepNext w:val="0"/>
         <w:keepLines w:val="0"/>
         <w:pageBreakBefore w:val="0"/>
@@ -4747,7 +4772,7 @@
     </w:p>
     <w:p>
       <w:pPr>
-        <w:pStyle w:val="2"/>
+        <w:pStyle w:val="28"/>
         <w:keepNext w:val="0"/>
         <w:keepLines w:val="0"/>
         <w:pageBreakBefore w:val="0"/>
@@ -4784,7 +4809,7 @@
     </w:p>
     <w:p>
       <w:pPr>
-        <w:pStyle w:val="a3"/>
+        <w:pStyle w:val="40"/>
         <w:keepNext w:val="0"/>
         <w:keepLines w:val="0"/>
         <w:pageBreakBefore w:val="0"/>
@@ -4802,7 +4827,7 @@
         <w:bidi w:val="0"/>
         <w:adjustRightInd w:val="0"/>
         <w:snapToGrid w:val="0"/>
-        <w:ind w:left="425" w:hanging="425" w:leftChars="0" w:firstLineChars="0"/>
+        <w:ind w:left="425" w:leftChars="0" w:hanging="425" w:firstLineChars="0"/>
         <w:textAlignment w:val="baseline"/>
         <w:rPr>
           <w:rFonts w:hint="eastAsia"/>
@@ -4817,7 +4842,7 @@
     </w:p>
     <w:p>
       <w:pPr>
-        <w:pStyle w:val="a3"/>
+        <w:pStyle w:val="40"/>
         <w:keepNext w:val="0"/>
         <w:keepLines w:val="0"/>
         <w:pageBreakBefore w:val="0"/>
@@ -4835,7 +4860,7 @@
         <w:bidi w:val="0"/>
         <w:adjustRightInd w:val="0"/>
         <w:snapToGrid w:val="0"/>
-        <w:ind w:left="425" w:hanging="425" w:leftChars="0" w:firstLineChars="0"/>
+        <w:ind w:left="425" w:leftChars="0" w:hanging="425" w:firstLineChars="0"/>
         <w:textAlignment w:val="baseline"/>
         <w:rPr>
           <w:rFonts w:hint="eastAsia"/>
@@ -4850,7 +4875,7 @@
     </w:p>
     <w:p>
       <w:pPr>
-        <w:pStyle w:val="a3"/>
+        <w:pStyle w:val="40"/>
         <w:keepNext w:val="0"/>
         <w:keepLines w:val="0"/>
         <w:pageBreakBefore w:val="0"/>
@@ -4868,7 +4893,7 @@
         <w:bidi w:val="0"/>
         <w:adjustRightInd w:val="0"/>
         <w:snapToGrid w:val="0"/>
-        <w:ind w:left="425" w:hanging="425" w:leftChars="0" w:firstLineChars="0"/>
+        <w:ind w:left="425" w:leftChars="0" w:hanging="425" w:firstLineChars="0"/>
         <w:textAlignment w:val="baseline"/>
         <w:rPr>
           <w:rFonts w:hint="eastAsia"/>
@@ -4883,7 +4908,7 @@
     </w:p>
     <w:p>
       <w:pPr>
-        <w:pStyle w:val="a3"/>
+        <w:pStyle w:val="40"/>
         <w:keepNext w:val="0"/>
         <w:keepLines w:val="0"/>
         <w:pageBreakBefore w:val="0"/>
@@ -4901,7 +4926,7 @@
         <w:bidi w:val="0"/>
         <w:adjustRightInd w:val="0"/>
         <w:snapToGrid w:val="0"/>
-        <w:ind w:left="425" w:hanging="425" w:leftChars="0" w:firstLineChars="0"/>
+        <w:ind w:left="425" w:leftChars="0" w:hanging="425" w:firstLineChars="0"/>
         <w:textAlignment w:val="baseline"/>
         <w:rPr>
           <w:rFonts w:hint="eastAsia"/>
@@ -4916,7 +4941,7 @@
     </w:p>
     <w:p>
       <w:pPr>
-        <w:pStyle w:val="2"/>
+        <w:pStyle w:val="28"/>
         <w:keepNext w:val="0"/>
         <w:keepLines w:val="0"/>
         <w:pageBreakBefore w:val="0"/>
@@ -4946,7 +4971,7 @@
     </w:p>
     <w:p>
       <w:pPr>
-        <w:pStyle w:val="a3"/>
+        <w:pStyle w:val="40"/>
         <w:keepNext w:val="0"/>
         <w:keepLines w:val="0"/>
         <w:pageBreakBefore w:val="0"/>
@@ -4964,7 +4989,7 @@
         <w:bidi w:val="0"/>
         <w:adjustRightInd w:val="0"/>
         <w:snapToGrid w:val="0"/>
-        <w:ind w:left="425" w:hanging="425" w:leftChars="0" w:firstLineChars="0"/>
+        <w:ind w:left="425" w:leftChars="0" w:hanging="425" w:firstLineChars="0"/>
         <w:textAlignment w:val="baseline"/>
         <w:rPr>
           <w:rFonts w:hint="eastAsia"/>
@@ -4979,7 +5004,7 @@
     </w:p>
     <w:p>
       <w:pPr>
-        <w:pStyle w:val="a3"/>
+        <w:pStyle w:val="40"/>
         <w:keepNext w:val="0"/>
         <w:keepLines w:val="0"/>
         <w:pageBreakBefore w:val="0"/>
@@ -4997,7 +5022,7 @@
         <w:bidi w:val="0"/>
         <w:adjustRightInd w:val="0"/>
         <w:snapToGrid w:val="0"/>
-        <w:ind w:left="425" w:hanging="425" w:leftChars="0" w:firstLineChars="0"/>
+        <w:ind w:left="425" w:leftChars="0" w:hanging="425" w:firstLineChars="0"/>
         <w:textAlignment w:val="baseline"/>
         <w:rPr>
           <w:rFonts w:hint="eastAsia"/>
@@ -5012,7 +5037,7 @@
     </w:p>
     <w:p>
       <w:pPr>
-        <w:pStyle w:val="a3"/>
+        <w:pStyle w:val="40"/>
         <w:keepNext w:val="0"/>
         <w:keepLines w:val="0"/>
         <w:pageBreakBefore w:val="0"/>
@@ -5030,7 +5055,7 @@
         <w:bidi w:val="0"/>
         <w:adjustRightInd w:val="0"/>
         <w:snapToGrid w:val="0"/>
-        <w:ind w:left="425" w:hanging="425" w:leftChars="0" w:firstLineChars="0"/>
+        <w:ind w:left="425" w:leftChars="0" w:hanging="425" w:firstLineChars="0"/>
         <w:textAlignment w:val="baseline"/>
         <w:rPr>
           <w:rFonts w:hint="eastAsia"/>
@@ -5045,7 +5070,7 @@
     </w:p>
     <w:p>
       <w:pPr>
-        <w:pStyle w:val="a3"/>
+        <w:pStyle w:val="40"/>
         <w:keepNext w:val="0"/>
         <w:keepLines w:val="0"/>
         <w:pageBreakBefore w:val="0"/>
@@ -5063,7 +5088,7 @@
         <w:bidi w:val="0"/>
         <w:adjustRightInd w:val="0"/>
         <w:snapToGrid w:val="0"/>
-        <w:ind w:left="425" w:hanging="425" w:leftChars="0" w:firstLineChars="0"/>
+        <w:ind w:left="425" w:leftChars="0" w:hanging="425" w:firstLineChars="0"/>
         <w:textAlignment w:val="baseline"/>
         <w:rPr>
           <w:rFonts w:hint="eastAsia"/>
@@ -5078,7 +5103,7 @@
     </w:p>
     <w:p>
       <w:pPr>
-        <w:pStyle w:val="2"/>
+        <w:pStyle w:val="28"/>
         <w:keepNext w:val="0"/>
         <w:keepLines w:val="0"/>
         <w:pageBreakBefore w:val="0"/>
@@ -5108,7 +5133,7 @@
     </w:p>
     <w:p>
       <w:pPr>
-        <w:pStyle w:val="a3"/>
+        <w:pStyle w:val="40"/>
         <w:keepNext w:val="0"/>
         <w:keepLines w:val="0"/>
         <w:pageBreakBefore w:val="0"/>
@@ -5126,7 +5151,7 @@
         <w:bidi w:val="0"/>
         <w:adjustRightInd w:val="0"/>
         <w:snapToGrid w:val="0"/>
-        <w:ind w:left="425" w:hanging="425" w:leftChars="0" w:firstLineChars="0"/>
+        <w:ind w:left="425" w:leftChars="0" w:hanging="425" w:firstLineChars="0"/>
         <w:textAlignment w:val="baseline"/>
         <w:rPr>
           <w:rFonts w:hint="eastAsia"/>
@@ -5141,7 +5166,7 @@
     </w:p>
     <w:p>
       <w:pPr>
-        <w:pStyle w:val="a3"/>
+        <w:pStyle w:val="40"/>
         <w:keepNext w:val="0"/>
         <w:keepLines w:val="0"/>
         <w:pageBreakBefore w:val="0"/>
@@ -5159,7 +5184,7 @@
         <w:bidi w:val="0"/>
         <w:adjustRightInd w:val="0"/>
         <w:snapToGrid w:val="0"/>
-        <w:ind w:left="425" w:hanging="425" w:leftChars="0" w:firstLineChars="0"/>
+        <w:ind w:left="425" w:leftChars="0" w:hanging="425" w:firstLineChars="0"/>
         <w:textAlignment w:val="baseline"/>
         <w:rPr>
           <w:rFonts w:hint="eastAsia"/>
@@ -5174,7 +5199,7 @@
     </w:p>
     <w:p>
       <w:pPr>
-        <w:pStyle w:val="a3"/>
+        <w:pStyle w:val="40"/>
         <w:keepNext w:val="0"/>
         <w:keepLines w:val="0"/>
         <w:pageBreakBefore w:val="0"/>
@@ -5192,7 +5217,7 @@
         <w:bidi w:val="0"/>
         <w:adjustRightInd w:val="0"/>
         <w:snapToGrid w:val="0"/>
-        <w:ind w:left="425" w:hanging="425" w:leftChars="0" w:firstLineChars="0"/>
+        <w:ind w:left="425" w:leftChars="0" w:hanging="425" w:firstLineChars="0"/>
         <w:textAlignment w:val="baseline"/>
         <w:rPr>
           <w:rFonts w:hint="eastAsia"/>
@@ -5207,7 +5232,7 @@
     </w:p>
     <w:p>
       <w:pPr>
-        <w:pStyle w:val="1"/>
+        <w:pStyle w:val="26"/>
         <w:keepNext w:val="0"/>
         <w:keepLines w:val="0"/>
         <w:pageBreakBefore w:val="0"/>
@@ -5237,7 +5262,7 @@
     </w:p>
     <w:p>
       <w:pPr>
-        <w:pStyle w:val="2"/>
+        <w:pStyle w:val="28"/>
         <w:keepNext w:val="0"/>
         <w:keepLines w:val="0"/>
         <w:pageBreakBefore w:val="0"/>
@@ -5267,7 +5292,7 @@
     </w:p>
     <w:p>
       <w:pPr>
-        <w:pStyle w:val="a"/>
+        <w:pStyle w:val="27"/>
         <w:keepNext w:val="0"/>
         <w:keepLines w:val="0"/>
         <w:pageBreakBefore w:val="0"/>
@@ -5295,7 +5320,7 @@
     </w:p>
     <w:p>
       <w:pPr>
-        <w:pStyle w:val="2"/>
+        <w:pStyle w:val="28"/>
         <w:keepNext w:val="0"/>
         <w:keepLines w:val="0"/>
         <w:pageBreakBefore w:val="0"/>
@@ -5325,7 +5350,7 @@
     </w:p>
     <w:p>
       <w:pPr>
-        <w:pStyle w:val="a"/>
+        <w:pStyle w:val="27"/>
         <w:keepNext w:val="0"/>
         <w:keepLines w:val="0"/>
         <w:pageBreakBefore w:val="0"/>
@@ -5353,7 +5378,7 @@
     </w:p>
     <w:p>
       <w:pPr>
-        <w:pStyle w:val="1"/>
+        <w:pStyle w:val="26"/>
         <w:keepNext w:val="0"/>
         <w:keepLines w:val="0"/>
         <w:pageBreakBefore w:val="0"/>
@@ -5383,7 +5408,7 @@
     </w:p>
     <w:p>
       <w:pPr>
-        <w:pStyle w:val="a"/>
+        <w:pStyle w:val="27"/>
         <w:keepNext w:val="0"/>
         <w:keepLines w:val="0"/>
         <w:pageBreakBefore w:val="0"/>
@@ -5411,7 +5436,7 @@
     </w:p>
     <w:p>
       <w:pPr>
-        <w:pStyle w:val="2"/>
+        <w:pStyle w:val="28"/>
         <w:keepNext w:val="0"/>
         <w:keepLines w:val="0"/>
         <w:pageBreakBefore w:val="0"/>
@@ -5441,7 +5466,7 @@
     </w:p>
     <w:p>
       <w:pPr>
-        <w:pStyle w:val="a"/>
+        <w:pStyle w:val="27"/>
         <w:keepNext w:val="0"/>
         <w:keepLines w:val="0"/>
         <w:pageBreakBefore w:val="0"/>
@@ -5482,7 +5507,7 @@
     </w:p>
     <w:p>
       <w:pPr>
-        <w:pStyle w:val="a"/>
+        <w:pStyle w:val="27"/>
         <w:keepNext w:val="0"/>
         <w:keepLines w:val="0"/>
         <w:pageBreakBefore w:val="0"/>
@@ -5523,7 +5548,7 @@
     </w:p>
     <w:p>
       <w:pPr>
-        <w:pStyle w:val="a"/>
+        <w:pStyle w:val="27"/>
         <w:keepNext w:val="0"/>
         <w:keepLines w:val="0"/>
         <w:pageBreakBefore w:val="0"/>
@@ -5551,7 +5576,7 @@
     </w:p>
     <w:p>
       <w:pPr>
-        <w:pStyle w:val="2"/>
+        <w:pStyle w:val="28"/>
         <w:keepNext w:val="0"/>
         <w:keepLines w:val="0"/>
         <w:pageBreakBefore w:val="0"/>
@@ -5581,7 +5606,7 @@
     </w:p>
     <w:p>
       <w:pPr>
-        <w:pStyle w:val="a"/>
+        <w:pStyle w:val="27"/>
         <w:keepNext w:val="0"/>
         <w:keepLines w:val="0"/>
         <w:pageBreakBefore w:val="0"/>
@@ -5629,7 +5654,7 @@
     </w:p>
     <w:p>
       <w:pPr>
-        <w:pStyle w:val="a"/>
+        <w:pStyle w:val="27"/>
         <w:keepNext w:val="0"/>
         <w:keepLines w:val="0"/>
         <w:pageBreakBefore w:val="0"/>
@@ -5657,7 +5682,7 @@
     </w:p>
     <w:p>
       <w:pPr>
-        <w:pStyle w:val="2"/>
+        <w:pStyle w:val="28"/>
         <w:keepNext w:val="0"/>
         <w:keepLines w:val="0"/>
         <w:pageBreakBefore w:val="0"/>
@@ -5687,7 +5712,7 @@
     </w:p>
     <w:p>
       <w:pPr>
-        <w:pStyle w:val="3"/>
+        <w:pStyle w:val="29"/>
         <w:keepNext w:val="0"/>
         <w:keepLines w:val="0"/>
         <w:pageBreakBefore w:val="0"/>
@@ -5717,7 +5742,7 @@
     </w:p>
     <w:p>
       <w:pPr>
-        <w:pStyle w:val="a"/>
+        <w:pStyle w:val="27"/>
         <w:keepNext w:val="0"/>
         <w:keepLines w:val="0"/>
         <w:pageBreakBefore w:val="0"/>
@@ -5758,7 +5783,7 @@
     </w:p>
     <w:p>
       <w:pPr>
-        <w:pStyle w:val="a"/>
+        <w:pStyle w:val="27"/>
         <w:keepNext w:val="0"/>
         <w:keepLines w:val="0"/>
         <w:pageBreakBefore w:val="0"/>
@@ -5786,7 +5811,7 @@
     </w:p>
     <w:p>
       <w:pPr>
-        <w:pStyle w:val="3"/>
+        <w:pStyle w:val="29"/>
         <w:keepNext w:val="0"/>
         <w:keepLines w:val="0"/>
         <w:pageBreakBefore w:val="0"/>
@@ -5816,7 +5841,7 @@
     </w:p>
     <w:p>
       <w:pPr>
-        <w:pStyle w:val="a"/>
+        <w:pStyle w:val="27"/>
         <w:keepNext w:val="0"/>
         <w:keepLines w:val="0"/>
         <w:pageBreakBefore w:val="0"/>
@@ -5844,7 +5869,7 @@
     </w:p>
     <w:p>
       <w:pPr>
-        <w:pStyle w:val="3"/>
+        <w:pStyle w:val="29"/>
         <w:keepNext w:val="0"/>
         <w:keepLines w:val="0"/>
         <w:pageBreakBefore w:val="0"/>
@@ -5874,7 +5899,7 @@
     </w:p>
     <w:p>
       <w:pPr>
-        <w:pStyle w:val="a"/>
+        <w:pStyle w:val="27"/>
         <w:keepNext w:val="0"/>
         <w:keepLines w:val="0"/>
         <w:pageBreakBefore w:val="0"/>
@@ -5902,7 +5927,7 @@
     </w:p>
     <w:p>
       <w:pPr>
-        <w:pStyle w:val="a"/>
+        <w:pStyle w:val="27"/>
         <w:keepNext w:val="0"/>
         <w:keepLines w:val="0"/>
         <w:pageBreakBefore w:val="0"/>
@@ -5930,7 +5955,7 @@
     </w:p>
     <w:p>
       <w:pPr>
-        <w:pStyle w:val="3"/>
+        <w:pStyle w:val="29"/>
         <w:keepNext w:val="0"/>
         <w:keepLines w:val="0"/>
         <w:pageBreakBefore w:val="0"/>
@@ -5960,7 +5985,7 @@
     </w:p>
     <w:p>
       <w:pPr>
-        <w:pStyle w:val="a"/>
+        <w:pStyle w:val="27"/>
         <w:keepNext w:val="0"/>
         <w:keepLines w:val="0"/>
         <w:pageBreakBefore w:val="0"/>
@@ -5988,7 +6013,7 @@
     </w:p>
     <w:p>
       <w:pPr>
-        <w:pStyle w:val="a"/>
+        <w:pStyle w:val="27"/>
         <w:keepNext w:val="0"/>
         <w:keepLines w:val="0"/>
         <w:pageBreakBefore w:val="0"/>
@@ -6016,7 +6041,7 @@
     </w:p>
     <w:p>
       <w:pPr>
-        <w:pStyle w:val="2"/>
+        <w:pStyle w:val="28"/>
         <w:keepNext w:val="0"/>
         <w:keepLines w:val="0"/>
         <w:pageBreakBefore w:val="0"/>
@@ -6046,7 +6071,7 @@
     </w:p>
     <w:p>
       <w:pPr>
-        <w:pStyle w:val="3"/>
+        <w:pStyle w:val="29"/>
         <w:keepNext w:val="0"/>
         <w:keepLines w:val="0"/>
         <w:pageBreakBefore w:val="0"/>
@@ -6076,7 +6101,7 @@
     </w:p>
     <w:p>
       <w:pPr>
-        <w:pStyle w:val="a"/>
+        <w:pStyle w:val="27"/>
         <w:bidi w:val="0"/>
         <w:rPr>
           <w:rFonts w:hint="eastAsia"/>
@@ -6091,7 +6116,7 @@
     </w:p>
     <w:p>
       <w:pPr>
-        <w:pStyle w:val="a"/>
+        <w:pStyle w:val="27"/>
         <w:bidi w:val="0"/>
         <w:rPr>
           <w:rFonts w:hint="eastAsia"/>
@@ -6106,7 +6131,7 @@
     </w:p>
     <w:p>
       <w:pPr>
-        <w:pStyle w:val="3"/>
+        <w:pStyle w:val="29"/>
         <w:keepNext w:val="0"/>
         <w:keepLines w:val="0"/>
         <w:pageBreakBefore w:val="0"/>
@@ -6136,7 +6161,7 @@
     </w:p>
     <w:p>
       <w:pPr>
-        <w:pStyle w:val="a"/>
+        <w:pStyle w:val="27"/>
         <w:bidi w:val="0"/>
         <w:rPr>
           <w:rFonts w:hint="eastAsia"/>
@@ -6151,7 +6176,7 @@
     </w:p>
     <w:p>
       <w:pPr>
-        <w:pStyle w:val="a"/>
+        <w:pStyle w:val="27"/>
         <w:bidi w:val="0"/>
         <w:rPr>
           <w:rFonts w:hint="eastAsia"/>
@@ -6166,7 +6191,7 @@
     </w:p>
     <w:p>
       <w:pPr>
-        <w:pStyle w:val="3"/>
+        <w:pStyle w:val="29"/>
         <w:bidi w:val="0"/>
         <w:rPr>
           <w:rFonts w:hint="eastAsia"/>
@@ -6183,7 +6208,7 @@
     </w:p>
     <w:p>
       <w:pPr>
-        <w:pStyle w:val="a"/>
+        <w:pStyle w:val="27"/>
         <w:bidi w:val="0"/>
         <w:rPr>
           <w:rFonts w:hint="eastAsia"/>
@@ -6198,7 +6223,7 @@
     </w:p>
     <w:p>
       <w:pPr>
-        <w:pStyle w:val="a"/>
+        <w:pStyle w:val="27"/>
         <w:bidi w:val="0"/>
         <w:rPr>
           <w:rFonts w:hint="eastAsia"/>
@@ -6213,7 +6238,7 @@
     </w:p>
     <w:p>
       <w:pPr>
-        <w:pStyle w:val="2"/>
+        <w:pStyle w:val="28"/>
         <w:bidi w:val="0"/>
         <w:rPr>
           <w:rFonts w:hint="eastAsia"/>
@@ -6230,7 +6255,7 @@
     </w:p>
     <w:p>
       <w:pPr>
-        <w:pStyle w:val="a"/>
+        <w:pStyle w:val="27"/>
         <w:bidi w:val="0"/>
         <w:rPr>
           <w:rFonts w:hint="eastAsia"/>
@@ -6245,7 +6270,7 @@
     </w:p>
     <w:p>
       <w:pPr>
-        <w:pStyle w:val="a"/>
+        <w:pStyle w:val="27"/>
         <w:bidi w:val="0"/>
         <w:rPr>
           <w:rFonts w:hint="eastAsia"/>
@@ -6260,7 +6285,7 @@
     </w:p>
     <w:p>
       <w:pPr>
-        <w:pStyle w:val="1"/>
+        <w:pStyle w:val="26"/>
         <w:bidi w:val="0"/>
         <w:rPr>
           <w:rFonts w:hint="eastAsia"/>
@@ -6277,7 +6302,7 @@
     </w:p>
     <w:p>
       <w:pPr>
-        <w:pStyle w:val="2"/>
+        <w:pStyle w:val="28"/>
         <w:bidi w:val="0"/>
         <w:rPr>
           <w:rFonts w:hint="eastAsia"/>
@@ -6294,13 +6319,13 @@
     </w:p>
     <w:p>
       <w:pPr>
-        <w:pStyle w:val="a3"/>
+        <w:pStyle w:val="40"/>
         <w:numPr>
           <w:ilvl w:val="0"/>
           <w:numId w:val="5"/>
         </w:numPr>
         <w:bidi w:val="0"/>
-        <w:ind w:left="425" w:hanging="425" w:leftChars="0" w:firstLineChars="0"/>
+        <w:ind w:left="425" w:leftChars="0" w:hanging="425" w:firstLineChars="0"/>
         <w:rPr>
           <w:rFonts w:hint="eastAsia"/>
         </w:rPr>
@@ -6314,13 +6339,13 @@
     </w:p>
     <w:p>
       <w:pPr>
-        <w:pStyle w:val="a3"/>
+        <w:pStyle w:val="40"/>
         <w:numPr>
           <w:ilvl w:val="0"/>
           <w:numId w:val="5"/>
         </w:numPr>
         <w:bidi w:val="0"/>
-        <w:ind w:left="425" w:hanging="425" w:leftChars="0" w:firstLineChars="0"/>
+        <w:ind w:left="425" w:leftChars="0" w:hanging="425" w:firstLineChars="0"/>
         <w:rPr>
           <w:rFonts w:hint="eastAsia"/>
         </w:rPr>
@@ -6334,13 +6359,13 @@
     </w:p>
     <w:p>
       <w:pPr>
-        <w:pStyle w:val="a3"/>
+        <w:pStyle w:val="40"/>
         <w:numPr>
           <w:ilvl w:val="0"/>
           <w:numId w:val="5"/>
         </w:numPr>
         <w:bidi w:val="0"/>
-        <w:ind w:left="425" w:hanging="425" w:leftChars="0" w:firstLineChars="0"/>
+        <w:ind w:left="425" w:leftChars="0" w:hanging="425" w:firstLineChars="0"/>
         <w:rPr>
           <w:rFonts w:hint="eastAsia"/>
         </w:rPr>
@@ -6354,13 +6379,13 @@
     </w:p>
     <w:p>
       <w:pPr>
-        <w:pStyle w:val="a3"/>
+        <w:pStyle w:val="40"/>
         <w:numPr>
           <w:ilvl w:val="0"/>
           <w:numId w:val="5"/>
         </w:numPr>
         <w:bidi w:val="0"/>
-        <w:ind w:left="425" w:hanging="425" w:leftChars="0" w:firstLineChars="0"/>
+        <w:ind w:left="425" w:leftChars="0" w:hanging="425" w:firstLineChars="0"/>
         <w:rPr>
           <w:rFonts w:hint="eastAsia"/>
         </w:rPr>
@@ -6374,13 +6399,13 @@
     </w:p>
     <w:p>
       <w:pPr>
-        <w:pStyle w:val="a3"/>
+        <w:pStyle w:val="40"/>
         <w:numPr>
           <w:ilvl w:val="0"/>
           <w:numId w:val="5"/>
         </w:numPr>
         <w:bidi w:val="0"/>
-        <w:ind w:left="425" w:hanging="425" w:leftChars="0" w:firstLineChars="0"/>
+        <w:ind w:left="425" w:leftChars="0" w:hanging="425" w:firstLineChars="0"/>
         <w:rPr>
           <w:rFonts w:hint="eastAsia"/>
         </w:rPr>
@@ -6394,13 +6419,13 @@
     </w:p>
     <w:p>
       <w:pPr>
-        <w:pStyle w:val="a3"/>
+        <w:pStyle w:val="40"/>
         <w:numPr>
           <w:ilvl w:val="0"/>
           <w:numId w:val="5"/>
         </w:numPr>
         <w:bidi w:val="0"/>
-        <w:ind w:left="425" w:hanging="425" w:leftChars="0" w:firstLineChars="0"/>
+        <w:ind w:left="425" w:leftChars="0" w:hanging="425" w:firstLineChars="0"/>
         <w:rPr>
           <w:rFonts w:hint="eastAsia"/>
         </w:rPr>
@@ -6414,7 +6439,7 @@
     </w:p>
     <w:p>
       <w:pPr>
-        <w:pStyle w:val="2"/>
+        <w:pStyle w:val="28"/>
         <w:bidi w:val="0"/>
         <w:rPr>
           <w:rFonts w:hint="eastAsia"/>
@@ -6431,7 +6456,7 @@
     </w:p>
     <w:p>
       <w:pPr>
-        <w:pStyle w:val="3"/>
+        <w:pStyle w:val="29"/>
         <w:bidi w:val="0"/>
         <w:rPr>
           <w:rFonts w:hint="eastAsia"/>
@@ -6448,7 +6473,7 @@
     </w:p>
     <w:p>
       <w:pPr>
-        <w:pStyle w:val="a"/>
+        <w:pStyle w:val="27"/>
         <w:bidi w:val="0"/>
         <w:rPr>
           <w:rFonts w:hint="eastAsia"/>
@@ -6463,7 +6488,7 @@
     </w:p>
     <w:p>
       <w:pPr>
-        <w:pStyle w:val="3"/>
+        <w:pStyle w:val="29"/>
         <w:bidi w:val="0"/>
         <w:rPr>
           <w:rFonts w:hint="eastAsia"/>
@@ -6480,7 +6505,7 @@
     </w:p>
     <w:p>
       <w:pPr>
-        <w:pStyle w:val="a"/>
+        <w:pStyle w:val="27"/>
         <w:bidi w:val="0"/>
         <w:rPr>
           <w:rFonts w:hint="eastAsia"/>
@@ -6495,7 +6520,7 @@
     </w:p>
     <w:p>
       <w:pPr>
-        <w:pStyle w:val="3"/>
+        <w:pStyle w:val="29"/>
         <w:bidi w:val="0"/>
         <w:rPr>
           <w:rFonts w:hint="eastAsia"/>
@@ -6512,7 +6537,7 @@
     </w:p>
     <w:p>
       <w:pPr>
-        <w:pStyle w:val="a"/>
+        <w:pStyle w:val="27"/>
         <w:bidi w:val="0"/>
         <w:rPr>
           <w:rFonts w:hint="eastAsia"/>
@@ -6527,7 +6552,7 @@
     </w:p>
     <w:p>
       <w:pPr>
-        <w:pStyle w:val="3"/>
+        <w:pStyle w:val="29"/>
         <w:bidi w:val="0"/>
         <w:rPr>
           <w:rFonts w:hint="eastAsia"/>
@@ -6544,7 +6569,7 @@
     </w:p>
     <w:p>
       <w:pPr>
-        <w:pStyle w:val="a"/>
+        <w:pStyle w:val="27"/>
         <w:bidi w:val="0"/>
         <w:rPr>
           <w:rFonts w:hint="eastAsia"/>
@@ -6559,7 +6584,7 @@
     </w:p>
     <w:p>
       <w:pPr>
-        <w:pStyle w:val="2"/>
+        <w:pStyle w:val="28"/>
         <w:bidi w:val="0"/>
         <w:rPr>
           <w:rFonts w:hint="eastAsia"/>
@@ -6576,7 +6601,7 @@
     </w:p>
     <w:p>
       <w:pPr>
-        <w:pStyle w:val="3"/>
+        <w:pStyle w:val="29"/>
         <w:bidi w:val="0"/>
         <w:rPr>
           <w:rFonts w:hint="eastAsia"/>
@@ -6593,7 +6618,7 @@
     </w:p>
     <w:p>
       <w:pPr>
-        <w:pStyle w:val="a"/>
+        <w:pStyle w:val="27"/>
         <w:bidi w:val="0"/>
         <w:rPr>
           <w:rFonts w:hint="eastAsia"/>
@@ -6608,7 +6633,7 @@
     </w:p>
     <w:p>
       <w:pPr>
-        <w:pStyle w:val="3"/>
+        <w:pStyle w:val="29"/>
         <w:bidi w:val="0"/>
         <w:rPr>
           <w:rFonts w:hint="eastAsia"/>
@@ -6625,7 +6650,7 @@
     </w:p>
     <w:p>
       <w:pPr>
-        <w:pStyle w:val="a"/>
+        <w:pStyle w:val="27"/>
         <w:bidi w:val="0"/>
         <w:rPr>
           <w:rFonts w:hint="eastAsia"/>
@@ -6640,7 +6665,7 @@
     </w:p>
     <w:p>
       <w:pPr>
-        <w:pStyle w:val="3"/>
+        <w:pStyle w:val="29"/>
         <w:bidi w:val="0"/>
         <w:rPr>
           <w:rFonts w:hint="eastAsia"/>
@@ -6657,7 +6682,7 @@
     </w:p>
     <w:p>
       <w:pPr>
-        <w:pStyle w:val="a"/>
+        <w:pStyle w:val="27"/>
         <w:bidi w:val="0"/>
         <w:rPr>
           <w:rFonts w:hint="eastAsia"/>
@@ -6672,7 +6697,7 @@
     </w:p>
     <w:p>
       <w:pPr>
-        <w:pStyle w:val="3"/>
+        <w:pStyle w:val="29"/>
         <w:bidi w:val="0"/>
         <w:rPr>
           <w:rFonts w:hint="eastAsia"/>
@@ -6716,7 +6741,7 @@
     </w:p>
     <w:p>
       <w:pPr>
-        <w:pStyle w:val="2"/>
+        <w:pStyle w:val="28"/>
         <w:bidi w:val="0"/>
         <w:rPr>
           <w:rFonts w:hint="default"/>
@@ -6735,7 +6760,7 @@
     </w:p>
     <w:p>
       <w:pPr>
-        <w:pStyle w:val="3"/>
+        <w:pStyle w:val="29"/>
         <w:bidi w:val="0"/>
         <w:rPr>
           <w:rFonts w:hint="default"/>
@@ -6754,7 +6779,7 @@
     </w:p>
     <w:p>
       <w:pPr>
-        <w:pStyle w:val="a"/>
+        <w:pStyle w:val="27"/>
         <w:bidi w:val="0"/>
       </w:pPr>
       <w:r>
@@ -6763,17 +6788,19 @@
     </w:p>
     <w:tbl>
       <w:tblPr>
+        <w:tblStyle w:val="20"/>
         <w:tblW w:w="0" w:type="auto"/>
         <w:tblInd w:w="0" w:type="dxa"/>
         <w:tblBorders>
-          <w:top w:val="single" w:sz="4" w:space="0" w:color="auto"/>
-          <w:left w:val="single" w:sz="4" w:space="0" w:color="auto"/>
-          <w:bottom w:val="single" w:sz="4" w:space="0" w:color="auto"/>
-          <w:right w:val="single" w:sz="4" w:space="0" w:color="auto"/>
-          <w:insideH w:val="single" w:sz="4" w:space="0" w:color="auto"/>
-          <w:insideV w:val="single" w:sz="4" w:space="0" w:color="auto"/>
+          <w:top w:val="single" w:color="auto" w:sz="4" w:space="0"/>
+          <w:left w:val="single" w:color="auto" w:sz="4" w:space="0"/>
+          <w:bottom w:val="single" w:color="auto" w:sz="4" w:space="0"/>
+          <w:right w:val="single" w:color="auto" w:sz="4" w:space="0"/>
+          <w:insideH w:val="single" w:color="auto" w:sz="4" w:space="0"/>
+          <w:insideV w:val="single" w:color="auto" w:sz="4" w:space="0"/>
         </w:tblBorders>
         <w:shd w:val="clear" w:color="auto" w:fill="auto"/>
+        <w:tblLayout w:type="autofit"/>
         <w:tblCellMar>
           <w:top w:w="15" w:type="dxa"/>
           <w:left w:w="15" w:type="dxa"/>
@@ -6790,17 +6817,14 @@
       </w:tblGrid>
       <w:tr>
         <w:tblPrEx>
-          <w:tblW w:w="0" w:type="auto"/>
-          <w:tblInd w:w="0" w:type="dxa"/>
           <w:tblBorders>
-            <w:top w:val="single" w:sz="4" w:space="0" w:color="auto"/>
-            <w:left w:val="single" w:sz="4" w:space="0" w:color="auto"/>
-            <w:bottom w:val="single" w:sz="4" w:space="0" w:color="auto"/>
-            <w:right w:val="single" w:sz="4" w:space="0" w:color="auto"/>
-            <w:insideH w:val="single" w:sz="4" w:space="0" w:color="auto"/>
-            <w:insideV w:val="single" w:sz="4" w:space="0" w:color="auto"/>
+            <w:top w:val="single" w:color="auto" w:sz="4" w:space="0"/>
+            <w:left w:val="single" w:color="auto" w:sz="4" w:space="0"/>
+            <w:bottom w:val="single" w:color="auto" w:sz="4" w:space="0"/>
+            <w:right w:val="single" w:color="auto" w:sz="4" w:space="0"/>
+            <w:insideH w:val="single" w:color="auto" w:sz="4" w:space="0"/>
+            <w:insideV w:val="single" w:color="auto" w:sz="4" w:space="0"/>
           </w:tblBorders>
-          <w:shd w:val="clear" w:color="auto" w:fill="auto"/>
           <w:tblCellMar>
             <w:top w:w="15" w:type="dxa"/>
             <w:left w:w="15" w:type="dxa"/>
@@ -6832,7 +6856,7 @@
               <w:spacing w:line="300" w:lineRule="atLeast"/>
               <w:jc w:val="left"/>
               <w:rPr>
-                <w:rFonts w:ascii="Segoe UI" w:eastAsia="Segoe UI" w:hAnsi="Segoe UI" w:cs="Segoe UI"/>
+                <w:rFonts w:ascii="Segoe UI" w:hAnsi="Segoe UI" w:eastAsia="Segoe UI" w:cs="Segoe UI"/>
                 <w:i w:val="0"/>
                 <w:iCs w:val="0"/>
                 <w:caps w:val="0"/>
@@ -6844,7 +6868,7 @@
             </w:pPr>
             <w:r>
               <w:rPr>
-                <w:rFonts w:ascii="Segoe UI" w:eastAsia="Segoe UI" w:hAnsi="Segoe UI" w:cs="Segoe UI" w:hint="default"/>
+                <w:rFonts w:hint="default" w:ascii="Segoe UI" w:hAnsi="Segoe UI" w:eastAsia="Segoe UI" w:cs="Segoe UI"/>
                 <w:i w:val="0"/>
                 <w:iCs w:val="0"/>
                 <w:caps w:val="0"/>
@@ -6854,7 +6878,6 @@
                 <w:kern w:val="0"/>
                 <w:sz w:val="18"/>
                 <w:szCs w:val="18"/>
-                <w:bdr w:val="nil"/>
                 <w:lang w:val="en-US" w:eastAsia="zh-CN"/>
               </w:rPr>
               <w:t>阶段</w:t>
@@ -6882,7 +6905,7 @@
               <w:spacing w:line="300" w:lineRule="atLeast"/>
               <w:jc w:val="left"/>
               <w:rPr>
-                <w:rFonts w:ascii="Segoe UI" w:eastAsia="Segoe UI" w:hAnsi="Segoe UI" w:cs="Segoe UI" w:hint="default"/>
+                <w:rFonts w:hint="default" w:ascii="Segoe UI" w:hAnsi="Segoe UI" w:eastAsia="Segoe UI" w:cs="Segoe UI"/>
                 <w:i w:val="0"/>
                 <w:iCs w:val="0"/>
                 <w:caps w:val="0"/>
@@ -6894,7 +6917,7 @@
             </w:pPr>
             <w:r>
               <w:rPr>
-                <w:rFonts w:ascii="Segoe UI" w:eastAsia="Segoe UI" w:hAnsi="Segoe UI" w:cs="Segoe UI" w:hint="default"/>
+                <w:rFonts w:hint="default" w:ascii="Segoe UI" w:hAnsi="Segoe UI" w:eastAsia="Segoe UI" w:cs="Segoe UI"/>
                 <w:i w:val="0"/>
                 <w:iCs w:val="0"/>
                 <w:caps w:val="0"/>
@@ -6904,7 +6927,6 @@
                 <w:kern w:val="0"/>
                 <w:sz w:val="18"/>
                 <w:szCs w:val="18"/>
-                <w:bdr w:val="nil"/>
                 <w:lang w:val="en-US" w:eastAsia="zh-CN"/>
               </w:rPr>
               <w:t>交付物名称</w:t>
@@ -6932,7 +6954,7 @@
               <w:spacing w:line="300" w:lineRule="atLeast"/>
               <w:jc w:val="left"/>
               <w:rPr>
-                <w:rFonts w:ascii="Segoe UI" w:eastAsia="Segoe UI" w:hAnsi="Segoe UI" w:cs="Segoe UI" w:hint="default"/>
+                <w:rFonts w:hint="default" w:ascii="Segoe UI" w:hAnsi="Segoe UI" w:eastAsia="Segoe UI" w:cs="Segoe UI"/>
                 <w:i w:val="0"/>
                 <w:iCs w:val="0"/>
                 <w:caps w:val="0"/>
@@ -6944,7 +6966,7 @@
             </w:pPr>
             <w:r>
               <w:rPr>
-                <w:rFonts w:ascii="Segoe UI" w:eastAsia="Segoe UI" w:hAnsi="Segoe UI" w:cs="Segoe UI" w:hint="default"/>
+                <w:rFonts w:hint="default" w:ascii="Segoe UI" w:hAnsi="Segoe UI" w:eastAsia="Segoe UI" w:cs="Segoe UI"/>
                 <w:i w:val="0"/>
                 <w:iCs w:val="0"/>
                 <w:caps w:val="0"/>
@@ -6954,7 +6976,6 @@
                 <w:kern w:val="0"/>
                 <w:sz w:val="18"/>
                 <w:szCs w:val="18"/>
-                <w:bdr w:val="nil"/>
                 <w:lang w:val="en-US" w:eastAsia="zh-CN"/>
               </w:rPr>
               <w:t>核心内容要求</w:t>
@@ -6982,7 +7003,7 @@
               <w:spacing w:line="300" w:lineRule="atLeast"/>
               <w:jc w:val="left"/>
               <w:rPr>
-                <w:rFonts w:ascii="Segoe UI" w:eastAsia="Segoe UI" w:hAnsi="Segoe UI" w:cs="Segoe UI" w:hint="default"/>
+                <w:rFonts w:hint="default" w:ascii="Segoe UI" w:hAnsi="Segoe UI" w:eastAsia="Segoe UI" w:cs="Segoe UI"/>
                 <w:i w:val="0"/>
                 <w:iCs w:val="0"/>
                 <w:caps w:val="0"/>
@@ -6994,7 +7015,7 @@
             </w:pPr>
             <w:r>
               <w:rPr>
-                <w:rFonts w:ascii="Segoe UI" w:eastAsia="Segoe UI" w:hAnsi="Segoe UI" w:cs="Segoe UI" w:hint="default"/>
+                <w:rFonts w:hint="default" w:ascii="Segoe UI" w:hAnsi="Segoe UI" w:eastAsia="Segoe UI" w:cs="Segoe UI"/>
                 <w:i w:val="0"/>
                 <w:iCs w:val="0"/>
                 <w:caps w:val="0"/>
@@ -7004,7 +7025,6 @@
                 <w:kern w:val="0"/>
                 <w:sz w:val="18"/>
                 <w:szCs w:val="18"/>
-                <w:bdr w:val="nil"/>
                 <w:lang w:val="en-US" w:eastAsia="zh-CN"/>
               </w:rPr>
               <w:t>输出责任人</w:t>
@@ -7032,7 +7052,7 @@
               <w:spacing w:line="300" w:lineRule="atLeast"/>
               <w:jc w:val="left"/>
               <w:rPr>
-                <w:rFonts w:ascii="Segoe UI" w:eastAsia="Segoe UI" w:hAnsi="Segoe UI" w:cs="Segoe UI" w:hint="default"/>
+                <w:rFonts w:hint="default" w:ascii="Segoe UI" w:hAnsi="Segoe UI" w:eastAsia="Segoe UI" w:cs="Segoe UI"/>
                 <w:i w:val="0"/>
                 <w:iCs w:val="0"/>
                 <w:caps w:val="0"/>
@@ -7044,7 +7064,7 @@
             </w:pPr>
             <w:r>
               <w:rPr>
-                <w:rFonts w:ascii="Segoe UI" w:eastAsia="Segoe UI" w:hAnsi="Segoe UI" w:cs="Segoe UI" w:hint="default"/>
+                <w:rFonts w:hint="default" w:ascii="Segoe UI" w:hAnsi="Segoe UI" w:eastAsia="Segoe UI" w:cs="Segoe UI"/>
                 <w:i w:val="0"/>
                 <w:iCs w:val="0"/>
                 <w:caps w:val="0"/>
@@ -7054,7 +7074,6 @@
                 <w:kern w:val="0"/>
                 <w:sz w:val="18"/>
                 <w:szCs w:val="18"/>
-                <w:bdr w:val="nil"/>
                 <w:lang w:val="en-US" w:eastAsia="zh-CN"/>
               </w:rPr>
               <w:t>交付对象</w:t>
@@ -7064,8 +7083,14 @@
       </w:tr>
       <w:tr>
         <w:tblPrEx>
-          <w:tblW w:w="0" w:type="auto"/>
-          <w:tblInd w:w="0" w:type="dxa"/>
+          <w:tblBorders>
+            <w:top w:val="single" w:color="auto" w:sz="4" w:space="0"/>
+            <w:left w:val="single" w:color="auto" w:sz="4" w:space="0"/>
+            <w:bottom w:val="single" w:color="auto" w:sz="4" w:space="0"/>
+            <w:right w:val="single" w:color="auto" w:sz="4" w:space="0"/>
+            <w:insideH w:val="single" w:color="auto" w:sz="4" w:space="0"/>
+            <w:insideV w:val="single" w:color="auto" w:sz="4" w:space="0"/>
+          </w:tblBorders>
           <w:shd w:val="clear" w:color="auto" w:fill="auto"/>
           <w:tblCellMar>
             <w:top w:w="15" w:type="dxa"/>
@@ -7096,7 +7121,7 @@
               <w:spacing w:line="300" w:lineRule="atLeast"/>
               <w:jc w:val="left"/>
               <w:rPr>
-                <w:rFonts w:ascii="Segoe UI" w:eastAsia="Segoe UI" w:hAnsi="Segoe UI" w:cs="Segoe UI" w:hint="default"/>
+                <w:rFonts w:hint="default" w:ascii="Segoe UI" w:hAnsi="Segoe UI" w:eastAsia="Segoe UI" w:cs="Segoe UI"/>
                 <w:i w:val="0"/>
                 <w:iCs w:val="0"/>
                 <w:caps w:val="0"/>
@@ -7108,8 +7133,8 @@
             </w:pPr>
             <w:r>
               <w:rPr>
-                <w:rStyle w:val="Strong"/>
-                <w:rFonts w:ascii="Segoe UI" w:eastAsia="Segoe UI" w:hAnsi="Segoe UI" w:cs="Segoe UI" w:hint="default"/>
+                <w:rStyle w:val="23"/>
+                <w:rFonts w:hint="default" w:ascii="Segoe UI" w:hAnsi="Segoe UI" w:eastAsia="Segoe UI" w:cs="Segoe UI"/>
                 <w:b/>
                 <w:bCs/>
                 <w:i w:val="0"/>
@@ -7121,7 +7146,6 @@
                 <w:kern w:val="0"/>
                 <w:sz w:val="18"/>
                 <w:szCs w:val="18"/>
-                <w:bdr w:val="nil"/>
                 <w:lang w:val="en-US" w:eastAsia="zh-CN"/>
               </w:rPr>
               <w:t>立项与准备</w:t>
@@ -7149,7 +7173,7 @@
               <w:spacing w:line="300" w:lineRule="atLeast"/>
               <w:jc w:val="left"/>
               <w:rPr>
-                <w:rFonts w:ascii="Segoe UI" w:eastAsia="Segoe UI" w:hAnsi="Segoe UI" w:cs="Segoe UI" w:hint="default"/>
+                <w:rFonts w:hint="default" w:ascii="Segoe UI" w:hAnsi="Segoe UI" w:eastAsia="Segoe UI" w:cs="Segoe UI"/>
                 <w:i w:val="0"/>
                 <w:iCs w:val="0"/>
                 <w:caps w:val="0"/>
@@ -7161,7 +7185,7 @@
             </w:pPr>
             <w:r>
               <w:rPr>
-                <w:rFonts w:ascii="Segoe UI" w:eastAsia="Segoe UI" w:hAnsi="Segoe UI" w:cs="Segoe UI" w:hint="default"/>
+                <w:rFonts w:hint="default" w:ascii="Segoe UI" w:hAnsi="Segoe UI" w:eastAsia="Segoe UI" w:cs="Segoe UI"/>
                 <w:i w:val="0"/>
                 <w:iCs w:val="0"/>
                 <w:caps w:val="0"/>
@@ -7171,7 +7195,6 @@
                 <w:kern w:val="0"/>
                 <w:sz w:val="18"/>
                 <w:szCs w:val="18"/>
-                <w:bdr w:val="nil"/>
                 <w:lang w:val="en-US" w:eastAsia="zh-CN"/>
               </w:rPr>
               <w:t>《项目实施方案》</w:t>
@@ -7199,7 +7222,7 @@
               <w:spacing w:line="300" w:lineRule="atLeast"/>
               <w:jc w:val="left"/>
               <w:rPr>
-                <w:rFonts w:ascii="Segoe UI" w:eastAsia="Segoe UI" w:hAnsi="Segoe UI" w:cs="Segoe UI" w:hint="default"/>
+                <w:rFonts w:hint="default" w:ascii="Segoe UI" w:hAnsi="Segoe UI" w:eastAsia="Segoe UI" w:cs="Segoe UI"/>
                 <w:i w:val="0"/>
                 <w:iCs w:val="0"/>
                 <w:caps w:val="0"/>
@@ -7211,7 +7234,7 @@
             </w:pPr>
             <w:r>
               <w:rPr>
-                <w:rFonts w:ascii="Segoe UI" w:eastAsia="Segoe UI" w:hAnsi="Segoe UI" w:cs="Segoe UI" w:hint="default"/>
+                <w:rFonts w:hint="default" w:ascii="Segoe UI" w:hAnsi="Segoe UI" w:eastAsia="Segoe UI" w:cs="Segoe UI"/>
                 <w:i w:val="0"/>
                 <w:iCs w:val="0"/>
                 <w:caps w:val="0"/>
@@ -7221,7 +7244,6 @@
                 <w:kern w:val="0"/>
                 <w:sz w:val="18"/>
                 <w:szCs w:val="18"/>
-                <w:bdr w:val="nil"/>
                 <w:lang w:val="en-US" w:eastAsia="zh-CN"/>
               </w:rPr>
               <w:t>项目目标、范围、团队、计划、SLA确认</w:t>
@@ -7249,7 +7271,7 @@
               <w:spacing w:line="300" w:lineRule="atLeast"/>
               <w:jc w:val="left"/>
               <w:rPr>
-                <w:rFonts w:ascii="Segoe UI" w:eastAsia="Segoe UI" w:hAnsi="Segoe UI" w:cs="Segoe UI" w:hint="default"/>
+                <w:rFonts w:hint="default" w:ascii="Segoe UI" w:hAnsi="Segoe UI" w:eastAsia="Segoe UI" w:cs="Segoe UI"/>
                 <w:i w:val="0"/>
                 <w:iCs w:val="0"/>
                 <w:caps w:val="0"/>
@@ -7261,7 +7283,7 @@
             </w:pPr>
             <w:r>
               <w:rPr>
-                <w:rFonts w:ascii="Segoe UI" w:eastAsia="Segoe UI" w:hAnsi="Segoe UI" w:cs="Segoe UI" w:hint="eastAsia"/>
+                <w:rFonts w:hint="eastAsia" w:ascii="Segoe UI" w:hAnsi="Segoe UI" w:eastAsia="Segoe UI" w:cs="Segoe UI"/>
                 <w:i w:val="0"/>
                 <w:iCs w:val="0"/>
                 <w:caps w:val="0"/>
@@ -7271,14 +7293,13 @@
                 <w:kern w:val="0"/>
                 <w:sz w:val="18"/>
                 <w:szCs w:val="18"/>
-                <w:bdr w:val="nil"/>
                 <w:lang w:val="en-US" w:eastAsia="zh-CN"/>
               </w:rPr>
               <w:t>运维实施</w:t>
             </w:r>
             <w:r>
               <w:rPr>
-                <w:rFonts w:ascii="Segoe UI" w:eastAsia="Segoe UI" w:hAnsi="Segoe UI" w:cs="Segoe UI" w:hint="default"/>
+                <w:rFonts w:hint="default" w:ascii="Segoe UI" w:hAnsi="Segoe UI" w:eastAsia="Segoe UI" w:cs="Segoe UI"/>
                 <w:i w:val="0"/>
                 <w:iCs w:val="0"/>
                 <w:caps w:val="0"/>
@@ -7288,7 +7309,6 @@
                 <w:kern w:val="0"/>
                 <w:sz w:val="18"/>
                 <w:szCs w:val="18"/>
-                <w:bdr w:val="nil"/>
                 <w:lang w:val="en-US" w:eastAsia="zh-CN"/>
               </w:rPr>
               <w:t>工程师/运维部经理</w:t>
@@ -7316,7 +7336,7 @@
               <w:spacing w:line="300" w:lineRule="atLeast"/>
               <w:jc w:val="left"/>
               <w:rPr>
-                <w:rFonts w:ascii="Segoe UI" w:eastAsia="Segoe UI" w:hAnsi="Segoe UI" w:cs="Segoe UI" w:hint="default"/>
+                <w:rFonts w:hint="default" w:ascii="Segoe UI" w:hAnsi="Segoe UI" w:eastAsia="Segoe UI" w:cs="Segoe UI"/>
                 <w:i w:val="0"/>
                 <w:iCs w:val="0"/>
                 <w:caps w:val="0"/>
@@ -7328,7 +7348,7 @@
             </w:pPr>
             <w:r>
               <w:rPr>
-                <w:rFonts w:ascii="Segoe UI" w:eastAsia="Segoe UI" w:hAnsi="Segoe UI" w:cs="Segoe UI" w:hint="default"/>
+                <w:rFonts w:hint="default" w:ascii="Segoe UI" w:hAnsi="Segoe UI" w:eastAsia="Segoe UI" w:cs="Segoe UI"/>
                 <w:i w:val="0"/>
                 <w:iCs w:val="0"/>
                 <w:caps w:val="0"/>
@@ -7338,7 +7358,6 @@
                 <w:kern w:val="0"/>
                 <w:sz w:val="18"/>
                 <w:szCs w:val="18"/>
-                <w:bdr w:val="nil"/>
                 <w:lang w:val="en-US" w:eastAsia="zh-CN"/>
               </w:rPr>
               <w:t>客户项目负责人</w:t>
@@ -7348,8 +7367,14 @@
       </w:tr>
       <w:tr>
         <w:tblPrEx>
-          <w:tblW w:w="0" w:type="auto"/>
-          <w:tblInd w:w="0" w:type="dxa"/>
+          <w:tblBorders>
+            <w:top w:val="single" w:color="auto" w:sz="4" w:space="0"/>
+            <w:left w:val="single" w:color="auto" w:sz="4" w:space="0"/>
+            <w:bottom w:val="single" w:color="auto" w:sz="4" w:space="0"/>
+            <w:right w:val="single" w:color="auto" w:sz="4" w:space="0"/>
+            <w:insideH w:val="single" w:color="auto" w:sz="4" w:space="0"/>
+            <w:insideV w:val="single" w:color="auto" w:sz="4" w:space="0"/>
+          </w:tblBorders>
           <w:shd w:val="clear" w:color="auto" w:fill="auto"/>
           <w:tblCellMar>
             <w:top w:w="15" w:type="dxa"/>
@@ -7361,7 +7386,7 @@
         <w:tc>
           <w:tcPr>
             <w:tcW w:w="805" w:type="dxa"/>
-            <w:vMerge/>
+            <w:vMerge w:val="continue"/>
             <w:shd w:val="clear" w:color="auto" w:fill="auto"/>
             <w:tcMar>
               <w:top w:w="120" w:type="dxa"/>
@@ -7374,7 +7399,7 @@
           <w:p>
             <w:pPr>
               <w:rPr>
-                <w:rFonts w:ascii="Segoe UI" w:eastAsia="Segoe UI" w:hAnsi="Segoe UI" w:cs="Segoe UI" w:hint="default"/>
+                <w:rFonts w:hint="default" w:ascii="Segoe UI" w:hAnsi="Segoe UI" w:eastAsia="Segoe UI" w:cs="Segoe UI"/>
                 <w:i w:val="0"/>
                 <w:iCs w:val="0"/>
                 <w:caps w:val="0"/>
@@ -7407,7 +7432,7 @@
               <w:spacing w:line="300" w:lineRule="atLeast"/>
               <w:jc w:val="left"/>
               <w:rPr>
-                <w:rFonts w:ascii="Segoe UI" w:eastAsia="Segoe UI" w:hAnsi="Segoe UI" w:cs="Segoe UI" w:hint="default"/>
+                <w:rFonts w:hint="default" w:ascii="Segoe UI" w:hAnsi="Segoe UI" w:eastAsia="Segoe UI" w:cs="Segoe UI"/>
                 <w:i w:val="0"/>
                 <w:iCs w:val="0"/>
                 <w:caps w:val="0"/>
@@ -7419,7 +7444,7 @@
             </w:pPr>
             <w:r>
               <w:rPr>
-                <w:rFonts w:ascii="Segoe UI" w:eastAsia="Segoe UI" w:hAnsi="Segoe UI" w:cs="Segoe UI" w:hint="default"/>
+                <w:rFonts w:hint="default" w:ascii="Segoe UI" w:hAnsi="Segoe UI" w:eastAsia="Segoe UI" w:cs="Segoe UI"/>
                 <w:i w:val="0"/>
                 <w:iCs w:val="0"/>
                 <w:caps w:val="0"/>
@@ -7429,7 +7454,6 @@
                 <w:kern w:val="0"/>
                 <w:sz w:val="18"/>
                 <w:szCs w:val="18"/>
-                <w:bdr w:val="nil"/>
                 <w:lang w:val="en-US" w:eastAsia="zh-CN"/>
               </w:rPr>
               <w:t>《运维服务计划》</w:t>
@@ -7457,7 +7481,7 @@
               <w:spacing w:line="300" w:lineRule="atLeast"/>
               <w:jc w:val="left"/>
               <w:rPr>
-                <w:rFonts w:ascii="Segoe UI" w:eastAsia="Segoe UI" w:hAnsi="Segoe UI" w:cs="Segoe UI" w:hint="default"/>
+                <w:rFonts w:hint="default" w:ascii="Segoe UI" w:hAnsi="Segoe UI" w:eastAsia="Segoe UI" w:cs="Segoe UI"/>
                 <w:i w:val="0"/>
                 <w:iCs w:val="0"/>
                 <w:caps w:val="0"/>
@@ -7469,7 +7493,7 @@
             </w:pPr>
             <w:r>
               <w:rPr>
-                <w:rFonts w:ascii="Segoe UI" w:eastAsia="Segoe UI" w:hAnsi="Segoe UI" w:cs="Segoe UI" w:hint="default"/>
+                <w:rFonts w:hint="default" w:ascii="Segoe UI" w:hAnsi="Segoe UI" w:eastAsia="Segoe UI" w:cs="Segoe UI"/>
                 <w:i w:val="0"/>
                 <w:iCs w:val="0"/>
                 <w:caps w:val="0"/>
@@ -7479,7 +7503,6 @@
                 <w:kern w:val="0"/>
                 <w:sz w:val="18"/>
                 <w:szCs w:val="18"/>
-                <w:bdr w:val="nil"/>
                 <w:lang w:val="en-US" w:eastAsia="zh-CN"/>
               </w:rPr>
               <w:t>月度/季度服务安排、巡检计划、资源清单</w:t>
@@ -7507,7 +7530,7 @@
               <w:spacing w:line="300" w:lineRule="atLeast"/>
               <w:jc w:val="left"/>
               <w:rPr>
-                <w:rFonts w:ascii="Segoe UI" w:eastAsia="Segoe UI" w:hAnsi="Segoe UI" w:cs="Segoe UI" w:hint="default"/>
+                <w:rFonts w:hint="default" w:ascii="Segoe UI" w:hAnsi="Segoe UI" w:eastAsia="Segoe UI" w:cs="Segoe UI"/>
                 <w:i w:val="0"/>
                 <w:iCs w:val="0"/>
                 <w:caps w:val="0"/>
@@ -7519,7 +7542,7 @@
             </w:pPr>
             <w:r>
               <w:rPr>
-                <w:rFonts w:ascii="Segoe UI" w:eastAsia="Segoe UI" w:hAnsi="Segoe UI" w:cs="Segoe UI" w:hint="default"/>
+                <w:rFonts w:hint="default" w:ascii="Segoe UI" w:hAnsi="Segoe UI" w:eastAsia="Segoe UI" w:cs="Segoe UI"/>
                 <w:i w:val="0"/>
                 <w:iCs w:val="0"/>
                 <w:caps w:val="0"/>
@@ -7529,7 +7552,6 @@
                 <w:kern w:val="0"/>
                 <w:sz w:val="18"/>
                 <w:szCs w:val="18"/>
-                <w:bdr w:val="nil"/>
                 <w:lang w:val="en-US" w:eastAsia="zh-CN"/>
               </w:rPr>
               <w:t>运维部经理</w:t>
@@ -7557,7 +7579,7 @@
               <w:spacing w:line="300" w:lineRule="atLeast"/>
               <w:jc w:val="left"/>
               <w:rPr>
-                <w:rFonts w:ascii="Segoe UI" w:eastAsia="Segoe UI" w:hAnsi="Segoe UI" w:cs="Segoe UI" w:hint="default"/>
+                <w:rFonts w:hint="default" w:ascii="Segoe UI" w:hAnsi="Segoe UI" w:eastAsia="Segoe UI" w:cs="Segoe UI"/>
                 <w:i w:val="0"/>
                 <w:iCs w:val="0"/>
                 <w:caps w:val="0"/>
@@ -7569,7 +7591,7 @@
             </w:pPr>
             <w:r>
               <w:rPr>
-                <w:rFonts w:ascii="Segoe UI" w:eastAsia="Segoe UI" w:hAnsi="Segoe UI" w:cs="Segoe UI" w:hint="default"/>
+                <w:rFonts w:hint="default" w:ascii="Segoe UI" w:hAnsi="Segoe UI" w:eastAsia="Segoe UI" w:cs="Segoe UI"/>
                 <w:i w:val="0"/>
                 <w:iCs w:val="0"/>
                 <w:caps w:val="0"/>
@@ -7579,7 +7601,6 @@
                 <w:kern w:val="0"/>
                 <w:sz w:val="18"/>
                 <w:szCs w:val="18"/>
-                <w:bdr w:val="nil"/>
                 <w:lang w:val="en-US" w:eastAsia="zh-CN"/>
               </w:rPr>
               <w:t>客户接口人</w:t>
@@ -7589,8 +7610,14 @@
       </w:tr>
       <w:tr>
         <w:tblPrEx>
-          <w:tblW w:w="0" w:type="auto"/>
-          <w:tblInd w:w="0" w:type="dxa"/>
+          <w:tblBorders>
+            <w:top w:val="single" w:color="auto" w:sz="4" w:space="0"/>
+            <w:left w:val="single" w:color="auto" w:sz="4" w:space="0"/>
+            <w:bottom w:val="single" w:color="auto" w:sz="4" w:space="0"/>
+            <w:right w:val="single" w:color="auto" w:sz="4" w:space="0"/>
+            <w:insideH w:val="single" w:color="auto" w:sz="4" w:space="0"/>
+            <w:insideV w:val="single" w:color="auto" w:sz="4" w:space="0"/>
+          </w:tblBorders>
           <w:shd w:val="clear" w:color="auto" w:fill="auto"/>
           <w:tblCellMar>
             <w:top w:w="15" w:type="dxa"/>
@@ -7621,7 +7648,7 @@
               <w:spacing w:line="300" w:lineRule="atLeast"/>
               <w:jc w:val="left"/>
               <w:rPr>
-                <w:rFonts w:ascii="Segoe UI" w:eastAsia="Segoe UI" w:hAnsi="Segoe UI" w:cs="Segoe UI" w:hint="default"/>
+                <w:rFonts w:hint="default" w:ascii="Segoe UI" w:hAnsi="Segoe UI" w:eastAsia="Segoe UI" w:cs="Segoe UI"/>
                 <w:i w:val="0"/>
                 <w:iCs w:val="0"/>
                 <w:caps w:val="0"/>
@@ -7633,8 +7660,8 @@
             </w:pPr>
             <w:r>
               <w:rPr>
-                <w:rStyle w:val="Strong"/>
-                <w:rFonts w:ascii="Segoe UI" w:eastAsia="Segoe UI" w:hAnsi="Segoe UI" w:cs="Segoe UI" w:hint="default"/>
+                <w:rStyle w:val="23"/>
+                <w:rFonts w:hint="default" w:ascii="Segoe UI" w:hAnsi="Segoe UI" w:eastAsia="Segoe UI" w:cs="Segoe UI"/>
                 <w:b/>
                 <w:bCs/>
                 <w:i w:val="0"/>
@@ -7646,7 +7673,6 @@
                 <w:kern w:val="0"/>
                 <w:sz w:val="18"/>
                 <w:szCs w:val="18"/>
-                <w:bdr w:val="nil"/>
                 <w:lang w:val="en-US" w:eastAsia="zh-CN"/>
               </w:rPr>
               <w:t>实施与监控</w:t>
@@ -7674,7 +7700,7 @@
               <w:spacing w:line="300" w:lineRule="atLeast"/>
               <w:jc w:val="left"/>
               <w:rPr>
-                <w:rFonts w:ascii="Segoe UI" w:eastAsia="Segoe UI" w:hAnsi="Segoe UI" w:cs="Segoe UI" w:hint="default"/>
+                <w:rFonts w:hint="default" w:ascii="Segoe UI" w:hAnsi="Segoe UI" w:eastAsia="Segoe UI" w:cs="Segoe UI"/>
                 <w:i w:val="0"/>
                 <w:iCs w:val="0"/>
                 <w:caps w:val="0"/>
@@ -7686,7 +7712,7 @@
             </w:pPr>
             <w:r>
               <w:rPr>
-                <w:rFonts w:ascii="Segoe UI" w:eastAsia="Segoe UI" w:hAnsi="Segoe UI" w:cs="Segoe UI" w:hint="default"/>
+                <w:rFonts w:hint="default" w:ascii="Segoe UI" w:hAnsi="Segoe UI" w:eastAsia="Segoe UI" w:cs="Segoe UI"/>
                 <w:i w:val="0"/>
                 <w:iCs w:val="0"/>
                 <w:caps w:val="0"/>
@@ -7696,7 +7722,6 @@
                 <w:kern w:val="0"/>
                 <w:sz w:val="18"/>
                 <w:szCs w:val="18"/>
-                <w:bdr w:val="nil"/>
                 <w:lang w:val="en-US" w:eastAsia="zh-CN"/>
               </w:rPr>
               <w:t>《系统健康检查报告》</w:t>
@@ -7724,7 +7749,7 @@
               <w:spacing w:line="300" w:lineRule="atLeast"/>
               <w:jc w:val="left"/>
               <w:rPr>
-                <w:rFonts w:ascii="Segoe UI" w:eastAsia="Segoe UI" w:hAnsi="Segoe UI" w:cs="Segoe UI" w:hint="default"/>
+                <w:rFonts w:hint="default" w:ascii="Segoe UI" w:hAnsi="Segoe UI" w:eastAsia="Segoe UI" w:cs="Segoe UI"/>
                 <w:i w:val="0"/>
                 <w:iCs w:val="0"/>
                 <w:caps w:val="0"/>
@@ -7736,7 +7761,7 @@
             </w:pPr>
             <w:r>
               <w:rPr>
-                <w:rFonts w:ascii="Segoe UI" w:eastAsia="Segoe UI" w:hAnsi="Segoe UI" w:cs="Segoe UI" w:hint="default"/>
+                <w:rFonts w:hint="default" w:ascii="Segoe UI" w:hAnsi="Segoe UI" w:eastAsia="Segoe UI" w:cs="Segoe UI"/>
                 <w:i w:val="0"/>
                 <w:iCs w:val="0"/>
                 <w:caps w:val="0"/>
@@ -7746,7 +7771,6 @@
                 <w:kern w:val="0"/>
                 <w:sz w:val="18"/>
                 <w:szCs w:val="18"/>
-                <w:bdr w:val="nil"/>
                 <w:lang w:val="en-US" w:eastAsia="zh-CN"/>
               </w:rPr>
               <w:t>硬件状态、性能指标、日志分析、风险预警</w:t>
@@ -7774,7 +7798,7 @@
               <w:spacing w:line="300" w:lineRule="atLeast"/>
               <w:jc w:val="left"/>
               <w:rPr>
-                <w:rFonts w:ascii="Segoe UI" w:eastAsia="Segoe UI" w:hAnsi="Segoe UI" w:cs="Segoe UI" w:hint="default"/>
+                <w:rFonts w:hint="default" w:ascii="Segoe UI" w:hAnsi="Segoe UI" w:eastAsia="Segoe UI" w:cs="Segoe UI"/>
                 <w:i w:val="0"/>
                 <w:iCs w:val="0"/>
                 <w:caps w:val="0"/>
@@ -7786,7 +7810,7 @@
             </w:pPr>
             <w:r>
               <w:rPr>
-                <w:rFonts w:ascii="Segoe UI" w:eastAsia="Segoe UI" w:hAnsi="Segoe UI" w:cs="Segoe UI" w:hint="default"/>
+                <w:rFonts w:hint="default" w:ascii="Segoe UI" w:hAnsi="Segoe UI" w:eastAsia="Segoe UI" w:cs="Segoe UI"/>
                 <w:i w:val="0"/>
                 <w:iCs w:val="0"/>
                 <w:caps w:val="0"/>
@@ -7796,7 +7820,6 @@
                 <w:kern w:val="0"/>
                 <w:sz w:val="18"/>
                 <w:szCs w:val="18"/>
-                <w:bdr w:val="nil"/>
                 <w:lang w:val="en-US" w:eastAsia="zh-CN"/>
               </w:rPr>
               <w:t>运维实施工程师</w:t>
@@ -7824,7 +7847,7 @@
               <w:spacing w:line="300" w:lineRule="atLeast"/>
               <w:jc w:val="left"/>
               <w:rPr>
-                <w:rFonts w:ascii="Segoe UI" w:eastAsia="Segoe UI" w:hAnsi="Segoe UI" w:cs="Segoe UI" w:hint="default"/>
+                <w:rFonts w:hint="default" w:ascii="Segoe UI" w:hAnsi="Segoe UI" w:eastAsia="Segoe UI" w:cs="Segoe UI"/>
                 <w:i w:val="0"/>
                 <w:iCs w:val="0"/>
                 <w:caps w:val="0"/>
@@ -7836,7 +7859,7 @@
             </w:pPr>
             <w:r>
               <w:rPr>
-                <w:rFonts w:ascii="Segoe UI" w:eastAsia="Segoe UI" w:hAnsi="Segoe UI" w:cs="Segoe UI" w:hint="default"/>
+                <w:rFonts w:hint="default" w:ascii="Segoe UI" w:hAnsi="Segoe UI" w:eastAsia="Segoe UI" w:cs="Segoe UI"/>
                 <w:i w:val="0"/>
                 <w:iCs w:val="0"/>
                 <w:caps w:val="0"/>
@@ -7846,7 +7869,6 @@
                 <w:kern w:val="0"/>
                 <w:sz w:val="18"/>
                 <w:szCs w:val="18"/>
-                <w:bdr w:val="nil"/>
                 <w:lang w:val="en-US" w:eastAsia="zh-CN"/>
               </w:rPr>
               <w:t>客户技术部门</w:t>
@@ -7856,8 +7878,14 @@
       </w:tr>
       <w:tr>
         <w:tblPrEx>
-          <w:tblW w:w="0" w:type="auto"/>
-          <w:tblInd w:w="0" w:type="dxa"/>
+          <w:tblBorders>
+            <w:top w:val="single" w:color="auto" w:sz="4" w:space="0"/>
+            <w:left w:val="single" w:color="auto" w:sz="4" w:space="0"/>
+            <w:bottom w:val="single" w:color="auto" w:sz="4" w:space="0"/>
+            <w:right w:val="single" w:color="auto" w:sz="4" w:space="0"/>
+            <w:insideH w:val="single" w:color="auto" w:sz="4" w:space="0"/>
+            <w:insideV w:val="single" w:color="auto" w:sz="4" w:space="0"/>
+          </w:tblBorders>
           <w:shd w:val="clear" w:color="auto" w:fill="auto"/>
           <w:tblCellMar>
             <w:top w:w="15" w:type="dxa"/>
@@ -7869,7 +7897,7 @@
         <w:tc>
           <w:tcPr>
             <w:tcW w:w="805" w:type="dxa"/>
-            <w:vMerge/>
+            <w:vMerge w:val="continue"/>
             <w:shd w:val="clear" w:color="auto" w:fill="auto"/>
             <w:tcMar>
               <w:top w:w="120" w:type="dxa"/>
@@ -7882,7 +7910,7 @@
           <w:p>
             <w:pPr>
               <w:rPr>
-                <w:rFonts w:ascii="Segoe UI" w:eastAsia="Segoe UI" w:hAnsi="Segoe UI" w:cs="Segoe UI" w:hint="default"/>
+                <w:rFonts w:hint="default" w:ascii="Segoe UI" w:hAnsi="Segoe UI" w:eastAsia="Segoe UI" w:cs="Segoe UI"/>
                 <w:i w:val="0"/>
                 <w:iCs w:val="0"/>
                 <w:caps w:val="0"/>
@@ -7915,7 +7943,7 @@
               <w:spacing w:line="300" w:lineRule="atLeast"/>
               <w:jc w:val="left"/>
               <w:rPr>
-                <w:rFonts w:ascii="Segoe UI" w:eastAsia="Segoe UI" w:hAnsi="Segoe UI" w:cs="Segoe UI" w:hint="default"/>
+                <w:rFonts w:hint="default" w:ascii="Segoe UI" w:hAnsi="Segoe UI" w:eastAsia="Segoe UI" w:cs="Segoe UI"/>
                 <w:i w:val="0"/>
                 <w:iCs w:val="0"/>
                 <w:caps w:val="0"/>
@@ -7927,7 +7955,7 @@
             </w:pPr>
             <w:r>
               <w:rPr>
-                <w:rFonts w:ascii="Segoe UI" w:eastAsia="Segoe UI" w:hAnsi="Segoe UI" w:cs="Segoe UI" w:hint="default"/>
+                <w:rFonts w:hint="default" w:ascii="Segoe UI" w:hAnsi="Segoe UI" w:eastAsia="Segoe UI" w:cs="Segoe UI"/>
                 <w:i w:val="0"/>
                 <w:iCs w:val="0"/>
                 <w:caps w:val="0"/>
@@ -7937,7 +7965,6 @@
                 <w:kern w:val="0"/>
                 <w:sz w:val="18"/>
                 <w:szCs w:val="18"/>
-                <w:bdr w:val="nil"/>
                 <w:lang w:val="en-US" w:eastAsia="zh-CN"/>
               </w:rPr>
               <w:t>《服务月度报告》</w:t>
@@ -7965,7 +7992,7 @@
               <w:spacing w:line="300" w:lineRule="atLeast"/>
               <w:jc w:val="left"/>
               <w:rPr>
-                <w:rFonts w:ascii="Segoe UI" w:eastAsia="Segoe UI" w:hAnsi="Segoe UI" w:cs="Segoe UI" w:hint="default"/>
+                <w:rFonts w:hint="default" w:ascii="Segoe UI" w:hAnsi="Segoe UI" w:eastAsia="Segoe UI" w:cs="Segoe UI"/>
                 <w:i w:val="0"/>
                 <w:iCs w:val="0"/>
                 <w:caps w:val="0"/>
@@ -7977,7 +8004,7 @@
             </w:pPr>
             <w:r>
               <w:rPr>
-                <w:rFonts w:ascii="Segoe UI" w:eastAsia="Segoe UI" w:hAnsi="Segoe UI" w:cs="Segoe UI" w:hint="default"/>
+                <w:rFonts w:hint="default" w:ascii="Segoe UI" w:hAnsi="Segoe UI" w:eastAsia="Segoe UI" w:cs="Segoe UI"/>
                 <w:i w:val="0"/>
                 <w:iCs w:val="0"/>
                 <w:caps w:val="0"/>
@@ -7987,7 +8014,6 @@
                 <w:kern w:val="0"/>
                 <w:sz w:val="18"/>
                 <w:szCs w:val="18"/>
-                <w:bdr w:val="nil"/>
                 <w:lang w:val="en-US" w:eastAsia="zh-CN"/>
               </w:rPr>
               <w:t>本月服务摘要、事件统计、SLA达成率、下月计划</w:t>
@@ -8015,7 +8041,7 @@
               <w:spacing w:line="300" w:lineRule="atLeast"/>
               <w:jc w:val="left"/>
               <w:rPr>
-                <w:rFonts w:ascii="Segoe UI" w:eastAsia="Segoe UI" w:hAnsi="Segoe UI" w:cs="Segoe UI" w:hint="default"/>
+                <w:rFonts w:hint="default" w:ascii="Segoe UI" w:hAnsi="Segoe UI" w:eastAsia="Segoe UI" w:cs="Segoe UI"/>
                 <w:i w:val="0"/>
                 <w:iCs w:val="0"/>
                 <w:caps w:val="0"/>
@@ -8027,7 +8053,7 @@
             </w:pPr>
             <w:r>
               <w:rPr>
-                <w:rFonts w:ascii="Segoe UI" w:eastAsia="Segoe UI" w:hAnsi="Segoe UI" w:cs="Segoe UI" w:hint="default"/>
+                <w:rFonts w:hint="default" w:ascii="Segoe UI" w:hAnsi="Segoe UI" w:eastAsia="Segoe UI" w:cs="Segoe UI"/>
                 <w:i w:val="0"/>
                 <w:iCs w:val="0"/>
                 <w:caps w:val="0"/>
@@ -8037,7 +8063,6 @@
                 <w:kern w:val="0"/>
                 <w:sz w:val="18"/>
                 <w:szCs w:val="18"/>
-                <w:bdr w:val="nil"/>
                 <w:lang w:val="en-US" w:eastAsia="zh-CN"/>
               </w:rPr>
               <w:t>运维部经理</w:t>
@@ -8065,7 +8090,7 @@
               <w:spacing w:line="300" w:lineRule="atLeast"/>
               <w:jc w:val="left"/>
               <w:rPr>
-                <w:rFonts w:ascii="Segoe UI" w:eastAsia="Segoe UI" w:hAnsi="Segoe UI" w:cs="Segoe UI" w:hint="default"/>
+                <w:rFonts w:hint="default" w:ascii="Segoe UI" w:hAnsi="Segoe UI" w:eastAsia="Segoe UI" w:cs="Segoe UI"/>
                 <w:i w:val="0"/>
                 <w:iCs w:val="0"/>
                 <w:caps w:val="0"/>
@@ -8077,7 +8102,7 @@
             </w:pPr>
             <w:r>
               <w:rPr>
-                <w:rFonts w:ascii="Segoe UI" w:eastAsia="Segoe UI" w:hAnsi="Segoe UI" w:cs="Segoe UI" w:hint="default"/>
+                <w:rFonts w:hint="default" w:ascii="Segoe UI" w:hAnsi="Segoe UI" w:eastAsia="Segoe UI" w:cs="Segoe UI"/>
                 <w:i w:val="0"/>
                 <w:iCs w:val="0"/>
                 <w:caps w:val="0"/>
@@ -8087,7 +8112,6 @@
                 <w:kern w:val="0"/>
                 <w:sz w:val="18"/>
                 <w:szCs w:val="18"/>
-                <w:bdr w:val="nil"/>
                 <w:lang w:val="en-US" w:eastAsia="zh-CN"/>
               </w:rPr>
               <w:t>客户管理层/接口人</w:t>
@@ -8097,8 +8121,14 @@
       </w:tr>
       <w:tr>
         <w:tblPrEx>
-          <w:tblW w:w="0" w:type="auto"/>
-          <w:tblInd w:w="0" w:type="dxa"/>
+          <w:tblBorders>
+            <w:top w:val="single" w:color="auto" w:sz="4" w:space="0"/>
+            <w:left w:val="single" w:color="auto" w:sz="4" w:space="0"/>
+            <w:bottom w:val="single" w:color="auto" w:sz="4" w:space="0"/>
+            <w:right w:val="single" w:color="auto" w:sz="4" w:space="0"/>
+            <w:insideH w:val="single" w:color="auto" w:sz="4" w:space="0"/>
+            <w:insideV w:val="single" w:color="auto" w:sz="4" w:space="0"/>
+          </w:tblBorders>
           <w:shd w:val="clear" w:color="auto" w:fill="auto"/>
           <w:tblCellMar>
             <w:top w:w="15" w:type="dxa"/>
@@ -8110,7 +8140,7 @@
         <w:tc>
           <w:tcPr>
             <w:tcW w:w="805" w:type="dxa"/>
-            <w:vMerge/>
+            <w:vMerge w:val="continue"/>
             <w:shd w:val="clear" w:color="auto" w:fill="auto"/>
             <w:tcMar>
               <w:top w:w="120" w:type="dxa"/>
@@ -8123,7 +8153,7 @@
           <w:p>
             <w:pPr>
               <w:rPr>
-                <w:rFonts w:ascii="Segoe UI" w:eastAsia="Segoe UI" w:hAnsi="Segoe UI" w:cs="Segoe UI" w:hint="default"/>
+                <w:rFonts w:hint="default" w:ascii="Segoe UI" w:hAnsi="Segoe UI" w:eastAsia="Segoe UI" w:cs="Segoe UI"/>
                 <w:i w:val="0"/>
                 <w:iCs w:val="0"/>
                 <w:caps w:val="0"/>
@@ -8156,7 +8186,7 @@
               <w:spacing w:line="300" w:lineRule="atLeast"/>
               <w:jc w:val="left"/>
               <w:rPr>
-                <w:rFonts w:ascii="Segoe UI" w:eastAsia="Segoe UI" w:hAnsi="Segoe UI" w:cs="Segoe UI" w:hint="default"/>
+                <w:rFonts w:hint="default" w:ascii="Segoe UI" w:hAnsi="Segoe UI" w:eastAsia="Segoe UI" w:cs="Segoe UI"/>
                 <w:i w:val="0"/>
                 <w:iCs w:val="0"/>
                 <w:caps w:val="0"/>
@@ -8168,7 +8198,7 @@
             </w:pPr>
             <w:r>
               <w:rPr>
-                <w:rFonts w:ascii="Segoe UI" w:eastAsia="Segoe UI" w:hAnsi="Segoe UI" w:cs="Segoe UI" w:hint="default"/>
+                <w:rFonts w:hint="default" w:ascii="Segoe UI" w:hAnsi="Segoe UI" w:eastAsia="Segoe UI" w:cs="Segoe UI"/>
                 <w:i w:val="0"/>
                 <w:iCs w:val="0"/>
                 <w:caps w:val="0"/>
@@ -8178,7 +8208,6 @@
                 <w:kern w:val="0"/>
                 <w:sz w:val="18"/>
                 <w:szCs w:val="18"/>
-                <w:bdr w:val="nil"/>
                 <w:lang w:val="en-US" w:eastAsia="zh-CN"/>
               </w:rPr>
               <w:t>《客户满意度调查报告》</w:t>
@@ -8206,7 +8235,7 @@
               <w:spacing w:line="300" w:lineRule="atLeast"/>
               <w:jc w:val="left"/>
               <w:rPr>
-                <w:rFonts w:ascii="Segoe UI" w:eastAsia="Segoe UI" w:hAnsi="Segoe UI" w:cs="Segoe UI" w:hint="default"/>
+                <w:rFonts w:hint="default" w:ascii="Segoe UI" w:hAnsi="Segoe UI" w:eastAsia="Segoe UI" w:cs="Segoe UI"/>
                 <w:i w:val="0"/>
                 <w:iCs w:val="0"/>
                 <w:caps w:val="0"/>
@@ -8218,7 +8247,7 @@
             </w:pPr>
             <w:r>
               <w:rPr>
-                <w:rFonts w:ascii="Segoe UI" w:eastAsia="Segoe UI" w:hAnsi="Segoe UI" w:cs="Segoe UI" w:hint="default"/>
+                <w:rFonts w:hint="default" w:ascii="Segoe UI" w:hAnsi="Segoe UI" w:eastAsia="Segoe UI" w:cs="Segoe UI"/>
                 <w:i w:val="0"/>
                 <w:iCs w:val="0"/>
                 <w:caps w:val="0"/>
@@ -8228,7 +8257,6 @@
                 <w:kern w:val="0"/>
                 <w:sz w:val="18"/>
                 <w:szCs w:val="18"/>
-                <w:bdr w:val="nil"/>
                 <w:lang w:val="en-US" w:eastAsia="zh-CN"/>
               </w:rPr>
               <w:t>调查结果、客户反馈、改进措施</w:t>
@@ -8256,7 +8284,7 @@
               <w:spacing w:line="300" w:lineRule="atLeast"/>
               <w:jc w:val="left"/>
               <w:rPr>
-                <w:rFonts w:ascii="Segoe UI" w:eastAsia="Segoe UI" w:hAnsi="Segoe UI" w:cs="Segoe UI" w:hint="default"/>
+                <w:rFonts w:hint="default" w:ascii="Segoe UI" w:hAnsi="Segoe UI" w:eastAsia="Segoe UI" w:cs="Segoe UI"/>
                 <w:i w:val="0"/>
                 <w:iCs w:val="0"/>
                 <w:caps w:val="0"/>
@@ -8268,7 +8296,7 @@
             </w:pPr>
             <w:r>
               <w:rPr>
-                <w:rFonts w:ascii="Segoe UI" w:eastAsia="Segoe UI" w:hAnsi="Segoe UI" w:cs="Segoe UI" w:hint="default"/>
+                <w:rFonts w:hint="default" w:ascii="Segoe UI" w:hAnsi="Segoe UI" w:eastAsia="Segoe UI" w:cs="Segoe UI"/>
                 <w:i w:val="0"/>
                 <w:iCs w:val="0"/>
                 <w:caps w:val="0"/>
@@ -8278,7 +8306,6 @@
                 <w:kern w:val="0"/>
                 <w:sz w:val="18"/>
                 <w:szCs w:val="18"/>
-                <w:bdr w:val="nil"/>
                 <w:lang w:val="en-US" w:eastAsia="zh-CN"/>
               </w:rPr>
               <w:t>技术支持工程师</w:t>
@@ -8306,7 +8333,7 @@
               <w:spacing w:line="300" w:lineRule="atLeast"/>
               <w:jc w:val="left"/>
               <w:rPr>
-                <w:rFonts w:ascii="Segoe UI" w:eastAsia="Segoe UI" w:hAnsi="Segoe UI" w:cs="Segoe UI" w:hint="default"/>
+                <w:rFonts w:hint="default" w:ascii="Segoe UI" w:hAnsi="Segoe UI" w:eastAsia="Segoe UI" w:cs="Segoe UI"/>
                 <w:i w:val="0"/>
                 <w:iCs w:val="0"/>
                 <w:caps w:val="0"/>
@@ -8318,7 +8345,7 @@
             </w:pPr>
             <w:r>
               <w:rPr>
-                <w:rFonts w:ascii="Segoe UI" w:eastAsia="Segoe UI" w:hAnsi="Segoe UI" w:cs="Segoe UI" w:hint="default"/>
+                <w:rFonts w:hint="default" w:ascii="Segoe UI" w:hAnsi="Segoe UI" w:eastAsia="Segoe UI" w:cs="Segoe UI"/>
                 <w:i w:val="0"/>
                 <w:iCs w:val="0"/>
                 <w:caps w:val="0"/>
@@ -8328,7 +8355,6 @@
                 <w:kern w:val="0"/>
                 <w:sz w:val="18"/>
                 <w:szCs w:val="18"/>
-                <w:bdr w:val="nil"/>
                 <w:lang w:val="en-US" w:eastAsia="zh-CN"/>
               </w:rPr>
               <w:t>客户项目负责人</w:t>
@@ -8338,8 +8364,14 @@
       </w:tr>
       <w:tr>
         <w:tblPrEx>
-          <w:tblW w:w="0" w:type="auto"/>
-          <w:tblInd w:w="0" w:type="dxa"/>
+          <w:tblBorders>
+            <w:top w:val="single" w:color="auto" w:sz="4" w:space="0"/>
+            <w:left w:val="single" w:color="auto" w:sz="4" w:space="0"/>
+            <w:bottom w:val="single" w:color="auto" w:sz="4" w:space="0"/>
+            <w:right w:val="single" w:color="auto" w:sz="4" w:space="0"/>
+            <w:insideH w:val="single" w:color="auto" w:sz="4" w:space="0"/>
+            <w:insideV w:val="single" w:color="auto" w:sz="4" w:space="0"/>
+          </w:tblBorders>
           <w:shd w:val="clear" w:color="auto" w:fill="auto"/>
           <w:tblCellMar>
             <w:top w:w="15" w:type="dxa"/>
@@ -8370,7 +8402,7 @@
               <w:spacing w:line="300" w:lineRule="atLeast"/>
               <w:jc w:val="left"/>
               <w:rPr>
-                <w:rFonts w:ascii="Segoe UI" w:eastAsia="Segoe UI" w:hAnsi="Segoe UI" w:cs="Segoe UI" w:hint="default"/>
+                <w:rFonts w:hint="default" w:ascii="Segoe UI" w:hAnsi="Segoe UI" w:eastAsia="Segoe UI" w:cs="Segoe UI"/>
                 <w:i w:val="0"/>
                 <w:iCs w:val="0"/>
                 <w:caps w:val="0"/>
@@ -8382,8 +8414,8 @@
             </w:pPr>
             <w:r>
               <w:rPr>
-                <w:rStyle w:val="Strong"/>
-                <w:rFonts w:ascii="Segoe UI" w:eastAsia="Segoe UI" w:hAnsi="Segoe UI" w:cs="Segoe UI" w:hint="default"/>
+                <w:rStyle w:val="23"/>
+                <w:rFonts w:hint="default" w:ascii="Segoe UI" w:hAnsi="Segoe UI" w:eastAsia="Segoe UI" w:cs="Segoe UI"/>
                 <w:b/>
                 <w:bCs/>
                 <w:i w:val="0"/>
@@ -8395,7 +8427,6 @@
                 <w:kern w:val="0"/>
                 <w:sz w:val="18"/>
                 <w:szCs w:val="18"/>
-                <w:bdr w:val="nil"/>
                 <w:lang w:val="en-US" w:eastAsia="zh-CN"/>
               </w:rPr>
               <w:t>改进与收尾</w:t>
@@ -8423,7 +8454,7 @@
               <w:spacing w:line="300" w:lineRule="atLeast"/>
               <w:jc w:val="left"/>
               <w:rPr>
-                <w:rFonts w:ascii="Segoe UI" w:eastAsia="Segoe UI" w:hAnsi="Segoe UI" w:cs="Segoe UI" w:hint="default"/>
+                <w:rFonts w:hint="default" w:ascii="Segoe UI" w:hAnsi="Segoe UI" w:eastAsia="Segoe UI" w:cs="Segoe UI"/>
                 <w:i w:val="0"/>
                 <w:iCs w:val="0"/>
                 <w:caps w:val="0"/>
@@ -8435,7 +8466,7 @@
             </w:pPr>
             <w:r>
               <w:rPr>
-                <w:rFonts w:ascii="Segoe UI" w:eastAsia="Segoe UI" w:hAnsi="Segoe UI" w:cs="Segoe UI" w:hint="default"/>
+                <w:rFonts w:hint="default" w:ascii="Segoe UI" w:hAnsi="Segoe UI" w:eastAsia="Segoe UI" w:cs="Segoe UI"/>
                 <w:i w:val="0"/>
                 <w:iCs w:val="0"/>
                 <w:caps w:val="0"/>
@@ -8445,7 +8476,6 @@
                 <w:kern w:val="0"/>
                 <w:sz w:val="18"/>
                 <w:szCs w:val="18"/>
-                <w:bdr w:val="nil"/>
                 <w:lang w:val="en-US" w:eastAsia="zh-CN"/>
               </w:rPr>
               <w:t>《服务改进方案》</w:t>
@@ -8473,7 +8503,7 @@
               <w:spacing w:line="300" w:lineRule="atLeast"/>
               <w:jc w:val="left"/>
               <w:rPr>
-                <w:rFonts w:ascii="Segoe UI" w:eastAsia="Segoe UI" w:hAnsi="Segoe UI" w:cs="Segoe UI" w:hint="default"/>
+                <w:rFonts w:hint="default" w:ascii="Segoe UI" w:hAnsi="Segoe UI" w:eastAsia="Segoe UI" w:cs="Segoe UI"/>
                 <w:i w:val="0"/>
                 <w:iCs w:val="0"/>
                 <w:caps w:val="0"/>
@@ -8485,7 +8515,7 @@
             </w:pPr>
             <w:r>
               <w:rPr>
-                <w:rFonts w:ascii="Segoe UI" w:eastAsia="Segoe UI" w:hAnsi="Segoe UI" w:cs="Segoe UI" w:hint="default"/>
+                <w:rFonts w:hint="default" w:ascii="Segoe UI" w:hAnsi="Segoe UI" w:eastAsia="Segoe UI" w:cs="Segoe UI"/>
                 <w:i w:val="0"/>
                 <w:iCs w:val="0"/>
                 <w:caps w:val="0"/>
@@ -8495,7 +8525,6 @@
                 <w:kern w:val="0"/>
                 <w:sz w:val="18"/>
                 <w:szCs w:val="18"/>
-                <w:bdr w:val="nil"/>
                 <w:lang w:val="en-US" w:eastAsia="zh-CN"/>
               </w:rPr>
               <w:t>问题根因、改进措施、计划、预期效果</w:t>
@@ -8523,7 +8552,7 @@
               <w:spacing w:line="300" w:lineRule="atLeast"/>
               <w:jc w:val="left"/>
               <w:rPr>
-                <w:rFonts w:ascii="Segoe UI" w:eastAsia="Segoe UI" w:hAnsi="Segoe UI" w:cs="Segoe UI" w:hint="default"/>
+                <w:rFonts w:hint="default" w:ascii="Segoe UI" w:hAnsi="Segoe UI" w:eastAsia="Segoe UI" w:cs="Segoe UI"/>
                 <w:i w:val="0"/>
                 <w:iCs w:val="0"/>
                 <w:caps w:val="0"/>
@@ -8535,7 +8564,7 @@
             </w:pPr>
             <w:r>
               <w:rPr>
-                <w:rFonts w:ascii="Segoe UI" w:eastAsia="Segoe UI" w:hAnsi="Segoe UI" w:cs="Segoe UI" w:hint="default"/>
+                <w:rFonts w:hint="default" w:ascii="Segoe UI" w:hAnsi="Segoe UI" w:eastAsia="Segoe UI" w:cs="Segoe UI"/>
                 <w:i w:val="0"/>
                 <w:iCs w:val="0"/>
                 <w:caps w:val="0"/>
@@ -8545,7 +8574,6 @@
                 <w:kern w:val="0"/>
                 <w:sz w:val="18"/>
                 <w:szCs w:val="18"/>
-                <w:bdr w:val="nil"/>
                 <w:lang w:val="en-US" w:eastAsia="zh-CN"/>
               </w:rPr>
               <w:t>运维部经理</w:t>
@@ -8573,7 +8601,7 @@
               <w:spacing w:line="300" w:lineRule="atLeast"/>
               <w:jc w:val="left"/>
               <w:rPr>
-                <w:rFonts w:ascii="Segoe UI" w:eastAsia="Segoe UI" w:hAnsi="Segoe UI" w:cs="Segoe UI" w:hint="default"/>
+                <w:rFonts w:hint="default" w:ascii="Segoe UI" w:hAnsi="Segoe UI" w:eastAsia="Segoe UI" w:cs="Segoe UI"/>
                 <w:i w:val="0"/>
                 <w:iCs w:val="0"/>
                 <w:caps w:val="0"/>
@@ -8585,7 +8613,7 @@
             </w:pPr>
             <w:r>
               <w:rPr>
-                <w:rFonts w:ascii="Segoe UI" w:eastAsia="Segoe UI" w:hAnsi="Segoe UI" w:cs="Segoe UI" w:hint="default"/>
+                <w:rFonts w:hint="default" w:ascii="Segoe UI" w:hAnsi="Segoe UI" w:eastAsia="Segoe UI" w:cs="Segoe UI"/>
                 <w:i w:val="0"/>
                 <w:iCs w:val="0"/>
                 <w:caps w:val="0"/>
@@ -8595,7 +8623,6 @@
                 <w:kern w:val="0"/>
                 <w:sz w:val="18"/>
                 <w:szCs w:val="18"/>
-                <w:bdr w:val="nil"/>
                 <w:lang w:val="en-US" w:eastAsia="zh-CN"/>
               </w:rPr>
               <w:t>客户项目负责人</w:t>
@@ -8605,8 +8632,14 @@
       </w:tr>
       <w:tr>
         <w:tblPrEx>
-          <w:tblW w:w="0" w:type="auto"/>
-          <w:tblInd w:w="0" w:type="dxa"/>
+          <w:tblBorders>
+            <w:top w:val="single" w:color="auto" w:sz="4" w:space="0"/>
+            <w:left w:val="single" w:color="auto" w:sz="4" w:space="0"/>
+            <w:bottom w:val="single" w:color="auto" w:sz="4" w:space="0"/>
+            <w:right w:val="single" w:color="auto" w:sz="4" w:space="0"/>
+            <w:insideH w:val="single" w:color="auto" w:sz="4" w:space="0"/>
+            <w:insideV w:val="single" w:color="auto" w:sz="4" w:space="0"/>
+          </w:tblBorders>
           <w:shd w:val="clear" w:color="auto" w:fill="auto"/>
           <w:tblCellMar>
             <w:top w:w="15" w:type="dxa"/>
@@ -8618,7 +8651,7 @@
         <w:tc>
           <w:tcPr>
             <w:tcW w:w="805" w:type="dxa"/>
-            <w:vMerge/>
+            <w:vMerge w:val="continue"/>
             <w:shd w:val="clear" w:color="auto" w:fill="auto"/>
             <w:tcMar>
               <w:top w:w="120" w:type="dxa"/>
@@ -8631,7 +8664,7 @@
           <w:p>
             <w:pPr>
               <w:rPr>
-                <w:rFonts w:ascii="Segoe UI" w:eastAsia="Segoe UI" w:hAnsi="Segoe UI" w:cs="Segoe UI" w:hint="default"/>
+                <w:rFonts w:hint="default" w:ascii="Segoe UI" w:hAnsi="Segoe UI" w:eastAsia="Segoe UI" w:cs="Segoe UI"/>
                 <w:i w:val="0"/>
                 <w:iCs w:val="0"/>
                 <w:caps w:val="0"/>
@@ -8664,7 +8697,7 @@
               <w:spacing w:line="300" w:lineRule="atLeast"/>
               <w:jc w:val="left"/>
               <w:rPr>
-                <w:rFonts w:ascii="Segoe UI" w:eastAsia="Segoe UI" w:hAnsi="Segoe UI" w:cs="Segoe UI" w:hint="default"/>
+                <w:rFonts w:hint="default" w:ascii="Segoe UI" w:hAnsi="Segoe UI" w:eastAsia="Segoe UI" w:cs="Segoe UI"/>
                 <w:i w:val="0"/>
                 <w:iCs w:val="0"/>
                 <w:caps w:val="0"/>
@@ -8676,7 +8709,7 @@
             </w:pPr>
             <w:r>
               <w:rPr>
-                <w:rFonts w:ascii="Segoe UI" w:eastAsia="Segoe UI" w:hAnsi="Segoe UI" w:cs="Segoe UI" w:hint="default"/>
+                <w:rFonts w:hint="default" w:ascii="Segoe UI" w:hAnsi="Segoe UI" w:eastAsia="Segoe UI" w:cs="Segoe UI"/>
                 <w:i w:val="0"/>
                 <w:iCs w:val="0"/>
                 <w:caps w:val="0"/>
@@ -8686,7 +8719,6 @@
                 <w:kern w:val="0"/>
                 <w:sz w:val="18"/>
                 <w:szCs w:val="18"/>
-                <w:bdr w:val="nil"/>
                 <w:lang w:val="en-US" w:eastAsia="zh-CN"/>
               </w:rPr>
               <w:t>《项目验收报告》</w:t>
@@ -8714,7 +8746,7 @@
               <w:spacing w:line="300" w:lineRule="atLeast"/>
               <w:jc w:val="left"/>
               <w:rPr>
-                <w:rFonts w:ascii="Segoe UI" w:eastAsia="Segoe UI" w:hAnsi="Segoe UI" w:cs="Segoe UI" w:hint="default"/>
+                <w:rFonts w:hint="default" w:ascii="Segoe UI" w:hAnsi="Segoe UI" w:eastAsia="Segoe UI" w:cs="Segoe UI"/>
                 <w:i w:val="0"/>
                 <w:iCs w:val="0"/>
                 <w:caps w:val="0"/>
@@ -8726,7 +8758,7 @@
             </w:pPr>
             <w:r>
               <w:rPr>
-                <w:rFonts w:ascii="Segoe UI" w:eastAsia="Segoe UI" w:hAnsi="Segoe UI" w:cs="Segoe UI" w:hint="default"/>
+                <w:rFonts w:hint="default" w:ascii="Segoe UI" w:hAnsi="Segoe UI" w:eastAsia="Segoe UI" w:cs="Segoe UI"/>
                 <w:i w:val="0"/>
                 <w:iCs w:val="0"/>
                 <w:caps w:val="0"/>
@@ -8736,7 +8768,6 @@
                 <w:kern w:val="0"/>
                 <w:sz w:val="18"/>
                 <w:szCs w:val="18"/>
-                <w:bdr w:val="nil"/>
                 <w:lang w:val="en-US" w:eastAsia="zh-CN"/>
               </w:rPr>
               <w:t>项目成果总结、SLA终验情况、文档清单</w:t>
@@ -8764,7 +8795,7 @@
               <w:spacing w:line="300" w:lineRule="atLeast"/>
               <w:jc w:val="left"/>
               <w:rPr>
-                <w:rFonts w:ascii="Segoe UI" w:eastAsia="Segoe UI" w:hAnsi="Segoe UI" w:cs="Segoe UI" w:hint="default"/>
+                <w:rFonts w:hint="default" w:ascii="Segoe UI" w:hAnsi="Segoe UI" w:eastAsia="Segoe UI" w:cs="Segoe UI"/>
                 <w:i w:val="0"/>
                 <w:iCs w:val="0"/>
                 <w:caps w:val="0"/>
@@ -8776,7 +8807,7 @@
             </w:pPr>
             <w:r>
               <w:rPr>
-                <w:rFonts w:ascii="Segoe UI" w:eastAsia="Segoe UI" w:hAnsi="Segoe UI" w:cs="Segoe UI" w:hint="default"/>
+                <w:rFonts w:hint="default" w:ascii="Segoe UI" w:hAnsi="Segoe UI" w:eastAsia="Segoe UI" w:cs="Segoe UI"/>
                 <w:i w:val="0"/>
                 <w:iCs w:val="0"/>
                 <w:caps w:val="0"/>
@@ -8786,7 +8817,6 @@
                 <w:kern w:val="0"/>
                 <w:sz w:val="18"/>
                 <w:szCs w:val="18"/>
-                <w:bdr w:val="nil"/>
                 <w:lang w:val="en-US" w:eastAsia="zh-CN"/>
               </w:rPr>
               <w:t>运维部经理</w:t>
@@ -8814,7 +8844,7 @@
               <w:spacing w:line="300" w:lineRule="atLeast"/>
               <w:jc w:val="left"/>
               <w:rPr>
-                <w:rFonts w:ascii="Segoe UI" w:eastAsia="Segoe UI" w:hAnsi="Segoe UI" w:cs="Segoe UI" w:hint="default"/>
+                <w:rFonts w:hint="default" w:ascii="Segoe UI" w:hAnsi="Segoe UI" w:eastAsia="Segoe UI" w:cs="Segoe UI"/>
                 <w:i w:val="0"/>
                 <w:iCs w:val="0"/>
                 <w:caps w:val="0"/>
@@ -8826,7 +8856,7 @@
             </w:pPr>
             <w:r>
               <w:rPr>
-                <w:rFonts w:ascii="Segoe UI" w:eastAsia="Segoe UI" w:hAnsi="Segoe UI" w:cs="Segoe UI" w:hint="default"/>
+                <w:rFonts w:hint="default" w:ascii="Segoe UI" w:hAnsi="Segoe UI" w:eastAsia="Segoe UI" w:cs="Segoe UI"/>
                 <w:i w:val="0"/>
                 <w:iCs w:val="0"/>
                 <w:caps w:val="0"/>
@@ -8836,7 +8866,6 @@
                 <w:kern w:val="0"/>
                 <w:sz w:val="18"/>
                 <w:szCs w:val="18"/>
-                <w:bdr w:val="nil"/>
                 <w:lang w:val="en-US" w:eastAsia="zh-CN"/>
               </w:rPr>
               <w:t>客户项目负责人</w:t>
@@ -8846,8 +8875,14 @@
       </w:tr>
       <w:tr>
         <w:tblPrEx>
-          <w:tblW w:w="0" w:type="auto"/>
-          <w:tblInd w:w="0" w:type="dxa"/>
+          <w:tblBorders>
+            <w:top w:val="single" w:color="auto" w:sz="4" w:space="0"/>
+            <w:left w:val="single" w:color="auto" w:sz="4" w:space="0"/>
+            <w:bottom w:val="single" w:color="auto" w:sz="4" w:space="0"/>
+            <w:right w:val="single" w:color="auto" w:sz="4" w:space="0"/>
+            <w:insideH w:val="single" w:color="auto" w:sz="4" w:space="0"/>
+            <w:insideV w:val="single" w:color="auto" w:sz="4" w:space="0"/>
+          </w:tblBorders>
           <w:shd w:val="clear" w:color="auto" w:fill="auto"/>
           <w:tblCellMar>
             <w:top w:w="15" w:type="dxa"/>
@@ -8859,7 +8894,7 @@
         <w:tc>
           <w:tcPr>
             <w:tcW w:w="805" w:type="dxa"/>
-            <w:vMerge/>
+            <w:vMerge w:val="continue"/>
             <w:shd w:val="clear" w:color="auto" w:fill="auto"/>
             <w:tcMar>
               <w:top w:w="120" w:type="dxa"/>
@@ -8872,7 +8907,7 @@
           <w:p>
             <w:pPr>
               <w:rPr>
-                <w:rFonts w:ascii="Segoe UI" w:eastAsia="Segoe UI" w:hAnsi="Segoe UI" w:cs="Segoe UI" w:hint="default"/>
+                <w:rFonts w:hint="default" w:ascii="Segoe UI" w:hAnsi="Segoe UI" w:eastAsia="Segoe UI" w:cs="Segoe UI"/>
                 <w:i w:val="0"/>
                 <w:iCs w:val="0"/>
                 <w:caps w:val="0"/>
@@ -8905,7 +8940,7 @@
               <w:spacing w:line="300" w:lineRule="atLeast"/>
               <w:jc w:val="left"/>
               <w:rPr>
-                <w:rFonts w:ascii="Segoe UI" w:eastAsia="Segoe UI" w:hAnsi="Segoe UI" w:cs="Segoe UI" w:hint="default"/>
+                <w:rFonts w:hint="default" w:ascii="Segoe UI" w:hAnsi="Segoe UI" w:eastAsia="Segoe UI" w:cs="Segoe UI"/>
                 <w:i w:val="0"/>
                 <w:iCs w:val="0"/>
                 <w:caps w:val="0"/>
@@ -8917,7 +8952,7 @@
             </w:pPr>
             <w:r>
               <w:rPr>
-                <w:rFonts w:ascii="Segoe UI" w:eastAsia="Segoe UI" w:hAnsi="Segoe UI" w:cs="Segoe UI" w:hint="default"/>
+                <w:rFonts w:hint="default" w:ascii="Segoe UI" w:hAnsi="Segoe UI" w:eastAsia="Segoe UI" w:cs="Segoe UI"/>
                 <w:i w:val="0"/>
                 <w:iCs w:val="0"/>
                 <w:caps w:val="0"/>
@@ -8927,7 +8962,6 @@
                 <w:kern w:val="0"/>
                 <w:sz w:val="18"/>
                 <w:szCs w:val="18"/>
-                <w:bdr w:val="nil"/>
                 <w:lang w:val="en-US" w:eastAsia="zh-CN"/>
               </w:rPr>
               <w:t>《年度运维总结报告》</w:t>
@@ -8955,7 +8989,7 @@
               <w:spacing w:line="300" w:lineRule="atLeast"/>
               <w:jc w:val="left"/>
               <w:rPr>
-                <w:rFonts w:ascii="Segoe UI" w:eastAsia="Segoe UI" w:hAnsi="Segoe UI" w:cs="Segoe UI" w:hint="default"/>
+                <w:rFonts w:hint="default" w:ascii="Segoe UI" w:hAnsi="Segoe UI" w:eastAsia="Segoe UI" w:cs="Segoe UI"/>
                 <w:i w:val="0"/>
                 <w:iCs w:val="0"/>
                 <w:caps w:val="0"/>
@@ -8967,7 +9001,7 @@
             </w:pPr>
             <w:r>
               <w:rPr>
-                <w:rFonts w:ascii="Segoe UI" w:eastAsia="Segoe UI" w:hAnsi="Segoe UI" w:cs="Segoe UI" w:hint="default"/>
+                <w:rFonts w:hint="default" w:ascii="Segoe UI" w:hAnsi="Segoe UI" w:eastAsia="Segoe UI" w:cs="Segoe UI"/>
                 <w:i w:val="0"/>
                 <w:iCs w:val="0"/>
                 <w:caps w:val="0"/>
@@ -8977,7 +9011,6 @@
                 <w:kern w:val="0"/>
                 <w:sz w:val="18"/>
                 <w:szCs w:val="18"/>
-                <w:bdr w:val="nil"/>
                 <w:lang w:val="en-US" w:eastAsia="zh-CN"/>
               </w:rPr>
               <w:t>全年服务回顾、价值呈现、后续建议</w:t>
@@ -9005,7 +9038,7 @@
               <w:spacing w:line="300" w:lineRule="atLeast"/>
               <w:jc w:val="left"/>
               <w:rPr>
-                <w:rFonts w:ascii="Segoe UI" w:eastAsia="Segoe UI" w:hAnsi="Segoe UI" w:cs="Segoe UI" w:hint="default"/>
+                <w:rFonts w:hint="default" w:ascii="Segoe UI" w:hAnsi="Segoe UI" w:eastAsia="Segoe UI" w:cs="Segoe UI"/>
                 <w:i w:val="0"/>
                 <w:iCs w:val="0"/>
                 <w:caps w:val="0"/>
@@ -9017,7 +9050,7 @@
             </w:pPr>
             <w:r>
               <w:rPr>
-                <w:rFonts w:ascii="Segoe UI" w:eastAsia="Segoe UI" w:hAnsi="Segoe UI" w:cs="Segoe UI" w:hint="default"/>
+                <w:rFonts w:hint="default" w:ascii="Segoe UI" w:hAnsi="Segoe UI" w:eastAsia="Segoe UI" w:cs="Segoe UI"/>
                 <w:i w:val="0"/>
                 <w:iCs w:val="0"/>
                 <w:caps w:val="0"/>
@@ -9027,7 +9060,6 @@
                 <w:kern w:val="0"/>
                 <w:sz w:val="18"/>
                 <w:szCs w:val="18"/>
-                <w:bdr w:val="nil"/>
                 <w:lang w:val="en-US" w:eastAsia="zh-CN"/>
               </w:rPr>
               <w:t>运维部经理</w:t>
@@ -9055,7 +9087,7 @@
               <w:spacing w:line="300" w:lineRule="atLeast"/>
               <w:jc w:val="left"/>
               <w:rPr>
-                <w:rFonts w:ascii="Segoe UI" w:eastAsia="Segoe UI" w:hAnsi="Segoe UI" w:cs="Segoe UI" w:hint="default"/>
+                <w:rFonts w:hint="default" w:ascii="Segoe UI" w:hAnsi="Segoe UI" w:eastAsia="Segoe UI" w:cs="Segoe UI"/>
                 <w:i w:val="0"/>
                 <w:iCs w:val="0"/>
                 <w:caps w:val="0"/>
@@ -9067,7 +9099,7 @@
             </w:pPr>
             <w:r>
               <w:rPr>
-                <w:rFonts w:ascii="Segoe UI" w:eastAsia="Segoe UI" w:hAnsi="Segoe UI" w:cs="Segoe UI" w:hint="default"/>
+                <w:rFonts w:hint="default" w:ascii="Segoe UI" w:hAnsi="Segoe UI" w:eastAsia="Segoe UI" w:cs="Segoe UI"/>
                 <w:i w:val="0"/>
                 <w:iCs w:val="0"/>
                 <w:caps w:val="0"/>
@@ -9077,7 +9109,6 @@
                 <w:kern w:val="0"/>
                 <w:sz w:val="18"/>
                 <w:szCs w:val="18"/>
-                <w:bdr w:val="nil"/>
                 <w:lang w:val="en-US" w:eastAsia="zh-CN"/>
               </w:rPr>
               <w:t>客户管理层</w:t>
@@ -9088,7 +9119,7 @@
     </w:tbl>
     <w:p>
       <w:pPr>
-        <w:pStyle w:val="3"/>
+        <w:pStyle w:val="29"/>
         <w:bidi w:val="0"/>
         <w:rPr>
           <w:rFonts w:hint="eastAsia"/>
@@ -9106,7 +9137,7 @@
     </w:p>
     <w:p>
       <w:pPr>
-        <w:pStyle w:val="a"/>
+        <w:pStyle w:val="27"/>
         <w:rPr>
           <w:rFonts w:hint="eastAsia"/>
         </w:rPr>
@@ -9120,7 +9151,7 @@
     </w:p>
     <w:p>
       <w:pPr>
-        <w:pStyle w:val="a"/>
+        <w:pStyle w:val="27"/>
         <w:rPr>
           <w:rFonts w:hint="eastAsia"/>
         </w:rPr>
@@ -9134,7 +9165,7 @@
     </w:p>
     <w:p>
       <w:pPr>
-        <w:pStyle w:val="a"/>
+        <w:pStyle w:val="27"/>
         <w:rPr>
           <w:rFonts w:hint="eastAsia"/>
         </w:rPr>
@@ -9148,7 +9179,7 @@
     </w:p>
     <w:p>
       <w:pPr>
-        <w:pStyle w:val="3"/>
+        <w:pStyle w:val="29"/>
         <w:bidi w:val="0"/>
         <w:rPr>
           <w:rFonts w:hint="default"/>
@@ -9167,7 +9198,7 @@
     </w:p>
     <w:p>
       <w:pPr>
-        <w:pStyle w:val="a"/>
+        <w:pStyle w:val="27"/>
         <w:rPr>
           <w:rFonts w:hint="default"/>
           <w:lang w:val="en-US" w:eastAsia="zh-CN"/>
@@ -9183,7 +9214,7 @@
     </w:p>
     <w:p>
       <w:pPr>
-        <w:pStyle w:val="a"/>
+        <w:pStyle w:val="27"/>
         <w:rPr>
           <w:rFonts w:hint="default"/>
           <w:lang w:val="en-US" w:eastAsia="zh-CN"/>
@@ -9213,7 +9244,7 @@
     </w:p>
     <w:p>
       <w:pPr>
-        <w:pStyle w:val="a"/>
+        <w:pStyle w:val="27"/>
         <w:rPr>
           <w:rFonts w:hint="default"/>
           <w:lang w:val="en-US" w:eastAsia="zh-CN"/>
@@ -9229,7 +9260,7 @@
     </w:p>
     <w:p>
       <w:pPr>
-        <w:pStyle w:val="a"/>
+        <w:pStyle w:val="27"/>
         <w:rPr>
           <w:rFonts w:hint="default"/>
           <w:lang w:val="en-US" w:eastAsia="zh-CN"/>
@@ -9245,7 +9276,7 @@
     </w:p>
     <w:p>
       <w:pPr>
-        <w:pStyle w:val="a"/>
+        <w:pStyle w:val="27"/>
         <w:rPr>
           <w:rFonts w:hint="default"/>
           <w:lang w:val="en-US" w:eastAsia="zh-CN"/>
@@ -9261,7 +9292,7 @@
     </w:p>
     <w:p>
       <w:pPr>
-        <w:pStyle w:val="a"/>
+        <w:pStyle w:val="27"/>
         <w:rPr>
           <w:rFonts w:hint="default"/>
           <w:lang w:val="en-US" w:eastAsia="zh-CN"/>
@@ -9277,7 +9308,7 @@
     </w:p>
     <w:p>
       <w:pPr>
-        <w:pStyle w:val="a"/>
+        <w:pStyle w:val="27"/>
         <w:rPr>
           <w:rFonts w:hint="default"/>
           <w:lang w:val="en-US" w:eastAsia="zh-CN"/>
@@ -9293,7 +9324,7 @@
     </w:p>
     <w:p>
       <w:pPr>
-        <w:pStyle w:val="a"/>
+        <w:pStyle w:val="27"/>
         <w:rPr>
           <w:rFonts w:hint="default"/>
           <w:lang w:val="en-US" w:eastAsia="zh-CN"/>
@@ -9309,355 +9340,354 @@
     </w:p>
     <w:p>
       <w:pPr>
-        <w:pStyle w:val="1"/>
-        <w:bidi w:val="0"/>
-        <w:rPr>
-          <w:rFonts w:hint="eastAsia"/>
-        </w:rPr>
-      </w:pPr>
-      <w:bookmarkStart w:id="41" w:name="_GoBack"/>
+        <w:pStyle w:val="26"/>
+        <w:bidi w:val="0"/>
+        <w:rPr>
+          <w:rFonts w:hint="eastAsia"/>
+        </w:rPr>
+      </w:pPr>
+      <w:bookmarkStart w:id="41" w:name="_Toc4025"/>
+      <w:r>
+        <w:rPr>
+          <w:rFonts w:hint="eastAsia"/>
+        </w:rPr>
+        <w:t>风险控制管理</w:t>
+      </w:r>
       <w:bookmarkEnd w:id="41"/>
-      <w:bookmarkStart w:id="42" w:name="_Toc4025"/>
-      <w:r>
-        <w:rPr>
-          <w:rFonts w:hint="eastAsia"/>
-        </w:rPr>
-        <w:t>风险控制管理</w:t>
+    </w:p>
+    <w:p>
+      <w:pPr>
+        <w:pStyle w:val="28"/>
+        <w:bidi w:val="0"/>
+        <w:rPr>
+          <w:rFonts w:hint="eastAsia"/>
+        </w:rPr>
+      </w:pPr>
+      <w:bookmarkStart w:id="42" w:name="_Toc31264"/>
+      <w:r>
+        <w:rPr>
+          <w:rFonts w:hint="eastAsia"/>
+        </w:rPr>
+        <w:t>管控目标</w:t>
       </w:r>
       <w:bookmarkEnd w:id="42"/>
     </w:p>
     <w:p>
       <w:pPr>
-        <w:pStyle w:val="2"/>
-        <w:bidi w:val="0"/>
-        <w:rPr>
-          <w:rFonts w:hint="eastAsia"/>
-        </w:rPr>
-      </w:pPr>
-      <w:bookmarkStart w:id="43" w:name="_Toc31264"/>
-      <w:r>
-        <w:rPr>
-          <w:rFonts w:hint="eastAsia"/>
-        </w:rPr>
-        <w:t>管控目标</w:t>
+        <w:pStyle w:val="27"/>
+        <w:bidi w:val="0"/>
+        <w:rPr>
+          <w:rFonts w:hint="eastAsia"/>
+        </w:rPr>
+      </w:pPr>
+      <w:r>
+        <w:rPr>
+          <w:rFonts w:hint="eastAsia"/>
+        </w:rPr>
+        <w:t>识别、分析、应对和监控运维项目全过程中的各类风险（包括内部资源、过程、技术风险及外部预算、环境、客户支持、政策风险），保障信息系统安全稳定运行，确保项目目标达成。</w:t>
+      </w:r>
+    </w:p>
+    <w:p>
+      <w:pPr>
+        <w:pStyle w:val="28"/>
+        <w:bidi w:val="0"/>
+        <w:rPr>
+          <w:rFonts w:hint="eastAsia"/>
+        </w:rPr>
+      </w:pPr>
+      <w:bookmarkStart w:id="43" w:name="_Toc949"/>
+      <w:r>
+        <w:rPr>
+          <w:rFonts w:hint="eastAsia"/>
+        </w:rPr>
+        <w:t>风险管理过程</w:t>
       </w:r>
       <w:bookmarkEnd w:id="43"/>
     </w:p>
     <w:p>
       <w:pPr>
-        <w:pStyle w:val="a"/>
-        <w:bidi w:val="0"/>
-        <w:rPr>
-          <w:rFonts w:hint="eastAsia"/>
-        </w:rPr>
-      </w:pPr>
-      <w:r>
-        <w:rPr>
-          <w:rFonts w:hint="eastAsia"/>
-        </w:rPr>
-        <w:t>识别、分析、应对和监控运维项目全过程中的各类风险（包括内部资源、过程、技术风险及外部预算、环境、客户支持、政策风险），保障信息系统安全稳定运行，确保项目目标达成。</w:t>
-      </w:r>
-    </w:p>
-    <w:p>
-      <w:pPr>
-        <w:pStyle w:val="2"/>
-        <w:bidi w:val="0"/>
-        <w:rPr>
-          <w:rFonts w:hint="eastAsia"/>
-        </w:rPr>
-      </w:pPr>
-      <w:bookmarkStart w:id="44" w:name="_Toc949"/>
-      <w:r>
-        <w:rPr>
-          <w:rFonts w:hint="eastAsia"/>
-        </w:rPr>
-        <w:t>风险管理过程</w:t>
+        <w:pStyle w:val="29"/>
+        <w:bidi w:val="0"/>
+        <w:rPr>
+          <w:rFonts w:hint="eastAsia"/>
+        </w:rPr>
+      </w:pPr>
+      <w:bookmarkStart w:id="44" w:name="_Toc31499"/>
+      <w:r>
+        <w:rPr>
+          <w:rFonts w:hint="eastAsia"/>
+        </w:rPr>
+        <w:t>风险识别</w:t>
       </w:r>
       <w:bookmarkEnd w:id="44"/>
     </w:p>
     <w:p>
       <w:pPr>
-        <w:pStyle w:val="3"/>
-        <w:bidi w:val="0"/>
-        <w:rPr>
-          <w:rFonts w:hint="eastAsia"/>
-        </w:rPr>
-      </w:pPr>
-      <w:bookmarkStart w:id="45" w:name="_Toc31499"/>
-      <w:r>
-        <w:rPr>
-          <w:rFonts w:hint="eastAsia"/>
-        </w:rPr>
-        <w:t>风险识别</w:t>
+        <w:pStyle w:val="27"/>
+        <w:bidi w:val="0"/>
+        <w:rPr>
+          <w:rFonts w:hint="eastAsia"/>
+        </w:rPr>
+      </w:pPr>
+      <w:r>
+        <w:rPr>
+          <w:rFonts w:hint="eastAsia"/>
+        </w:rPr>
+        <w:t>通过分解项目范围与结构，从项目组内部（资源、过程、变更、技术风险）和项目组外部（预算、运维环境、客户支持、策略风险）两方面识别潜在风险。</w:t>
+      </w:r>
+    </w:p>
+    <w:p>
+      <w:pPr>
+        <w:pStyle w:val="29"/>
+        <w:bidi w:val="0"/>
+        <w:rPr>
+          <w:rFonts w:hint="eastAsia"/>
+        </w:rPr>
+      </w:pPr>
+      <w:bookmarkStart w:id="45" w:name="_Toc19834"/>
+      <w:r>
+        <w:rPr>
+          <w:rFonts w:hint="eastAsia"/>
+        </w:rPr>
+        <w:t>风险定性定量分析</w:t>
       </w:r>
       <w:bookmarkEnd w:id="45"/>
     </w:p>
     <w:p>
       <w:pPr>
-        <w:pStyle w:val="a"/>
-        <w:bidi w:val="0"/>
-        <w:rPr>
-          <w:rFonts w:hint="eastAsia"/>
-        </w:rPr>
-      </w:pPr>
-      <w:r>
-        <w:rPr>
-          <w:rFonts w:hint="eastAsia"/>
-        </w:rPr>
-        <w:t>通过分解项目范围与结构，从项目组内部（资源、过程、变更、技术风险）和项目组外部（预算、运维环境、客户支持、策略风险）两方面识别潜在风险。</w:t>
-      </w:r>
-    </w:p>
-    <w:p>
-      <w:pPr>
-        <w:pStyle w:val="3"/>
-        <w:bidi w:val="0"/>
-        <w:rPr>
-          <w:rFonts w:hint="eastAsia"/>
-        </w:rPr>
-      </w:pPr>
-      <w:bookmarkStart w:id="46" w:name="_Toc19834"/>
-      <w:r>
-        <w:rPr>
-          <w:rFonts w:hint="eastAsia"/>
-        </w:rPr>
-        <w:t>风险定性定量分析</w:t>
+        <w:pStyle w:val="27"/>
+        <w:bidi w:val="0"/>
+        <w:rPr>
+          <w:rFonts w:hint="eastAsia"/>
+        </w:rPr>
+      </w:pPr>
+      <w:r>
+        <w:rPr>
+          <w:rFonts w:hint="eastAsia"/>
+        </w:rPr>
+        <w:t>从风险发生概率(P)、风险影响程度(I)、发生时段(T)三个维度进行量化评分（1-3分），计算 风险等级值 = P * I * T。</w:t>
+      </w:r>
+    </w:p>
+    <w:p>
+      <w:pPr>
+        <w:pStyle w:val="40"/>
+        <w:bidi w:val="0"/>
+        <w:rPr>
+          <w:rFonts w:hint="eastAsia"/>
+        </w:rPr>
+      </w:pPr>
+      <w:r>
+        <w:rPr>
+          <w:rFonts w:hint="eastAsia"/>
+        </w:rPr>
+        <w:t>风险等级：</w:t>
+      </w:r>
+    </w:p>
+    <w:p>
+      <w:pPr>
+        <w:pStyle w:val="40"/>
+        <w:bidi w:val="0"/>
+        <w:rPr>
+          <w:rFonts w:hint="eastAsia"/>
+        </w:rPr>
+      </w:pPr>
+      <w:r>
+        <w:rPr>
+          <w:rFonts w:hint="eastAsia"/>
+        </w:rPr>
+        <w:t>1级（低级，值1-4）：项目组内部审批处理，可接受。</w:t>
+      </w:r>
+    </w:p>
+    <w:p>
+      <w:pPr>
+        <w:pStyle w:val="40"/>
+        <w:bidi w:val="0"/>
+        <w:rPr>
+          <w:rFonts w:hint="eastAsia"/>
+        </w:rPr>
+      </w:pPr>
+      <w:r>
+        <w:rPr>
+          <w:rFonts w:hint="eastAsia"/>
+        </w:rPr>
+        <w:t>2级（中级，值6-12）：项目组制定措施，运维项目经理审批。</w:t>
+      </w:r>
+    </w:p>
+    <w:p>
+      <w:pPr>
+        <w:pStyle w:val="40"/>
+        <w:bidi w:val="0"/>
+        <w:rPr>
+          <w:rFonts w:hint="eastAsia"/>
+        </w:rPr>
+      </w:pPr>
+      <w:r>
+        <w:rPr>
+          <w:rFonts w:hint="eastAsia"/>
+        </w:rPr>
+        <w:t>3级（高级，值18-27）：需由运维项目经理牵头，召集客户领导及项目总监共同制定应对策略，申请资源支援。</w:t>
+      </w:r>
+    </w:p>
+    <w:p>
+      <w:pPr>
+        <w:pStyle w:val="29"/>
+        <w:bidi w:val="0"/>
+        <w:rPr>
+          <w:rFonts w:hint="eastAsia"/>
+        </w:rPr>
+      </w:pPr>
+      <w:bookmarkStart w:id="46" w:name="_Toc3789"/>
+      <w:r>
+        <w:rPr>
+          <w:rFonts w:hint="eastAsia"/>
+        </w:rPr>
+        <w:t>风险应对措施</w:t>
       </w:r>
       <w:bookmarkEnd w:id="46"/>
     </w:p>
     <w:p>
       <w:pPr>
-        <w:pStyle w:val="a"/>
-        <w:bidi w:val="0"/>
-        <w:rPr>
-          <w:rFonts w:hint="eastAsia"/>
-        </w:rPr>
-      </w:pPr>
-      <w:r>
-        <w:rPr>
-          <w:rFonts w:hint="eastAsia"/>
-        </w:rPr>
-        <w:t>从风险发生概率(P)、风险影响程度(I)、发生时段(T)三个维度进行量化评分（1-3分），计算 风险等级值 = P * I * T。</w:t>
-      </w:r>
-    </w:p>
-    <w:p>
-      <w:pPr>
-        <w:pStyle w:val="a3"/>
-        <w:bidi w:val="0"/>
-        <w:rPr>
-          <w:rFonts w:hint="eastAsia"/>
-        </w:rPr>
-      </w:pPr>
-      <w:r>
-        <w:rPr>
-          <w:rFonts w:hint="eastAsia"/>
-        </w:rPr>
-        <w:t>风险等级：</w:t>
-      </w:r>
-    </w:p>
-    <w:p>
-      <w:pPr>
-        <w:pStyle w:val="a3"/>
-        <w:bidi w:val="0"/>
-        <w:rPr>
-          <w:rFonts w:hint="eastAsia"/>
-        </w:rPr>
-      </w:pPr>
-      <w:r>
-        <w:rPr>
-          <w:rFonts w:hint="eastAsia"/>
-        </w:rPr>
-        <w:t>1级（低级，值1-4）：项目组内部审批处理，可接受。</w:t>
-      </w:r>
-    </w:p>
-    <w:p>
-      <w:pPr>
-        <w:pStyle w:val="a3"/>
-        <w:bidi w:val="0"/>
-        <w:rPr>
-          <w:rFonts w:hint="eastAsia"/>
-        </w:rPr>
-      </w:pPr>
-      <w:r>
-        <w:rPr>
-          <w:rFonts w:hint="eastAsia"/>
-        </w:rPr>
-        <w:t>2级（中级，值6-12）：项目组制定措施，运维项目经理审批。</w:t>
-      </w:r>
-    </w:p>
-    <w:p>
-      <w:pPr>
-        <w:pStyle w:val="a3"/>
-        <w:bidi w:val="0"/>
-        <w:rPr>
-          <w:rFonts w:hint="eastAsia"/>
-        </w:rPr>
-      </w:pPr>
-      <w:r>
-        <w:rPr>
-          <w:rFonts w:hint="eastAsia"/>
-        </w:rPr>
-        <w:t>3级（高级，值18-27）：需由运维项目经理牵头，召集客户领导及项目总监共同制定应对策略，申请资源支援。</w:t>
-      </w:r>
-    </w:p>
-    <w:p>
-      <w:pPr>
-        <w:pStyle w:val="3"/>
-        <w:bidi w:val="0"/>
-        <w:rPr>
-          <w:rFonts w:hint="eastAsia"/>
-        </w:rPr>
-      </w:pPr>
-      <w:bookmarkStart w:id="47" w:name="_Toc3789"/>
-      <w:r>
-        <w:rPr>
-          <w:rFonts w:hint="eastAsia"/>
-        </w:rPr>
-        <w:t>风险应对措施</w:t>
+        <w:pStyle w:val="27"/>
+        <w:bidi w:val="0"/>
+        <w:rPr>
+          <w:rFonts w:hint="eastAsia"/>
+        </w:rPr>
+      </w:pPr>
+      <w:r>
+        <w:rPr>
+          <w:rFonts w:hint="eastAsia"/>
+        </w:rPr>
+        <w:t>策略包括：预防（培训、按程序办事）、回避（修改目标或范围）、接受、制定后备措施（费用、时间、技术）。成立应急管理小组，根据风险等级制定相应的缓解计划与应急计划。</w:t>
+      </w:r>
+    </w:p>
+    <w:p>
+      <w:pPr>
+        <w:pStyle w:val="29"/>
+        <w:bidi w:val="0"/>
+        <w:rPr>
+          <w:rFonts w:hint="eastAsia"/>
+        </w:rPr>
+      </w:pPr>
+      <w:bookmarkStart w:id="47" w:name="_Toc15137"/>
+      <w:r>
+        <w:rPr>
+          <w:rFonts w:hint="eastAsia"/>
+        </w:rPr>
+        <w:t>风险跟踪与监控</w:t>
       </w:r>
       <w:bookmarkEnd w:id="47"/>
     </w:p>
     <w:p>
       <w:pPr>
-        <w:pStyle w:val="a"/>
-        <w:bidi w:val="0"/>
-        <w:rPr>
-          <w:rFonts w:hint="eastAsia"/>
-        </w:rPr>
-      </w:pPr>
-      <w:r>
-        <w:rPr>
-          <w:rFonts w:hint="eastAsia"/>
-        </w:rPr>
-        <w:t>策略包括：预防（培训、按程序办事）、回避（修改目标或范围）、接受、制定后备措施（费用、时间、技术）。成立应急管理小组，根据风险等级制定相应的缓解计划与应急计划。</w:t>
-      </w:r>
-    </w:p>
-    <w:p>
-      <w:pPr>
-        <w:pStyle w:val="3"/>
-        <w:bidi w:val="0"/>
-        <w:rPr>
-          <w:rFonts w:hint="eastAsia"/>
-        </w:rPr>
-      </w:pPr>
-      <w:bookmarkStart w:id="48" w:name="_Toc15137"/>
-      <w:r>
-        <w:rPr>
-          <w:rFonts w:hint="eastAsia"/>
-        </w:rPr>
-        <w:t>风险跟踪与监控</w:t>
+        <w:pStyle w:val="27"/>
+        <w:bidi w:val="0"/>
+        <w:rPr>
+          <w:rFonts w:hint="eastAsia"/>
+        </w:rPr>
+      </w:pPr>
+      <w:r>
+        <w:rPr>
+          <w:rFonts w:hint="eastAsia"/>
+        </w:rPr>
+        <w:t>使用《风险识别和跟踪表》记录风险，定期（每周或事件驱动）跟踪状态（未处理、处理中、接受、已消失），重新评估风险参数，动态更新管理策略。</w:t>
+      </w:r>
+    </w:p>
+    <w:p>
+      <w:pPr>
+        <w:pStyle w:val="29"/>
+        <w:bidi w:val="0"/>
+        <w:rPr>
+          <w:rFonts w:hint="eastAsia"/>
+        </w:rPr>
+      </w:pPr>
+      <w:bookmarkStart w:id="48" w:name="_Toc22188"/>
+      <w:r>
+        <w:rPr>
+          <w:rFonts w:hint="eastAsia"/>
+        </w:rPr>
+        <w:t>运维项目后续风险管理</w:t>
       </w:r>
       <w:bookmarkEnd w:id="48"/>
     </w:p>
     <w:p>
       <w:pPr>
-        <w:pStyle w:val="a"/>
-        <w:bidi w:val="0"/>
-        <w:rPr>
-          <w:rFonts w:hint="eastAsia"/>
-        </w:rPr>
-      </w:pPr>
-      <w:r>
-        <w:rPr>
-          <w:rFonts w:hint="eastAsia"/>
-        </w:rPr>
-        <w:t>使用《风险识别和跟踪表》记录风险，定期（每周或事件驱动）跟踪状态（未处理、处理中、接受、已消失），重新评估风险参数，动态更新管理策略。</w:t>
-      </w:r>
-    </w:p>
-    <w:p>
-      <w:pPr>
-        <w:pStyle w:val="3"/>
-        <w:bidi w:val="0"/>
-        <w:rPr>
-          <w:rFonts w:hint="eastAsia"/>
-        </w:rPr>
-      </w:pPr>
-      <w:bookmarkStart w:id="49" w:name="_Toc22188"/>
-      <w:r>
-        <w:rPr>
-          <w:rFonts w:hint="eastAsia"/>
-        </w:rPr>
-        <w:t>运维项目后续风险管理</w:t>
+        <w:pStyle w:val="27"/>
+        <w:bidi w:val="0"/>
+        <w:rPr>
+          <w:rFonts w:hint="eastAsia"/>
+        </w:rPr>
+      </w:pPr>
+      <w:r>
+        <w:rPr>
+          <w:rFonts w:hint="eastAsia"/>
+        </w:rPr>
+        <w:t>项目结束后，风险资料归档至组织过程资产库。运维部定期维护和更新组织级《风险来源和分类一览表》。</w:t>
+      </w:r>
+    </w:p>
+    <w:p>
+      <w:pPr>
+        <w:pStyle w:val="29"/>
+        <w:bidi w:val="0"/>
+        <w:rPr>
+          <w:rFonts w:hint="eastAsia"/>
+        </w:rPr>
+      </w:pPr>
+      <w:bookmarkStart w:id="49" w:name="_Toc3623"/>
+      <w:r>
+        <w:rPr>
+          <w:rFonts w:hint="eastAsia"/>
+        </w:rPr>
+        <w:t>风险控制流程</w:t>
       </w:r>
       <w:bookmarkEnd w:id="49"/>
     </w:p>
     <w:p>
       <w:pPr>
-        <w:pStyle w:val="a"/>
-        <w:bidi w:val="0"/>
-        <w:rPr>
-          <w:rFonts w:hint="eastAsia"/>
-        </w:rPr>
-      </w:pPr>
-      <w:r>
-        <w:rPr>
-          <w:rFonts w:hint="eastAsia"/>
-        </w:rPr>
-        <w:t>项目结束后，风险资料归档至组织过程资产库。运维部定期维护和更新组织级《风险来源和分类一览表》。</w:t>
-      </w:r>
-    </w:p>
-    <w:p>
-      <w:pPr>
-        <w:pStyle w:val="3"/>
-        <w:bidi w:val="0"/>
-        <w:rPr>
-          <w:rFonts w:hint="eastAsia"/>
-        </w:rPr>
-      </w:pPr>
-      <w:bookmarkStart w:id="50" w:name="_Toc3623"/>
-      <w:r>
-        <w:rPr>
-          <w:rFonts w:hint="eastAsia"/>
-        </w:rPr>
-        <w:t>风险控制流程</w:t>
+        <w:pStyle w:val="27"/>
+        <w:bidi w:val="0"/>
+        <w:rPr>
+          <w:rFonts w:hint="eastAsia"/>
+        </w:rPr>
+      </w:pPr>
+      <w:r>
+        <w:rPr>
+          <w:rFonts w:hint="eastAsia"/>
+        </w:rPr>
+        <w:t>遵循系统性的风险识别、分析、应对计划制定、跟踪监控、直至关闭的闭环管理流程。</w:t>
+      </w:r>
+    </w:p>
+    <w:p>
+      <w:pPr>
+        <w:pStyle w:val="26"/>
+        <w:bidi w:val="0"/>
+        <w:rPr>
+          <w:rFonts w:hint="eastAsia"/>
+        </w:rPr>
+      </w:pPr>
+      <w:bookmarkStart w:id="50" w:name="_Toc18006"/>
+      <w:r>
+        <w:rPr>
+          <w:rFonts w:hint="eastAsia"/>
+        </w:rPr>
+        <w:t>考核指标</w:t>
       </w:r>
       <w:bookmarkEnd w:id="50"/>
-    </w:p>
-    <w:p>
-      <w:pPr>
-        <w:pStyle w:val="a"/>
-        <w:bidi w:val="0"/>
-        <w:rPr>
-          <w:rFonts w:hint="eastAsia"/>
-        </w:rPr>
-      </w:pPr>
-      <w:r>
-        <w:rPr>
-          <w:rFonts w:hint="eastAsia"/>
-        </w:rPr>
-        <w:t>遵循系统性的风险识别、分析、应对计划制定、跟踪监控、直至关闭的闭环管理流程。</w:t>
-      </w:r>
-    </w:p>
-    <w:p>
-      <w:pPr>
-        <w:pStyle w:val="1"/>
-        <w:bidi w:val="0"/>
-        <w:rPr>
-          <w:rFonts w:hint="eastAsia"/>
-        </w:rPr>
-      </w:pPr>
-      <w:bookmarkStart w:id="51" w:name="_Toc18006"/>
-      <w:r>
-        <w:rPr>
-          <w:rFonts w:hint="eastAsia"/>
-        </w:rPr>
-        <w:t>考核指标</w:t>
-      </w:r>
-      <w:bookmarkEnd w:id="51"/>
     </w:p>
     <w:tbl>
       <w:tblPr>
-        <w:tblStyle w:val="TableNormal"/>
+        <w:tblStyle w:val="20"/>
         <w:tblW w:w="8929" w:type="dxa"/>
         <w:tblInd w:w="0" w:type="dxa"/>
         <w:tblBorders>
-          <w:top w:val="single" w:sz="4" w:space="0" w:color="auto"/>
-          <w:left w:val="single" w:sz="4" w:space="0" w:color="auto"/>
-          <w:bottom w:val="single" w:sz="4" w:space="0" w:color="auto"/>
-          <w:right w:val="single" w:sz="4" w:space="0" w:color="auto"/>
-          <w:insideH w:val="single" w:sz="4" w:space="0" w:color="auto"/>
-          <w:insideV w:val="single" w:sz="4" w:space="0" w:color="auto"/>
+          <w:top w:val="single" w:color="auto" w:sz="4" w:space="0"/>
+          <w:left w:val="single" w:color="auto" w:sz="4" w:space="0"/>
+          <w:bottom w:val="single" w:color="auto" w:sz="4" w:space="0"/>
+          <w:right w:val="single" w:color="auto" w:sz="4" w:space="0"/>
+          <w:insideH w:val="single" w:color="auto" w:sz="4" w:space="0"/>
+          <w:insideV w:val="single" w:color="auto" w:sz="4" w:space="0"/>
         </w:tblBorders>
         <w:shd w:val="clear" w:color="auto" w:fill="auto"/>
+        <w:tblLayout w:type="autofit"/>
         <w:tblCellMar>
           <w:top w:w="15" w:type="dxa"/>
           <w:left w:w="15" w:type="dxa"/>
@@ -9674,15 +9704,13 @@
       </w:tblGrid>
       <w:tr>
         <w:tblPrEx>
-          <w:tblW w:w="8929" w:type="dxa"/>
-          <w:tblInd w:w="0" w:type="dxa"/>
           <w:tblBorders>
-            <w:top w:val="single" w:sz="4" w:space="0" w:color="auto"/>
-            <w:left w:val="single" w:sz="4" w:space="0" w:color="auto"/>
-            <w:bottom w:val="single" w:sz="4" w:space="0" w:color="auto"/>
-            <w:right w:val="single" w:sz="4" w:space="0" w:color="auto"/>
-            <w:insideH w:val="single" w:sz="4" w:space="0" w:color="auto"/>
-            <w:insideV w:val="single" w:sz="4" w:space="0" w:color="auto"/>
+            <w:top w:val="single" w:color="auto" w:sz="4" w:space="0"/>
+            <w:left w:val="single" w:color="auto" w:sz="4" w:space="0"/>
+            <w:bottom w:val="single" w:color="auto" w:sz="4" w:space="0"/>
+            <w:right w:val="single" w:color="auto" w:sz="4" w:space="0"/>
+            <w:insideH w:val="single" w:color="auto" w:sz="4" w:space="0"/>
+            <w:insideV w:val="single" w:color="auto" w:sz="4" w:space="0"/>
           </w:tblBorders>
           <w:shd w:val="clear" w:color="auto" w:fill="auto"/>
           <w:tblCellMar>
@@ -9725,7 +9753,7 @@
               <w:ind w:left="144" w:leftChars="0"/>
               <w:textAlignment w:val="baseline"/>
               <w:rPr>
-                <w:rFonts w:ascii="宋体" w:eastAsia="宋体" w:hAnsi="宋体" w:cs="宋体" w:hint="default"/>
+                <w:rFonts w:hint="default" w:ascii="宋体" w:hAnsi="宋体" w:eastAsia="宋体" w:cs="宋体"/>
                 <w:snapToGrid w:val="0"/>
                 <w:color w:val="000000"/>
                 <w:kern w:val="0"/>
@@ -9736,7 +9764,7 @@
             </w:pPr>
             <w:r>
               <w:rPr>
-                <w:rFonts w:ascii="宋体" w:eastAsia="宋体" w:hAnsi="宋体" w:cs="宋体"/>
+                <w:rFonts w:ascii="宋体" w:hAnsi="宋体" w:eastAsia="宋体" w:cs="宋体"/>
                 <w:b/>
                 <w:bCs/>
                 <w:spacing w:val="-5"/>
@@ -9776,7 +9804,7 @@
               <w:spacing w:before="47" w:line="215" w:lineRule="auto"/>
               <w:textAlignment w:val="baseline"/>
               <w:rPr>
-                <w:rFonts w:ascii="宋体" w:eastAsia="宋体" w:hAnsi="宋体" w:cs="宋体"/>
+                <w:rFonts w:ascii="宋体" w:hAnsi="宋体" w:eastAsia="宋体" w:cs="宋体"/>
                 <w:snapToGrid w:val="0"/>
                 <w:color w:val="000000"/>
                 <w:kern w:val="0"/>
@@ -9787,7 +9815,7 @@
             </w:pPr>
             <w:r>
               <w:rPr>
-                <w:rFonts w:ascii="宋体" w:eastAsia="宋体" w:hAnsi="宋体" w:cs="宋体"/>
+                <w:rFonts w:ascii="宋体" w:hAnsi="宋体" w:eastAsia="宋体" w:cs="宋体"/>
                 <w:b/>
                 <w:bCs/>
                 <w:spacing w:val="-4"/>
@@ -9827,7 +9855,7 @@
               <w:spacing w:before="47" w:line="215" w:lineRule="auto"/>
               <w:textAlignment w:val="baseline"/>
               <w:rPr>
-                <w:rFonts w:ascii="宋体" w:eastAsia="宋体" w:hAnsi="宋体" w:cs="宋体" w:hint="eastAsia"/>
+                <w:rFonts w:hint="eastAsia" w:ascii="宋体" w:hAnsi="宋体" w:eastAsia="宋体" w:cs="宋体"/>
                 <w:snapToGrid w:val="0"/>
                 <w:color w:val="000000"/>
                 <w:kern w:val="0"/>
@@ -9838,7 +9866,7 @@
             </w:pPr>
             <w:r>
               <w:rPr>
-                <w:rFonts w:ascii="宋体" w:hAnsi="宋体" w:cs="宋体" w:hint="eastAsia"/>
+                <w:rFonts w:hint="eastAsia" w:ascii="宋体" w:hAnsi="宋体" w:cs="宋体"/>
                 <w:b/>
                 <w:bCs/>
                 <w:spacing w:val="-4"/>
@@ -9877,11 +9905,11 @@
               <w:adjustRightInd w:val="0"/>
               <w:snapToGrid w:val="0"/>
               <w:spacing w:before="47" w:line="215" w:lineRule="auto"/>
-              <w:ind w:left="0" w:right="0" w:firstLine="0" w:leftChars="0" w:rightChars="0" w:firstLineChars="0"/>
+              <w:ind w:left="0" w:leftChars="0" w:right="0" w:rightChars="0" w:firstLine="0" w:firstLineChars="0"/>
               <w:jc w:val="center"/>
               <w:textAlignment w:val="baseline"/>
               <w:rPr>
-                <w:rFonts w:ascii="宋体" w:eastAsia="宋体" w:hAnsi="宋体" w:cs="宋体" w:hint="eastAsia"/>
+                <w:rFonts w:hint="eastAsia" w:ascii="宋体" w:hAnsi="宋体" w:eastAsia="宋体" w:cs="宋体"/>
                 <w:snapToGrid w:val="0"/>
                 <w:color w:val="000000"/>
                 <w:kern w:val="0"/>
@@ -9892,7 +9920,7 @@
             </w:pPr>
             <w:r>
               <w:rPr>
-                <w:rFonts w:ascii="宋体" w:hAnsi="宋体" w:cs="宋体" w:hint="eastAsia"/>
+                <w:rFonts w:hint="eastAsia" w:ascii="宋体" w:hAnsi="宋体" w:cs="宋体"/>
                 <w:b/>
                 <w:bCs/>
                 <w:spacing w:val="-6"/>
@@ -9933,7 +9961,7 @@
               <w:spacing w:before="47" w:line="215" w:lineRule="auto"/>
               <w:textAlignment w:val="baseline"/>
               <w:rPr>
-                <w:rFonts w:ascii="宋体" w:eastAsia="宋体" w:hAnsi="宋体" w:cs="宋体" w:hint="default"/>
+                <w:rFonts w:hint="default" w:ascii="宋体" w:hAnsi="宋体" w:eastAsia="宋体" w:cs="宋体"/>
                 <w:b/>
                 <w:bCs/>
                 <w:snapToGrid w:val="0"/>
@@ -9947,7 +9975,7 @@
             </w:pPr>
             <w:r>
               <w:rPr>
-                <w:rFonts w:ascii="宋体" w:hAnsi="宋体" w:cs="宋体" w:hint="eastAsia"/>
+                <w:rFonts w:hint="eastAsia" w:ascii="宋体" w:hAnsi="宋体" w:cs="宋体"/>
                 <w:b/>
                 <w:bCs/>
                 <w:snapToGrid w:val="0"/>
@@ -9965,8 +9993,14 @@
       </w:tr>
       <w:tr>
         <w:tblPrEx>
-          <w:tblW w:w="8929" w:type="dxa"/>
-          <w:tblInd w:w="0" w:type="dxa"/>
+          <w:tblBorders>
+            <w:top w:val="single" w:color="auto" w:sz="4" w:space="0"/>
+            <w:left w:val="single" w:color="auto" w:sz="4" w:space="0"/>
+            <w:bottom w:val="single" w:color="auto" w:sz="4" w:space="0"/>
+            <w:right w:val="single" w:color="auto" w:sz="4" w:space="0"/>
+            <w:insideH w:val="single" w:color="auto" w:sz="4" w:space="0"/>
+            <w:insideV w:val="single" w:color="auto" w:sz="4" w:space="0"/>
+          </w:tblBorders>
           <w:shd w:val="clear" w:color="auto" w:fill="auto"/>
           <w:tblCellMar>
             <w:top w:w="15" w:type="dxa"/>
@@ -9996,7 +10030,7 @@
               <w:spacing w:line="300" w:lineRule="atLeast"/>
               <w:jc w:val="left"/>
               <w:rPr>
-                <w:rFonts w:ascii="Segoe UI" w:eastAsia="Segoe UI" w:hAnsi="Segoe UI" w:cs="Segoe UI" w:hint="default"/>
+                <w:rFonts w:hint="default" w:ascii="Segoe UI" w:hAnsi="Segoe UI" w:eastAsia="Segoe UI" w:cs="Segoe UI"/>
                 <w:i w:val="0"/>
                 <w:iCs w:val="0"/>
                 <w:caps w:val="0"/>
@@ -10011,7 +10045,7 @@
             </w:pPr>
             <w:r>
               <w:rPr>
-                <w:rFonts w:ascii="Segoe UI" w:eastAsia="Segoe UI" w:hAnsi="Segoe UI" w:cs="Segoe UI" w:hint="eastAsia"/>
+                <w:rFonts w:hint="eastAsia" w:ascii="Segoe UI" w:hAnsi="Segoe UI" w:eastAsia="Segoe UI" w:cs="Segoe UI"/>
                 <w:i w:val="0"/>
                 <w:iCs w:val="0"/>
                 <w:caps w:val="0"/>
@@ -10048,7 +10082,7 @@
               <w:spacing w:line="300" w:lineRule="atLeast"/>
               <w:jc w:val="left"/>
               <w:rPr>
-                <w:rFonts w:ascii="Segoe UI" w:eastAsia="Segoe UI" w:hAnsi="Segoe UI" w:cs="Segoe UI" w:hint="default"/>
+                <w:rFonts w:hint="default" w:ascii="Segoe UI" w:hAnsi="Segoe UI" w:eastAsia="Segoe UI" w:cs="Segoe UI"/>
                 <w:i w:val="0"/>
                 <w:iCs w:val="0"/>
                 <w:caps w:val="0"/>
@@ -10060,7 +10094,7 @@
             </w:pPr>
             <w:r>
               <w:rPr>
-                <w:rFonts w:ascii="Segoe UI" w:eastAsia="Segoe UI" w:hAnsi="Segoe UI" w:cs="Segoe UI" w:hint="default"/>
+                <w:rFonts w:hint="default" w:ascii="Segoe UI" w:hAnsi="Segoe UI" w:eastAsia="Segoe UI" w:cs="Segoe UI"/>
                 <w:i w:val="0"/>
                 <w:iCs w:val="0"/>
                 <w:caps w:val="0"/>
@@ -10097,7 +10131,7 @@
               <w:spacing w:line="300" w:lineRule="atLeast"/>
               <w:jc w:val="left"/>
               <w:rPr>
-                <w:rFonts w:ascii="Segoe UI" w:eastAsia="Segoe UI" w:hAnsi="Segoe UI" w:cs="Segoe UI" w:hint="default"/>
+                <w:rFonts w:hint="default" w:ascii="Segoe UI" w:hAnsi="Segoe UI" w:eastAsia="Segoe UI" w:cs="Segoe UI"/>
                 <w:i w:val="0"/>
                 <w:iCs w:val="0"/>
                 <w:caps w:val="0"/>
@@ -10109,7 +10143,7 @@
             </w:pPr>
             <w:r>
               <w:rPr>
-                <w:rFonts w:ascii="Segoe UI" w:eastAsia="Segoe UI" w:hAnsi="Segoe UI" w:cs="Segoe UI" w:hint="default"/>
+                <w:rFonts w:hint="default" w:ascii="Segoe UI" w:hAnsi="Segoe UI" w:eastAsia="Segoe UI" w:cs="Segoe UI"/>
                 <w:i w:val="0"/>
                 <w:iCs w:val="0"/>
                 <w:caps w:val="0"/>
@@ -10125,7 +10159,7 @@
             </w:r>
             <w:r>
               <w:rPr>
-                <w:rFonts w:ascii="Segoe UI" w:eastAsia="Segoe UI" w:hAnsi="Segoe UI" w:cs="Segoe UI" w:hint="eastAsia"/>
+                <w:rFonts w:hint="eastAsia" w:ascii="Segoe UI" w:hAnsi="Segoe UI" w:eastAsia="Segoe UI" w:cs="Segoe UI"/>
                 <w:i w:val="0"/>
                 <w:iCs w:val="0"/>
                 <w:caps w:val="0"/>
@@ -10141,7 +10175,7 @@
             </w:r>
             <w:r>
               <w:rPr>
-                <w:rFonts w:ascii="Segoe UI" w:eastAsia="Segoe UI" w:hAnsi="Segoe UI" w:cs="Segoe UI" w:hint="default"/>
+                <w:rFonts w:hint="default" w:ascii="Segoe UI" w:hAnsi="Segoe UI" w:eastAsia="Segoe UI" w:cs="Segoe UI"/>
                 <w:i w:val="0"/>
                 <w:iCs w:val="0"/>
                 <w:caps w:val="0"/>
@@ -10178,7 +10212,7 @@
               <w:spacing w:line="300" w:lineRule="atLeast"/>
               <w:jc w:val="left"/>
               <w:rPr>
-                <w:rFonts w:ascii="Segoe UI" w:eastAsia="Segoe UI" w:hAnsi="Segoe UI" w:cs="Segoe UI" w:hint="default"/>
+                <w:rFonts w:hint="default" w:ascii="Segoe UI" w:hAnsi="Segoe UI" w:eastAsia="Segoe UI" w:cs="Segoe UI"/>
                 <w:i w:val="0"/>
                 <w:iCs w:val="0"/>
                 <w:caps w:val="0"/>
@@ -10190,7 +10224,7 @@
             </w:pPr>
             <w:r>
               <w:rPr>
-                <w:rFonts w:ascii="Segoe UI" w:eastAsia="Segoe UI" w:hAnsi="Segoe UI" w:cs="Segoe UI" w:hint="default"/>
+                <w:rFonts w:hint="default" w:ascii="Segoe UI" w:hAnsi="Segoe UI" w:eastAsia="Segoe UI" w:cs="Segoe UI"/>
                 <w:i w:val="0"/>
                 <w:iCs w:val="0"/>
                 <w:caps w:val="0"/>
@@ -10227,7 +10261,7 @@
               <w:spacing w:line="300" w:lineRule="atLeast"/>
               <w:jc w:val="left"/>
               <w:rPr>
-                <w:rFonts w:ascii="Segoe UI" w:eastAsia="Segoe UI" w:hAnsi="Segoe UI" w:cs="Segoe UI" w:hint="default"/>
+                <w:rFonts w:hint="default" w:ascii="Segoe UI" w:hAnsi="Segoe UI" w:eastAsia="Segoe UI" w:cs="Segoe UI"/>
                 <w:i w:val="0"/>
                 <w:iCs w:val="0"/>
                 <w:caps w:val="0"/>
@@ -10242,7 +10276,7 @@
             </w:pPr>
             <w:r>
               <w:rPr>
-                <w:rFonts w:ascii="Segoe UI" w:eastAsia="Segoe UI" w:hAnsi="Segoe UI" w:cs="Segoe UI" w:hint="eastAsia"/>
+                <w:rFonts w:hint="eastAsia" w:ascii="Segoe UI" w:hAnsi="Segoe UI" w:eastAsia="Segoe UI" w:cs="Segoe UI"/>
                 <w:i w:val="0"/>
                 <w:iCs w:val="0"/>
                 <w:caps w:val="0"/>
@@ -10279,30 +10313,55 @@
       </w:pPr>
     </w:p>
     <w:sectPr>
-      <w:footerReference w:type="default" r:id="rId7"/>
+      <w:footerReference r:id="rId8" w:type="default"/>
       <w:pgSz w:w="11906" w:h="16839"/>
       <w:pgMar w:top="1431" w:right="1686" w:bottom="1152" w:left="1686" w:header="0" w:footer="992" w:gutter="0"/>
-      <w:cols w:num="1" w:space="720"/>
+      <w:cols w:space="720" w:num="1"/>
     </w:sectPr>
   </w:body>
 </w:document>
 </file>
 
+<file path=word/endnotes.xml><?xml version="1.0" encoding="utf-8"?>
+<w:endnotes xmlns:wpc="http://schemas.microsoft.com/office/word/2010/wordprocessingCanvas" xmlns:mc="http://schemas.openxmlformats.org/markup-compatibility/2006" xmlns:o="urn:schemas-microsoft-com:office:office" xmlns:r="http://schemas.openxmlformats.org/officeDocument/2006/relationships" xmlns:m="http://schemas.openxmlformats.org/officeDocument/2006/math" xmlns:v="urn:schemas-microsoft-com:vml" xmlns:wp14="http://schemas.microsoft.com/office/word/2010/wordprocessingDrawing" xmlns:wp="http://schemas.openxmlformats.org/drawingml/2006/wordprocessingDrawing" xmlns:w="http://schemas.openxmlformats.org/wordprocessingml/2006/main" xmlns:w14="http://schemas.microsoft.com/office/word/2010/wordml" xmlns:w15="http://schemas.microsoft.com/office/word/2012/wordml" xmlns:w10="urn:schemas-microsoft-com:office:word" xmlns:wpg="http://schemas.microsoft.com/office/word/2010/wordprocessingGroup" xmlns:wpi="http://schemas.microsoft.com/office/word/2010/wordprocessingInk" xmlns:wne="http://schemas.microsoft.com/office/word/2006/wordml" xmlns:wps="http://schemas.microsoft.com/office/word/2010/wordprocessingShape" xmlns:wpsCustomData="http://www.wps.cn/officeDocument/2013/wpsCustomData" mc:Ignorable="w14 w15 wp14">
+  <w:endnote w:type="separator" w:id="0">
+    <w:p>
+      <w:pPr>
+        <w:spacing w:line="240" w:lineRule="auto"/>
+      </w:pPr>
+      <w:r>
+        <w:separator/>
+      </w:r>
+    </w:p>
+  </w:endnote>
+  <w:endnote w:type="continuationSeparator" w:id="1">
+    <w:p>
+      <w:pPr>
+        <w:spacing w:line="240" w:lineRule="auto"/>
+      </w:pPr>
+      <w:r>
+        <w:continuationSeparator/>
+      </w:r>
+    </w:p>
+  </w:endnote>
+</w:endnotes>
+</file>
+
 <file path=word/footer1.xml><?xml version="1.0" encoding="utf-8"?>
-<w:ftr xmlns:wpc="http://schemas.microsoft.com/office/word/2010/wordprocessingCanvas" xmlns:mc="http://schemas.openxmlformats.org/markup-compatibility/2006" xmlns:o="urn:schemas-microsoft-com:office:office" xmlns:r="http://schemas.openxmlformats.org/officeDocument/2006/relationships" xmlns:m="http://schemas.openxmlformats.org/officeDocument/2006/math" xmlns:v="urn:schemas-microsoft-com:vml" xmlns:wp14="http://schemas.microsoft.com/office/word/2010/wordprocessingDrawing" xmlns:wp="http://schemas.openxmlformats.org/drawingml/2006/wordprocessingDrawing" xmlns:w10="urn:schemas-microsoft-com:office:word" xmlns:w="http://schemas.openxmlformats.org/wordprocessingml/2006/main" xmlns:w14="http://schemas.microsoft.com/office/word/2010/wordml" xmlns:w15="http://schemas.microsoft.com/office/word/2012/wordml" xmlns:wne="http://schemas.microsoft.com/office/word/2006/wordml" xmlns:wpg="http://schemas.microsoft.com/office/word/2010/wordprocessingGroup" xmlns:wpi="http://schemas.microsoft.com/office/word/2010/wordprocessingInk" xmlns:wps="http://schemas.microsoft.com/office/word/2010/wordprocessingShape" mc:Ignorable="w14 w15 wp14">
+<w:ftr xmlns:wpc="http://schemas.microsoft.com/office/word/2010/wordprocessingCanvas" xmlns:mc="http://schemas.openxmlformats.org/markup-compatibility/2006" xmlns:o="urn:schemas-microsoft-com:office:office" xmlns:r="http://schemas.openxmlformats.org/officeDocument/2006/relationships" xmlns:m="http://schemas.openxmlformats.org/officeDocument/2006/math" xmlns:v="urn:schemas-microsoft-com:vml" xmlns:wp14="http://schemas.microsoft.com/office/word/2010/wordprocessingDrawing" xmlns:wp="http://schemas.openxmlformats.org/drawingml/2006/wordprocessingDrawing" xmlns:w10="urn:schemas-microsoft-com:office:word" xmlns:w="http://schemas.openxmlformats.org/wordprocessingml/2006/main" xmlns:w14="http://schemas.microsoft.com/office/word/2010/wordml" xmlns:w15="http://schemas.microsoft.com/office/word/2012/wordml" xmlns:wpg="http://schemas.microsoft.com/office/word/2010/wordprocessingGroup" xmlns:wpi="http://schemas.microsoft.com/office/word/2010/wordprocessingInk" xmlns:wne="http://schemas.microsoft.com/office/word/2006/wordml" xmlns:wps="http://schemas.microsoft.com/office/word/2010/wordprocessingShape" xmlns:wpsCustomData="http://www.wps.cn/officeDocument/2013/wpsCustomData" mc:Ignorable="w14 w15 wp14">
   <w:p>
     <w:pPr>
       <w:spacing w:line="174" w:lineRule="auto"/>
       <w:ind w:left="4143"/>
       <w:rPr>
-        <w:rFonts w:ascii="Times New Roman" w:eastAsia="Times New Roman" w:hAnsi="Times New Roman" w:cs="Times New Roman"/>
+        <w:rFonts w:ascii="Times New Roman" w:hAnsi="Times New Roman" w:eastAsia="Times New Roman" w:cs="Times New Roman"/>
         <w:sz w:val="18"/>
         <w:szCs w:val="18"/>
       </w:rPr>
     </w:pPr>
     <w:r>
       <w:rPr>
-        <w:rFonts w:ascii="Times New Roman" w:eastAsia="Times New Roman" w:hAnsi="Times New Roman" w:cs="Times New Roman"/>
+        <w:rFonts w:ascii="Times New Roman" w:hAnsi="Times New Roman" w:eastAsia="Times New Roman" w:cs="Times New Roman"/>
         <w:sz w:val="18"/>
         <w:szCs w:val="18"/>
       </w:rPr>
@@ -10313,13 +10372,13 @@
 </file>
 
 <file path=word/footer2.xml><?xml version="1.0" encoding="utf-8"?>
-<w:ftr xmlns:wpc="http://schemas.microsoft.com/office/word/2010/wordprocessingCanvas" xmlns:mc="http://schemas.openxmlformats.org/markup-compatibility/2006" xmlns:o="urn:schemas-microsoft-com:office:office" xmlns:r="http://schemas.openxmlformats.org/officeDocument/2006/relationships" xmlns:m="http://schemas.openxmlformats.org/officeDocument/2006/math" xmlns:v="urn:schemas-microsoft-com:vml" xmlns:wp14="http://schemas.microsoft.com/office/word/2010/wordprocessingDrawing" xmlns:wp="http://schemas.openxmlformats.org/drawingml/2006/wordprocessingDrawing" xmlns:w10="urn:schemas-microsoft-com:office:word" xmlns:w="http://schemas.openxmlformats.org/wordprocessingml/2006/main" xmlns:w14="http://schemas.microsoft.com/office/word/2010/wordml" xmlns:w15="http://schemas.microsoft.com/office/word/2012/wordml" xmlns:wne="http://schemas.microsoft.com/office/word/2006/wordml" xmlns:wpg="http://schemas.microsoft.com/office/word/2010/wordprocessingGroup" xmlns:wpi="http://schemas.microsoft.com/office/word/2010/wordprocessingInk" xmlns:wps="http://schemas.microsoft.com/office/word/2010/wordprocessingShape" mc:Ignorable="w14 w15 wp14">
+<w:ftr xmlns:wpc="http://schemas.microsoft.com/office/word/2010/wordprocessingCanvas" xmlns:mc="http://schemas.openxmlformats.org/markup-compatibility/2006" xmlns:o="urn:schemas-microsoft-com:office:office" xmlns:r="http://schemas.openxmlformats.org/officeDocument/2006/relationships" xmlns:m="http://schemas.openxmlformats.org/officeDocument/2006/math" xmlns:v="urn:schemas-microsoft-com:vml" xmlns:wp14="http://schemas.microsoft.com/office/word/2010/wordprocessingDrawing" xmlns:wp="http://schemas.openxmlformats.org/drawingml/2006/wordprocessingDrawing" xmlns:w10="urn:schemas-microsoft-com:office:word" xmlns:w="http://schemas.openxmlformats.org/wordprocessingml/2006/main" xmlns:w14="http://schemas.microsoft.com/office/word/2010/wordml" xmlns:w15="http://schemas.microsoft.com/office/word/2012/wordml" xmlns:wpg="http://schemas.microsoft.com/office/word/2010/wordprocessingGroup" xmlns:wpi="http://schemas.microsoft.com/office/word/2010/wordprocessingInk" xmlns:wne="http://schemas.microsoft.com/office/word/2006/wordml" xmlns:wps="http://schemas.microsoft.com/office/word/2010/wordprocessingShape" xmlns:wpsCustomData="http://www.wps.cn/officeDocument/2013/wpsCustomData" mc:Ignorable="w14 w15 wp14">
   <w:p>
     <w:pPr>
       <w:spacing w:line="174" w:lineRule="auto"/>
       <w:ind w:left="4125"/>
       <w:rPr>
-        <w:rFonts w:ascii="Times New Roman" w:eastAsia="Times New Roman" w:hAnsi="Times New Roman" w:cs="Times New Roman"/>
+        <w:rFonts w:ascii="Times New Roman" w:hAnsi="Times New Roman" w:eastAsia="Times New Roman" w:cs="Times New Roman"/>
         <w:sz w:val="18"/>
         <w:szCs w:val="18"/>
       </w:rPr>
@@ -10329,13 +10388,13 @@
 </file>
 
 <file path=word/footer3.xml><?xml version="1.0" encoding="utf-8"?>
-<w:ftr xmlns:wpc="http://schemas.microsoft.com/office/word/2010/wordprocessingCanvas" xmlns:mc="http://schemas.openxmlformats.org/markup-compatibility/2006" xmlns:o="urn:schemas-microsoft-com:office:office" xmlns:r="http://schemas.openxmlformats.org/officeDocument/2006/relationships" xmlns:m="http://schemas.openxmlformats.org/officeDocument/2006/math" xmlns:v="urn:schemas-microsoft-com:vml" xmlns:wp14="http://schemas.microsoft.com/office/word/2010/wordprocessingDrawing" xmlns:wp="http://schemas.openxmlformats.org/drawingml/2006/wordprocessingDrawing" xmlns:w10="urn:schemas-microsoft-com:office:word" xmlns:w="http://schemas.openxmlformats.org/wordprocessingml/2006/main" xmlns:w14="http://schemas.microsoft.com/office/word/2010/wordml" xmlns:w15="http://schemas.microsoft.com/office/word/2012/wordml" xmlns:wne="http://schemas.microsoft.com/office/word/2006/wordml" xmlns:wpg="http://schemas.microsoft.com/office/word/2010/wordprocessingGroup" xmlns:wpi="http://schemas.microsoft.com/office/word/2010/wordprocessingInk" xmlns:wps="http://schemas.microsoft.com/office/word/2010/wordprocessingShape" mc:Ignorable="w14 w15 wp14">
+<w:ftr xmlns:wpc="http://schemas.microsoft.com/office/word/2010/wordprocessingCanvas" xmlns:mc="http://schemas.openxmlformats.org/markup-compatibility/2006" xmlns:o="urn:schemas-microsoft-com:office:office" xmlns:r="http://schemas.openxmlformats.org/officeDocument/2006/relationships" xmlns:m="http://schemas.openxmlformats.org/officeDocument/2006/math" xmlns:v="urn:schemas-microsoft-com:vml" xmlns:wp14="http://schemas.microsoft.com/office/word/2010/wordprocessingDrawing" xmlns:wp="http://schemas.openxmlformats.org/drawingml/2006/wordprocessingDrawing" xmlns:w10="urn:schemas-microsoft-com:office:word" xmlns:w="http://schemas.openxmlformats.org/wordprocessingml/2006/main" xmlns:w14="http://schemas.microsoft.com/office/word/2010/wordml" xmlns:w15="http://schemas.microsoft.com/office/word/2012/wordml" xmlns:wpg="http://schemas.microsoft.com/office/word/2010/wordprocessingGroup" xmlns:wpi="http://schemas.microsoft.com/office/word/2010/wordprocessingInk" xmlns:wne="http://schemas.microsoft.com/office/word/2006/wordml" xmlns:wps="http://schemas.microsoft.com/office/word/2010/wordprocessingShape" xmlns:wpsCustomData="http://www.wps.cn/officeDocument/2013/wpsCustomData" mc:Ignorable="w14 w15 wp14">
   <w:p>
     <w:pPr>
       <w:spacing w:line="174" w:lineRule="auto"/>
       <w:ind w:left="4129"/>
       <w:rPr>
-        <w:rFonts w:ascii="Times New Roman" w:eastAsia="Times New Roman" w:hAnsi="Times New Roman" w:cs="Times New Roman"/>
+        <w:rFonts w:ascii="Times New Roman" w:hAnsi="Times New Roman" w:eastAsia="Times New Roman" w:cs="Times New Roman"/>
         <w:sz w:val="18"/>
         <w:szCs w:val="18"/>
       </w:rPr>
@@ -10345,13 +10404,13 @@
 </file>
 
 <file path=word/footer4.xml><?xml version="1.0" encoding="utf-8"?>
-<w:ftr xmlns:wpc="http://schemas.microsoft.com/office/word/2010/wordprocessingCanvas" xmlns:mc="http://schemas.openxmlformats.org/markup-compatibility/2006" xmlns:o="urn:schemas-microsoft-com:office:office" xmlns:r="http://schemas.openxmlformats.org/officeDocument/2006/relationships" xmlns:m="http://schemas.openxmlformats.org/officeDocument/2006/math" xmlns:v="urn:schemas-microsoft-com:vml" xmlns:wp14="http://schemas.microsoft.com/office/word/2010/wordprocessingDrawing" xmlns:wp="http://schemas.openxmlformats.org/drawingml/2006/wordprocessingDrawing" xmlns:w10="urn:schemas-microsoft-com:office:word" xmlns:w="http://schemas.openxmlformats.org/wordprocessingml/2006/main" xmlns:w14="http://schemas.microsoft.com/office/word/2010/wordml" xmlns:w15="http://schemas.microsoft.com/office/word/2012/wordml" xmlns:wne="http://schemas.microsoft.com/office/word/2006/wordml" xmlns:wpg="http://schemas.microsoft.com/office/word/2010/wordprocessingGroup" xmlns:wpi="http://schemas.microsoft.com/office/word/2010/wordprocessingInk" xmlns:wps="http://schemas.microsoft.com/office/word/2010/wordprocessingShape" mc:Ignorable="w14 w15 wp14">
+<w:ftr xmlns:wpc="http://schemas.microsoft.com/office/word/2010/wordprocessingCanvas" xmlns:mc="http://schemas.openxmlformats.org/markup-compatibility/2006" xmlns:o="urn:schemas-microsoft-com:office:office" xmlns:r="http://schemas.openxmlformats.org/officeDocument/2006/relationships" xmlns:m="http://schemas.openxmlformats.org/officeDocument/2006/math" xmlns:v="urn:schemas-microsoft-com:vml" xmlns:wp14="http://schemas.microsoft.com/office/word/2010/wordprocessingDrawing" xmlns:wp="http://schemas.openxmlformats.org/drawingml/2006/wordprocessingDrawing" xmlns:w10="urn:schemas-microsoft-com:office:word" xmlns:w="http://schemas.openxmlformats.org/wordprocessingml/2006/main" xmlns:w14="http://schemas.microsoft.com/office/word/2010/wordml" xmlns:w15="http://schemas.microsoft.com/office/word/2012/wordml" xmlns:wpg="http://schemas.microsoft.com/office/word/2010/wordprocessingGroup" xmlns:wpi="http://schemas.microsoft.com/office/word/2010/wordprocessingInk" xmlns:wne="http://schemas.microsoft.com/office/word/2006/wordml" xmlns:wps="http://schemas.microsoft.com/office/word/2010/wordprocessingShape" xmlns:wpsCustomData="http://www.wps.cn/officeDocument/2013/wpsCustomData" mc:Ignorable="w14 w15 wp14">
   <w:p>
     <w:pPr>
       <w:spacing w:line="174" w:lineRule="auto"/>
       <w:ind w:left="4197"/>
       <w:rPr>
-        <w:rFonts w:ascii="Times New Roman" w:eastAsia="Times New Roman" w:hAnsi="Times New Roman" w:cs="Times New Roman"/>
+        <w:rFonts w:ascii="Times New Roman" w:hAnsi="Times New Roman" w:eastAsia="Times New Roman" w:cs="Times New Roman"/>
         <w:sz w:val="18"/>
         <w:szCs w:val="18"/>
       </w:rPr>
@@ -10360,16 +10419,41 @@
 </w:ftr>
 </file>
 
+<file path=word/footnotes.xml><?xml version="1.0" encoding="utf-8"?>
+<w:footnotes xmlns:wpc="http://schemas.microsoft.com/office/word/2010/wordprocessingCanvas" xmlns:mc="http://schemas.openxmlformats.org/markup-compatibility/2006" xmlns:o="urn:schemas-microsoft-com:office:office" xmlns:r="http://schemas.openxmlformats.org/officeDocument/2006/relationships" xmlns:m="http://schemas.openxmlformats.org/officeDocument/2006/math" xmlns:v="urn:schemas-microsoft-com:vml" xmlns:wp14="http://schemas.microsoft.com/office/word/2010/wordprocessingDrawing" xmlns:wp="http://schemas.openxmlformats.org/drawingml/2006/wordprocessingDrawing" xmlns:w="http://schemas.openxmlformats.org/wordprocessingml/2006/main" xmlns:w14="http://schemas.microsoft.com/office/word/2010/wordml" xmlns:w15="http://schemas.microsoft.com/office/word/2012/wordml" xmlns:w10="urn:schemas-microsoft-com:office:word" xmlns:wpg="http://schemas.microsoft.com/office/word/2010/wordprocessingGroup" xmlns:wpi="http://schemas.microsoft.com/office/word/2010/wordprocessingInk" xmlns:wne="http://schemas.microsoft.com/office/word/2006/wordml" xmlns:wps="http://schemas.microsoft.com/office/word/2010/wordprocessingShape" xmlns:wpsCustomData="http://www.wps.cn/officeDocument/2013/wpsCustomData" mc:Ignorable="w14 w15 wp14">
+  <w:footnote w:type="separator" w:id="0">
+    <w:p>
+      <w:pPr>
+        <w:spacing w:line="360" w:lineRule="auto"/>
+      </w:pPr>
+      <w:r>
+        <w:separator/>
+      </w:r>
+    </w:p>
+  </w:footnote>
+  <w:footnote w:type="continuationSeparator" w:id="1">
+    <w:p>
+      <w:pPr>
+        <w:spacing w:line="360" w:lineRule="auto"/>
+      </w:pPr>
+      <w:r>
+        <w:continuationSeparator/>
+      </w:r>
+    </w:p>
+  </w:footnote>
+</w:footnotes>
+</file>
+
 <file path=word/numbering.xml><?xml version="1.0" encoding="utf-8"?>
-<w:numbering xmlns:wpc="http://schemas.microsoft.com/office/word/2010/wordprocessingCanvas" xmlns:mc="http://schemas.openxmlformats.org/markup-compatibility/2006" xmlns:o="urn:schemas-microsoft-com:office:office" xmlns:r="http://schemas.openxmlformats.org/officeDocument/2006/relationships" xmlns:m="http://schemas.openxmlformats.org/officeDocument/2006/math" xmlns:v="urn:schemas-microsoft-com:vml" xmlns:wp14="http://schemas.microsoft.com/office/word/2010/wordprocessingDrawing" xmlns:wp="http://schemas.openxmlformats.org/drawingml/2006/wordprocessingDrawing" xmlns:w10="urn:schemas-microsoft-com:office:word" xmlns:w="http://schemas.openxmlformats.org/wordprocessingml/2006/main" xmlns:w14="http://schemas.microsoft.com/office/word/2010/wordml" xmlns:w15="http://schemas.microsoft.com/office/word/2012/wordml" xmlns:wne="http://schemas.microsoft.com/office/word/2006/wordml" xmlns:wpg="http://schemas.microsoft.com/office/word/2010/wordprocessingGroup" xmlns:wpi="http://schemas.microsoft.com/office/word/2010/wordprocessingInk" xmlns:wps="http://schemas.microsoft.com/office/word/2010/wordprocessingShape" mc:Ignorable="w14 w15 wp14">
+<w:numbering xmlns:wpc="http://schemas.microsoft.com/office/word/2010/wordprocessingCanvas" xmlns:mc="http://schemas.openxmlformats.org/markup-compatibility/2006" xmlns:o="urn:schemas-microsoft-com:office:office" xmlns:r="http://schemas.openxmlformats.org/officeDocument/2006/relationships" xmlns:m="http://schemas.openxmlformats.org/officeDocument/2006/math" xmlns:v="urn:schemas-microsoft-com:vml" xmlns:wp14="http://schemas.microsoft.com/office/word/2010/wordprocessingDrawing" xmlns:wp="http://schemas.openxmlformats.org/drawingml/2006/wordprocessingDrawing" xmlns:w10="urn:schemas-microsoft-com:office:word" xmlns:w="http://schemas.openxmlformats.org/wordprocessingml/2006/main" xmlns:w14="http://schemas.microsoft.com/office/word/2010/wordml" xmlns:wpg="http://schemas.microsoft.com/office/word/2010/wordprocessingGroup" xmlns:wpi="http://schemas.microsoft.com/office/word/2010/wordprocessingInk" xmlns:wne="http://schemas.microsoft.com/office/word/2006/wordml" xmlns:wps="http://schemas.microsoft.com/office/word/2010/wordprocessingShape" xmlns:wpsCustomData="http://www.wps.cn/officeDocument/2013/wpsCustomData" mc:Ignorable="w14 wp14">
   <w:abstractNum w:abstractNumId="0">
     <w:nsid w:val="8E964DCE"/>
     <w:multiLevelType w:val="multilevel"/>
     <w:tmpl w:val="8E964DCE"/>
-    <w:lvl w:ilvl="0">
+    <w:lvl w:ilvl="0" w:tentative="0">
       <w:start w:val="1"/>
       <w:numFmt w:val="decimal"/>
-      <w:pStyle w:val="Heading1"/>
+      <w:pStyle w:val="2"/>
       <w:lvlText w:val="%1."/>
       <w:lvlJc w:val="left"/>
       <w:pPr>
@@ -10379,10 +10463,10 @@
         <w:rFonts w:hint="default"/>
       </w:rPr>
     </w:lvl>
-    <w:lvl w:ilvl="1">
+    <w:lvl w:ilvl="1" w:tentative="0">
       <w:start w:val="1"/>
       <w:numFmt w:val="decimal"/>
-      <w:pStyle w:val="Heading2"/>
+      <w:pStyle w:val="3"/>
       <w:lvlText w:val="%1.%2."/>
       <w:lvlJc w:val="left"/>
       <w:pPr>
@@ -10392,10 +10476,10 @@
         <w:rFonts w:hint="default"/>
       </w:rPr>
     </w:lvl>
-    <w:lvl w:ilvl="2">
+    <w:lvl w:ilvl="2" w:tentative="0">
       <w:start w:val="1"/>
       <w:numFmt w:val="decimal"/>
-      <w:pStyle w:val="Heading3"/>
+      <w:pStyle w:val="4"/>
       <w:lvlText w:val="%1.%2.%3."/>
       <w:lvlJc w:val="left"/>
       <w:pPr>
@@ -10405,10 +10489,10 @@
         <w:rFonts w:hint="default"/>
       </w:rPr>
     </w:lvl>
-    <w:lvl w:ilvl="3">
+    <w:lvl w:ilvl="3" w:tentative="0">
       <w:start w:val="1"/>
       <w:numFmt w:val="decimal"/>
-      <w:pStyle w:val="Heading4"/>
+      <w:pStyle w:val="5"/>
       <w:lvlText w:val="%1.%2.%3.%4."/>
       <w:lvlJc w:val="left"/>
       <w:pPr>
@@ -10418,10 +10502,10 @@
         <w:rFonts w:hint="default"/>
       </w:rPr>
     </w:lvl>
-    <w:lvl w:ilvl="4">
+    <w:lvl w:ilvl="4" w:tentative="0">
       <w:start w:val="1"/>
       <w:numFmt w:val="decimal"/>
-      <w:pStyle w:val="Heading5"/>
+      <w:pStyle w:val="6"/>
       <w:lvlText w:val="%1.%2.%3.%4.%5."/>
       <w:lvlJc w:val="left"/>
       <w:pPr>
@@ -10431,10 +10515,10 @@
         <w:rFonts w:hint="default"/>
       </w:rPr>
     </w:lvl>
-    <w:lvl w:ilvl="5">
+    <w:lvl w:ilvl="5" w:tentative="0">
       <w:start w:val="1"/>
       <w:numFmt w:val="decimal"/>
-      <w:pStyle w:val="Heading6"/>
+      <w:pStyle w:val="7"/>
       <w:lvlText w:val="%1.%2.%3.%4.%5.%6."/>
       <w:lvlJc w:val="left"/>
       <w:pPr>
@@ -10444,10 +10528,10 @@
         <w:rFonts w:hint="default"/>
       </w:rPr>
     </w:lvl>
-    <w:lvl w:ilvl="6">
+    <w:lvl w:ilvl="6" w:tentative="0">
       <w:start w:val="1"/>
       <w:numFmt w:val="decimal"/>
-      <w:pStyle w:val="Heading7"/>
+      <w:pStyle w:val="8"/>
       <w:lvlText w:val="%1.%2.%3.%4.%5.%6.%7."/>
       <w:lvlJc w:val="left"/>
       <w:pPr>
@@ -10457,10 +10541,10 @@
         <w:rFonts w:hint="default"/>
       </w:rPr>
     </w:lvl>
-    <w:lvl w:ilvl="7">
+    <w:lvl w:ilvl="7" w:tentative="0">
       <w:start w:val="1"/>
       <w:numFmt w:val="decimal"/>
-      <w:pStyle w:val="Heading8"/>
+      <w:pStyle w:val="9"/>
       <w:lvlText w:val="%1.%2.%3.%4.%5.%6.%7.%8."/>
       <w:lvlJc w:val="left"/>
       <w:pPr>
@@ -10470,10 +10554,10 @@
         <w:rFonts w:hint="default"/>
       </w:rPr>
     </w:lvl>
-    <w:lvl w:ilvl="8">
+    <w:lvl w:ilvl="8" w:tentative="0">
       <w:start w:val="1"/>
       <w:numFmt w:val="decimal"/>
-      <w:pStyle w:val="Heading9"/>
+      <w:pStyle w:val="10"/>
       <w:lvlText w:val="%1.%2.%3.%4.%5.%6.%7.%8.%9."/>
       <w:lvlJc w:val="left"/>
       <w:pPr>
@@ -10488,7 +10572,7 @@
     <w:nsid w:val="9BEC6AB0"/>
     <w:multiLevelType w:val="singleLevel"/>
     <w:tmpl w:val="9BEC6AB0"/>
-    <w:lvl w:ilvl="0">
+    <w:lvl w:ilvl="0" w:tentative="0">
       <w:start w:val="1"/>
       <w:numFmt w:val="decimal"/>
       <w:lvlText w:val="%1."/>
@@ -10505,7 +10589,7 @@
     <w:nsid w:val="4F4F86F5"/>
     <w:multiLevelType w:val="singleLevel"/>
     <w:tmpl w:val="4F4F86F5"/>
-    <w:lvl w:ilvl="0">
+    <w:lvl w:ilvl="0" w:tentative="0">
       <w:start w:val="1"/>
       <w:numFmt w:val="decimal"/>
       <w:lvlText w:val="%1."/>
@@ -10522,7 +10606,7 @@
     <w:nsid w:val="6677E562"/>
     <w:multiLevelType w:val="singleLevel"/>
     <w:tmpl w:val="6677E562"/>
-    <w:lvl w:ilvl="0">
+    <w:lvl w:ilvl="0" w:tentative="0">
       <w:start w:val="1"/>
       <w:numFmt w:val="decimal"/>
       <w:lvlText w:val="%1."/>
@@ -10539,7 +10623,7 @@
     <w:nsid w:val="777F0E43"/>
     <w:multiLevelType w:val="singleLevel"/>
     <w:tmpl w:val="777F0E43"/>
-    <w:lvl w:ilvl="0">
+    <w:lvl w:ilvl="0" w:tentative="0">
       <w:start w:val="1"/>
       <w:numFmt w:val="decimal"/>
       <w:lvlText w:val="%1."/>
@@ -10571,267 +10655,269 @@
 </file>
 
 <file path=word/styles.xml><?xml version="1.0" encoding="utf-8"?>
-<w:styles xmlns:mc="http://schemas.openxmlformats.org/markup-compatibility/2006" xmlns:r="http://schemas.openxmlformats.org/officeDocument/2006/relationships" xmlns:w="http://schemas.openxmlformats.org/wordprocessingml/2006/main" xmlns:w14="http://schemas.microsoft.com/office/word/2010/wordml" xmlns:w15="http://schemas.microsoft.com/office/word/2012/wordml" mc:Ignorable="w14 w15">
+<w:styles xmlns:mc="http://schemas.openxmlformats.org/markup-compatibility/2006" xmlns:o="urn:schemas-microsoft-com:office:office" xmlns:r="http://schemas.openxmlformats.org/officeDocument/2006/relationships" xmlns:m="http://schemas.openxmlformats.org/officeDocument/2006/math" xmlns:v="urn:schemas-microsoft-com:vml" xmlns:w="http://schemas.openxmlformats.org/wordprocessingml/2006/main" xmlns:w14="http://schemas.microsoft.com/office/word/2010/wordml" xmlns:w10="urn:schemas-microsoft-com:office:word" xmlns:sl="http://schemas.openxmlformats.org/schemaLibrary/2006/main" xmlns:wpsCustomData="http://www.wps.cn/officeDocument/2013/wpsCustomData" mc:Ignorable="w14">
   <w:docDefaults>
     <w:rPrDefault>
       <w:rPr>
-        <w:rFonts w:ascii="Times New Roman" w:eastAsia="宋体" w:hAnsi="Times New Roman" w:cs="Times New Roman"/>
+        <w:rFonts w:ascii="Times New Roman" w:hAnsi="Times New Roman" w:eastAsia="宋体" w:cs="Times New Roman"/>
       </w:rPr>
     </w:rPrDefault>
     <w:pPrDefault/>
   </w:docDefaults>
-  <w:latentStyles w:defLockedState="0" w:defUIPriority="99" w:defSemiHidden="1" w:defUnhideWhenUsed="1" w:defQFormat="0" w:count="260">
-    <w:lsdException w:name="Normal" w:semiHidden="0" w:uiPriority="0" w:unhideWhenUsed="0" w:qFormat="1"/>
-    <w:lsdException w:name="heading 1" w:semiHidden="0" w:uiPriority="0" w:unhideWhenUsed="0" w:qFormat="1"/>
-    <w:lsdException w:name="heading 2" w:semiHidden="0" w:uiPriority="0" w:qFormat="1"/>
-    <w:lsdException w:name="heading 3" w:uiPriority="0" w:qFormat="1"/>
-    <w:lsdException w:name="heading 4" w:semiHidden="0" w:uiPriority="0" w:qFormat="1"/>
-    <w:lsdException w:name="heading 5" w:uiPriority="0" w:qFormat="1"/>
-    <w:lsdException w:name="heading 6" w:uiPriority="0" w:qFormat="1"/>
-    <w:lsdException w:name="heading 7" w:uiPriority="0" w:qFormat="1"/>
-    <w:lsdException w:name="heading 8" w:uiPriority="0" w:qFormat="1"/>
-    <w:lsdException w:name="heading 9" w:uiPriority="0" w:qFormat="1"/>
-    <w:lsdException w:name="index 1" w:semiHidden="0" w:uiPriority="0" w:unhideWhenUsed="0"/>
-    <w:lsdException w:name="index 2" w:semiHidden="0" w:uiPriority="0" w:unhideWhenUsed="0"/>
-    <w:lsdException w:name="index 3" w:semiHidden="0" w:uiPriority="0" w:unhideWhenUsed="0"/>
-    <w:lsdException w:name="index 4" w:semiHidden="0" w:uiPriority="0" w:unhideWhenUsed="0"/>
-    <w:lsdException w:name="index 5" w:semiHidden="0" w:uiPriority="0" w:unhideWhenUsed="0"/>
-    <w:lsdException w:name="index 6" w:semiHidden="0" w:uiPriority="0" w:unhideWhenUsed="0"/>
-    <w:lsdException w:name="index 7" w:semiHidden="0" w:uiPriority="0" w:unhideWhenUsed="0"/>
-    <w:lsdException w:name="index 8" w:semiHidden="0" w:uiPriority="0" w:unhideWhenUsed="0"/>
-    <w:lsdException w:name="index 9" w:semiHidden="0" w:uiPriority="0" w:unhideWhenUsed="0"/>
-    <w:lsdException w:name="toc 1" w:semiHidden="0" w:uiPriority="0" w:unhideWhenUsed="0" w:qFormat="1"/>
-    <w:lsdException w:name="toc 2" w:semiHidden="0" w:uiPriority="0" w:unhideWhenUsed="0" w:qFormat="1"/>
-    <w:lsdException w:name="toc 3" w:semiHidden="0" w:uiPriority="0" w:unhideWhenUsed="0" w:qFormat="1"/>
-    <w:lsdException w:name="toc 4" w:semiHidden="0" w:uiPriority="0" w:unhideWhenUsed="0"/>
-    <w:lsdException w:name="toc 5" w:semiHidden="0" w:uiPriority="0" w:unhideWhenUsed="0"/>
-    <w:lsdException w:name="toc 6" w:semiHidden="0" w:uiPriority="0" w:unhideWhenUsed="0"/>
-    <w:lsdException w:name="toc 7" w:semiHidden="0" w:uiPriority="0" w:unhideWhenUsed="0"/>
-    <w:lsdException w:name="toc 8" w:semiHidden="0" w:uiPriority="0" w:unhideWhenUsed="0"/>
-    <w:lsdException w:name="toc 9" w:semiHidden="0" w:uiPriority="0" w:unhideWhenUsed="0"/>
-    <w:lsdException w:name="Normal Indent" w:semiHidden="0" w:uiPriority="0" w:unhideWhenUsed="0"/>
-    <w:lsdException w:name="footnote text" w:semiHidden="0" w:uiPriority="0" w:unhideWhenUsed="0"/>
-    <w:lsdException w:name="annotation text" w:semiHidden="0" w:uiPriority="0" w:unhideWhenUsed="0" w:qFormat="1"/>
-    <w:lsdException w:name="header" w:semiHidden="0" w:uiPriority="0" w:unhideWhenUsed="0" w:qFormat="1"/>
-    <w:lsdException w:name="footer" w:semiHidden="0" w:uiPriority="0" w:unhideWhenUsed="0" w:qFormat="1"/>
-    <w:lsdException w:name="index heading" w:semiHidden="0" w:uiPriority="0" w:unhideWhenUsed="0"/>
-    <w:lsdException w:name="caption" w:uiPriority="0" w:qFormat="1"/>
-    <w:lsdException w:name="table of figures" w:semiHidden="0" w:uiPriority="0" w:unhideWhenUsed="0"/>
-    <w:lsdException w:name="envelope address" w:semiHidden="0" w:uiPriority="0" w:unhideWhenUsed="0"/>
-    <w:lsdException w:name="envelope return" w:semiHidden="0" w:uiPriority="0" w:unhideWhenUsed="0"/>
-    <w:lsdException w:name="footnote reference" w:semiHidden="0" w:uiPriority="0" w:unhideWhenUsed="0"/>
-    <w:lsdException w:name="annotation reference" w:semiHidden="0" w:uiPriority="0" w:unhideWhenUsed="0"/>
-    <w:lsdException w:name="line number" w:semiHidden="0" w:uiPriority="0" w:unhideWhenUsed="0"/>
-    <w:lsdException w:name="page number" w:semiHidden="0" w:uiPriority="0" w:unhideWhenUsed="0"/>
-    <w:lsdException w:name="endnote reference" w:semiHidden="0" w:uiPriority="0" w:unhideWhenUsed="0"/>
-    <w:lsdException w:name="endnote text" w:semiHidden="0" w:uiPriority="0" w:unhideWhenUsed="0"/>
-    <w:lsdException w:name="table of authorities" w:semiHidden="0" w:uiPriority="0" w:unhideWhenUsed="0"/>
-    <w:lsdException w:name="macro" w:semiHidden="0" w:uiPriority="0" w:unhideWhenUsed="0"/>
-    <w:lsdException w:name="toa heading" w:semiHidden="0" w:uiPriority="0" w:unhideWhenUsed="0"/>
-    <w:lsdException w:name="List" w:semiHidden="0" w:uiPriority="0" w:unhideWhenUsed="0"/>
-    <w:lsdException w:name="List Bullet" w:semiHidden="0" w:uiPriority="0" w:unhideWhenUsed="0"/>
-    <w:lsdException w:name="List Number" w:semiHidden="0" w:uiPriority="0" w:unhideWhenUsed="0"/>
-    <w:lsdException w:name="List 2" w:semiHidden="0" w:uiPriority="0" w:unhideWhenUsed="0"/>
-    <w:lsdException w:name="List 3" w:semiHidden="0" w:uiPriority="0" w:unhideWhenUsed="0"/>
-    <w:lsdException w:name="List 4" w:semiHidden="0" w:uiPriority="0" w:unhideWhenUsed="0"/>
-    <w:lsdException w:name="List 5" w:semiHidden="0" w:uiPriority="0" w:unhideWhenUsed="0"/>
-    <w:lsdException w:name="List Bullet 2" w:semiHidden="0" w:uiPriority="0" w:unhideWhenUsed="0"/>
-    <w:lsdException w:name="List Bullet 3" w:semiHidden="0" w:uiPriority="0" w:unhideWhenUsed="0"/>
-    <w:lsdException w:name="List Bullet 4" w:semiHidden="0" w:uiPriority="0" w:unhideWhenUsed="0"/>
-    <w:lsdException w:name="List Bullet 5" w:semiHidden="0" w:uiPriority="0" w:unhideWhenUsed="0"/>
-    <w:lsdException w:name="List Number 2" w:semiHidden="0" w:uiPriority="0" w:unhideWhenUsed="0"/>
-    <w:lsdException w:name="List Number 3" w:semiHidden="0" w:uiPriority="0" w:unhideWhenUsed="0"/>
-    <w:lsdException w:name="List Number 4" w:semiHidden="0" w:uiPriority="0" w:unhideWhenUsed="0"/>
-    <w:lsdException w:name="List Number 5" w:semiHidden="0" w:uiPriority="0" w:unhideWhenUsed="0"/>
-    <w:lsdException w:name="Title" w:semiHidden="0" w:uiPriority="0" w:unhideWhenUsed="0" w:qFormat="1"/>
-    <w:lsdException w:name="Closing" w:semiHidden="0" w:uiPriority="0" w:unhideWhenUsed="0"/>
-    <w:lsdException w:name="Signature" w:semiHidden="0" w:uiPriority="0" w:unhideWhenUsed="0"/>
-    <w:lsdException w:name="Default Paragraph Font" w:uiPriority="0" w:unhideWhenUsed="0" w:qFormat="1"/>
-    <w:lsdException w:name="Body Text" w:uiPriority="0" w:unhideWhenUsed="0" w:qFormat="1"/>
-    <w:lsdException w:name="Body Text Indent" w:semiHidden="0" w:uiPriority="0" w:unhideWhenUsed="0"/>
-    <w:lsdException w:name="List Continue" w:semiHidden="0" w:uiPriority="0" w:unhideWhenUsed="0"/>
-    <w:lsdException w:name="List Continue 2" w:semiHidden="0" w:uiPriority="0" w:unhideWhenUsed="0"/>
-    <w:lsdException w:name="List Continue 3" w:semiHidden="0" w:uiPriority="0" w:unhideWhenUsed="0"/>
-    <w:lsdException w:name="List Continue 4" w:semiHidden="0" w:uiPriority="0" w:unhideWhenUsed="0"/>
-    <w:lsdException w:name="List Continue 5" w:semiHidden="0" w:uiPriority="0" w:unhideWhenUsed="0"/>
-    <w:lsdException w:name="Message Header" w:semiHidden="0" w:uiPriority="0" w:unhideWhenUsed="0"/>
-    <w:lsdException w:name="Subtitle" w:semiHidden="0" w:uiPriority="0" w:unhideWhenUsed="0" w:qFormat="1"/>
-    <w:lsdException w:name="Salutation" w:semiHidden="0" w:uiPriority="0" w:unhideWhenUsed="0"/>
-    <w:lsdException w:name="Date" w:semiHidden="0" w:uiPriority="0" w:unhideWhenUsed="0"/>
-    <w:lsdException w:name="Body Text First Indent" w:semiHidden="0" w:uiPriority="0" w:unhideWhenUsed="0"/>
-    <w:lsdException w:name="Body Text First Indent 2" w:semiHidden="0" w:uiPriority="0" w:unhideWhenUsed="0"/>
-    <w:lsdException w:name="Body Text 2" w:semiHidden="0" w:uiPriority="0" w:unhideWhenUsed="0"/>
-    <w:lsdException w:name="Body Text 3" w:semiHidden="0" w:uiPriority="0" w:unhideWhenUsed="0"/>
-    <w:lsdException w:name="Body Text Indent 2" w:semiHidden="0" w:uiPriority="0" w:unhideWhenUsed="0"/>
-    <w:lsdException w:name="Body Text Indent 3" w:semiHidden="0" w:uiPriority="0" w:unhideWhenUsed="0"/>
-    <w:lsdException w:name="Block Text" w:semiHidden="0" w:uiPriority="0" w:unhideWhenUsed="0"/>
-    <w:lsdException w:name="Hyperlink" w:semiHidden="0" w:uiPriority="0" w:unhideWhenUsed="0"/>
-    <w:lsdException w:name="FollowedHyperlink" w:semiHidden="0" w:uiPriority="0" w:unhideWhenUsed="0"/>
-    <w:lsdException w:name="Strong" w:semiHidden="0" w:uiPriority="0" w:unhideWhenUsed="0" w:qFormat="1"/>
-    <w:lsdException w:name="Emphasis" w:semiHidden="0" w:uiPriority="0" w:unhideWhenUsed="0" w:qFormat="1"/>
-    <w:lsdException w:name="Document Map" w:semiHidden="0" w:uiPriority="0" w:unhideWhenUsed="0"/>
-    <w:lsdException w:name="Plain Text" w:semiHidden="0" w:uiPriority="0" w:unhideWhenUsed="0"/>
-    <w:lsdException w:name="E-mail Signature" w:semiHidden="0" w:uiPriority="0" w:unhideWhenUsed="0"/>
-    <w:lsdException w:name="Normal (Web)" w:semiHidden="0" w:uiPriority="0" w:unhideWhenUsed="0" w:qFormat="1"/>
-    <w:lsdException w:name="HTML Acronym" w:semiHidden="0" w:uiPriority="0" w:unhideWhenUsed="0"/>
-    <w:lsdException w:name="HTML Address" w:semiHidden="0" w:uiPriority="0" w:unhideWhenUsed="0"/>
-    <w:lsdException w:name="HTML Cite" w:semiHidden="0" w:uiPriority="0" w:unhideWhenUsed="0"/>
-    <w:lsdException w:name="HTML Code" w:semiHidden="0" w:uiPriority="0" w:unhideWhenUsed="0"/>
-    <w:lsdException w:name="HTML Definition" w:semiHidden="0" w:uiPriority="0" w:unhideWhenUsed="0"/>
-    <w:lsdException w:name="HTML Keyboard" w:semiHidden="0" w:uiPriority="0" w:unhideWhenUsed="0"/>
-    <w:lsdException w:name="HTML Preformatted" w:semiHidden="0" w:uiPriority="0" w:unhideWhenUsed="0"/>
-    <w:lsdException w:name="HTML Sample" w:semiHidden="0" w:uiPriority="0" w:unhideWhenUsed="0"/>
-    <w:lsdException w:name="HTML Typewriter" w:semiHidden="0" w:uiPriority="0" w:unhideWhenUsed="0"/>
-    <w:lsdException w:name="HTML Variable" w:semiHidden="0" w:uiPriority="0" w:unhideWhenUsed="0"/>
-    <w:lsdException w:name="Normal Table" w:uiPriority="0" w:unhideWhenUsed="0" w:qFormat="1"/>
-    <w:lsdException w:name="annotation subject" w:semiHidden="0" w:uiPriority="0" w:unhideWhenUsed="0"/>
-    <w:lsdException w:name="Table Simple 1" w:semiHidden="0" w:uiPriority="0" w:unhideWhenUsed="0"/>
-    <w:lsdException w:name="Table Simple 2" w:semiHidden="0" w:uiPriority="0" w:unhideWhenUsed="0"/>
-    <w:lsdException w:name="Table Simple 3" w:semiHidden="0" w:uiPriority="0" w:unhideWhenUsed="0"/>
-    <w:lsdException w:name="Table Classic 1" w:semiHidden="0" w:uiPriority="0" w:unhideWhenUsed="0"/>
-    <w:lsdException w:name="Table Classic 2" w:semiHidden="0" w:uiPriority="0" w:unhideWhenUsed="0"/>
-    <w:lsdException w:name="Table Classic 3" w:semiHidden="0" w:uiPriority="0" w:unhideWhenUsed="0"/>
-    <w:lsdException w:name="Table Classic 4" w:semiHidden="0" w:uiPriority="0" w:unhideWhenUsed="0"/>
-    <w:lsdException w:name="Table Colorful 1" w:semiHidden="0" w:uiPriority="0" w:unhideWhenUsed="0"/>
-    <w:lsdException w:name="Table Colorful 2" w:semiHidden="0" w:uiPriority="0" w:unhideWhenUsed="0"/>
-    <w:lsdException w:name="Table Colorful 3" w:semiHidden="0" w:uiPriority="0" w:unhideWhenUsed="0"/>
-    <w:lsdException w:name="Table Columns 1" w:semiHidden="0" w:uiPriority="0" w:unhideWhenUsed="0"/>
-    <w:lsdException w:name="Table Columns 2" w:semiHidden="0" w:uiPriority="0" w:unhideWhenUsed="0"/>
-    <w:lsdException w:name="Table Columns 3" w:semiHidden="0" w:uiPriority="0" w:unhideWhenUsed="0"/>
-    <w:lsdException w:name="Table Columns 4" w:semiHidden="0" w:uiPriority="0" w:unhideWhenUsed="0"/>
-    <w:lsdException w:name="Table Columns 5" w:semiHidden="0" w:uiPriority="0" w:unhideWhenUsed="0"/>
-    <w:lsdException w:name="Table Grid 1" w:semiHidden="0" w:uiPriority="0" w:unhideWhenUsed="0"/>
-    <w:lsdException w:name="Table Grid 2" w:semiHidden="0" w:uiPriority="0" w:unhideWhenUsed="0"/>
-    <w:lsdException w:name="Table Grid 3" w:semiHidden="0" w:uiPriority="0" w:unhideWhenUsed="0"/>
-    <w:lsdException w:name="Table Grid 4" w:semiHidden="0" w:uiPriority="0" w:unhideWhenUsed="0"/>
-    <w:lsdException w:name="Table Grid 5" w:semiHidden="0" w:uiPriority="0" w:unhideWhenUsed="0"/>
-    <w:lsdException w:name="Table Grid 6" w:semiHidden="0" w:uiPriority="0" w:unhideWhenUsed="0"/>
-    <w:lsdException w:name="Table Grid 7" w:semiHidden="0" w:uiPriority="0" w:unhideWhenUsed="0"/>
-    <w:lsdException w:name="Table Grid 8" w:semiHidden="0" w:uiPriority="0" w:unhideWhenUsed="0"/>
-    <w:lsdException w:name="Table List 1" w:semiHidden="0" w:uiPriority="0" w:unhideWhenUsed="0"/>
-    <w:lsdException w:name="Table List 2" w:semiHidden="0" w:uiPriority="0" w:unhideWhenUsed="0"/>
-    <w:lsdException w:name="Table List 3" w:semiHidden="0" w:uiPriority="0" w:unhideWhenUsed="0"/>
-    <w:lsdException w:name="Table List 4" w:semiHidden="0" w:uiPriority="0" w:unhideWhenUsed="0"/>
-    <w:lsdException w:name="Table List 5" w:semiHidden="0" w:uiPriority="0" w:unhideWhenUsed="0"/>
-    <w:lsdException w:name="Table List 6" w:semiHidden="0" w:uiPriority="0" w:unhideWhenUsed="0"/>
-    <w:lsdException w:name="Table List 7" w:semiHidden="0" w:uiPriority="0" w:unhideWhenUsed="0"/>
-    <w:lsdException w:name="Table List 8" w:semiHidden="0" w:uiPriority="0" w:unhideWhenUsed="0"/>
-    <w:lsdException w:name="Table 3D effects 1" w:semiHidden="0" w:uiPriority="0" w:unhideWhenUsed="0"/>
-    <w:lsdException w:name="Table 3D effects 2" w:semiHidden="0" w:uiPriority="0" w:unhideWhenUsed="0"/>
-    <w:lsdException w:name="Table 3D effects 3" w:semiHidden="0" w:uiPriority="0" w:unhideWhenUsed="0"/>
-    <w:lsdException w:name="Table Contemporary" w:semiHidden="0" w:uiPriority="0" w:unhideWhenUsed="0"/>
-    <w:lsdException w:name="Table Elegant" w:semiHidden="0" w:uiPriority="0" w:unhideWhenUsed="0"/>
-    <w:lsdException w:name="Table Professional" w:semiHidden="0" w:uiPriority="0" w:unhideWhenUsed="0"/>
-    <w:lsdException w:name="Table Subtle 1" w:semiHidden="0" w:uiPriority="0" w:unhideWhenUsed="0"/>
-    <w:lsdException w:name="Table Subtle 2" w:semiHidden="0" w:uiPriority="0" w:unhideWhenUsed="0"/>
-    <w:lsdException w:name="Table Web 1" w:semiHidden="0" w:uiPriority="0" w:unhideWhenUsed="0"/>
-    <w:lsdException w:name="Table Web 2" w:semiHidden="0" w:uiPriority="0" w:unhideWhenUsed="0"/>
-    <w:lsdException w:name="Table Web 3" w:semiHidden="0" w:uiPriority="0" w:unhideWhenUsed="0"/>
-    <w:lsdException w:name="Balloon Text" w:semiHidden="0" w:uiPriority="0" w:unhideWhenUsed="0"/>
-    <w:lsdException w:name="Table Grid" w:semiHidden="0" w:uiPriority="0" w:unhideWhenUsed="0" w:qFormat="1"/>
-    <w:lsdException w:name="Table Theme" w:semiHidden="0" w:uiPriority="0" w:unhideWhenUsed="0"/>
-    <w:lsdException w:name="Light Shading" w:semiHidden="0" w:uiPriority="60" w:unhideWhenUsed="0"/>
-    <w:lsdException w:name="Light List" w:semiHidden="0" w:uiPriority="61" w:unhideWhenUsed="0"/>
-    <w:lsdException w:name="Light Grid" w:semiHidden="0" w:uiPriority="62" w:unhideWhenUsed="0"/>
-    <w:lsdException w:name="Medium Shading 1" w:semiHidden="0" w:uiPriority="63" w:unhideWhenUsed="0"/>
-    <w:lsdException w:name="Medium Shading 2" w:semiHidden="0" w:uiPriority="64" w:unhideWhenUsed="0"/>
-    <w:lsdException w:name="Medium List 1" w:semiHidden="0" w:uiPriority="65" w:unhideWhenUsed="0"/>
-    <w:lsdException w:name="Medium List 2" w:semiHidden="0" w:uiPriority="66" w:unhideWhenUsed="0"/>
-    <w:lsdException w:name="Medium Grid 1" w:semiHidden="0" w:uiPriority="67" w:unhideWhenUsed="0"/>
-    <w:lsdException w:name="Medium Grid 2" w:semiHidden="0" w:uiPriority="68" w:unhideWhenUsed="0"/>
-    <w:lsdException w:name="Medium Grid 3" w:semiHidden="0" w:uiPriority="69" w:unhideWhenUsed="0"/>
-    <w:lsdException w:name="Dark List" w:semiHidden="0" w:uiPriority="70" w:unhideWhenUsed="0"/>
-    <w:lsdException w:name="Colorful Shading" w:semiHidden="0" w:uiPriority="71" w:unhideWhenUsed="0"/>
-    <w:lsdException w:name="Colorful List" w:semiHidden="0" w:uiPriority="72" w:unhideWhenUsed="0"/>
-    <w:lsdException w:name="Colorful Grid" w:semiHidden="0" w:uiPriority="73" w:unhideWhenUsed="0"/>
-    <w:lsdException w:name="Light Shading Accent 1" w:semiHidden="0" w:uiPriority="60" w:unhideWhenUsed="0"/>
-    <w:lsdException w:name="Light List Accent 1" w:semiHidden="0" w:uiPriority="61" w:unhideWhenUsed="0"/>
-    <w:lsdException w:name="Light Grid Accent 1" w:semiHidden="0" w:uiPriority="62" w:unhideWhenUsed="0"/>
-    <w:lsdException w:name="Medium Shading 1 Accent 1" w:semiHidden="0" w:uiPriority="63" w:unhideWhenUsed="0"/>
-    <w:lsdException w:name="Medium Shading 2 Accent 1" w:semiHidden="0" w:uiPriority="64" w:unhideWhenUsed="0"/>
-    <w:lsdException w:name="Medium List 1 Accent 1" w:semiHidden="0" w:uiPriority="65" w:unhideWhenUsed="0"/>
-    <w:lsdException w:name="Medium List 2 Accent 1" w:semiHidden="0" w:uiPriority="66" w:unhideWhenUsed="0"/>
-    <w:lsdException w:name="Medium Grid 1 Accent 1" w:semiHidden="0" w:uiPriority="67" w:unhideWhenUsed="0"/>
-    <w:lsdException w:name="Medium Grid 2 Accent 1" w:semiHidden="0" w:uiPriority="68" w:unhideWhenUsed="0"/>
-    <w:lsdException w:name="Medium Grid 3 Accent 1" w:semiHidden="0" w:uiPriority="69" w:unhideWhenUsed="0"/>
-    <w:lsdException w:name="Dark List Accent 1" w:semiHidden="0" w:uiPriority="70" w:unhideWhenUsed="0"/>
-    <w:lsdException w:name="Colorful Shading Accent 1" w:semiHidden="0" w:uiPriority="71" w:unhideWhenUsed="0"/>
-    <w:lsdException w:name="Colorful List Accent 1" w:semiHidden="0" w:uiPriority="72" w:unhideWhenUsed="0"/>
-    <w:lsdException w:name="Colorful Grid Accent 1" w:semiHidden="0" w:uiPriority="73" w:unhideWhenUsed="0"/>
-    <w:lsdException w:name="Light Shading Accent 2" w:semiHidden="0" w:uiPriority="60" w:unhideWhenUsed="0"/>
-    <w:lsdException w:name="Light List Accent 2" w:semiHidden="0" w:uiPriority="61" w:unhideWhenUsed="0"/>
-    <w:lsdException w:name="Light Grid Accent 2" w:semiHidden="0" w:uiPriority="62" w:unhideWhenUsed="0"/>
-    <w:lsdException w:name="Medium Shading 1 Accent 2" w:semiHidden="0" w:uiPriority="63" w:unhideWhenUsed="0"/>
-    <w:lsdException w:name="Medium Shading 2 Accent 2" w:semiHidden="0" w:uiPriority="64" w:unhideWhenUsed="0"/>
-    <w:lsdException w:name="Medium List 1 Accent 2" w:semiHidden="0" w:uiPriority="65" w:unhideWhenUsed="0"/>
-    <w:lsdException w:name="Medium List 2 Accent 2" w:semiHidden="0" w:uiPriority="66" w:unhideWhenUsed="0"/>
-    <w:lsdException w:name="Medium Grid 1 Accent 2" w:semiHidden="0" w:uiPriority="67" w:unhideWhenUsed="0"/>
-    <w:lsdException w:name="Medium Grid 2 Accent 2" w:semiHidden="0" w:uiPriority="68" w:unhideWhenUsed="0"/>
-    <w:lsdException w:name="Medium Grid 3 Accent 2" w:semiHidden="0" w:uiPriority="69" w:unhideWhenUsed="0"/>
-    <w:lsdException w:name="Dark List Accent 2" w:semiHidden="0" w:uiPriority="70" w:unhideWhenUsed="0"/>
-    <w:lsdException w:name="Colorful Shading Accent 2" w:semiHidden="0" w:uiPriority="71" w:unhideWhenUsed="0"/>
-    <w:lsdException w:name="Colorful List Accent 2" w:semiHidden="0" w:uiPriority="72" w:unhideWhenUsed="0"/>
-    <w:lsdException w:name="Colorful Grid Accent 2" w:semiHidden="0" w:uiPriority="73" w:unhideWhenUsed="0"/>
-    <w:lsdException w:name="Light Shading Accent 3" w:semiHidden="0" w:uiPriority="60" w:unhideWhenUsed="0"/>
-    <w:lsdException w:name="Light List Accent 3" w:semiHidden="0" w:uiPriority="61" w:unhideWhenUsed="0"/>
-    <w:lsdException w:name="Light Grid Accent 3" w:semiHidden="0" w:uiPriority="62" w:unhideWhenUsed="0"/>
-    <w:lsdException w:name="Medium Shading 1 Accent 3" w:semiHidden="0" w:uiPriority="63" w:unhideWhenUsed="0"/>
-    <w:lsdException w:name="Medium Shading 2 Accent 3" w:semiHidden="0" w:uiPriority="64" w:unhideWhenUsed="0"/>
-    <w:lsdException w:name="Medium List 1 Accent 3" w:semiHidden="0" w:uiPriority="65" w:unhideWhenUsed="0"/>
-    <w:lsdException w:name="Medium List 2 Accent 3" w:semiHidden="0" w:uiPriority="66" w:unhideWhenUsed="0"/>
-    <w:lsdException w:name="Medium Grid 1 Accent 3" w:semiHidden="0" w:uiPriority="67" w:unhideWhenUsed="0"/>
-    <w:lsdException w:name="Medium Grid 2 Accent 3" w:semiHidden="0" w:uiPriority="68" w:unhideWhenUsed="0"/>
-    <w:lsdException w:name="Medium Grid 3 Accent 3" w:semiHidden="0" w:uiPriority="69" w:unhideWhenUsed="0"/>
-    <w:lsdException w:name="Dark List Accent 3" w:semiHidden="0" w:uiPriority="70" w:unhideWhenUsed="0"/>
-    <w:lsdException w:name="Colorful Shading Accent 3" w:semiHidden="0" w:uiPriority="71" w:unhideWhenUsed="0"/>
-    <w:lsdException w:name="Colorful List Accent 3" w:semiHidden="0" w:uiPriority="72" w:unhideWhenUsed="0"/>
-    <w:lsdException w:name="Colorful Grid Accent 3" w:semiHidden="0" w:uiPriority="73" w:unhideWhenUsed="0"/>
-    <w:lsdException w:name="Light Shading Accent 4" w:semiHidden="0" w:uiPriority="60" w:unhideWhenUsed="0"/>
-    <w:lsdException w:name="Light List Accent 4" w:semiHidden="0" w:uiPriority="61" w:unhideWhenUsed="0"/>
-    <w:lsdException w:name="Light Grid Accent 4" w:semiHidden="0" w:uiPriority="62" w:unhideWhenUsed="0"/>
-    <w:lsdException w:name="Medium Shading 1 Accent 4" w:semiHidden="0" w:uiPriority="63" w:unhideWhenUsed="0"/>
-    <w:lsdException w:name="Medium Shading 2 Accent 4" w:semiHidden="0" w:uiPriority="64" w:unhideWhenUsed="0"/>
-    <w:lsdException w:name="Medium List 1 Accent 4" w:semiHidden="0" w:uiPriority="65" w:unhideWhenUsed="0"/>
-    <w:lsdException w:name="Medium List 2 Accent 4" w:semiHidden="0" w:uiPriority="66" w:unhideWhenUsed="0"/>
-    <w:lsdException w:name="Medium Grid 1 Accent 4" w:semiHidden="0" w:uiPriority="67" w:unhideWhenUsed="0"/>
-    <w:lsdException w:name="Medium Grid 2 Accent 4" w:semiHidden="0" w:uiPriority="68" w:unhideWhenUsed="0"/>
-    <w:lsdException w:name="Medium Grid 3 Accent 4" w:semiHidden="0" w:uiPriority="69" w:unhideWhenUsed="0"/>
-    <w:lsdException w:name="Dark List Accent 4" w:semiHidden="0" w:uiPriority="70" w:unhideWhenUsed="0"/>
-    <w:lsdException w:name="Colorful Shading Accent 4" w:semiHidden="0" w:uiPriority="71" w:unhideWhenUsed="0"/>
-    <w:lsdException w:name="Colorful List Accent 4" w:semiHidden="0" w:uiPriority="72" w:unhideWhenUsed="0"/>
-    <w:lsdException w:name="Colorful Grid Accent 4" w:semiHidden="0" w:uiPriority="73" w:unhideWhenUsed="0"/>
-    <w:lsdException w:name="Light Shading Accent 5" w:semiHidden="0" w:uiPriority="60" w:unhideWhenUsed="0"/>
-    <w:lsdException w:name="Light List Accent 5" w:semiHidden="0" w:uiPriority="61" w:unhideWhenUsed="0"/>
-    <w:lsdException w:name="Light Grid Accent 5" w:semiHidden="0" w:uiPriority="62" w:unhideWhenUsed="0"/>
-    <w:lsdException w:name="Medium Shading 1 Accent 5" w:semiHidden="0" w:uiPriority="63" w:unhideWhenUsed="0"/>
-    <w:lsdException w:name="Medium Shading 2 Accent 5" w:semiHidden="0" w:uiPriority="64" w:unhideWhenUsed="0"/>
-    <w:lsdException w:name="Medium List 1 Accent 5" w:semiHidden="0" w:uiPriority="65" w:unhideWhenUsed="0"/>
-    <w:lsdException w:name="Medium List 2 Accent 5" w:semiHidden="0" w:uiPriority="66" w:unhideWhenUsed="0"/>
-    <w:lsdException w:name="Medium Grid 1 Accent 5" w:semiHidden="0" w:uiPriority="67" w:unhideWhenUsed="0"/>
-    <w:lsdException w:name="Medium Grid 2 Accent 5" w:semiHidden="0" w:uiPriority="68" w:unhideWhenUsed="0"/>
-    <w:lsdException w:name="Medium Grid 3 Accent 5" w:semiHidden="0" w:uiPriority="69" w:unhideWhenUsed="0"/>
-    <w:lsdException w:name="Dark List Accent 5" w:semiHidden="0" w:uiPriority="70" w:unhideWhenUsed="0"/>
-    <w:lsdException w:name="Colorful Shading Accent 5" w:semiHidden="0" w:uiPriority="71" w:unhideWhenUsed="0"/>
-    <w:lsdException w:name="Colorful List Accent 5" w:semiHidden="0" w:uiPriority="72" w:unhideWhenUsed="0"/>
-    <w:lsdException w:name="Colorful Grid Accent 5" w:semiHidden="0" w:uiPriority="73" w:unhideWhenUsed="0"/>
-    <w:lsdException w:name="Light Shading Accent 6" w:semiHidden="0" w:uiPriority="60" w:unhideWhenUsed="0"/>
-    <w:lsdException w:name="Light List Accent 6" w:semiHidden="0" w:uiPriority="61" w:unhideWhenUsed="0"/>
-    <w:lsdException w:name="Light Grid Accent 6" w:semiHidden="0" w:uiPriority="62" w:unhideWhenUsed="0"/>
-    <w:lsdException w:name="Medium Shading 1 Accent 6" w:semiHidden="0" w:uiPriority="63" w:unhideWhenUsed="0"/>
-    <w:lsdException w:name="Medium Shading 2 Accent 6" w:semiHidden="0" w:uiPriority="64" w:unhideWhenUsed="0"/>
-    <w:lsdException w:name="Medium List 1 Accent 6" w:semiHidden="0" w:uiPriority="65" w:unhideWhenUsed="0"/>
-    <w:lsdException w:name="Medium List 2 Accent 6" w:semiHidden="0" w:uiPriority="66" w:unhideWhenUsed="0"/>
-    <w:lsdException w:name="Medium Grid 1 Accent 6" w:semiHidden="0" w:uiPriority="67" w:unhideWhenUsed="0"/>
-    <w:lsdException w:name="Medium Grid 2 Accent 6" w:semiHidden="0" w:uiPriority="68" w:unhideWhenUsed="0"/>
-    <w:lsdException w:name="Medium Grid 3 Accent 6" w:semiHidden="0" w:uiPriority="69" w:unhideWhenUsed="0"/>
-    <w:lsdException w:name="Dark List Accent 6" w:semiHidden="0" w:uiPriority="70" w:unhideWhenUsed="0"/>
-    <w:lsdException w:name="Colorful Shading Accent 6" w:semiHidden="0" w:uiPriority="71" w:unhideWhenUsed="0"/>
-    <w:lsdException w:name="Colorful List Accent 6" w:semiHidden="0" w:uiPriority="72" w:unhideWhenUsed="0"/>
-    <w:lsdException w:name="Colorful Grid Accent 6" w:semiHidden="0" w:uiPriority="73" w:unhideWhenUsed="0"/>
+  <w:latentStyles w:count="260" w:defQFormat="0" w:defUnhideWhenUsed="1" w:defSemiHidden="1" w:defUIPriority="99" w:defLockedState="0">
+    <w:lsdException w:qFormat="1" w:unhideWhenUsed="0" w:uiPriority="0" w:semiHidden="0" w:name="Normal"/>
+    <w:lsdException w:qFormat="1" w:unhideWhenUsed="0" w:uiPriority="0" w:semiHidden="0" w:name="heading 1"/>
+    <w:lsdException w:qFormat="1" w:uiPriority="0" w:semiHidden="0" w:name="heading 2"/>
+    <w:lsdException w:qFormat="1" w:uiPriority="0" w:name="heading 3"/>
+    <w:lsdException w:qFormat="1" w:uiPriority="0" w:semiHidden="0" w:name="heading 4"/>
+    <w:lsdException w:qFormat="1" w:uiPriority="0" w:name="heading 5"/>
+    <w:lsdException w:qFormat="1" w:uiPriority="0" w:name="heading 6"/>
+    <w:lsdException w:qFormat="1" w:uiPriority="0" w:name="heading 7"/>
+    <w:lsdException w:qFormat="1" w:uiPriority="0" w:name="heading 8"/>
+    <w:lsdException w:qFormat="1" w:uiPriority="0" w:name="heading 9"/>
+    <w:lsdException w:unhideWhenUsed="0" w:uiPriority="0" w:semiHidden="0" w:name="index 1"/>
+    <w:lsdException w:unhideWhenUsed="0" w:uiPriority="0" w:semiHidden="0" w:name="index 2"/>
+    <w:lsdException w:unhideWhenUsed="0" w:uiPriority="0" w:semiHidden="0" w:name="index 3"/>
+    <w:lsdException w:unhideWhenUsed="0" w:uiPriority="0" w:semiHidden="0" w:name="index 4"/>
+    <w:lsdException w:unhideWhenUsed="0" w:uiPriority="0" w:semiHidden="0" w:name="index 5"/>
+    <w:lsdException w:unhideWhenUsed="0" w:uiPriority="0" w:semiHidden="0" w:name="index 6"/>
+    <w:lsdException w:unhideWhenUsed="0" w:uiPriority="0" w:semiHidden="0" w:name="index 7"/>
+    <w:lsdException w:unhideWhenUsed="0" w:uiPriority="0" w:semiHidden="0" w:name="index 8"/>
+    <w:lsdException w:unhideWhenUsed="0" w:uiPriority="0" w:semiHidden="0" w:name="index 9"/>
+    <w:lsdException w:qFormat="1" w:unhideWhenUsed="0" w:uiPriority="0" w:semiHidden="0" w:name="toc 1"/>
+    <w:lsdException w:qFormat="1" w:unhideWhenUsed="0" w:uiPriority="0" w:semiHidden="0" w:name="toc 2"/>
+    <w:lsdException w:qFormat="1" w:unhideWhenUsed="0" w:uiPriority="0" w:semiHidden="0" w:name="toc 3"/>
+    <w:lsdException w:unhideWhenUsed="0" w:uiPriority="0" w:semiHidden="0" w:name="toc 4"/>
+    <w:lsdException w:unhideWhenUsed="0" w:uiPriority="0" w:semiHidden="0" w:name="toc 5"/>
+    <w:lsdException w:unhideWhenUsed="0" w:uiPriority="0" w:semiHidden="0" w:name="toc 6"/>
+    <w:lsdException w:unhideWhenUsed="0" w:uiPriority="0" w:semiHidden="0" w:name="toc 7"/>
+    <w:lsdException w:unhideWhenUsed="0" w:uiPriority="0" w:semiHidden="0" w:name="toc 8"/>
+    <w:lsdException w:unhideWhenUsed="0" w:uiPriority="0" w:semiHidden="0" w:name="toc 9"/>
+    <w:lsdException w:unhideWhenUsed="0" w:uiPriority="0" w:semiHidden="0" w:name="Normal Indent"/>
+    <w:lsdException w:unhideWhenUsed="0" w:uiPriority="0" w:semiHidden="0" w:name="footnote text"/>
+    <w:lsdException w:qFormat="1" w:unhideWhenUsed="0" w:uiPriority="0" w:semiHidden="0" w:name="annotation text"/>
+    <w:lsdException w:qFormat="1" w:unhideWhenUsed="0" w:uiPriority="0" w:semiHidden="0" w:name="header"/>
+    <w:lsdException w:qFormat="1" w:unhideWhenUsed="0" w:uiPriority="0" w:semiHidden="0" w:name="footer"/>
+    <w:lsdException w:unhideWhenUsed="0" w:uiPriority="0" w:semiHidden="0" w:name="index heading"/>
+    <w:lsdException w:qFormat="1" w:uiPriority="0" w:name="caption"/>
+    <w:lsdException w:unhideWhenUsed="0" w:uiPriority="0" w:semiHidden="0" w:name="table of figures"/>
+    <w:lsdException w:unhideWhenUsed="0" w:uiPriority="0" w:semiHidden="0" w:name="envelope address"/>
+    <w:lsdException w:unhideWhenUsed="0" w:uiPriority="0" w:semiHidden="0" w:name="envelope return"/>
+    <w:lsdException w:unhideWhenUsed="0" w:uiPriority="0" w:semiHidden="0" w:name="footnote reference"/>
+    <w:lsdException w:unhideWhenUsed="0" w:uiPriority="0" w:semiHidden="0" w:name="annotation reference"/>
+    <w:lsdException w:unhideWhenUsed="0" w:uiPriority="0" w:semiHidden="0" w:name="line number"/>
+    <w:lsdException w:unhideWhenUsed="0" w:uiPriority="0" w:semiHidden="0" w:name="page number"/>
+    <w:lsdException w:unhideWhenUsed="0" w:uiPriority="0" w:semiHidden="0" w:name="endnote reference"/>
+    <w:lsdException w:unhideWhenUsed="0" w:uiPriority="0" w:semiHidden="0" w:name="endnote text"/>
+    <w:lsdException w:unhideWhenUsed="0" w:uiPriority="0" w:semiHidden="0" w:name="table of authorities"/>
+    <w:lsdException w:unhideWhenUsed="0" w:uiPriority="0" w:semiHidden="0" w:name="macro"/>
+    <w:lsdException w:unhideWhenUsed="0" w:uiPriority="0" w:semiHidden="0" w:name="toa heading"/>
+    <w:lsdException w:unhideWhenUsed="0" w:uiPriority="0" w:semiHidden="0" w:name="List"/>
+    <w:lsdException w:unhideWhenUsed="0" w:uiPriority="0" w:semiHidden="0" w:name="List Bullet"/>
+    <w:lsdException w:unhideWhenUsed="0" w:uiPriority="0" w:semiHidden="0" w:name="List Number"/>
+    <w:lsdException w:unhideWhenUsed="0" w:uiPriority="0" w:semiHidden="0" w:name="List 2"/>
+    <w:lsdException w:unhideWhenUsed="0" w:uiPriority="0" w:semiHidden="0" w:name="List 3"/>
+    <w:lsdException w:unhideWhenUsed="0" w:uiPriority="0" w:semiHidden="0" w:name="List 4"/>
+    <w:lsdException w:unhideWhenUsed="0" w:uiPriority="0" w:semiHidden="0" w:name="List 5"/>
+    <w:lsdException w:unhideWhenUsed="0" w:uiPriority="0" w:semiHidden="0" w:name="List Bullet 2"/>
+    <w:lsdException w:unhideWhenUsed="0" w:uiPriority="0" w:semiHidden="0" w:name="List Bullet 3"/>
+    <w:lsdException w:unhideWhenUsed="0" w:uiPriority="0" w:semiHidden="0" w:name="List Bullet 4"/>
+    <w:lsdException w:unhideWhenUsed="0" w:uiPriority="0" w:semiHidden="0" w:name="List Bullet 5"/>
+    <w:lsdException w:unhideWhenUsed="0" w:uiPriority="0" w:semiHidden="0" w:name="List Number 2"/>
+    <w:lsdException w:unhideWhenUsed="0" w:uiPriority="0" w:semiHidden="0" w:name="List Number 3"/>
+    <w:lsdException w:unhideWhenUsed="0" w:uiPriority="0" w:semiHidden="0" w:name="List Number 4"/>
+    <w:lsdException w:unhideWhenUsed="0" w:uiPriority="0" w:semiHidden="0" w:name="List Number 5"/>
+    <w:lsdException w:qFormat="1" w:unhideWhenUsed="0" w:uiPriority="0" w:semiHidden="0" w:name="Title"/>
+    <w:lsdException w:unhideWhenUsed="0" w:uiPriority="0" w:semiHidden="0" w:name="Closing"/>
+    <w:lsdException w:unhideWhenUsed="0" w:uiPriority="0" w:semiHidden="0" w:name="Signature"/>
+    <w:lsdException w:qFormat="1" w:unhideWhenUsed="0" w:uiPriority="0" w:name="Default Paragraph Font"/>
+    <w:lsdException w:qFormat="1" w:unhideWhenUsed="0" w:uiPriority="0" w:name="Body Text"/>
+    <w:lsdException w:unhideWhenUsed="0" w:uiPriority="0" w:semiHidden="0" w:name="Body Text Indent"/>
+    <w:lsdException w:unhideWhenUsed="0" w:uiPriority="0" w:semiHidden="0" w:name="List Continue"/>
+    <w:lsdException w:unhideWhenUsed="0" w:uiPriority="0" w:semiHidden="0" w:name="List Continue 2"/>
+    <w:lsdException w:unhideWhenUsed="0" w:uiPriority="0" w:semiHidden="0" w:name="List Continue 3"/>
+    <w:lsdException w:unhideWhenUsed="0" w:uiPriority="0" w:semiHidden="0" w:name="List Continue 4"/>
+    <w:lsdException w:unhideWhenUsed="0" w:uiPriority="0" w:semiHidden="0" w:name="List Continue 5"/>
+    <w:lsdException w:unhideWhenUsed="0" w:uiPriority="0" w:semiHidden="0" w:name="Message Header"/>
+    <w:lsdException w:qFormat="1" w:unhideWhenUsed="0" w:uiPriority="0" w:semiHidden="0" w:name="Subtitle"/>
+    <w:lsdException w:unhideWhenUsed="0" w:uiPriority="0" w:semiHidden="0" w:name="Salutation"/>
+    <w:lsdException w:unhideWhenUsed="0" w:uiPriority="0" w:semiHidden="0" w:name="Date"/>
+    <w:lsdException w:unhideWhenUsed="0" w:uiPriority="0" w:semiHidden="0" w:name="Body Text First Indent"/>
+    <w:lsdException w:unhideWhenUsed="0" w:uiPriority="0" w:semiHidden="0" w:name="Body Text First Indent 2"/>
+    <w:lsdException w:uiPriority="99" w:name="Note Heading"/>
+    <w:lsdException w:unhideWhenUsed="0" w:uiPriority="0" w:semiHidden="0" w:name="Body Text 2"/>
+    <w:lsdException w:unhideWhenUsed="0" w:uiPriority="0" w:semiHidden="0" w:name="Body Text 3"/>
+    <w:lsdException w:unhideWhenUsed="0" w:uiPriority="0" w:semiHidden="0" w:name="Body Text Indent 2"/>
+    <w:lsdException w:unhideWhenUsed="0" w:uiPriority="0" w:semiHidden="0" w:name="Body Text Indent 3"/>
+    <w:lsdException w:unhideWhenUsed="0" w:uiPriority="0" w:semiHidden="0" w:name="Block Text"/>
+    <w:lsdException w:unhideWhenUsed="0" w:uiPriority="0" w:semiHidden="0" w:name="Hyperlink"/>
+    <w:lsdException w:unhideWhenUsed="0" w:uiPriority="0" w:semiHidden="0" w:name="FollowedHyperlink"/>
+    <w:lsdException w:qFormat="1" w:unhideWhenUsed="0" w:uiPriority="0" w:semiHidden="0" w:name="Strong"/>
+    <w:lsdException w:qFormat="1" w:unhideWhenUsed="0" w:uiPriority="0" w:semiHidden="0" w:name="Emphasis"/>
+    <w:lsdException w:unhideWhenUsed="0" w:uiPriority="0" w:semiHidden="0" w:name="Document Map"/>
+    <w:lsdException w:unhideWhenUsed="0" w:uiPriority="0" w:semiHidden="0" w:name="Plain Text"/>
+    <w:lsdException w:unhideWhenUsed="0" w:uiPriority="0" w:semiHidden="0" w:name="E-mail Signature"/>
+    <w:lsdException w:qFormat="1" w:unhideWhenUsed="0" w:uiPriority="0" w:semiHidden="0" w:name="Normal (Web)"/>
+    <w:lsdException w:unhideWhenUsed="0" w:uiPriority="0" w:semiHidden="0" w:name="HTML Acronym"/>
+    <w:lsdException w:unhideWhenUsed="0" w:uiPriority="0" w:semiHidden="0" w:name="HTML Address"/>
+    <w:lsdException w:unhideWhenUsed="0" w:uiPriority="0" w:semiHidden="0" w:name="HTML Cite"/>
+    <w:lsdException w:unhideWhenUsed="0" w:uiPriority="0" w:semiHidden="0" w:name="HTML Code"/>
+    <w:lsdException w:unhideWhenUsed="0" w:uiPriority="0" w:semiHidden="0" w:name="HTML Definition"/>
+    <w:lsdException w:unhideWhenUsed="0" w:uiPriority="0" w:semiHidden="0" w:name="HTML Keyboard"/>
+    <w:lsdException w:unhideWhenUsed="0" w:uiPriority="0" w:semiHidden="0" w:name="HTML Preformatted"/>
+    <w:lsdException w:unhideWhenUsed="0" w:uiPriority="0" w:semiHidden="0" w:name="HTML Sample"/>
+    <w:lsdException w:unhideWhenUsed="0" w:uiPriority="0" w:semiHidden="0" w:name="HTML Typewriter"/>
+    <w:lsdException w:unhideWhenUsed="0" w:uiPriority="0" w:semiHidden="0" w:name="HTML Variable"/>
+    <w:lsdException w:qFormat="1" w:unhideWhenUsed="0" w:uiPriority="0" w:name="Normal Table"/>
+    <w:lsdException w:unhideWhenUsed="0" w:uiPriority="0" w:semiHidden="0" w:name="annotation subject"/>
+    <w:lsdException w:unhideWhenUsed="0" w:uiPriority="0" w:semiHidden="0" w:name="Table Simple 1"/>
+    <w:lsdException w:unhideWhenUsed="0" w:uiPriority="0" w:semiHidden="0" w:name="Table Simple 2"/>
+    <w:lsdException w:unhideWhenUsed="0" w:uiPriority="0" w:semiHidden="0" w:name="Table Simple 3"/>
+    <w:lsdException w:unhideWhenUsed="0" w:uiPriority="0" w:semiHidden="0" w:name="Table Classic 1"/>
+    <w:lsdException w:unhideWhenUsed="0" w:uiPriority="0" w:semiHidden="0" w:name="Table Classic 2"/>
+    <w:lsdException w:unhideWhenUsed="0" w:uiPriority="0" w:semiHidden="0" w:name="Table Classic 3"/>
+    <w:lsdException w:unhideWhenUsed="0" w:uiPriority="0" w:semiHidden="0" w:name="Table Classic 4"/>
+    <w:lsdException w:unhideWhenUsed="0" w:uiPriority="0" w:semiHidden="0" w:name="Table Colorful 1"/>
+    <w:lsdException w:unhideWhenUsed="0" w:uiPriority="0" w:semiHidden="0" w:name="Table Colorful 2"/>
+    <w:lsdException w:unhideWhenUsed="0" w:uiPriority="0" w:semiHidden="0" w:name="Table Colorful 3"/>
+    <w:lsdException w:unhideWhenUsed="0" w:uiPriority="0" w:semiHidden="0" w:name="Table Columns 1"/>
+    <w:lsdException w:unhideWhenUsed="0" w:uiPriority="0" w:semiHidden="0" w:name="Table Columns 2"/>
+    <w:lsdException w:unhideWhenUsed="0" w:uiPriority="0" w:semiHidden="0" w:name="Table Columns 3"/>
+    <w:lsdException w:unhideWhenUsed="0" w:uiPriority="0" w:semiHidden="0" w:name="Table Columns 4"/>
+    <w:lsdException w:unhideWhenUsed="0" w:uiPriority="0" w:semiHidden="0" w:name="Table Columns 5"/>
+    <w:lsdException w:unhideWhenUsed="0" w:uiPriority="0" w:semiHidden="0" w:name="Table Grid 1"/>
+    <w:lsdException w:unhideWhenUsed="0" w:uiPriority="0" w:semiHidden="0" w:name="Table Grid 2"/>
+    <w:lsdException w:unhideWhenUsed="0" w:uiPriority="0" w:semiHidden="0" w:name="Table Grid 3"/>
+    <w:lsdException w:unhideWhenUsed="0" w:uiPriority="0" w:semiHidden="0" w:name="Table Grid 4"/>
+    <w:lsdException w:unhideWhenUsed="0" w:uiPriority="0" w:semiHidden="0" w:name="Table Grid 5"/>
+    <w:lsdException w:unhideWhenUsed="0" w:uiPriority="0" w:semiHidden="0" w:name="Table Grid 6"/>
+    <w:lsdException w:unhideWhenUsed="0" w:uiPriority="0" w:semiHidden="0" w:name="Table Grid 7"/>
+    <w:lsdException w:unhideWhenUsed="0" w:uiPriority="0" w:semiHidden="0" w:name="Table Grid 8"/>
+    <w:lsdException w:unhideWhenUsed="0" w:uiPriority="0" w:semiHidden="0" w:name="Table List 1"/>
+    <w:lsdException w:unhideWhenUsed="0" w:uiPriority="0" w:semiHidden="0" w:name="Table List 2"/>
+    <w:lsdException w:unhideWhenUsed="0" w:uiPriority="0" w:semiHidden="0" w:name="Table List 3"/>
+    <w:lsdException w:unhideWhenUsed="0" w:uiPriority="0" w:semiHidden="0" w:name="Table List 4"/>
+    <w:lsdException w:unhideWhenUsed="0" w:uiPriority="0" w:semiHidden="0" w:name="Table List 5"/>
+    <w:lsdException w:unhideWhenUsed="0" w:uiPriority="0" w:semiHidden="0" w:name="Table List 6"/>
+    <w:lsdException w:unhideWhenUsed="0" w:uiPriority="0" w:semiHidden="0" w:name="Table List 7"/>
+    <w:lsdException w:unhideWhenUsed="0" w:uiPriority="0" w:semiHidden="0" w:name="Table List 8"/>
+    <w:lsdException w:unhideWhenUsed="0" w:uiPriority="0" w:semiHidden="0" w:name="Table 3D effects 1"/>
+    <w:lsdException w:unhideWhenUsed="0" w:uiPriority="0" w:semiHidden="0" w:name="Table 3D effects 2"/>
+    <w:lsdException w:unhideWhenUsed="0" w:uiPriority="0" w:semiHidden="0" w:name="Table 3D effects 3"/>
+    <w:lsdException w:unhideWhenUsed="0" w:uiPriority="0" w:semiHidden="0" w:name="Table Contemporary"/>
+    <w:lsdException w:unhideWhenUsed="0" w:uiPriority="0" w:semiHidden="0" w:name="Table Elegant"/>
+    <w:lsdException w:unhideWhenUsed="0" w:uiPriority="0" w:semiHidden="0" w:name="Table Professional"/>
+    <w:lsdException w:unhideWhenUsed="0" w:uiPriority="0" w:semiHidden="0" w:name="Table Subtle 1"/>
+    <w:lsdException w:unhideWhenUsed="0" w:uiPriority="0" w:semiHidden="0" w:name="Table Subtle 2"/>
+    <w:lsdException w:unhideWhenUsed="0" w:uiPriority="0" w:semiHidden="0" w:name="Table Web 1"/>
+    <w:lsdException w:unhideWhenUsed="0" w:uiPriority="0" w:semiHidden="0" w:name="Table Web 2"/>
+    <w:lsdException w:unhideWhenUsed="0" w:uiPriority="0" w:semiHidden="0" w:name="Table Web 3"/>
+    <w:lsdException w:unhideWhenUsed="0" w:uiPriority="0" w:semiHidden="0" w:name="Balloon Text"/>
+    <w:lsdException w:qFormat="1" w:unhideWhenUsed="0" w:uiPriority="0" w:semiHidden="0" w:name="Table Grid"/>
+    <w:lsdException w:unhideWhenUsed="0" w:uiPriority="0" w:semiHidden="0" w:name="Table Theme"/>
+    <w:lsdException w:unhideWhenUsed="0" w:uiPriority="60" w:semiHidden="0" w:name="Light Shading"/>
+    <w:lsdException w:unhideWhenUsed="0" w:uiPriority="61" w:semiHidden="0" w:name="Light List"/>
+    <w:lsdException w:unhideWhenUsed="0" w:uiPriority="62" w:semiHidden="0" w:name="Light Grid"/>
+    <w:lsdException w:unhideWhenUsed="0" w:uiPriority="63" w:semiHidden="0" w:name="Medium Shading 1"/>
+    <w:lsdException w:unhideWhenUsed="0" w:uiPriority="64" w:semiHidden="0" w:name="Medium Shading 2"/>
+    <w:lsdException w:unhideWhenUsed="0" w:uiPriority="65" w:semiHidden="0" w:name="Medium List 1"/>
+    <w:lsdException w:unhideWhenUsed="0" w:uiPriority="66" w:semiHidden="0" w:name="Medium List 2"/>
+    <w:lsdException w:unhideWhenUsed="0" w:uiPriority="67" w:semiHidden="0" w:name="Medium Grid 1"/>
+    <w:lsdException w:unhideWhenUsed="0" w:uiPriority="68" w:semiHidden="0" w:name="Medium Grid 2"/>
+    <w:lsdException w:unhideWhenUsed="0" w:uiPriority="69" w:semiHidden="0" w:name="Medium Grid 3"/>
+    <w:lsdException w:unhideWhenUsed="0" w:uiPriority="70" w:semiHidden="0" w:name="Dark List"/>
+    <w:lsdException w:unhideWhenUsed="0" w:uiPriority="71" w:semiHidden="0" w:name="Colorful Shading"/>
+    <w:lsdException w:unhideWhenUsed="0" w:uiPriority="72" w:semiHidden="0" w:name="Colorful List"/>
+    <w:lsdException w:unhideWhenUsed="0" w:uiPriority="73" w:semiHidden="0" w:name="Colorful Grid"/>
+    <w:lsdException w:unhideWhenUsed="0" w:uiPriority="60" w:semiHidden="0" w:name="Light Shading Accent 1"/>
+    <w:lsdException w:unhideWhenUsed="0" w:uiPriority="61" w:semiHidden="0" w:name="Light List Accent 1"/>
+    <w:lsdException w:unhideWhenUsed="0" w:uiPriority="62" w:semiHidden="0" w:name="Light Grid Accent 1"/>
+    <w:lsdException w:unhideWhenUsed="0" w:uiPriority="63" w:semiHidden="0" w:name="Medium Shading 1 Accent 1"/>
+    <w:lsdException w:unhideWhenUsed="0" w:uiPriority="64" w:semiHidden="0" w:name="Medium Shading 2 Accent 1"/>
+    <w:lsdException w:unhideWhenUsed="0" w:uiPriority="65" w:semiHidden="0" w:name="Medium List 1 Accent 1"/>
+    <w:lsdException w:unhideWhenUsed="0" w:uiPriority="66" w:semiHidden="0" w:name="Medium List 2 Accent 1"/>
+    <w:lsdException w:unhideWhenUsed="0" w:uiPriority="67" w:semiHidden="0" w:name="Medium Grid 1 Accent 1"/>
+    <w:lsdException w:unhideWhenUsed="0" w:uiPriority="68" w:semiHidden="0" w:name="Medium Grid 2 Accent 1"/>
+    <w:lsdException w:unhideWhenUsed="0" w:uiPriority="69" w:semiHidden="0" w:name="Medium Grid 3 Accent 1"/>
+    <w:lsdException w:unhideWhenUsed="0" w:uiPriority="70" w:semiHidden="0" w:name="Dark List Accent 1"/>
+    <w:lsdException w:unhideWhenUsed="0" w:uiPriority="71" w:semiHidden="0" w:name="Colorful Shading Accent 1"/>
+    <w:lsdException w:unhideWhenUsed="0" w:uiPriority="72" w:semiHidden="0" w:name="Colorful List Accent 1"/>
+    <w:lsdException w:unhideWhenUsed="0" w:uiPriority="73" w:semiHidden="0" w:name="Colorful Grid Accent 1"/>
+    <w:lsdException w:unhideWhenUsed="0" w:uiPriority="60" w:semiHidden="0" w:name="Light Shading Accent 2"/>
+    <w:lsdException w:unhideWhenUsed="0" w:uiPriority="61" w:semiHidden="0" w:name="Light List Accent 2"/>
+    <w:lsdException w:unhideWhenUsed="0" w:uiPriority="62" w:semiHidden="0" w:name="Light Grid Accent 2"/>
+    <w:lsdException w:unhideWhenUsed="0" w:uiPriority="63" w:semiHidden="0" w:name="Medium Shading 1 Accent 2"/>
+    <w:lsdException w:unhideWhenUsed="0" w:uiPriority="64" w:semiHidden="0" w:name="Medium Shading 2 Accent 2"/>
+    <w:lsdException w:unhideWhenUsed="0" w:uiPriority="65" w:semiHidden="0" w:name="Medium List 1 Accent 2"/>
+    <w:lsdException w:unhideWhenUsed="0" w:uiPriority="66" w:semiHidden="0" w:name="Medium List 2 Accent 2"/>
+    <w:lsdException w:unhideWhenUsed="0" w:uiPriority="67" w:semiHidden="0" w:name="Medium Grid 1 Accent 2"/>
+    <w:lsdException w:unhideWhenUsed="0" w:uiPriority="68" w:semiHidden="0" w:name="Medium Grid 2 Accent 2"/>
+    <w:lsdException w:unhideWhenUsed="0" w:uiPriority="69" w:semiHidden="0" w:name="Medium Grid 3 Accent 2"/>
+    <w:lsdException w:unhideWhenUsed="0" w:uiPriority="70" w:semiHidden="0" w:name="Dark List Accent 2"/>
+    <w:lsdException w:unhideWhenUsed="0" w:uiPriority="71" w:semiHidden="0" w:name="Colorful Shading Accent 2"/>
+    <w:lsdException w:unhideWhenUsed="0" w:uiPriority="72" w:semiHidden="0" w:name="Colorful List Accent 2"/>
+    <w:lsdException w:unhideWhenUsed="0" w:uiPriority="73" w:semiHidden="0" w:name="Colorful Grid Accent 2"/>
+    <w:lsdException w:unhideWhenUsed="0" w:uiPriority="60" w:semiHidden="0" w:name="Light Shading Accent 3"/>
+    <w:lsdException w:unhideWhenUsed="0" w:uiPriority="61" w:semiHidden="0" w:name="Light List Accent 3"/>
+    <w:lsdException w:unhideWhenUsed="0" w:uiPriority="62" w:semiHidden="0" w:name="Light Grid Accent 3"/>
+    <w:lsdException w:unhideWhenUsed="0" w:uiPriority="63" w:semiHidden="0" w:name="Medium Shading 1 Accent 3"/>
+    <w:lsdException w:unhideWhenUsed="0" w:uiPriority="64" w:semiHidden="0" w:name="Medium Shading 2 Accent 3"/>
+    <w:lsdException w:unhideWhenUsed="0" w:uiPriority="65" w:semiHidden="0" w:name="Medium List 1 Accent 3"/>
+    <w:lsdException w:unhideWhenUsed="0" w:uiPriority="66" w:semiHidden="0" w:name="Medium List 2 Accent 3"/>
+    <w:lsdException w:unhideWhenUsed="0" w:uiPriority="67" w:semiHidden="0" w:name="Medium Grid 1 Accent 3"/>
+    <w:lsdException w:unhideWhenUsed="0" w:uiPriority="68" w:semiHidden="0" w:name="Medium Grid 2 Accent 3"/>
+    <w:lsdException w:unhideWhenUsed="0" w:uiPriority="69" w:semiHidden="0" w:name="Medium Grid 3 Accent 3"/>
+    <w:lsdException w:unhideWhenUsed="0" w:uiPriority="70" w:semiHidden="0" w:name="Dark List Accent 3"/>
+    <w:lsdException w:unhideWhenUsed="0" w:uiPriority="71" w:semiHidden="0" w:name="Colorful Shading Accent 3"/>
+    <w:lsdException w:unhideWhenUsed="0" w:uiPriority="72" w:semiHidden="0" w:name="Colorful List Accent 3"/>
+    <w:lsdException w:unhideWhenUsed="0" w:uiPriority="73" w:semiHidden="0" w:name="Colorful Grid Accent 3"/>
+    <w:lsdException w:unhideWhenUsed="0" w:uiPriority="60" w:semiHidden="0" w:name="Light Shading Accent 4"/>
+    <w:lsdException w:unhideWhenUsed="0" w:uiPriority="61" w:semiHidden="0" w:name="Light List Accent 4"/>
+    <w:lsdException w:unhideWhenUsed="0" w:uiPriority="62" w:semiHidden="0" w:name="Light Grid Accent 4"/>
+    <w:lsdException w:unhideWhenUsed="0" w:uiPriority="63" w:semiHidden="0" w:name="Medium Shading 1 Accent 4"/>
+    <w:lsdException w:unhideWhenUsed="0" w:uiPriority="64" w:semiHidden="0" w:name="Medium Shading 2 Accent 4"/>
+    <w:lsdException w:unhideWhenUsed="0" w:uiPriority="65" w:semiHidden="0" w:name="Medium List 1 Accent 4"/>
+    <w:lsdException w:unhideWhenUsed="0" w:uiPriority="66" w:semiHidden="0" w:name="Medium List 2 Accent 4"/>
+    <w:lsdException w:unhideWhenUsed="0" w:uiPriority="67" w:semiHidden="0" w:name="Medium Grid 1 Accent 4"/>
+    <w:lsdException w:unhideWhenUsed="0" w:uiPriority="68" w:semiHidden="0" w:name="Medium Grid 2 Accent 4"/>
+    <w:lsdException w:unhideWhenUsed="0" w:uiPriority="69" w:semiHidden="0" w:name="Medium Grid 3 Accent 4"/>
+    <w:lsdException w:unhideWhenUsed="0" w:uiPriority="70" w:semiHidden="0" w:name="Dark List Accent 4"/>
+    <w:lsdException w:unhideWhenUsed="0" w:uiPriority="71" w:semiHidden="0" w:name="Colorful Shading Accent 4"/>
+    <w:lsdException w:unhideWhenUsed="0" w:uiPriority="72" w:semiHidden="0" w:name="Colorful List Accent 4"/>
+    <w:lsdException w:unhideWhenUsed="0" w:uiPriority="73" w:semiHidden="0" w:name="Colorful Grid Accent 4"/>
+    <w:lsdException w:unhideWhenUsed="0" w:uiPriority="60" w:semiHidden="0" w:name="Light Shading Accent 5"/>
+    <w:lsdException w:unhideWhenUsed="0" w:uiPriority="61" w:semiHidden="0" w:name="Light List Accent 5"/>
+    <w:lsdException w:unhideWhenUsed="0" w:uiPriority="62" w:semiHidden="0" w:name="Light Grid Accent 5"/>
+    <w:lsdException w:unhideWhenUsed="0" w:uiPriority="63" w:semiHidden="0" w:name="Medium Shading 1 Accent 5"/>
+    <w:lsdException w:unhideWhenUsed="0" w:uiPriority="64" w:semiHidden="0" w:name="Medium Shading 2 Accent 5"/>
+    <w:lsdException w:unhideWhenUsed="0" w:uiPriority="65" w:semiHidden="0" w:name="Medium List 1 Accent 5"/>
+    <w:lsdException w:unhideWhenUsed="0" w:uiPriority="66" w:semiHidden="0" w:name="Medium List 2 Accent 5"/>
+    <w:lsdException w:unhideWhenUsed="0" w:uiPriority="67" w:semiHidden="0" w:name="Medium Grid 1 Accent 5"/>
+    <w:lsdException w:unhideWhenUsed="0" w:uiPriority="68" w:semiHidden="0" w:name="Medium Grid 2 Accent 5"/>
+    <w:lsdException w:unhideWhenUsed="0" w:uiPriority="69" w:semiHidden="0" w:name="Medium Grid 3 Accent 5"/>
+    <w:lsdException w:unhideWhenUsed="0" w:uiPriority="70" w:semiHidden="0" w:name="Dark List Accent 5"/>
+    <w:lsdException w:unhideWhenUsed="0" w:uiPriority="71" w:semiHidden="0" w:name="Colorful Shading Accent 5"/>
+    <w:lsdException w:unhideWhenUsed="0" w:uiPriority="72" w:semiHidden="0" w:name="Colorful List Accent 5"/>
+    <w:lsdException w:unhideWhenUsed="0" w:uiPriority="73" w:semiHidden="0" w:name="Colorful Grid Accent 5"/>
+    <w:lsdException w:unhideWhenUsed="0" w:uiPriority="60" w:semiHidden="0" w:name="Light Shading Accent 6"/>
+    <w:lsdException w:unhideWhenUsed="0" w:uiPriority="61" w:semiHidden="0" w:name="Light List Accent 6"/>
+    <w:lsdException w:unhideWhenUsed="0" w:uiPriority="62" w:semiHidden="0" w:name="Light Grid Accent 6"/>
+    <w:lsdException w:unhideWhenUsed="0" w:uiPriority="63" w:semiHidden="0" w:name="Medium Shading 1 Accent 6"/>
+    <w:lsdException w:unhideWhenUsed="0" w:uiPriority="64" w:semiHidden="0" w:name="Medium Shading 2 Accent 6"/>
+    <w:lsdException w:unhideWhenUsed="0" w:uiPriority="65" w:semiHidden="0" w:name="Medium List 1 Accent 6"/>
+    <w:lsdException w:unhideWhenUsed="0" w:uiPriority="66" w:semiHidden="0" w:name="Medium List 2 Accent 6"/>
+    <w:lsdException w:unhideWhenUsed="0" w:uiPriority="67" w:semiHidden="0" w:name="Medium Grid 1 Accent 6"/>
+    <w:lsdException w:unhideWhenUsed="0" w:uiPriority="68" w:semiHidden="0" w:name="Medium Grid 2 Accent 6"/>
+    <w:lsdException w:unhideWhenUsed="0" w:uiPriority="69" w:semiHidden="0" w:name="Medium Grid 3 Accent 6"/>
+    <w:lsdException w:unhideWhenUsed="0" w:uiPriority="70" w:semiHidden="0" w:name="Dark List Accent 6"/>
+    <w:lsdException w:unhideWhenUsed="0" w:uiPriority="71" w:semiHidden="0" w:name="Colorful Shading Accent 6"/>
+    <w:lsdException w:unhideWhenUsed="0" w:uiPriority="72" w:semiHidden="0" w:name="Colorful List Accent 6"/>
+    <w:lsdException w:unhideWhenUsed="0" w:uiPriority="73" w:semiHidden="0" w:name="Colorful Grid Accent 6"/>
   </w:latentStyles>
-  <w:style w:type="paragraph" w:default="1" w:styleId="Normal">
+  <w:style w:type="paragraph" w:default="1" w:styleId="1">
     <w:name w:val="Normal"/>
     <w:qFormat/>
+    <w:uiPriority w:val="0"/>
     <w:pPr>
       <w:kinsoku w:val="0"/>
       <w:autoSpaceDE w:val="0"/>
@@ -10843,7 +10929,7 @@
       <w:textAlignment w:val="baseline"/>
     </w:pPr>
     <w:rPr>
-      <w:rFonts w:ascii="Arial" w:eastAsia="宋体" w:hAnsi="Arial" w:cs="Arial"/>
+      <w:rFonts w:ascii="Arial" w:hAnsi="Arial" w:eastAsia="宋体" w:cs="Arial"/>
       <w:snapToGrid w:val="0"/>
       <w:color w:val="000000"/>
       <w:kern w:val="0"/>
@@ -10852,11 +10938,12 @@
       <w:lang w:val="en-US" w:eastAsia="en-US" w:bidi="ar-SA"/>
     </w:rPr>
   </w:style>
-  <w:style w:type="paragraph" w:styleId="Heading1">
+  <w:style w:type="paragraph" w:styleId="2">
     <w:name w:val="heading 1"/>
-    <w:basedOn w:val="Normal"/>
-    <w:next w:val="Normal"/>
+    <w:basedOn w:val="1"/>
+    <w:next w:val="1"/>
     <w:qFormat/>
+    <w:uiPriority w:val="0"/>
     <w:pPr>
       <w:keepNext/>
       <w:keepLines/>
@@ -10874,12 +10961,13 @@
       <w:sz w:val="44"/>
     </w:rPr>
   </w:style>
-  <w:style w:type="paragraph" w:styleId="Heading2">
+  <w:style w:type="paragraph" w:styleId="3">
     <w:name w:val="heading 2"/>
-    <w:basedOn w:val="Normal"/>
-    <w:next w:val="Normal"/>
+    <w:basedOn w:val="1"/>
+    <w:next w:val="1"/>
     <w:unhideWhenUsed/>
     <w:qFormat/>
+    <w:uiPriority w:val="0"/>
     <w:pPr>
       <w:keepNext/>
       <w:keepLines/>
@@ -10892,18 +10980,19 @@
       <w:outlineLvl w:val="1"/>
     </w:pPr>
     <w:rPr>
-      <w:rFonts w:ascii="Arial" w:eastAsia="黑体" w:hAnsi="Arial"/>
+      <w:rFonts w:ascii="Arial" w:hAnsi="Arial" w:eastAsia="黑体"/>
       <w:b/>
       <w:sz w:val="32"/>
     </w:rPr>
   </w:style>
-  <w:style w:type="paragraph" w:styleId="Heading3">
+  <w:style w:type="paragraph" w:styleId="4">
     <w:name w:val="heading 3"/>
-    <w:basedOn w:val="Normal"/>
-    <w:next w:val="Normal"/>
+    <w:basedOn w:val="1"/>
+    <w:next w:val="1"/>
     <w:semiHidden/>
     <w:unhideWhenUsed/>
     <w:qFormat/>
+    <w:uiPriority w:val="0"/>
     <w:pPr>
       <w:keepNext/>
       <w:keepLines/>
@@ -10920,12 +11009,13 @@
       <w:sz w:val="32"/>
     </w:rPr>
   </w:style>
-  <w:style w:type="paragraph" w:styleId="Heading4">
+  <w:style w:type="paragraph" w:styleId="5">
     <w:name w:val="heading 4"/>
-    <w:basedOn w:val="Normal"/>
-    <w:next w:val="Normal"/>
+    <w:basedOn w:val="1"/>
+    <w:next w:val="1"/>
     <w:unhideWhenUsed/>
     <w:qFormat/>
+    <w:uiPriority w:val="0"/>
     <w:pPr>
       <w:keepNext/>
       <w:keepLines/>
@@ -10938,18 +11028,19 @@
       <w:outlineLvl w:val="3"/>
     </w:pPr>
     <w:rPr>
-      <w:rFonts w:ascii="Arial" w:eastAsia="黑体" w:hAnsi="Arial"/>
+      <w:rFonts w:ascii="Arial" w:hAnsi="Arial" w:eastAsia="黑体"/>
       <w:b/>
       <w:sz w:val="28"/>
     </w:rPr>
   </w:style>
-  <w:style w:type="paragraph" w:styleId="Heading5">
+  <w:style w:type="paragraph" w:styleId="6">
     <w:name w:val="heading 5"/>
-    <w:basedOn w:val="Normal"/>
-    <w:next w:val="Normal"/>
+    <w:basedOn w:val="1"/>
+    <w:next w:val="1"/>
     <w:semiHidden/>
     <w:unhideWhenUsed/>
     <w:qFormat/>
+    <w:uiPriority w:val="0"/>
     <w:pPr>
       <w:keepNext/>
       <w:keepLines/>
@@ -10966,13 +11057,14 @@
       <w:sz w:val="28"/>
     </w:rPr>
   </w:style>
-  <w:style w:type="paragraph" w:styleId="Heading6">
+  <w:style w:type="paragraph" w:styleId="7">
     <w:name w:val="heading 6"/>
-    <w:basedOn w:val="Normal"/>
-    <w:next w:val="Normal"/>
+    <w:basedOn w:val="1"/>
+    <w:next w:val="1"/>
     <w:semiHidden/>
     <w:unhideWhenUsed/>
     <w:qFormat/>
+    <w:uiPriority w:val="0"/>
     <w:pPr>
       <w:keepNext/>
       <w:keepLines/>
@@ -10985,18 +11077,19 @@
       <w:outlineLvl w:val="5"/>
     </w:pPr>
     <w:rPr>
-      <w:rFonts w:ascii="Arial" w:eastAsia="黑体" w:hAnsi="Arial"/>
+      <w:rFonts w:ascii="Arial" w:hAnsi="Arial" w:eastAsia="黑体"/>
       <w:b/>
       <w:sz w:val="24"/>
     </w:rPr>
   </w:style>
-  <w:style w:type="paragraph" w:styleId="Heading7">
+  <w:style w:type="paragraph" w:styleId="8">
     <w:name w:val="heading 7"/>
-    <w:basedOn w:val="Normal"/>
-    <w:next w:val="Normal"/>
+    <w:basedOn w:val="1"/>
+    <w:next w:val="1"/>
     <w:semiHidden/>
     <w:unhideWhenUsed/>
     <w:qFormat/>
+    <w:uiPriority w:val="0"/>
     <w:pPr>
       <w:keepNext/>
       <w:keepLines/>
@@ -11013,13 +11106,14 @@
       <w:sz w:val="24"/>
     </w:rPr>
   </w:style>
-  <w:style w:type="paragraph" w:styleId="Heading8">
+  <w:style w:type="paragraph" w:styleId="9">
     <w:name w:val="heading 8"/>
-    <w:basedOn w:val="Normal"/>
-    <w:next w:val="Normal"/>
+    <w:basedOn w:val="1"/>
+    <w:next w:val="1"/>
     <w:semiHidden/>
     <w:unhideWhenUsed/>
     <w:qFormat/>
+    <w:uiPriority w:val="0"/>
     <w:pPr>
       <w:keepNext/>
       <w:keepLines/>
@@ -11032,17 +11126,18 @@
       <w:outlineLvl w:val="7"/>
     </w:pPr>
     <w:rPr>
-      <w:rFonts w:ascii="Arial" w:eastAsia="黑体" w:hAnsi="Arial"/>
+      <w:rFonts w:ascii="Arial" w:hAnsi="Arial" w:eastAsia="黑体"/>
       <w:sz w:val="24"/>
     </w:rPr>
   </w:style>
-  <w:style w:type="paragraph" w:styleId="Heading9">
+  <w:style w:type="paragraph" w:styleId="10">
     <w:name w:val="heading 9"/>
-    <w:basedOn w:val="Normal"/>
-    <w:next w:val="Normal"/>
+    <w:basedOn w:val="1"/>
+    <w:next w:val="1"/>
     <w:semiHidden/>
     <w:unhideWhenUsed/>
     <w:qFormat/>
+    <w:uiPriority w:val="0"/>
     <w:pPr>
       <w:keepNext/>
       <w:keepLines/>
@@ -11055,19 +11150,21 @@
       <w:outlineLvl w:val="8"/>
     </w:pPr>
     <w:rPr>
-      <w:rFonts w:ascii="Arial" w:eastAsia="黑体" w:hAnsi="Arial"/>
+      <w:rFonts w:ascii="Arial" w:hAnsi="Arial" w:eastAsia="黑体"/>
       <w:sz w:val="21"/>
     </w:rPr>
   </w:style>
-  <w:style w:type="character" w:default="1" w:styleId="DefaultParagraphFont">
+  <w:style w:type="character" w:default="1" w:styleId="22">
     <w:name w:val="Default Paragraph Font"/>
     <w:semiHidden/>
     <w:qFormat/>
+    <w:uiPriority w:val="0"/>
   </w:style>
-  <w:style w:type="table" w:default="1" w:styleId="TableNormal">
+  <w:style w:type="table" w:default="1" w:styleId="20">
     <w:name w:val="Normal Table"/>
     <w:semiHidden/>
     <w:qFormat/>
+    <w:uiPriority w:val="0"/>
     <w:tblPr>
       <w:tblCellMar>
         <w:top w:w="0" w:type="dxa"/>
@@ -11077,39 +11174,43 @@
       </w:tblCellMar>
     </w:tblPr>
   </w:style>
-  <w:style w:type="paragraph" w:styleId="CommentText">
+  <w:style w:type="paragraph" w:styleId="11">
     <w:name w:val="annotation text"/>
-    <w:basedOn w:val="Normal"/>
+    <w:basedOn w:val="1"/>
     <w:qFormat/>
+    <w:uiPriority w:val="0"/>
     <w:pPr>
       <w:jc w:val="left"/>
     </w:pPr>
   </w:style>
-  <w:style w:type="paragraph" w:styleId="BodyText">
+  <w:style w:type="paragraph" w:styleId="12">
     <w:name w:val="Body Text"/>
-    <w:basedOn w:val="Normal"/>
+    <w:basedOn w:val="1"/>
     <w:semiHidden/>
     <w:qFormat/>
+    <w:uiPriority w:val="0"/>
     <w:rPr>
-      <w:rFonts w:ascii="Arial" w:eastAsia="Arial" w:hAnsi="Arial" w:cs="Arial"/>
+      <w:rFonts w:ascii="Arial" w:hAnsi="Arial" w:eastAsia="Arial" w:cs="Arial"/>
       <w:sz w:val="21"/>
       <w:szCs w:val="21"/>
       <w:lang w:val="en-US" w:eastAsia="en-US" w:bidi="ar-SA"/>
     </w:rPr>
   </w:style>
-  <w:style w:type="paragraph" w:styleId="TOC3">
+  <w:style w:type="paragraph" w:styleId="13">
     <w:name w:val="toc 3"/>
-    <w:basedOn w:val="Normal"/>
-    <w:next w:val="Normal"/>
+    <w:basedOn w:val="1"/>
+    <w:next w:val="1"/>
     <w:qFormat/>
+    <w:uiPriority w:val="0"/>
     <w:pPr>
       <w:ind w:left="840" w:leftChars="400"/>
     </w:pPr>
   </w:style>
-  <w:style w:type="paragraph" w:styleId="Footer">
+  <w:style w:type="paragraph" w:styleId="14">
     <w:name w:val="footer"/>
-    <w:basedOn w:val="Normal"/>
+    <w:basedOn w:val="1"/>
     <w:qFormat/>
+    <w:uiPriority w:val="0"/>
     <w:pPr>
       <w:tabs>
         <w:tab w:val="center" w:pos="4153"/>
@@ -11122,16 +11223,17 @@
       <w:sz w:val="18"/>
     </w:rPr>
   </w:style>
-  <w:style w:type="paragraph" w:styleId="Header">
+  <w:style w:type="paragraph" w:styleId="15">
     <w:name w:val="header"/>
-    <w:basedOn w:val="Normal"/>
+    <w:basedOn w:val="1"/>
     <w:qFormat/>
+    <w:uiPriority w:val="0"/>
     <w:pPr>
       <w:pBdr>
-        <w:top w:val="nil"/>
-        <w:left w:val="nil"/>
-        <w:bottom w:val="nil"/>
-        <w:right w:val="nil"/>
+        <w:top w:val="none" w:color="auto" w:sz="0" w:space="0"/>
+        <w:left w:val="none" w:color="auto" w:sz="0" w:space="0"/>
+        <w:bottom w:val="none" w:color="auto" w:sz="0" w:space="0"/>
+        <w:right w:val="none" w:color="auto" w:sz="0" w:space="0"/>
       </w:pBdr>
       <w:tabs>
         <w:tab w:val="center" w:pos="4153"/>
@@ -11146,37 +11248,41 @@
       <w:sz w:val="18"/>
     </w:rPr>
   </w:style>
-  <w:style w:type="paragraph" w:styleId="TOC1">
+  <w:style w:type="paragraph" w:styleId="16">
     <w:name w:val="toc 1"/>
-    <w:basedOn w:val="Normal"/>
-    <w:next w:val="Normal"/>
+    <w:basedOn w:val="1"/>
+    <w:next w:val="1"/>
     <w:qFormat/>
+    <w:uiPriority w:val="0"/>
     <w:rPr>
-      <w:rFonts w:ascii="Arial" w:eastAsia="Microsoft JhengHei" w:hAnsi="Arial"/>
+      <w:rFonts w:ascii="Arial" w:hAnsi="Arial" w:eastAsia="Microsoft JhengHei"/>
       <w:sz w:val="24"/>
     </w:rPr>
   </w:style>
-  <w:style w:type="paragraph" w:styleId="TOC2">
+  <w:style w:type="paragraph" w:styleId="17">
     <w:name w:val="toc 2"/>
-    <w:basedOn w:val="Normal"/>
-    <w:next w:val="Normal"/>
+    <w:basedOn w:val="1"/>
+    <w:next w:val="1"/>
     <w:qFormat/>
+    <w:uiPriority w:val="0"/>
     <w:pPr>
       <w:ind w:left="420" w:leftChars="200"/>
     </w:pPr>
   </w:style>
-  <w:style w:type="paragraph" w:styleId="NormalWeb">
+  <w:style w:type="paragraph" w:styleId="18">
     <w:name w:val="Normal (Web)"/>
-    <w:basedOn w:val="Normal"/>
+    <w:basedOn w:val="1"/>
     <w:qFormat/>
+    <w:uiPriority w:val="0"/>
     <w:rPr>
       <w:sz w:val="24"/>
     </w:rPr>
   </w:style>
-  <w:style w:type="paragraph" w:styleId="Title">
+  <w:style w:type="paragraph" w:styleId="19">
     <w:name w:val="Title"/>
-    <w:basedOn w:val="Normal"/>
+    <w:basedOn w:val="1"/>
     <w:qFormat/>
+    <w:uiPriority w:val="0"/>
     <w:pPr>
       <w:spacing w:before="240" w:beforeLines="0" w:beforeAutospacing="0" w:after="60" w:afterLines="0" w:afterAutospacing="0"/>
       <w:jc w:val="center"/>
@@ -11188,38 +11294,41 @@
       <w:sz w:val="32"/>
     </w:rPr>
   </w:style>
-  <w:style w:type="table" w:styleId="TableGrid">
+  <w:style w:type="table" w:styleId="21">
     <w:name w:val="Table Grid"/>
-    <w:basedOn w:val="TableNormal"/>
+    <w:basedOn w:val="20"/>
     <w:qFormat/>
+    <w:uiPriority w:val="0"/>
     <w:pPr>
       <w:widowControl w:val="0"/>
       <w:jc w:val="both"/>
     </w:pPr>
     <w:tblPr>
       <w:tblBorders>
-        <w:top w:val="single" w:sz="4" w:space="0" w:color="auto"/>
-        <w:left w:val="single" w:sz="4" w:space="0" w:color="auto"/>
-        <w:bottom w:val="single" w:sz="4" w:space="0" w:color="auto"/>
-        <w:right w:val="single" w:sz="4" w:space="0" w:color="auto"/>
-        <w:insideH w:val="single" w:sz="4" w:space="0" w:color="auto"/>
-        <w:insideV w:val="single" w:sz="4" w:space="0" w:color="auto"/>
+        <w:top w:val="single" w:color="auto" w:sz="4" w:space="0"/>
+        <w:left w:val="single" w:color="auto" w:sz="4" w:space="0"/>
+        <w:bottom w:val="single" w:color="auto" w:sz="4" w:space="0"/>
+        <w:right w:val="single" w:color="auto" w:sz="4" w:space="0"/>
+        <w:insideH w:val="single" w:color="auto" w:sz="4" w:space="0"/>
+        <w:insideV w:val="single" w:color="auto" w:sz="4" w:space="0"/>
       </w:tblBorders>
     </w:tblPr>
   </w:style>
-  <w:style w:type="character" w:styleId="Strong">
+  <w:style w:type="character" w:styleId="23">
     <w:name w:val="Strong"/>
-    <w:basedOn w:val="DefaultParagraphFont"/>
+    <w:basedOn w:val="22"/>
     <w:qFormat/>
+    <w:uiPriority w:val="0"/>
     <w:rPr>
       <w:b/>
     </w:rPr>
   </w:style>
-  <w:style w:type="table" w:customStyle="1" w:styleId="TableNormal0">
+  <w:style w:type="table" w:customStyle="1" w:styleId="24">
     <w:name w:val="Table Normal_0"/>
     <w:semiHidden/>
     <w:unhideWhenUsed/>
     <w:qFormat/>
+    <w:uiPriority w:val="0"/>
     <w:tblPr>
       <w:tblCellMar>
         <w:top w:w="0" w:type="dxa"/>
@@ -11229,81 +11338,87 @@
       </w:tblCellMar>
     </w:tblPr>
   </w:style>
-  <w:style w:type="paragraph" w:customStyle="1" w:styleId="TableText">
+  <w:style w:type="paragraph" w:customStyle="1" w:styleId="25">
     <w:name w:val="Table Text"/>
-    <w:basedOn w:val="Normal"/>
+    <w:basedOn w:val="1"/>
     <w:semiHidden/>
     <w:qFormat/>
+    <w:uiPriority w:val="0"/>
     <w:rPr>
-      <w:rFonts w:ascii="宋体" w:eastAsia="宋体" w:hAnsi="宋体" w:cs="宋体"/>
+      <w:rFonts w:ascii="宋体" w:hAnsi="宋体" w:eastAsia="宋体" w:cs="宋体"/>
       <w:sz w:val="21"/>
       <w:szCs w:val="21"/>
       <w:lang w:val="en-US" w:eastAsia="en-US" w:bidi="ar-SA"/>
     </w:rPr>
   </w:style>
-  <w:style w:type="paragraph" w:customStyle="1" w:styleId="1">
+  <w:style w:type="paragraph" w:customStyle="1" w:styleId="26">
     <w:name w:val="柴_标题1"/>
-    <w:basedOn w:val="Heading1"/>
-    <w:next w:val="a"/>
-    <w:link w:val="1Char"/>
+    <w:basedOn w:val="2"/>
+    <w:next w:val="27"/>
+    <w:link w:val="38"/>
     <w:qFormat/>
+    <w:uiPriority w:val="0"/>
     <w:pPr>
       <w:spacing w:before="100" w:after="90" w:line="360" w:lineRule="auto"/>
     </w:pPr>
     <w:rPr>
-      <w:rFonts w:ascii="Arial" w:eastAsia="宋体" w:hAnsi="Arial"/>
+      <w:rFonts w:ascii="Arial" w:hAnsi="Arial" w:eastAsia="宋体"/>
       <w:sz w:val="32"/>
     </w:rPr>
   </w:style>
-  <w:style w:type="paragraph" w:customStyle="1" w:styleId="a">
+  <w:style w:type="paragraph" w:customStyle="1" w:styleId="27">
     <w:name w:val="柴_正文"/>
-    <w:basedOn w:val="BodyText"/>
-    <w:link w:val="Char"/>
+    <w:basedOn w:val="12"/>
+    <w:link w:val="42"/>
     <w:qFormat/>
+    <w:uiPriority w:val="0"/>
     <w:pPr>
       <w:spacing w:line="360" w:lineRule="auto"/>
       <w:ind w:firstLine="470" w:firstLineChars="200"/>
     </w:pPr>
     <w:rPr>
-      <w:rFonts w:ascii="Arial" w:eastAsia="宋体" w:hAnsi="Arial"/>
+      <w:rFonts w:ascii="Arial" w:hAnsi="Arial" w:eastAsia="宋体"/>
       <w:sz w:val="24"/>
       <w:lang w:eastAsia="zh-CN"/>
     </w:rPr>
   </w:style>
-  <w:style w:type="paragraph" w:customStyle="1" w:styleId="2">
+  <w:style w:type="paragraph" w:customStyle="1" w:styleId="28">
     <w:name w:val="柴_标题2"/>
-    <w:basedOn w:val="Heading2"/>
-    <w:next w:val="a"/>
+    <w:basedOn w:val="3"/>
+    <w:next w:val="27"/>
     <w:qFormat/>
+    <w:uiPriority w:val="0"/>
     <w:pPr>
       <w:spacing w:line="360" w:lineRule="auto"/>
     </w:pPr>
     <w:rPr>
-      <w:rFonts w:ascii="Arial" w:eastAsia="宋体" w:hAnsi="Arial"/>
+      <w:rFonts w:ascii="Arial" w:hAnsi="Arial" w:eastAsia="宋体"/>
       <w:sz w:val="28"/>
     </w:rPr>
   </w:style>
-  <w:style w:type="paragraph" w:customStyle="1" w:styleId="3">
+  <w:style w:type="paragraph" w:customStyle="1" w:styleId="29">
     <w:name w:val="柴_标题3"/>
-    <w:basedOn w:val="Heading3"/>
-    <w:next w:val="a"/>
+    <w:basedOn w:val="4"/>
+    <w:next w:val="27"/>
     <w:qFormat/>
+    <w:uiPriority w:val="0"/>
     <w:pPr>
       <w:spacing w:line="360" w:lineRule="auto"/>
       <w:ind w:left="0" w:firstLine="472" w:firstLineChars="200"/>
     </w:pPr>
     <w:rPr>
-      <w:rFonts w:ascii="宋体" w:eastAsia="宋体" w:hAnsi="宋体" w:cs="宋体"/>
+      <w:rFonts w:ascii="宋体" w:hAnsi="宋体" w:eastAsia="宋体" w:cs="宋体"/>
       <w:spacing w:val="-2"/>
       <w:sz w:val="24"/>
       <w:szCs w:val="24"/>
     </w:rPr>
   </w:style>
-  <w:style w:type="paragraph" w:customStyle="1" w:styleId="a0">
+  <w:style w:type="paragraph" w:customStyle="1" w:styleId="30">
     <w:name w:val="柴_目录"/>
-    <w:basedOn w:val="Normal"/>
-    <w:next w:val="BodyText"/>
+    <w:basedOn w:val="1"/>
+    <w:next w:val="12"/>
     <w:qFormat/>
+    <w:uiPriority w:val="0"/>
     <w:pPr>
       <w:tabs>
         <w:tab w:val="right" w:leader="dot" w:pos="8442"/>
@@ -11311,89 +11426,96 @@
       <w:ind w:left="0" w:leftChars="0"/>
     </w:pPr>
     <w:rPr>
-      <w:rFonts w:ascii="Arial" w:eastAsia="Microsoft JhengHei" w:hAnsi="Arial"/>
+      <w:rFonts w:ascii="Arial" w:hAnsi="Arial" w:eastAsia="Microsoft JhengHei"/>
       <w:sz w:val="24"/>
     </w:rPr>
   </w:style>
-  <w:style w:type="paragraph" w:customStyle="1" w:styleId="a1">
+  <w:style w:type="paragraph" w:customStyle="1" w:styleId="31">
     <w:name w:val="柴_公司名"/>
-    <w:basedOn w:val="Title"/>
+    <w:basedOn w:val="19"/>
     <w:qFormat/>
+    <w:uiPriority w:val="0"/>
     <w:pPr>
       <w:spacing w:after="600" w:afterLines="600"/>
     </w:pPr>
     <w:rPr>
-      <w:rFonts w:ascii="宋体" w:eastAsia="宋体" w:hAnsi="宋体" w:cs="宋体" w:hint="eastAsia"/>
+      <w:rFonts w:hint="eastAsia" w:ascii="宋体" w:hAnsi="宋体" w:eastAsia="宋体" w:cs="宋体"/>
       <w:bCs/>
       <w:spacing w:val="-6"/>
       <w:sz w:val="52"/>
       <w:szCs w:val="52"/>
     </w:rPr>
   </w:style>
-  <w:style w:type="paragraph" w:customStyle="1" w:styleId="a2">
+  <w:style w:type="paragraph" w:customStyle="1" w:styleId="32">
     <w:name w:val="柴_文档名"/>
-    <w:basedOn w:val="Title"/>
+    <w:basedOn w:val="19"/>
     <w:qFormat/>
+    <w:uiPriority w:val="0"/>
     <w:pPr>
       <w:spacing w:after="900" w:afterLines="900"/>
     </w:pPr>
     <w:rPr>
-      <w:rFonts w:ascii="黑体" w:eastAsia="黑体" w:hAnsi="黑体" w:cs="黑体"/>
+      <w:rFonts w:ascii="黑体" w:hAnsi="黑体" w:eastAsia="黑体" w:cs="黑体"/>
       <w:bCs/>
       <w:spacing w:val="-7"/>
       <w:sz w:val="52"/>
       <w:szCs w:val="52"/>
     </w:rPr>
   </w:style>
-  <w:style w:type="paragraph" w:customStyle="1" w:styleId="WPSOffice1">
+  <w:style w:type="paragraph" w:customStyle="1" w:styleId="33">
     <w:name w:val="WPSOffice手动目录 1"/>
     <w:qFormat/>
+    <w:uiPriority w:val="0"/>
     <w:pPr>
       <w:ind w:leftChars="0"/>
     </w:pPr>
     <w:rPr>
-      <w:rFonts w:ascii="Times New Roman" w:eastAsia="宋体" w:hAnsi="Times New Roman" w:cs="Times New Roman"/>
+      <w:rFonts w:ascii="Times New Roman" w:hAnsi="Times New Roman" w:eastAsia="宋体" w:cs="Times New Roman"/>
       <w:sz w:val="20"/>
       <w:szCs w:val="20"/>
     </w:rPr>
   </w:style>
-  <w:style w:type="paragraph" w:customStyle="1" w:styleId="WPSOffice2">
+  <w:style w:type="paragraph" w:customStyle="1" w:styleId="34">
     <w:name w:val="WPSOffice手动目录 2"/>
     <w:qFormat/>
+    <w:uiPriority w:val="0"/>
     <w:pPr>
       <w:ind w:leftChars="200"/>
     </w:pPr>
     <w:rPr>
-      <w:rFonts w:ascii="Times New Roman" w:eastAsia="宋体" w:hAnsi="Times New Roman" w:cs="Times New Roman"/>
+      <w:rFonts w:ascii="Times New Roman" w:hAnsi="Times New Roman" w:eastAsia="宋体" w:cs="Times New Roman"/>
       <w:sz w:val="20"/>
       <w:szCs w:val="20"/>
     </w:rPr>
   </w:style>
-  <w:style w:type="paragraph" w:customStyle="1" w:styleId="WPSOffice3">
+  <w:style w:type="paragraph" w:customStyle="1" w:styleId="35">
     <w:name w:val="WPSOffice手动目录 3"/>
     <w:qFormat/>
+    <w:uiPriority w:val="0"/>
     <w:pPr>
       <w:ind w:leftChars="400"/>
     </w:pPr>
     <w:rPr>
-      <w:rFonts w:ascii="Times New Roman" w:eastAsia="宋体" w:hAnsi="Times New Roman" w:cs="Times New Roman"/>
+      <w:rFonts w:ascii="Times New Roman" w:hAnsi="Times New Roman" w:eastAsia="宋体" w:cs="Times New Roman"/>
       <w:sz w:val="20"/>
       <w:szCs w:val="20"/>
     </w:rPr>
   </w:style>
-  <w:style w:type="paragraph" w:customStyle="1" w:styleId="Compact">
+  <w:style w:type="paragraph" w:customStyle="1" w:styleId="36">
     <w:name w:val="Compact"/>
-    <w:basedOn w:val="BodyText"/>
+    <w:basedOn w:val="12"/>
     <w:qFormat/>
+    <w:uiPriority w:val="0"/>
     <w:pPr>
       <w:spacing w:before="36" w:after="36"/>
     </w:pPr>
   </w:style>
-  <w:style w:type="table" w:customStyle="1" w:styleId="Table">
+  <w:style w:type="table" w:customStyle="1" w:styleId="37">
     <w:name w:val="Table"/>
     <w:semiHidden/>
     <w:unhideWhenUsed/>
     <w:qFormat/>
+    <w:uiPriority w:val="0"/>
     <w:tblPr>
       <w:tblCellMar>
         <w:top w:w="0" w:type="dxa"/>
@@ -11405,26 +11527,28 @@
     <w:tblStylePr w:type="firstRow">
       <w:tcPr>
         <w:tcBorders>
-          <w:bottom w:val="single" w:sz="0" w:space="0" w:color="auto"/>
+          <w:bottom w:val="single" w:color="auto" w:sz="0" w:space="0"/>
         </w:tcBorders>
         <w:vAlign w:val="bottom"/>
       </w:tcPr>
     </w:tblStylePr>
   </w:style>
-  <w:style w:type="character" w:customStyle="1" w:styleId="1Char">
+  <w:style w:type="character" w:customStyle="1" w:styleId="38">
     <w:name w:val="柴_标题1 Char"/>
-    <w:link w:val="1"/>
+    <w:link w:val="26"/>
     <w:qFormat/>
+    <w:uiPriority w:val="0"/>
     <w:rPr>
-      <w:rFonts w:ascii="Arial" w:eastAsia="宋体" w:hAnsi="Arial"/>
+      <w:rFonts w:ascii="Arial" w:hAnsi="Arial" w:eastAsia="宋体"/>
       <w:sz w:val="32"/>
     </w:rPr>
   </w:style>
-  <w:style w:type="table" w:customStyle="1" w:styleId="TableNormal1">
+  <w:style w:type="table" w:customStyle="1" w:styleId="39">
     <w:name w:val="Table Normal_1"/>
     <w:semiHidden/>
     <w:unhideWhenUsed/>
     <w:qFormat/>
+    <w:uiPriority w:val="0"/>
     <w:tblPr>
       <w:tblCellMar>
         <w:top w:w="0" w:type="dxa"/>
@@ -11434,10 +11558,11 @@
       </w:tblCellMar>
     </w:tblPr>
   </w:style>
-  <w:style w:type="paragraph" w:customStyle="1" w:styleId="a3">
+  <w:style w:type="paragraph" w:customStyle="1" w:styleId="40">
     <w:name w:val="柴_正文_无缩进"/>
-    <w:basedOn w:val="Normal"/>
+    <w:basedOn w:val="1"/>
     <w:qFormat/>
+    <w:uiPriority w:val="0"/>
     <w:pPr>
       <w:ind w:firstLine="0" w:firstLineChars="0"/>
     </w:pPr>
@@ -11447,29 +11572,31 @@
       <w:lang w:eastAsia="zh-CN"/>
     </w:rPr>
   </w:style>
-  <w:style w:type="paragraph" w:customStyle="1" w:styleId="4">
+  <w:style w:type="paragraph" w:customStyle="1" w:styleId="41">
     <w:name w:val="柴_标题4"/>
-    <w:basedOn w:val="Heading4"/>
-    <w:next w:val="Normal"/>
+    <w:basedOn w:val="5"/>
+    <w:next w:val="1"/>
     <w:qFormat/>
+    <w:uiPriority w:val="0"/>
     <w:pPr>
       <w:widowControl w:val="0"/>
       <w:spacing w:before="160" w:line="360" w:lineRule="auto"/>
-      <w:ind w:left="981" w:hanging="862" w:leftChars="300"/>
+      <w:ind w:left="981" w:leftChars="300" w:hanging="862"/>
     </w:pPr>
     <w:rPr>
-      <w:rFonts w:ascii="Calibri" w:eastAsia="宋体" w:hAnsi="Calibri" w:cs="宋体" w:hint="eastAsia"/>
+      <w:rFonts w:hint="eastAsia" w:ascii="Calibri" w:hAnsi="Calibri" w:eastAsia="宋体" w:cs="宋体"/>
       <w:sz w:val="24"/>
       <w:szCs w:val="24"/>
       <w:lang w:eastAsia="zh-CN" w:bidi="zh-CN"/>
     </w:rPr>
   </w:style>
-  <w:style w:type="character" w:customStyle="1" w:styleId="Char">
+  <w:style w:type="character" w:customStyle="1" w:styleId="42">
     <w:name w:val="柴_正文 Char"/>
-    <w:link w:val="a"/>
+    <w:link w:val="27"/>
     <w:qFormat/>
+    <w:uiPriority w:val="0"/>
     <w:rPr>
-      <w:rFonts w:ascii="Arial" w:eastAsia="宋体" w:hAnsi="Arial"/>
+      <w:rFonts w:ascii="Arial" w:hAnsi="Arial" w:eastAsia="宋体"/>
       <w:sz w:val="24"/>
       <w:lang w:eastAsia="zh-CN"/>
     </w:rPr>
